--- a/DAY_24 Feature Scaling - Standardization/Standardinzation Notes.docx
+++ b/DAY_24 Feature Scaling - Standardization/Standardinzation Notes.docx
@@ -15,7 +15,21 @@
           <w:rFonts w:ascii="Patrick Hand" w:hAnsi="Patrick Hand"/>
           <w:lang w:val="en-US"/>
         </w:rPr>
-        <w:t>Feature Scaling wo do at the last in feature engineering and it is easiest method in feature engineering.</w:t>
+        <w:t>Feature Scaling w</w:t>
+      </w:r>
+      <w:r>
+        <w:rPr>
+          <w:rFonts w:ascii="Patrick Hand" w:hAnsi="Patrick Hand"/>
+          <w:lang w:val="en-US"/>
+        </w:rPr>
+        <w:t>e</w:t>
+      </w:r>
+      <w:r>
+        <w:rPr>
+          <w:rFonts w:ascii="Patrick Hand" w:hAnsi="Patrick Hand"/>
+          <w:lang w:val="en-US"/>
+        </w:rPr>
+        <w:t xml:space="preserve"> do at the last in feature engineering and it is easiest method in feature engineering.</w:t>
       </w:r>
     </w:p>
     <w:p>
@@ -30,7 +44,21 @@
           <w:rFonts w:ascii="Patrick Hand" w:hAnsi="Patrick Hand"/>
           <w:lang w:val="en-US"/>
         </w:rPr>
-        <w:t>Feature scaling isa technique to standardize the independent features present in the data in a fix range.</w:t>
+        <w:t>Feature scaling is</w:t>
+      </w:r>
+      <w:r>
+        <w:rPr>
+          <w:rFonts w:ascii="Patrick Hand" w:hAnsi="Patrick Hand"/>
+          <w:lang w:val="en-US"/>
+        </w:rPr>
+        <w:t xml:space="preserve"> </w:t>
+      </w:r>
+      <w:r>
+        <w:rPr>
+          <w:rFonts w:ascii="Patrick Hand" w:hAnsi="Patrick Hand"/>
+          <w:lang w:val="en-US"/>
+        </w:rPr>
+        <w:t>a technique to standardize the independent features present in the data in a fix range.</w:t>
       </w:r>
     </w:p>
     <w:p>
@@ -667,14 +695,60 @@
           <w:rFonts w:ascii="Patrick Hand" w:hAnsi="Patrick Hand"/>
           <w:lang w:val="en-US"/>
         </w:rPr>
-        <w:t xml:space="preserve">Now as you can see In above example that </w:t>
-      </w:r>
-      <w:r>
-        <w:rPr>
-          <w:rFonts w:ascii="Patrick Hand" w:hAnsi="Patrick Hand"/>
-          <w:lang w:val="en-US"/>
-        </w:rPr>
-        <w:t xml:space="preserve"> IQ </w:t>
+        <w:t xml:space="preserve">Now as you can see </w:t>
+      </w:r>
+      <w:proofErr w:type="gramStart"/>
+      <w:r>
+        <w:rPr>
+          <w:rFonts w:ascii="Patrick Hand" w:hAnsi="Patrick Hand"/>
+          <w:lang w:val="en-US"/>
+        </w:rPr>
+        <w:t>In</w:t>
+      </w:r>
+      <w:proofErr w:type="gramEnd"/>
+      <w:r>
+        <w:rPr>
+          <w:rFonts w:ascii="Patrick Hand" w:hAnsi="Patrick Hand"/>
+          <w:lang w:val="en-US"/>
+        </w:rPr>
+        <w:t xml:space="preserve"> </w:t>
+      </w:r>
+      <w:r>
+        <w:rPr>
+          <w:rFonts w:ascii="Patrick Hand" w:hAnsi="Patrick Hand"/>
+          <w:lang w:val="en-US"/>
+        </w:rPr>
+        <w:t xml:space="preserve">the </w:t>
+      </w:r>
+      <w:r>
+        <w:rPr>
+          <w:rFonts w:ascii="Patrick Hand" w:hAnsi="Patrick Hand"/>
+          <w:lang w:val="en-US"/>
+        </w:rPr>
+        <w:t xml:space="preserve">above example </w:t>
+      </w:r>
+      <w:proofErr w:type="gramStart"/>
+      <w:r>
+        <w:rPr>
+          <w:rFonts w:ascii="Patrick Hand" w:hAnsi="Patrick Hand"/>
+          <w:lang w:val="en-US"/>
+        </w:rPr>
+        <w:t xml:space="preserve">that </w:t>
+      </w:r>
+      <w:r>
+        <w:rPr>
+          <w:rFonts w:ascii="Patrick Hand" w:hAnsi="Patrick Hand"/>
+          <w:lang w:val="en-US"/>
+        </w:rPr>
+        <w:t xml:space="preserve"> IQ</w:t>
+      </w:r>
+      <w:proofErr w:type="gramEnd"/>
+      <w:r>
+        <w:rPr>
+          <w:rFonts w:ascii="Patrick Hand" w:hAnsi="Patrick Hand"/>
+          <w:lang w:val="en-US"/>
+        </w:rPr>
+        <w:t xml:space="preserve"> </w:t>
       </w:r>
       <w:r>
         <w:rPr>
@@ -751,7 +825,7 @@
           <w:rFonts w:ascii="Patrick Hand" w:hAnsi="Patrick Hand"/>
           <w:lang w:val="en-US"/>
         </w:rPr>
-        <w:t>columns comes under the similar range</w:t>
+        <w:t>columns come under the similar range</w:t>
       </w:r>
       <w:r>
         <w:rPr>
@@ -772,7 +846,21 @@
           <w:rFonts w:ascii="Patrick Hand" w:hAnsi="Patrick Hand"/>
           <w:lang w:val="en-US"/>
         </w:rPr>
-        <w:t xml:space="preserve"> Feature scaring is extremely important in certain ML algorithm.</w:t>
+        <w:t xml:space="preserve"> Feature sca</w:t>
+      </w:r>
+      <w:r>
+        <w:rPr>
+          <w:rFonts w:ascii="Patrick Hand" w:hAnsi="Patrick Hand"/>
+          <w:lang w:val="en-US"/>
+        </w:rPr>
+        <w:t>l</w:t>
+      </w:r>
+      <w:r>
+        <w:rPr>
+          <w:rFonts w:ascii="Patrick Hand" w:hAnsi="Patrick Hand"/>
+          <w:lang w:val="en-US"/>
+        </w:rPr>
+        <w:t>ing is extremely important in certain ML algorithm.</w:t>
       </w:r>
     </w:p>
     <w:p>
@@ -816,6 +904,7 @@
       <w:r>
         <w:rPr>
           <w:rFonts w:ascii="Patrick Hand" w:hAnsi="Patrick Hand"/>
+          <w:noProof/>
           <w:lang w:val="en-US"/>
         </w:rPr>
         <w:drawing>
@@ -1869,7 +1958,30 @@
           <w:rFonts w:ascii="Patrick Hand" w:hAnsi="Patrick Hand"/>
           <w:lang w:val="en-US"/>
         </w:rPr>
-        <w:t>50 that’s Why scaling  so important.</w:t>
+        <w:t>so</w:t>
+      </w:r>
+      <w:r>
+        <w:rPr>
+          <w:rFonts w:ascii="Patrick Hand" w:hAnsi="Patrick Hand"/>
+          <w:lang w:val="en-US"/>
+        </w:rPr>
+        <w:t xml:space="preserve"> that’s Why </w:t>
+      </w:r>
+      <w:proofErr w:type="gramStart"/>
+      <w:r>
+        <w:rPr>
+          <w:rFonts w:ascii="Patrick Hand" w:hAnsi="Patrick Hand"/>
+          <w:lang w:val="en-US"/>
+        </w:rPr>
+        <w:t>scaling  so</w:t>
+      </w:r>
+      <w:proofErr w:type="gramEnd"/>
+      <w:r>
+        <w:rPr>
+          <w:rFonts w:ascii="Patrick Hand" w:hAnsi="Patrick Hand"/>
+          <w:lang w:val="en-US"/>
+        </w:rPr>
+        <w:t xml:space="preserve"> important.</w:t>
       </w:r>
     </w:p>
     <w:p>
@@ -2239,12 +2351,21 @@
           </mc:Fallback>
         </mc:AlternateContent>
       </w:r>
-      <w:r>
-        <w:rPr>
-          <w:rFonts w:ascii="Patrick Hand" w:hAnsi="Patrick Hand"/>
-          <w:lang w:val="en-US"/>
-        </w:rPr>
-        <w:t>Basically there are 2 types of feature scaling.</w:t>
+      <w:proofErr w:type="gramStart"/>
+      <w:r>
+        <w:rPr>
+          <w:rFonts w:ascii="Patrick Hand" w:hAnsi="Patrick Hand"/>
+          <w:lang w:val="en-US"/>
+        </w:rPr>
+        <w:t>Basically</w:t>
+      </w:r>
+      <w:proofErr w:type="gramEnd"/>
+      <w:r>
+        <w:rPr>
+          <w:rFonts w:ascii="Patrick Hand" w:hAnsi="Patrick Hand"/>
+          <w:lang w:val="en-US"/>
+        </w:rPr>
+        <w:t xml:space="preserve"> there are 2 types of feature scaling.</w:t>
       </w:r>
     </w:p>
     <w:p>
@@ -2377,7 +2498,7 @@
           <w:rFonts w:ascii="Patrick Hand" w:hAnsi="Patrick Hand"/>
           <w:lang w:val="en-US"/>
         </w:rPr>
-        <w:t>It is also  known as z-score normalization.</w:t>
+        <w:t>It is also known as z-score normalization.</w:t>
       </w:r>
     </w:p>
     <w:p>
@@ -2443,35 +2564,42 @@
           <w:lang w:val="en-US"/>
         </w:rPr>
       </w:pPr>
-      <w:proofErr w:type="spellStart"/>
-      <w:r>
-        <w:rPr>
-          <w:rFonts w:ascii="Patrick Hand" w:hAnsi="Patrick Hand"/>
-          <w:lang w:val="en-US"/>
-        </w:rPr>
-        <w:t>Lets</w:t>
-      </w:r>
-      <w:proofErr w:type="spellEnd"/>
-      <w:r>
-        <w:rPr>
-          <w:rFonts w:ascii="Patrick Hand" w:hAnsi="Patrick Hand"/>
-          <w:lang w:val="en-US"/>
-        </w:rPr>
-        <w:t xml:space="preserve"> understand  this </w:t>
-      </w:r>
-      <w:r>
-        <w:rPr>
-          <w:rFonts w:ascii="Patrick Hand" w:hAnsi="Patrick Hand"/>
-          <w:lang w:val="en-US"/>
-        </w:rPr>
-        <w:t>with</w:t>
-      </w:r>
-      <w:r>
-        <w:rPr>
-          <w:rFonts w:ascii="Patrick Hand" w:hAnsi="Patrick Hand"/>
-          <w:lang w:val="en-US"/>
-        </w:rPr>
-        <w:t xml:space="preserve"> am example suppose we have following data.</w:t>
+      <w:r>
+        <w:rPr>
+          <w:rFonts w:ascii="Patrick Hand" w:hAnsi="Patrick Hand"/>
+          <w:lang w:val="en-US"/>
+        </w:rPr>
+        <w:t>Let</w:t>
+      </w:r>
+      <w:r>
+        <w:rPr>
+          <w:rFonts w:ascii="Patrick Hand" w:hAnsi="Patrick Hand"/>
+          <w:lang w:val="en-US"/>
+        </w:rPr>
+        <w:t>’</w:t>
+      </w:r>
+      <w:r>
+        <w:rPr>
+          <w:rFonts w:ascii="Patrick Hand" w:hAnsi="Patrick Hand"/>
+          <w:lang w:val="en-US"/>
+        </w:rPr>
+        <w:t xml:space="preserve">s </w:t>
+      </w:r>
+      <w:proofErr w:type="gramStart"/>
+      <w:r>
+        <w:rPr>
+          <w:rFonts w:ascii="Patrick Hand" w:hAnsi="Patrick Hand"/>
+          <w:lang w:val="en-US"/>
+        </w:rPr>
+        <w:t>understand  this</w:t>
+      </w:r>
+      <w:proofErr w:type="gramEnd"/>
+      <w:r>
+        <w:rPr>
+          <w:rFonts w:ascii="Patrick Hand" w:hAnsi="Patrick Hand"/>
+          <w:lang w:val="en-US"/>
+        </w:rPr>
+        <w:t xml:space="preserve"> with am example suppose we have following data.</w:t>
       </w:r>
     </w:p>
     <w:p>
@@ -3404,7 +3532,21 @@
           <w:rFonts w:ascii="Patrick Hand" w:hAnsi="Patrick Hand"/>
           <w:lang w:val="en-US"/>
         </w:rPr>
-        <w:t>What it will do is it converts all the data in to a similar range. Ant when we calculate mean of entire Column then it would be 0.</w:t>
+        <w:t>What it will do is it converts all the data in to a similar range. An</w:t>
+      </w:r>
+      <w:r>
+        <w:rPr>
+          <w:rFonts w:ascii="Patrick Hand" w:hAnsi="Patrick Hand"/>
+          <w:lang w:val="en-US"/>
+        </w:rPr>
+        <w:t>d</w:t>
+      </w:r>
+      <w:r>
+        <w:rPr>
+          <w:rFonts w:ascii="Patrick Hand" w:hAnsi="Patrick Hand"/>
+          <w:lang w:val="en-US"/>
+        </w:rPr>
+        <w:t xml:space="preserve"> when we calculate mean of entire Column then it would be 0.</w:t>
       </w:r>
       <w:r>
         <w:rPr>
@@ -3464,7 +3606,23 @@
           <w:rFonts w:ascii="Patrick Hand" w:hAnsi="Patrick Hand"/>
           <w:lang w:val="en-US"/>
         </w:rPr>
-        <w:t>Now we got a Question that how this entire things work internally?</w:t>
+        <w:t xml:space="preserve">Now we got a Question that how </w:t>
+      </w:r>
+      <w:proofErr w:type="gramStart"/>
+      <w:r>
+        <w:rPr>
+          <w:rFonts w:ascii="Patrick Hand" w:hAnsi="Patrick Hand"/>
+          <w:lang w:val="en-US"/>
+        </w:rPr>
+        <w:t>this entire things</w:t>
+      </w:r>
+      <w:proofErr w:type="gramEnd"/>
+      <w:r>
+        <w:rPr>
+          <w:rFonts w:ascii="Patrick Hand" w:hAnsi="Patrick Hand"/>
+          <w:lang w:val="en-US"/>
+        </w:rPr>
+        <w:t xml:space="preserve"> work internally?</w:t>
       </w:r>
     </w:p>
     <w:p>
@@ -6245,7 +6403,7 @@
   <inkml:trace contextRef="#ctx0" brushRef="#br0">574 137 0 0 0,'0'0'832'0'0,"-3"0"-536"0"0,-4 0-150 0 0,1 0-1 0 0,-1 1 1 0 0,1 0-1 0 0,-1 0 1 0 0,1 1 0 0 0,0-1-1 0 0,0 2 1 0 0,-1-1-1 0 0,2 1 1 0 0,-1-1-1 0 0,0 2 1 0 0,0-1 0 0 0,1 1-1 0 0,-6 4 1 0 0,-14 12 246 0 0,-37 40 1 0 0,33-31-86 0 0,-105 103-38 0 0,119-119-492 0 0,1 0 1 0 0,-2-1-1 0 0,0-1 0 0 0,-20 11 1 0 0,29-26-760 0 0,4 0 294 0 0,1 2-876 0 0</inkml:trace>
   <inkml:trace contextRef="#ctx0" brushRef="#br0" timeOffset="232.86">274 119 0 0 0,'0'0'1085'0'0,"15"-5"814"0"0,-7 10-1831 0 0,0 2-1 0 0,-1-1 1 0 0,0 1-1 0 0,0 0 0 0 0,-1 0 1 0 0,0 0-1 0 0,0 1 0 0 0,8 15 1 0 0,11 12 150 0 0,64 92 265 0 0,-75-105-399 0 0,16 33-1 0 0,-20-36-274 0 0,1 1 0 0 0,18 24-1 0 0,-28-42 80 0 0,0-1-1 0 0,0 0 1 0 0,0 0 0 0 0,0 1-1 0 0,0-1 1 0 0,0 0 0 0 0,1 0-1 0 0,-1 0 1 0 0,0 0-1 0 0,1 0 1 0 0,-1-1 0 0 0,0 1-1 0 0,1 0 1 0 0,-1-1 0 0 0,1 1-1 0 0,0-1 1 0 0,-1 1-1 0 0,1-1 1 0 0,-1 0 0 0 0,3 1-1 0 0,7-5-1086 0 0</inkml:trace>
   <inkml:trace contextRef="#ctx0" brushRef="#br0" timeOffset="656.97">810 232 0 0 0,'0'0'782'0'0,"-1"13"114"0"0,12 32-580 0 0,-2 0-1 0 0,-2 1 1 0 0,-2-1 0 0 0,-1 59-1 0 0,-9-77-2427 0 0,1-34 1294 0 0</inkml:trace>
-  <inkml:trace contextRef="#ctx0" brushRef="#br0" timeOffset="784.86">892 41 0 0 0,'0'0'1591'0'0,"-3"-1"-1447"0"0,2 1-99 0 0,0 0 0 0 0,0 0-1 0 0,-1 0 1 0 0,1 0 0 0 0,0 0 0 0 0,-1 0 0 0 0,1-1 0 0 0,0 1 0 0 0,0-1 0 0 0,0 1 0 0 0,0-1 0 0 0,-1 1 0 0 0,1-1 0 0 0,0 0 0 0 0,0 1-1 0 0,0-1 1 0 0,0 0 0 0 0,0 0 0 0 0,0 0 0 0 0,1 0 0 0 0,-1 0 0 0 0,0 0 0 0 0,0 0 0 0 0,1 0 0 0 0,-1 0 0 0 0,0 0 0 0 0,1 0 0 0 0,-1 0-1 0 0,1-1 1 0 0,-1 1 0 0 0,1 0 0 0 0,0 0 0 0 0,0-1 0 0 0,0 1 0 0 0,-1 0 0 0 0,1 0 0 0 0,1-3 0 0 0,-1 2 84 0 0,11-4-401 0 0,26 28-1741 0 0,-35-21 1053 0 0</inkml:trace>
+  <inkml:trace contextRef="#ctx0" brushRef="#br0" timeOffset="784.85">892 41 0 0 0,'0'0'1591'0'0,"-3"-1"-1447"0"0,2 1-99 0 0,0 0 0 0 0,0 0-1 0 0,-1 0 1 0 0,1 0 0 0 0,0 0 0 0 0,-1 0 0 0 0,1-1 0 0 0,0 1 0 0 0,0-1 0 0 0,0 1 0 0 0,0-1 0 0 0,-1 1 0 0 0,1-1 0 0 0,0 0 0 0 0,0 1-1 0 0,0-1 1 0 0,0 0 0 0 0,0 0 0 0 0,0 0 0 0 0,1 0 0 0 0,-1 0 0 0 0,0 0 0 0 0,0 0 0 0 0,1 0 0 0 0,-1 0 0 0 0,0 0 0 0 0,1 0 0 0 0,-1 0-1 0 0,1-1 1 0 0,-1 1 0 0 0,1 0 0 0 0,0 0 0 0 0,0-1 0 0 0,0 1 0 0 0,-1 0 0 0 0,1 0 0 0 0,1-3 0 0 0,-1 2 84 0 0,11-4-401 0 0,26 28-1741 0 0,-35-21 1053 0 0</inkml:trace>
   <inkml:trace contextRef="#ctx0" brushRef="#br0" timeOffset="1377.81">1182 420 0 0 0,'0'0'563'0'0,"-3"1"-265"0"0,-7 1 469 0 0,18 3 866 0 0,-6-4-1542 0 0,38 11 80 0 0,-29-9-159 0 0,1-1 0 0 0,0 0 0 0 0,-1 0 0 0 0,1-2 0 0 0,0 1-1 0 0,0-1 1 0 0,-1-1 0 0 0,14-2 0 0 0,-22 3 451 0 0,-20-8-369 0 0,-111-32-430 0 0,126 39 120 0 0,-9 3-36 0 0,8-3-2202 0 0,7-9 1851 0 0</inkml:trace>
   <inkml:trace contextRef="#ctx0" brushRef="#br0" timeOffset="1875.48">1971 226 0 0 0,'0'0'3146'0'0,"-11"8"-2669"0"0,-3 10-358 0 0,-111 143 497 0 0,95-127-748 0 0,-1-1 1 0 0,-51 43 0 0 0,81-76 37 0 0,0 1-1 0 0,0 0 1 0 0,1 0 0 0 0,-1-1-1 0 0,0 1 1 0 0,0-1 0 0 0,0 1 0 0 0,0-1-1 0 0,0 1 1 0 0,0-1 0 0 0,0 1 0 0 0,1-1-1 0 0,-1 0 1 0 0,0 0 0 0 0,-1 1 0 0 0,1-1-1 0 0,0 0 1 0 0,0 0 0 0 0,0 0-1 0 0,0 0 1 0 0,0 0 0 0 0,0 0 0 0 0,0 0-1 0 0,0-1 1 0 0,0 1 0 0 0,0 0 0 0 0,0-1-1 0 0,-1 0 1 0 0,-1 0-810 0 0</inkml:trace>
   <inkml:trace contextRef="#ctx0" brushRef="#br0" timeOffset="2155.47">1688 243 0 0 0,'0'0'1544'0'0,"3"1"-1296"0"0,1 0-186 0 0,0 1 0 0 0,0 0 1 0 0,-1 0-1 0 0,1 0 0 0 0,0 0 1 0 0,-1 1-1 0 0,0-1 0 0 0,0 1 1 0 0,0 0-1 0 0,0 0 0 0 0,0 0 0 0 0,3 5 1 0 0,33 52 353 0 0,-17-25-194 0 0,-5-11-87 0 0,80 130 340 0 0,-71-107-1653 0 0,-24-45 791 0 0</inkml:trace>
@@ -6346,11 +6504,11 @@
     </inkml:brush>
   </inkml:definitions>
   <inkml:trace contextRef="#ctx0" brushRef="#br0">370 110 0 0 0,'0'0'2868'0'0,"-3"1"-2720"0"0,-7 6-33 0 0,-1 0-1 0 0,2 1 0 0 0,-1 0 0 0 0,1 1 1 0 0,1-1-1 0 0,-15 20 0 0 0,-14 13 210 0 0,-21 16 11 0 0,-109 98 10 0 0,167-155-405 0 0,-1 1-1 0 0,1-1 0 0 0,0 1 1 0 0,-1-1-1 0 0,1 0 0 0 0,0 1 0 0 0,-1-1 1 0 0,1 0-1 0 0,-1 0 0 0 0,1 1 1 0 0,0-1-1 0 0,-1 0 0 0 0,1 0 0 0 0,-1 1 1 0 0,1-1-1 0 0,-1 0 0 0 0,1 0 1 0 0,-1 0-1 0 0,1 0 0 0 0,-1 0 0 0 0,1 0 1 0 0,-1 0-1 0 0,1 0 0 0 0,-1 0 1 0 0,1 0-1 0 0,-1 0 0 0 0,1 0 0 0 0,-1 0 1 0 0,1 0-1 0 0,-1 0 0 0 0,1-1 1 0 0,-1 1-1 0 0,1 0 0 0 0,-1 0 0 0 0,1-1 1 0 0,-1 1-1 0 0,1 0 0 0 0,-1-1 1 0 0,-4-20-1375 0 0,3 3 743 0 0</inkml:trace>
-  <inkml:trace contextRef="#ctx0" brushRef="#br0" timeOffset="279.73">112 89 0 0 0,'0'0'1505'0'0,"6"-9"-427"0"0,3 35-870 0 0,0-1 0 0 0,2 1 1 0 0,1-1-1 0 0,1-1 0 0 0,26 36 0 0 0,-7-9-39 0 0,-3-4-72 0 0,39 72 114 0 0,-61-108-285 0 0,0-1-1 0 0,0 0 0 0 0,1 0 1 0 0,14 14-1 0 0,-10-11-476 0 0,-11-12 484 0 0,0 0 0 0 0,1 0 0 0 0,-1 0 0 0 0,0-1 0 0 0,0 1 0 0 0,0 0 0 0 0,1-1 0 0 0,-1 1 0 0 0,0-1 0 0 0,1 1 0 0 0,-1-1 0 0 0,0 0 0 0 0,1 1 0 0 0,-1-1 0 0 0,0 0 0 0 0,1 0 0 0 0,-1 0 0 0 0,1 0 1 0 0,-1 0-1 0 0,0 0 0 0 0,1-1 0 0 0,-1 1 0 0 0,0 0 0 0 0,1-1 0 0 0,-1 1 0 0 0,0-1 0 0 0,1 1 0 0 0,-1-1 0 0 0,0 0 0 0 0,0 1 0 0 0,0-1 0 0 0,0 0 0 0 0,1 0 0 0 0,-1 0 0 0 0,0 0 0 0 0,-1 0 0 0 0,1 0 0 0 0,0 0 0 0 0,0 0 0 0 0,0-2 0 0 0,9-10-246 0 0</inkml:trace>
+  <inkml:trace contextRef="#ctx0" brushRef="#br0" timeOffset="279.72">112 89 0 0 0,'0'0'1505'0'0,"6"-9"-427"0"0,3 35-870 0 0,0-1 0 0 0,2 1 1 0 0,1-1-1 0 0,1-1 0 0 0,26 36 0 0 0,-7-9-39 0 0,-3-4-72 0 0,39 72 114 0 0,-61-108-285 0 0,0-1-1 0 0,0 0 0 0 0,1 0 1 0 0,14 14-1 0 0,-10-11-476 0 0,-11-12 484 0 0,0 0 0 0 0,1 0 0 0 0,-1 0 0 0 0,0-1 0 0 0,0 1 0 0 0,0 0 0 0 0,1-1 0 0 0,-1 1 0 0 0,0-1 0 0 0,1 1 0 0 0,-1-1 0 0 0,0 0 0 0 0,1 1 0 0 0,-1-1 0 0 0,0 0 0 0 0,1 0 0 0 0,-1 0 0 0 0,1 0 1 0 0,-1 0-1 0 0,0 0 0 0 0,1-1 0 0 0,-1 1 0 0 0,0 0 0 0 0,1-1 0 0 0,-1 1 0 0 0,0-1 0 0 0,1 1 0 0 0,-1-1 0 0 0,0 0 0 0 0,0 1 0 0 0,0-1 0 0 0,0 0 0 0 0,1 0 0 0 0,-1 0 0 0 0,0 0 0 0 0,-1 0 0 0 0,1 0 0 0 0,0 0 0 0 0,0 0 0 0 0,0-2 0 0 0,9-10-246 0 0</inkml:trace>
   <inkml:trace contextRef="#ctx0" brushRef="#br0" timeOffset="635.13">663 213 0 0 0,'0'0'1769'0'0,"10"24"-1460"0"0,5 101 270 0 0,-15-111-610 0 0,0-1 0 0 0,-1 1 1 0 0,-1-1-1 0 0,0 0 0 0 0,-1 1 1 0 0,-6 17-1 0 0,8-28-309 0 0,-1 7-1001 0 0,0-23 906 0 0</inkml:trace>
   <inkml:trace contextRef="#ctx0" brushRef="#br0" timeOffset="881.03">698 40 0 0 0,'0'0'2350'0'0,"-6"-11"-1751"0"0,-3-6-541 0 0,8 15-77 0 0,-3-7-1825 0 0</inkml:trace>
   <inkml:trace contextRef="#ctx0" brushRef="#br0" timeOffset="1265.4">1028 315 0 0 0,'0'0'2992'0'0,"3"0"-2901"0"0,49-1 261 0 0,-20 8-1085 0 0,1 1 0 0 0,47 20 0 0 0,-77-27 408 0 0,-1 0-12 0 0,10 4 89 0 0</inkml:trace>
-  <inkml:trace contextRef="#ctx0" brushRef="#br0" timeOffset="1425.18">1045 466 0 0 0,'0'0'3638'0'0,"3"0"-3499"0"0,153 7-324 0 0,-129-8-1074 0 0,-20-1 853 0 0,10-4-1195 0 0</inkml:trace>
+  <inkml:trace contextRef="#ctx0" brushRef="#br0" timeOffset="1425.17">1045 466 0 0 0,'0'0'3638'0'0,"3"0"-3499"0"0,153 7-324 0 0,-129-8-1074 0 0,-20-1 853 0 0,10-4-1195 0 0</inkml:trace>
 </inkml:ink>
 </file>
 
@@ -6392,20 +6550,20 @@
   <inkml:trace contextRef="#ctx0" brushRef="#br0" timeOffset="2813.46">2151 283 0 0 0,'0'0'1975'0'0,"3"-13"1005"0"0,-1 9-2910 0 0,0 0 0 0 0,0 0 0 0 0,1 0 0 0 0,0 0 0 0 0,0 0-1 0 0,0 1 1 0 0,0 0 0 0 0,1-1 0 0 0,-1 1 0 0 0,1 0 0 0 0,0 1 0 0 0,-1-1 0 0 0,1 1 0 0 0,1 0 0 0 0,-1 0-1 0 0,0 0 1 0 0,6-2 0 0 0,-8 4-49 0 0,-2-1-20 0 0,1 1 1 0 0,-1-1 0 0 0,1 1-1 0 0,-1-1 1 0 0,1 1 0 0 0,-1 0-1 0 0,1-1 1 0 0,-1 1 0 0 0,1 0-1 0 0,-1-1 1 0 0,1 1-1 0 0,-1 0 1 0 0,1 0 0 0 0,0-1-1 0 0,-1 1 1 0 0,1 0 0 0 0,-1 0-1 0 0,1 0 1 0 0,0 0 0 0 0,-1 0-1 0 0,1 0 1 0 0,0 0-1 0 0,-1 0 1 0 0,1 0 0 0 0,-1 0-1 0 0,1 0 1 0 0,0 1 0 0 0,-1-1-1 0 0,1 0 1 0 0,-1 0 0 0 0,2 1-1 0 0,23 6 31 0 0,-23-7-34 0 0,1 2-2 0 0,0 0 0 0 0,-1 0 1 0 0,1 0-1 0 0,0 0 0 0 0,-1 0 0 0 0,1 1 1 0 0,-1-1-1 0 0,0 1 0 0 0,0 0 0 0 0,0-1 0 0 0,0 1 1 0 0,-1 0-1 0 0,1 0 0 0 0,-1 0 0 0 0,1 0 1 0 0,-1 1-1 0 0,0-1 0 0 0,0 0 0 0 0,-1 0 1 0 0,1 1-1 0 0,0 4 0 0 0,0 3-58 0 0,-1 0 1 0 0,0 0-1 0 0,-1 0 0 0 0,-4 22 0 0 0,5-29 49 0 0,-1-1 0 0 0,0 1-1 0 0,0 0 1 0 0,0-1 0 0 0,0 1-1 0 0,0-1 1 0 0,-1 0 0 0 0,0 1-1 0 0,0-1 1 0 0,0 0 0 0 0,0 0-1 0 0,0 0 1 0 0,0 0 0 0 0,-1-1-1 0 0,0 1 1 0 0,1 0 0 0 0,-1-1-1 0 0,0 0 1 0 0,0 0 0 0 0,0 0-1 0 0,-1 0 1 0 0,1 0 0 0 0,0-1-1 0 0,-1 1 1 0 0,1-1 0 0 0,-1 0-1 0 0,1 0 1 0 0,-1 0 0 0 0,1-1-1 0 0,-1 1 1 0 0,0-1 0 0 0,0 0-1 0 0,1 0 1 0 0,-1 0 0 0 0,0 0-1 0 0,1-1 1 0 0,-1 1 0 0 0,0-1-1 0 0,1 0 1 0 0,-1 0 0 0 0,1-1-1 0 0,-1 1 1 0 0,1-1 0 0 0,0 1-1 0 0,0-1 1 0 0,-1 0 0 0 0,1 0-1 0 0,0-1 1 0 0,1 1 0 0 0,-1 0-1 0 0,0-1 1 0 0,1 0 0 0 0,-1 0-1 0 0,1 0 1 0 0,0 0 0 0 0,-3-5-1 0 0,2 1-56 0 0,-1 1 0 0 0,1-1 0 0 0,1 0 0 0 0,-1 0-1 0 0,1 0 1 0 0,0 0 0 0 0,1-1 0 0 0,0 1 0 0 0,0 0 0 0 0,1-1-1 0 0,-1 1 1 0 0,2-10 0 0 0,1 15-108 0 0,0-1 0 0 0,0 0-1 0 0,0 0 1 0 0,0 1 0 0 0,0-1 0 0 0,1 1-1 0 0,-1 0 1 0 0,1 0 0 0 0,-1 0 0 0 0,1 0-1 0 0,0 0 1 0 0,0 0 0 0 0,0 1 0 0 0,5-3-1 0 0,-5 3-52 0 0,1-1-790 0 0</inkml:trace>
   <inkml:trace contextRef="#ctx0" brushRef="#br0" timeOffset="3225.21">2453 193 0 0 0,'1'-5'708'0'0,"-1"1"-1"0"0,1-1 1 0 0,0 1-1 0 0,1-1 1 0 0,-1 1-1 0 0,1-1 1 0 0,4-7 1619 0 0,-4 17-2313 0 0,-1 0 0 0 0,0 0 0 0 0,0 0 0 0 0,0 1 1 0 0,-1-1-1 0 0,1 0 0 0 0,-2 9 0 0 0,2 14-13 0 0,2-5-167 0 0,0-1-1 0 0,10 32 1 0 0,-12-50 87 0 0,24 11-567 0 0,-20-15 606 0 0,0 0 0 0 0,0 0 0 0 0,1-1 0 0 0,-1 0 0 0 0,0 0 0 0 0,0 0 0 0 0,0-1 0 0 0,0 0 0 0 0,-1 0 0 0 0,1 0 0 0 0,0 0 0 0 0,-1-1 0 0 0,1 0 0 0 0,-1 0 0 0 0,0 0 0 0 0,0 0 0 0 0,0-1 0 0 0,0 1 0 0 0,-1-1 0 0 0,0 0 1 0 0,1 0-1 0 0,-1-1 0 0 0,-1 1 0 0 0,1 0 0 0 0,-1-1 0 0 0,0 0 0 0 0,0 0 0 0 0,0 1 0 0 0,2-8 0 0 0,18-90-113 0 0,-22 99 217 0 0,0-2 278 0 0,-1 16-251 0 0,-3 40-152 0 0,-14 82 92 0 0,17-129-136 0 0,1-1 0 0 0,0 0 0 0 0,-1 0 0 0 0,1 0 0 0 0,0 0 0 0 0,0 1 0 0 0,1-1 0 0 0,-1 0-1 0 0,1 0 1 0 0,0 0 0 0 0,-1 0 0 0 0,1 0 0 0 0,1 0 0 0 0,-1 0 0 0 0,0 0 0 0 0,1 0 0 0 0,-1 0 0 0 0,4 3 0 0 0,-4-4-374 0 0,2-3-654 0 0,12-1-218 0 0</inkml:trace>
   <inkml:trace contextRef="#ctx0" brushRef="#br0" timeOffset="3676.59">2722 281 0 0 0,'10'-27'3561'0'0,"-7"22"-3438"0"0,0 0 0 0 0,1 0 0 0 0,-1 0 0 0 0,1 0 0 0 0,0 1 0 0 0,0 0 0 0 0,1 0 0 0 0,0 0 0 0 0,-1 0 0 0 0,1 1 0 0 0,0 0 0 0 0,0 0 0 0 0,1 0 0 0 0,-1 1 0 0 0,1-1 1 0 0,-1 1-1 0 0,1 1 0 0 0,0-1 0 0 0,10-1 0 0 0,-14 3-132 0 0,2 0 4 0 0,1 1 10 0 0,0 0 0 0 0,0 0 1 0 0,-1 0-1 0 0,1 1 0 0 0,0-1 0 0 0,0 1 0 0 0,-1 1 1 0 0,1-1-1 0 0,-1 0 0 0 0,0 1 0 0 0,0 0 0 0 0,0 0 1 0 0,0 0-1 0 0,0 1 0 0 0,-1 0 0 0 0,1-1 1 0 0,-1 1-1 0 0,0 0 0 0 0,0 0 0 0 0,-1 1 0 0 0,1-1 1 0 0,-1 0-1 0 0,0 1 0 0 0,0 0 0 0 0,2 5 1 0 0,1 7-85 0 0,0 0 0 0 0,-1 1 0 0 0,-1-1 0 0 0,-1 1 0 0 0,0-1 0 0 0,-1 1 1 0 0,-1 0-1 0 0,0 0 0 0 0,-2-1 0 0 0,-5 29 0 0 0,7-45 35 0 0,0 1 0 0 0,-1-1 0 0 0,1 0 0 0 0,0 0 0 0 0,0 1 0 0 0,-1-1 0 0 0,1 0 0 0 0,-1 0 0 0 0,0 0 0 0 0,1 1 0 0 0,-1-1 1 0 0,0 0-1 0 0,1 0 0 0 0,-1 0 0 0 0,0 0 0 0 0,0 0 0 0 0,0 0 0 0 0,0-1 0 0 0,0 1 0 0 0,0 0 0 0 0,-2 1 0 0 0,1-2 19 0 0,1 0-1 0 0,0 0 1 0 0,0 0 0 0 0,0 0 0 0 0,-1 0 0 0 0,1 0-1 0 0,0 0 1 0 0,0 0 0 0 0,0-1 0 0 0,-1 1 0 0 0,1 0-1 0 0,0-1 1 0 0,0 1 0 0 0,0-1 0 0 0,0 1 0 0 0,0-1-1 0 0,0 0 1 0 0,-2 0 0 0 0,-1-3 31 0 0,0 1 0 0 0,0-1 1 0 0,0 0-1 0 0,1 0 0 0 0,-1-1 0 0 0,1 1 0 0 0,0 0 0 0 0,-4-9 0 0 0,4 6 89 0 0,0-1-1 0 0,1 1 0 0 0,0 0 0 0 0,1-1 0 0 0,0 1 0 0 0,0 0 0 0 0,0-1 0 0 0,1 0 0 0 0,0 1 1 0 0,1-1-1 0 0,-1 1 0 0 0,2-1 0 0 0,-1 1 0 0 0,1 0 0 0 0,0-1 0 0 0,0 1 0 0 0,1 0 0 0 0,0 0 0 0 0,0 1 1 0 0,1-1-1 0 0,0 0 0 0 0,0 1 0 0 0,5-6 0 0 0,-1 3-101 0 0,0 0 1 0 0,0 1-1 0 0,0 0 1 0 0,1 1-1 0 0,0-1 1 0 0,1 2-1 0 0,0-1 1 0 0,0 1 0 0 0,0 1-1 0 0,0 0 1 0 0,1 1-1 0 0,0-1 1 0 0,0 2-1 0 0,16-4 1 0 0,147-12-3596 0 0,-147 15 1483 0 0</inkml:trace>
-  <inkml:trace contextRef="#ctx0" brushRef="#br0" timeOffset="4128.23">3342 206 0 0 0,'4'-15'2917'0'0,"7"0"-1356"0"0,-11 13-533 0 0,5 15-984 0 0,28 245-46 0 0,-33-257 1 0 0,0-1 0 0 0,0 1 0 0 0,0 0 0 0 0,0-1 0 0 0,0 1 0 0 0,0-1 0 0 0,0 1 0 0 0,1-1 0 0 0,-1 1 0 0 0,0-1 0 0 0,0 1 0 0 0,0-1 0 0 0,1 1 0 0 0,-1 0 0 0 0,0-1 0 0 0,0 0 0 0 0,1 1 1 0 0,-1-1-1 0 0,0 1 0 0 0,1-1 0 0 0,-1 1 0 0 0,1-1 0 0 0,-1 0 0 0 0,0 1 0 0 0,1-1 0 0 0,-1 0 0 0 0,1 1 0 0 0,-1-1 0 0 0,1 0 0 0 0,-1 0 0 0 0,2 1 0 0 0,14-10 16 0 0,11-24 43 0 0,-5 0 161 0 0,-2-1 0 0 0,-2 0 0 0 0,-1-2 0 0 0,16-47 0 0 0,-22 61 29 0 0,-6 15-674 0 0,-6 12-2125 0 0,0-4 2488 0 0,1-1 0 0 0,0 1 0 0 0,0 0-1 0 0,0 0 1 0 0,-1-1 0 0 0,1 1-1 0 0,0 0 1 0 0,0 0 0 0 0,0-1 0 0 0,0 1-1 0 0,0 0 1 0 0,0 0 0 0 0,0-1-1 0 0,1 1 1 0 0,-1 0 0 0 0,0-1 0 0 0,0 1-1 0 0,1 1 1 0 0,2 11-1708 0 0,-1 0 1114 0 0</inkml:trace>
+  <inkml:trace contextRef="#ctx0" brushRef="#br0" timeOffset="4128.22">3342 206 0 0 0,'4'-15'2917'0'0,"7"0"-1356"0"0,-11 13-533 0 0,5 15-984 0 0,28 245-46 0 0,-33-257 1 0 0,0-1 0 0 0,0 1 0 0 0,0 0 0 0 0,0-1 0 0 0,0 1 0 0 0,0-1 0 0 0,0 1 0 0 0,1-1 0 0 0,-1 1 0 0 0,0-1 0 0 0,0 1 0 0 0,0-1 0 0 0,1 1 0 0 0,-1 0 0 0 0,0-1 0 0 0,0 0 0 0 0,1 1 1 0 0,-1-1-1 0 0,0 1 0 0 0,1-1 0 0 0,-1 1 0 0 0,1-1 0 0 0,-1 0 0 0 0,0 1 0 0 0,1-1 0 0 0,-1 0 0 0 0,1 1 0 0 0,-1-1 0 0 0,1 0 0 0 0,-1 0 0 0 0,2 1 0 0 0,14-10 16 0 0,11-24 43 0 0,-5 0 161 0 0,-2-1 0 0 0,-2 0 0 0 0,-1-2 0 0 0,16-47 0 0 0,-22 61 29 0 0,-6 15-674 0 0,-6 12-2125 0 0,0-4 2488 0 0,1-1 0 0 0,0 1 0 0 0,0 0-1 0 0,0 0 1 0 0,-1-1 0 0 0,1 1-1 0 0,0 0 1 0 0,0 0 0 0 0,0-1 0 0 0,0 1-1 0 0,0 0 1 0 0,0 0 0 0 0,0-1-1 0 0,1 1 1 0 0,-1 0 0 0 0,0-1 0 0 0,0 1-1 0 0,1 1 1 0 0,2 11-1708 0 0,-1 0 1114 0 0</inkml:trace>
   <inkml:trace contextRef="#ctx0" brushRef="#br0" timeOffset="4617.28">3696 204 0 0 0,'19'-43'3448'0'0,"-18"41"-2982"0"0,-1 1-352 0 0,1 0-1 0 0,-1 0 1 0 0,0 1-1 0 0,1-1 1 0 0,-1 0-1 0 0,0 0 1 0 0,0 0-1 0 0,1 1 1 0 0,-1-1-1 0 0,0 0 1 0 0,0 0-1 0 0,0 0 0 0 0,0 0 1 0 0,0 1-1 0 0,0-1 1 0 0,-1 0-1 0 0,1 0 1 0 0,0 0-1 0 0,0 1 1 0 0,0-1-1 0 0,-1 0 1 0 0,1 0-1 0 0,-1 0 1 0 0,1 1-1 0 0,0-1 0 0 0,-2-1 1 0 0,-17 15-122 0 0,1 0 0 0 0,0 1 0 0 0,-20 21 0 0 0,30-28-81 0 0,1 1 0 0 0,1 0 0 0 0,0 0 0 0 0,0 0-1 0 0,0 1 1 0 0,1 0 0 0 0,0 0 0 0 0,1 0-1 0 0,-6 17 1 0 0,10-25 71 0 0,-1 0 0 0 0,1 0 0 0 0,-1 0 0 0 0,1 0 0 0 0,-1 1 0 0 0,1-1 0 0 0,0 0 0 0 0,0 0 0 0 0,0 0 0 0 0,-1 1-1 0 0,1-1 1 0 0,0 0 0 0 0,1 0 0 0 0,-1 0 0 0 0,0 1 0 0 0,0-1 0 0 0,0 0 0 0 0,1 0 0 0 0,-1 0 0 0 0,0 0 0 0 0,1 0 0 0 0,-1 1 0 0 0,1-1 0 0 0,0 0 0 0 0,-1 0-1 0 0,1 0 1 0 0,0 0 0 0 0,-1-1 0 0 0,1 1 0 0 0,0 0 0 0 0,0 0 0 0 0,0 0 0 0 0,0 0 0 0 0,0-1 0 0 0,0 1 0 0 0,0-1 0 0 0,0 1 0 0 0,0-1 0 0 0,0 1-1 0 0,0-1 1 0 0,1 1 0 0 0,-1-1 0 0 0,0 0 0 0 0,1 1 0 0 0,4-1 4 0 0,1 1 0 0 0,-1-1 0 0 0,0 0 0 0 0,0 0 0 0 0,0-1 0 0 0,1 0 0 0 0,-1 0 0 0 0,0 0 0 0 0,0-1 0 0 0,0 0 0 0 0,-1 0 0 0 0,1 0 0 0 0,0-1 0 0 0,-1 0 0 0 0,1 0 0 0 0,5-5 0 0 0,-3 2 17 0 0,0-1-1 0 0,0 0 1 0 0,0-1 0 0 0,-1 1 0 0 0,0-2-1 0 0,0 1 1 0 0,-1-1 0 0 0,9-17 0 0 0,-5 0 27 0 0,-7 18-33 0 0,-6 14-51 0 0,-41 162-231 0 0,37-136-350 0 0,7-29 100 0 0,0-2 417 0 0,-1 0 0 0 0,1-1 0 0 0,0 1 0 0 0,0 0 0 0 0,0 0 0 0 0,0-1 0 0 0,0 1 0 0 0,1 0 0 0 0,-1-1 0 0 0,0 1 0 0 0,0 0 0 0 0,0-1 0 0 0,1 1 0 0 0,-1 0 0 0 0,0-1 0 0 0,1 1 0 0 0,-1 0 0 0 0,1 0 0 0 0,8-9-860 0 0</inkml:trace>
   <inkml:trace contextRef="#ctx0" brushRef="#br0" timeOffset="4903.84">3912 168 0 0 0,'0'0'97'0'0,"0"0"0"0"0,1 0 1 0 0,-1 1-1 0 0,0-1 0 0 0,0 0 0 0 0,0 0 0 0 0,0 0 1 0 0,0 0-1 0 0,1 2 972 0 0,-1-2-972 0 0,0 0 0 0 0,0 0 1 0 0,0 0-1 0 0,0 0 0 0 0,0 0 0 0 0,1 0 0 0 0,-1 0 1 0 0,0 0-1 0 0,0 0 0 0 0,0 0 0 0 0,0 0 0 0 0,0 0 1 0 0,1 0-1 0 0,-1 0 0 0 0,0 0 0 0 0,0 0 0 0 0,0 0 1 0 0,0 0-1 0 0,0 0 0 0 0,1 0 0 0 0,-1 0 0 0 0,0 0 1 0 0,0 0-1 0 0,0 0 0 0 0,1-1 972 0 0,-1 1-972 0 0,0 0 1 0 0,1 0-1 0 0,-1 0 0 0 0,0-1 0 0 0,0 1 0 0 0,0 0 1 0 0,0 0-1 0 0,4 23 935 0 0,-1 36-1408 0 0,-8 36 674 0 0,-1 3-4991 0 0</inkml:trace>
   <inkml:trace contextRef="#ctx0" brushRef="#br0" timeOffset="5312.28">4014 209 0 0 0,'8'-18'1687'0'0,"0"4"1582"0"0,-7 16-3187 0 0,0-1 0 0 0,0 1 0 0 0,0 0 0 0 0,-1 0 0 0 0,1-1-1 0 0,-1 1 1 0 0,1 0 0 0 0,-1 0 0 0 0,0 0 0 0 0,1 0 0 0 0,-1 0 0 0 0,0 2 0 0 0,4 54-17 0 0,-2-32-369 0 0,6 40 0 0 0,-8-65 271 0 0,0 1 1 0 0,1-1-1 0 0,-1 1 0 0 0,0-1 1 0 0,1 1-1 0 0,-1-1 0 0 0,1 0 0 0 0,-1 1 1 0 0,1-1-1 0 0,0 0 0 0 0,0 0 0 0 0,0 0 1 0 0,-1 1-1 0 0,1-1 0 0 0,0 0 1 0 0,0 0-1 0 0,0 0 0 0 0,1 0 0 0 0,-1 0 1 0 0,0-1-1 0 0,2 2 0 0 0,-2-2 13 0 0,1 1 0 0 0,-1-1 0 0 0,1 0 0 0 0,-1 0 0 0 0,0 0 0 0 0,1 0 0 0 0,-1 0 0 0 0,1 0-1 0 0,-1-1 1 0 0,0 1 0 0 0,1 0 0 0 0,-1-1 0 0 0,0 1 0 0 0,1-1 0 0 0,-1 1 0 0 0,0-1 0 0 0,2-1 0 0 0,3-2-15 0 0,-1 1 1 0 0,0-2-1 0 0,0 1 1 0 0,-1 0 0 0 0,1-1-1 0 0,-1 0 1 0 0,6-8-1 0 0,0-7 22 0 0,-1 0-1 0 0,0 0 1 0 0,-2-1-1 0 0,9-37 0 0 0,6-16 526 0 0,-21 71 68 0 0,1-5 290 0 0,-11 85-822 0 0,-22 79 0 0 0,14-76-713 0 0,17-58 68 0 0,0-21 478 0 0,-1-1 0 0 0,1 1 0 0 0,0 0 1 0 0,0-1-1 0 0,1 1 0 0 0,-1 0 0 0 0,0-1 0 0 0,0 1 0 0 0,0-1 0 0 0,0 1 0 0 0,1 0 0 0 0,-1-1 0 0 0,0 1 0 0 0,0 0 0 0 0,1-1 0 0 0,-1 1 0 0 0,0-1 0 0 0,1 1 1 0 0,-1-1-1 0 0,1 1 0 0 0,-1-1 0 0 0,1 1 0 0 0,-1-1 0 0 0,1 0 0 0 0,-1 1 0 0 0,1-1 0 0 0,-1 1 0 0 0,1-1 0 0 0,0 0 0 0 0,0 1 0 0 0,17-1-717 0 0</inkml:trace>
   <inkml:trace contextRef="#ctx0" brushRef="#br0" timeOffset="5792.85">4388 235 0 0 0,'0'0'127'0'0,"0"-1"-1"0"0,1 1 1 0 0,-1-1 0 0 0,0 1-1 0 0,1-1 1 0 0,-1 1 0 0 0,1-1-1 0 0,-1 1 1 0 0,1-1 0 0 0,-1 1-1 0 0,1 0 1 0 0,-1-1 0 0 0,1 1-1 0 0,-1 0 1 0 0,1-1-1 0 0,-1 1 1 0 0,1 0 0 0 0,0 0-1 0 0,-1 0 1 0 0,1-1 0 0 0,-1 1-1 0 0,1 0 1 0 0,0 0 0 0 0,-1 0-1 0 0,1 0 1 0 0,0 0 0 0 0,-1 0-1 0 0,1 0 1 0 0,-1 0 0 0 0,1 1-1 0 0,0-1 1 0 0,-1 0 0 0 0,1 0-1 0 0,0 0 1 0 0,0 1 0 0 0,29 10-761 0 0,-19-7 906 0 0,-7-3-320 0 0,14-1-38 0 0,-14 0 49 0 0,1-1 69 0 0,-1 0 0 0 0,1 0 1 0 0,-1 0-1 0 0,0-1 0 0 0,1 0 0 0 0,-1 0 1 0 0,0 0-1 0 0,0 0 0 0 0,0 0 0 0 0,0-1 1 0 0,-1 0-1 0 0,1 0 0 0 0,-1 0 1 0 0,1 0-1 0 0,-1 0 0 0 0,0-1 0 0 0,0 0 1 0 0,-1 1-1 0 0,1-1 0 0 0,-1 0 0 0 0,1 0 1 0 0,-2 0-1 0 0,1-1 0 0 0,0 1 1 0 0,2-9-1 0 0,-4 11 677 0 0,0 2-676 0 0,0-1 1 0 0,0 0 0 0 0,0 0-1 0 0,0 1 1 0 0,0-1-1 0 0,0 0 1 0 0,0 1-1 0 0,0-1 1 0 0,0 0 0 0 0,0 0-1 0 0,-1 1 1 0 0,1-1-1 0 0,0 0 1 0 0,0 1 0 0 0,-1-1-1 0 0,1 1 1 0 0,0-1-1 0 0,-1 0 1 0 0,1 1-1 0 0,-1-1 1 0 0,1 1 0 0 0,-1-1-1 0 0,1 1 1 0 0,-1-1-1 0 0,1 1 1 0 0,-1-1-1 0 0,1 1 1 0 0,-1 0 0 0 0,0-1-1 0 0,1 1 1 0 0,-1 0-1 0 0,0 0 1 0 0,0-1 0 0 0,-5 1-36 0 0,0 0 0 0 0,1 1 1 0 0,-1-1-1 0 0,1 1 1 0 0,-1 0-1 0 0,1 1 0 0 0,-1 0 1 0 0,1-1-1 0 0,-10 6 1 0 0,-2 4-77 0 0,1 1 0 0 0,0 0 0 0 0,1 1 0 0 0,0 1 1 0 0,1 1-1 0 0,0 0 0 0 0,1 0 0 0 0,1 1 0 0 0,1 1 1 0 0,0 0-1 0 0,1 1 0 0 0,1 0 0 0 0,1 0 0 0 0,-7 22 1 0 0,15-38 64 0 0,-1 0 1 0 0,1 0-1 0 0,0-1 1 0 0,0 1-1 0 0,0 0 1 0 0,0 0-1 0 0,0 0 1 0 0,1-1-1 0 0,-1 1 1 0 0,0 0 0 0 0,1 0-1 0 0,0-1 1 0 0,-1 1-1 0 0,1 0 1 0 0,0-1-1 0 0,0 1 1 0 0,0-1-1 0 0,0 1 1 0 0,0-1-1 0 0,0 0 1 0 0,0 1 0 0 0,0-1-1 0 0,0 0 1 0 0,1 0-1 0 0,-1 1 1 0 0,1-1-1 0 0,-1 0 1 0 0,1 0-1 0 0,-1-1 1 0 0,3 2-1 0 0,4 4-38 0 0,-5-4 43 0 0,1-1 1 0 0,0 1 0 0 0,-1 0-1 0 0,1-1 1 0 0,0 0 0 0 0,0 0-1 0 0,0 0 1 0 0,0 0 0 0 0,5-1-1 0 0,-7 1 5 0 0,8 1 14 0 0,-1-1 0 0 0,1 0 0 0 0,-1-1 0 0 0,16 0 0 0 0,37 2 33 0 0,-8 5-527 0 0,-51-7 310 0 0,0 0-255 0 0,10-1-1193 0 0,-10 1-466 0 0</inkml:trace>
-  <inkml:trace contextRef="#ctx0" brushRef="#br0" timeOffset="8231.46">798 1039 0 0 0,'0'0'687'0'0,"-4"-11"3421"0"0,17 7-4234 0 0,-1 2 1 0 0,0-1-1 0 0,0 2 1 0 0,1 0-1 0 0,-1 0 1 0 0,1 1 0 0 0,-1 1-1 0 0,1 0 1 0 0,-1 0-1 0 0,1 1 1 0 0,-1 1-1 0 0,15 5 1 0 0,-12-6-964 0 0,0-2-216 0 0,0 2 861 0 0</inkml:trace>
+  <inkml:trace contextRef="#ctx0" brushRef="#br0" timeOffset="8231.45">798 1039 0 0 0,'0'0'687'0'0,"-4"-11"3421"0"0,17 7-4234 0 0,-1 2 1 0 0,0-1-1 0 0,0 2 1 0 0,1 0-1 0 0,-1 0 1 0 0,1 1 0 0 0,-1 1-1 0 0,1 0 1 0 0,-1 0-1 0 0,1 1 1 0 0,-1 1-1 0 0,15 5 1 0 0,-12-6-964 0 0,0-2-216 0 0,0 2 861 0 0</inkml:trace>
   <inkml:trace contextRef="#ctx0" brushRef="#br0" timeOffset="8363.15">860 1152 0 0 0,'0'0'3176'0'0,"13"7"-2623"0"0,68 10-1298 0 0,-79-17 670 0 0,1 1-1 0 0,-1-1 1 0 0,0 1 0 0 0,1-1-1 0 0,-1 0 1 0 0,0 0 0 0 0,1 0-1 0 0,-1 0 1 0 0,0-1-1 0 0,1 1 1 0 0,-1-1 0 0 0,0 1-1 0 0,1-1 1 0 0,2-1 0 0 0,1 0-436 0 0,5-3-506 0 0</inkml:trace>
   <inkml:trace contextRef="#ctx0" brushRef="#br0" timeOffset="9923.71">1626 1119 0 0 0,'-6'8'4732'0'0,"81"-51"-4139"0"0,-71 40-581 0 0,3 1 10 0 0,30-8 1 0 0,-32 9-22 0 0,0-1-1 0 0,0 1 0 0 0,0 0 0 0 0,0 0 0 0 0,0 0 0 0 0,0 1 1 0 0,0 0-1 0 0,0 0 0 0 0,0 0 0 0 0,0 0 0 0 0,9 3 0 0 0,-12-3-5 0 0,-1 1 3 0 0,0 0 0 0 0,0-1 0 0 0,-1 1 0 0 0,1 0 0 0 0,0 0 0 0 0,0-1 0 0 0,-1 1 0 0 0,1 0-1 0 0,-1 0 1 0 0,1 0 0 0 0,0 0 0 0 0,-1 0 0 0 0,0 0 0 0 0,1 0 0 0 0,-1 0 0 0 0,0 0-1 0 0,1 0 1 0 0,-1 0 0 0 0,0 0 0 0 0,0 1 0 0 0,5 28-39 0 0,-4-20 27 0 0,0 1 0 0 0,-1 0-1 0 0,-1-1 1 0 0,0 1 0 0 0,0 0-1 0 0,-1-1 1 0 0,-4 16 0 0 0,-14 31-277 0 0,-33 66 1 0 0,53-125 304 0 0,-1 0 0 0 0,1-1-1 0 0,1 1 1 0 0,-1 0 0 0 0,0 0 0 0 0,0 0-1 0 0,1 0 1 0 0,-1 0 0 0 0,1 0 0 0 0,-1 0-1 0 0,1 0 1 0 0,0 0 0 0 0,0 0 0 0 0,2-2-1 0 0,2-7 11 0 0,7-25 196 0 0,2 0-1 0 0,2 2 1 0 0,1 0 0 0 0,23-35-1 0 0,-36 64-191 0 0,1 0 1 0 0,0 0-1 0 0,0 0 0 0 0,0 1 0 0 0,1 0 1 0 0,8-6-1 0 0,-12 9-29 0 0,1 0-2 0 0,0 0-9 0 0,1 1-1 0 0,-1-1 1 0 0,1 1 0 0 0,-1-1-1 0 0,1 1 1 0 0,0 0-1 0 0,-1 0 1 0 0,1 1 0 0 0,-1-1-1 0 0,1 1 1 0 0,-1 0 0 0 0,1 0-1 0 0,-1 0 1 0 0,0 0 0 0 0,1 0-1 0 0,-1 1 1 0 0,0 0 0 0 0,0-1-1 0 0,0 1 1 0 0,0 0 0 0 0,0 1-1 0 0,-1-1 1 0 0,1 0 0 0 0,0 1-1 0 0,-1 0 1 0 0,3 3 0 0 0,-2-1-37 0 0,0-1 1 0 0,0 1-1 0 0,-1 0 1 0 0,1 0-1 0 0,-1 0 1 0 0,-1 1-1 0 0,1-1 1 0 0,-1 0 0 0 0,1 1-1 0 0,-1-1 1 0 0,-1 1-1 0 0,1 0 1 0 0,-1-1-1 0 0,0 1 1 0 0,-1-1-1 0 0,-1 11 1 0 0,2-14 9 0 0,8-37 75 0 0,-4 25-37 0 0,0 0 0 0 0,1 0 0 0 0,0 0 0 0 0,0 1 0 0 0,1-1-1 0 0,0 1 1 0 0,1 0 0 0 0,0 1 0 0 0,0 0 0 0 0,1 0 0 0 0,0 0-1 0 0,0 1 1 0 0,1 1 0 0 0,0-1 0 0 0,12-6 0 0 0,-17 12-4 0 0,0 0-1 0 0,-1 0 1 0 0,1 0 0 0 0,0 0-1 0 0,-1 1 1 0 0,1 0 0 0 0,0 0-1 0 0,-1 0 1 0 0,6 0 0 0 0,-5 0 7 0 0,-2 1-3 0 0,0 0-1 0 0,0-1 1 0 0,-1 1-1 0 0,1 0 1 0 0,0 0-1 0 0,-1 0 1 0 0,1 0-1 0 0,-1 0 1 0 0,1 0-1 0 0,-1 0 1 0 0,1 1-1 0 0,-1-1 1 0 0,0 0-1 0 0,1 1 0 0 0,-1-1 1 0 0,0 1-1 0 0,0 0 1 0 0,0-1-1 0 0,0 1 1 0 0,-1 0-1 0 0,1-1 1 0 0,0 1-1 0 0,-1 0 1 0 0,1 0-1 0 0,-1 0 1 0 0,1 2-1 0 0,-1-3 1 0 0,3 16-46 0 0,0 1 0 0 0,-1 0 1 0 0,-1-1-1 0 0,-1 1 0 0 0,-1 0 0 0 0,0 0 0 0 0,-5 23 0 0 0,4-26-81 0 0,1-12-251 0 0,2 1 0 0 0,-1 0 0 0 0,0 0-1 0 0,1-1 1 0 0,-1 1 0 0 0,1 0-1 0 0,2 4 1 0 0</inkml:trace>
-  <inkml:trace contextRef="#ctx0" brushRef="#br0" timeOffset="10289.35">2377 1048 0 0 0,'0'0'2778'0'0,"0"16"-2601"0"0,0-14-173 0 0,2 8 15 0 0,21 5 7 0 0,-12-11-24 0 0,-8-2 0 0 0,1-2 1 0 0,0 1-1 0 0,-1 0 1 0 0,1-1 0 0 0,0 0-1 0 0,-1 1 1 0 0,1-2-1 0 0,0 1 1 0 0,0 0-1 0 0,-1-1 1 0 0,1 1-1 0 0,-1-1 1 0 0,1 0 0 0 0,0-1-1 0 0,-1 1 1 0 0,0 0-1 0 0,1-1 1 0 0,-1 0-1 0 0,0 0 1 0 0,4-2-1 0 0,-2 1 1 0 0,0 0 0 0 0,-1-1-1 0 0,1 1 1 0 0,-1-1 0 0 0,0 0-1 0 0,0 0 1 0 0,0 0 0 0 0,-1 0-1 0 0,1-1 1 0 0,-1 1 0 0 0,3-6 0 0 0,2-3 27 0 0,-6 11-15 0 0,-2 1 22 0 0,1 0 0 0 0,-1 0 0 0 0,1 0 0 0 0,-1 1 0 0 0,0-1 0 0 0,0 0 0 0 0,1 0 0 0 0,-1 0 0 0 0,0 0 0 0 0,0 0 0 0 0,0 0 0 0 0,0 0 0 0 0,0 0 0 0 0,0 0 0 0 0,0 0 0 0 0,0 0 0 0 0,0 1 0 0 0,0-1 0 0 0,-1 0 0 0 0,1 0 0 0 0,0 0 0 0 0,-1 0 0 0 0,1 0 0 0 0,-1 0 0 0 0,1 1 0 0 0,-1-1-1 0 0,0-1 1 0 0,-4 1-14 0 0,0 0 0 0 0,1 1 0 0 0,-1-1 0 0 0,0 1-1 0 0,0 0 1 0 0,1 1 0 0 0,-1-1 0 0 0,0 1 0 0 0,0 0-1 0 0,1 0 1 0 0,-1 0 0 0 0,0 1 0 0 0,1-1-1 0 0,0 1 1 0 0,-1 0 0 0 0,1 1 0 0 0,0-1 0 0 0,-7 7-1 0 0,-3 0-8 0 0,1 1 0 0 0,1 0 0 0 0,0 1 0 0 0,-18 20 0 0 0,14-11-51 0 0,1 0 0 0 0,-19 31 0 0 0,31-44-18 0 0,-1-1 0 0 0,1 1 0 0 0,1 0 0 0 0,-1-1 0 0 0,1 1 0 0 0,0 0 0 0 0,1 1 0 0 0,-1-1 0 0 0,1 0 0 0 0,1 0 0 0 0,0 1 0 0 0,0-1 0 0 0,1 11 0 0 0,0-16 26 0 0,0 0 0 0 0,0 1 0 0 0,0-1 0 0 0,0 0 0 0 0,0 1 0 0 0,0-1 0 0 0,1 0 0 0 0,-1 0 0 0 0,1 0 1 0 0,-1 0-1 0 0,1 0 0 0 0,0-1 0 0 0,0 1 0 0 0,0 0 0 0 0,0-1 0 0 0,0 1 0 0 0,0-1 0 0 0,0 0 0 0 0,1 0 0 0 0,-1 0 0 0 0,0 0 0 0 0,1 0 0 0 0,-1 0 0 0 0,1-1 0 0 0,-1 1 0 0 0,1-1 0 0 0,-1 1 0 0 0,1-1 0 0 0,-1 0 0 0 0,1 0 0 0 0,-1 0 0 0 0,5-1 0 0 0,11-1-234 0 0,-1-1 0 0 0,1-1 0 0 0,-1 0 0 0 0,0-2-1 0 0,0 0 1 0 0,-1 0 0 0 0,0-1 0 0 0,29-19 0 0 0,-27 15 119 0 0</inkml:trace>
+  <inkml:trace contextRef="#ctx0" brushRef="#br0" timeOffset="10289.34">2377 1048 0 0 0,'0'0'2778'0'0,"0"16"-2601"0"0,0-14-173 0 0,2 8 15 0 0,21 5 7 0 0,-12-11-24 0 0,-8-2 0 0 0,1-2 1 0 0,0 1-1 0 0,-1 0 1 0 0,1-1 0 0 0,0 0-1 0 0,-1 1 1 0 0,1-2-1 0 0,0 1 1 0 0,0 0-1 0 0,-1-1 1 0 0,1 1-1 0 0,-1-1 1 0 0,1 0 0 0 0,0-1-1 0 0,-1 1 1 0 0,0 0-1 0 0,1-1 1 0 0,-1 0-1 0 0,0 0 1 0 0,4-2-1 0 0,-2 1 1 0 0,0 0 0 0 0,-1-1-1 0 0,1 1 1 0 0,-1-1 0 0 0,0 0-1 0 0,0 0 1 0 0,0 0 0 0 0,-1 0-1 0 0,1-1 1 0 0,-1 1 0 0 0,3-6 0 0 0,2-3 27 0 0,-6 11-15 0 0,-2 1 22 0 0,1 0 0 0 0,-1 0 0 0 0,1 0 0 0 0,-1 1 0 0 0,0-1 0 0 0,0 0 0 0 0,1 0 0 0 0,-1 0 0 0 0,0 0 0 0 0,0 0 0 0 0,0 0 0 0 0,0 0 0 0 0,0 0 0 0 0,0 0 0 0 0,0 0 0 0 0,0 0 0 0 0,0 1 0 0 0,0-1 0 0 0,-1 0 0 0 0,1 0 0 0 0,0 0 0 0 0,-1 0 0 0 0,1 0 0 0 0,-1 0 0 0 0,1 1 0 0 0,-1-1-1 0 0,0-1 1 0 0,-4 1-14 0 0,0 0 0 0 0,1 1 0 0 0,-1-1 0 0 0,0 1-1 0 0,0 0 1 0 0,1 1 0 0 0,-1-1 0 0 0,0 1 0 0 0,0 0-1 0 0,1 0 1 0 0,-1 0 0 0 0,0 1 0 0 0,1-1-1 0 0,0 1 1 0 0,-1 0 0 0 0,1 1 0 0 0,0-1 0 0 0,-7 7-1 0 0,-3 0-8 0 0,1 1 0 0 0,1 0 0 0 0,0 1 0 0 0,-18 20 0 0 0,14-11-51 0 0,1 0 0 0 0,-19 31 0 0 0,31-44-18 0 0,-1-1 0 0 0,1 1 0 0 0,1 0 0 0 0,-1-1 0 0 0,1 1 0 0 0,0 0 0 0 0,1 1 0 0 0,-1-1 0 0 0,1 0 0 0 0,1 0 0 0 0,0 1 0 0 0,0-1 0 0 0,1 11 0 0 0,0-16 26 0 0,0 0 0 0 0,0 1 0 0 0,0-1 0 0 0,0 0 0 0 0,0 1 0 0 0,0-1 0 0 0,1 0 0 0 0,-1 0 0 0 0,1 0 1 0 0,-1 0-1 0 0,1 0 0 0 0,0-1 0 0 0,0 1 0 0 0,0 0 0 0 0,0-1 0 0 0,0 1 0 0 0,0-1 0 0 0,0 0 0 0 0,1 0 0 0 0,-1 0 0 0 0,0 0 0 0 0,1 0 0 0 0,-1 0 0 0 0,1-1 0 0 0,-1 1 0 0 0,1-1 0 0 0,-1 1 0 0 0,1-1 0 0 0,-1 0 0 0 0,1 0 0 0 0,-1 0 0 0 0,5-1 0 0 0,11-1-234 0 0,-1-1 0 0 0,1-1 0 0 0,-1 0 0 0 0,0-2-1 0 0,0 0 1 0 0,-1 0 0 0 0,0-1 0 0 0,29-19 0 0 0,-27 15 119 0 0</inkml:trace>
   <inkml:trace contextRef="#ctx0" brushRef="#br0" timeOffset="10720.53">2737 1015 0 0 0,'3'-15'3156'0'0,"-3"14"-3105"0"0,0 1-1 0 0,0 0 1 0 0,0-1 0 0 0,1 1-1 0 0,-1 0 1 0 0,0-1 0 0 0,0 1-1 0 0,0 0 1 0 0,0-1-1 0 0,0 1 1 0 0,0 0 0 0 0,-1-1-1 0 0,1 1 1 0 0,0 0 0 0 0,0-1-1 0 0,0 1 1 0 0,0 0-1 0 0,0-1 1 0 0,0 1 0 0 0,0 0-1 0 0,-1-1 1 0 0,1 1 0 0 0,0 0-1 0 0,0 0 1 0 0,0-1-1 0 0,-1 1 1 0 0,1 0 0 0 0,0 0-1 0 0,0-1 1 0 0,-1 1 0 0 0,1 0-1 0 0,0 0 1 0 0,-1 0 0 0 0,1 0-1 0 0,0-1 1 0 0,-1 1-1 0 0,1 0 1 0 0,0 0 0 0 0,-1 0-1 0 0,1 0 1 0 0,0 0 0 0 0,-1 0-1 0 0,1 0 1 0 0,0 0-1 0 0,-1 0 1 0 0,1 0 0 0 0,0 0-1 0 0,-1 0 1 0 0,1 0 0 0 0,0 0-1 0 0,-1 0 1 0 0,1 0 0 0 0,0 0-1 0 0,-1 1 1 0 0,-27 15 434 0 0,16-8-555 0 0,2 2 0 0 0,-1-1 1 0 0,-9 12-1 0 0,9-6-48 0 0,1 0 0 0 0,0 1 0 0 0,1 0 0 0 0,1 0 1 0 0,0 1-1 0 0,-9 32 0 0 0,17-48 101 0 0,0 0 0 0 0,-1-1 0 0 0,1 1 0 0 0,0 0 0 0 0,0 0 0 0 0,0 0 0 0 0,0 0 0 0 0,0 0 0 0 0,0-1 1 0 0,0 1-1 0 0,0 0 0 0 0,0 0 0 0 0,0 0 0 0 0,0 0 0 0 0,1 0 0 0 0,-1-1 0 0 0,0 1 0 0 0,1 0 0 0 0,-1 0 0 0 0,1 0 0 0 0,-1-1 0 0 0,0 1 0 0 0,1 0 0 0 0,0-1 0 0 0,-1 1 0 0 0,1 0 0 0 0,-1-1 0 0 0,1 1 0 0 0,0-1 0 0 0,-1 1 0 0 0,1-1 0 0 0,0 1 0 0 0,0-1 0 0 0,-1 1 0 0 0,1-1 0 0 0,0 0 1 0 0,0 0-1 0 0,0 1 0 0 0,0-1 0 0 0,-1 0 0 0 0,1 0 0 0 0,0 0 0 0 0,0 0 0 0 0,0 0 0 0 0,0 0 0 0 0,0 0 0 0 0,0 0 0 0 0,-1 0 0 0 0,1 0 0 0 0,0 0 0 0 0,1-1 0 0 0,45-10-155 0 0,-46 11 163 0 0,7-3-2 0 0,0-1-1 0 0,0 0 1 0 0,-1 0-1 0 0,0 0 1 0 0,1-1-1 0 0,-2 0 1 0 0,1 0-1 0 0,0-1 1 0 0,-1 0-1 0 0,8-9 1 0 0,-4 2 9 0 0,-1 0 0 0 0,0 0 0 0 0,-1-1 0 0 0,9-20 0 0 0,-16 32 279 0 0,-4 7-275 0 0,1-1 1 0 0,-1 1 0 0 0,1-1-1 0 0,0 1 1 0 0,0 0-1 0 0,0 0 1 0 0,0 6-1 0 0,-4 8-160 0 0,2-1 0 0 0,0 1 0 0 0,-2 34 0 0 0,13-30-2085 0 0</inkml:trace>
   <inkml:trace contextRef="#ctx0" brushRef="#br0" timeOffset="11233.9">2966 1070 0 0 0,'-2'-1'197'0'0,"1"0"1"0"0,0 0-1 0 0,0 0 0 0 0,-1 0 0 0 0,1 1 1 0 0,0-1-1 0 0,-1 0 0 0 0,1 1 1 0 0,-1-1-1 0 0,1 1 0 0 0,-1-1 0 0 0,1 1 1 0 0,-1 0-1 0 0,1-1 0 0 0,-1 1 1 0 0,0 0-1 0 0,1 0 0 0 0,-1 0 0 0 0,1 0 1 0 0,-1 1-1 0 0,-2 0 0 0 0,-1-1 20 0 0,2 0 618 0 0,12-9-384 0 0,-3 1-417 0 0,1 0 1 0 0,1 0-1 0 0,0 0 1 0 0,0 1-1 0 0,0 1 1 0 0,1 0-1 0 0,0 0 1 0 0,0 0-1 0 0,0 1 1 0 0,1 0-1 0 0,0 1 0 0 0,0 0 1 0 0,0 1-1 0 0,14-3 1 0 0,-21 5-52 0 0,0 1 2 0 0,9 0 1 0 0,-9 0-3 0 0,13 10-12 0 0,-13-3 27 0 0,-1 1 0 0 0,1-1 0 0 0,-1 1 1 0 0,0 0-1 0 0,-1 0 0 0 0,0-1 0 0 0,0 1 1 0 0,-1 0-1 0 0,1 0 0 0 0,-2 0 0 0 0,1 0 0 0 0,-1 0 1 0 0,-1 0-1 0 0,1-1 0 0 0,-5 12 0 0 0,2-2 8 0 0,-14 57 22 0 0,18-72-35 0 0,3-24 67 0 0,1 1-65 0 0,2 1 0 0 0,1 0 0 0 0,0 0 0 0 0,18-34 0 0 0,-19 43-2 0 0,1 1-1 0 0,0 0 1 0 0,1 0 0 0 0,0 0 0 0 0,1 1-1 0 0,-1 0 1 0 0,2 1 0 0 0,-1 0 0 0 0,15-9 0 0 0,-22 16 9 0 0,1 0 0 0 0,0 0 0 0 0,-1 0 0 0 0,1 1 0 0 0,0-1 0 0 0,-1 1 0 0 0,1-1 1 0 0,0 1-1 0 0,0 0 0 0 0,-1 0 0 0 0,1 0 0 0 0,4 1 0 0 0,-5 0-4 0 0,1-1 3 0 0,-1 1 0 0 0,0 0 0 0 0,0 0 1 0 0,1 0-1 0 0,-1 0 0 0 0,0 0 0 0 0,0 0 1 0 0,0 0-1 0 0,0 1 0 0 0,0-1 0 0 0,-1 1 0 0 0,1 0 1 0 0,0-1-1 0 0,-1 1 0 0 0,1 0 0 0 0,-1 0 0 0 0,3 4 1 0 0,16 34-18 0 0,-16-27-107 0 0,0 1 1 0 0,-1 1-1 0 0,-1-1 1 0 0,0 0-1 0 0,-1 1 1 0 0,0-1-1 0 0,-2 1 1 0 0,1-1-1 0 0,-2 1 1 0 0,0-1 0 0 0,-1 0-1 0 0,0 0 1 0 0,-1 0-1 0 0,0 0 1 0 0,-2 0-1 0 0,-12 24 1 0 0,7-24-1565 0 0,-1-2-478 0 0</inkml:trace>
-  <inkml:trace contextRef="#ctx0" brushRef="#br0" timeOffset="258958.7">451 912 0 0 0,'0'0'2250'0'0,"10"-8"-1813"0"0,-5 4 68 0 0,-12 8-268 0 0,7-4-281 0 0,-2 2 33 0 0,-27 29-14 0 0,7-8 78 0 0,0-1 0 0 0,-26 18 0 0 0,24-20 48 0 0,1 1 0 0 0,-22 25 0 0 0,25-21-30 0 0,12-15-31 0 0,0 0 0 0 0,-1 0-1 0 0,-15 14 1 0 0,22-23-26 0 0,1 0-10 0 0,1 0 0 0 0,-1-1 0 0 0,0 1-1 0 0,1 0 1 0 0,-1-1 0 0 0,0 1 0 0 0,1 0 0 0 0,-1 0 0 0 0,1 0 0 0 0,-1-1 0 0 0,1 1 0 0 0,0 0 0 0 0,-1 0 0 0 0,1 0 0 0 0,0 0 0 0 0,0 0-1 0 0,0 0 1 0 0,-1 0 0 0 0,1 1 0 0 0,-7 16 95 0 0,-8-1-76 0 0,12-13-23 0 0,0 0-1 0 0,-1 0 1 0 0,0-1 0 0 0,0 1 0 0 0,0-1 0 0 0,-9 6 0 0 0,10-7-26 0 0,0 1-1 0 0,0 0 0 0 0,0 0 1 0 0,0 0-1 0 0,1 0 1 0 0,-1 0-1 0 0,-3 7 1 0 0,-9 10-530 0 0,8-9-1346 0 0</inkml:trace>
-  <inkml:trace contextRef="#ctx0" brushRef="#br0" timeOffset="259494.85">119 925 0 0 0,'0'0'1053'0'0,"-7"-6"160"0"0,45 67-845 0 0,-27-42-226 0 0,0-1 1 0 0,25 31-1 0 0,114 91 235 0 0,-55-56-246 0 0,-79-72-188 0 0,-18-25-401 0 0,-3-7-285 0 0,-13-30-776 0 0,13 37 1280 0 0,-3-3 12 0 0</inkml:trace>
-  <inkml:trace contextRef="#ctx0" brushRef="#br0" timeOffset="260833.16">0 753 0 0 0,'0'0'2778'0'0,"4"0"-2726"0"0,26-6 153 0 0,-27 6-197 0 0,16 2 0 0 0,39 10-57 0 0,-54-11 53 0 0,34 5 33 0 0,-25-2-12 0 0,24-1-9 0 0,30-2 96 0 0,-63-1-102 0 0,19 0 37 0 0,-2 2-13 0 0,-2-1-23 0 0,-16 0-6 0 0,0-1-6 0 0,10 4-4 0 0,31 7-42 0 0,-23-7 46 0 0,-12-2 37 0 0,0-1-1 0 0,0 0 0 0 0,0 0 0 0 0,0-1 0 0 0,13-1 0 0 0,-19-1 8 0 0,15 5 111 0 0,-3-4-106 0 0,-11 1-14 0 0,0 0-21 0 0,12-1-4 0 0,-12 0-2 0 0,34 1 18 0 0,-23 2-25 0 0,-11-1-4 0 0,1 0 0 0 0,0 0 0 0 0,-1-1 0 0 0,1 0 0 0 0,0 0 0 0 0,-1 0 0 0 0,8-1 0 0 0,-9 1 21 0 0,3 0 116 0 0,-3 0-360 0 0,1 1 1 0 0,-1-1-1 0 0,0 1 1 0 0,0-1-1 0 0,0 1 1 0 0,0 0-1 0 0,0 0 1 0 0,0 1-1 0 0,-1-1 1 0 0,1 0-1 0 0,5 4 1 0 0,-7-4-251 0 0</inkml:trace>
+  <inkml:trace contextRef="#ctx0" brushRef="#br0" timeOffset="-170538.03">451 912 0 0 0,'0'0'2250'0'0,"10"-8"-1813"0"0,-5 4 68 0 0,-12 8-268 0 0,7-4-281 0 0,-2 2 33 0 0,-27 29-14 0 0,7-8 78 0 0,0-1 0 0 0,-26 18 0 0 0,24-20 48 0 0,1 1 0 0 0,-22 25 0 0 0,25-21-30 0 0,12-15-31 0 0,0 0 0 0 0,-1 0-1 0 0,-15 14 1 0 0,22-23-26 0 0,1 0-10 0 0,1 0 0 0 0,-1-1 0 0 0,0 1-1 0 0,1 0 1 0 0,-1-1 0 0 0,0 1 0 0 0,1 0 0 0 0,-1 0 0 0 0,1 0 0 0 0,-1-1 0 0 0,1 1 0 0 0,0 0 0 0 0,-1 0 0 0 0,1 0 0 0 0,0 0 0 0 0,0 0-1 0 0,0 0 1 0 0,-1 0 0 0 0,1 1 0 0 0,-7 16 95 0 0,-8-1-76 0 0,12-13-23 0 0,0 0-1 0 0,-1 0 1 0 0,0-1 0 0 0,0 1 0 0 0,0-1 0 0 0,-9 6 0 0 0,10-7-26 0 0,0 1-1 0 0,0 0 0 0 0,0 0 1 0 0,0 0-1 0 0,1 0 1 0 0,-1 0-1 0 0,-3 7 1 0 0,-9 10-530 0 0,8-9-1346 0 0</inkml:trace>
+  <inkml:trace contextRef="#ctx0" brushRef="#br0" timeOffset="-170001.89">119 925 0 0 0,'0'0'1053'0'0,"-7"-6"160"0"0,45 67-845 0 0,-27-42-226 0 0,0-1 1 0 0,25 31-1 0 0,114 91 235 0 0,-55-56-246 0 0,-79-72-188 0 0,-18-25-401 0 0,-3-7-285 0 0,-13-30-776 0 0,13 37 1280 0 0,-3-3 12 0 0</inkml:trace>
+  <inkml:trace contextRef="#ctx0" brushRef="#br0" timeOffset="-168663.57">0 753 0 0 0,'0'0'2778'0'0,"4"0"-2726"0"0,26-6 153 0 0,-27 6-197 0 0,16 2 0 0 0,39 10-57 0 0,-54-11 53 0 0,34 5 33 0 0,-25-2-12 0 0,24-1-9 0 0,30-2 96 0 0,-63-1-102 0 0,19 0 37 0 0,-2 2-13 0 0,-2-1-23 0 0,-16 0-6 0 0,0-1-6 0 0,10 4-4 0 0,31 7-42 0 0,-23-7 46 0 0,-12-2 37 0 0,0-1-1 0 0,0 0 0 0 0,0 0 0 0 0,0-1 0 0 0,13-1 0 0 0,-19-1 8 0 0,15 5 111 0 0,-3-4-106 0 0,-11 1-14 0 0,0 0-21 0 0,12-1-4 0 0,-12 0-2 0 0,34 1 18 0 0,-23 2-25 0 0,-11-1-4 0 0,1 0 0 0 0,0 0 0 0 0,-1-1 0 0 0,1 0 0 0 0,0 0 0 0 0,-1 0 0 0 0,8-1 0 0 0,-9 1 21 0 0,3 0 116 0 0,-3 0-360 0 0,1 1 1 0 0,-1-1-1 0 0,0 1 1 0 0,0-1-1 0 0,0 1 1 0 0,0 0-1 0 0,0 0 1 0 0,0 1-1 0 0,-1-1 1 0 0,1 0-1 0 0,5 4 1 0 0,-7-4-251 0 0</inkml:trace>
 </inkml:ink>
 </file>
 
@@ -6441,7 +6599,7 @@
   <inkml:trace contextRef="#ctx0" brushRef="#br0" timeOffset="367.05">214 287 0 0 0,'0'0'176'0'0,"0"-1"-1"0"0,0 1 1 0 0,1-1 0 0 0,-1 1 0 0 0,0-1-1 0 0,0 1 1 0 0,1-1 0 0 0,-1 1-1 0 0,0-1 1 0 0,1 1 0 0 0,-1-1 0 0 0,0 1-1 0 0,1-1 1 0 0,-1 1 0 0 0,1 0 0 0 0,-1-1-1 0 0,1 1 1 0 0,-1 0 0 0 0,1 0-1 0 0,-1-1 1 0 0,1 1 0 0 0,-1 0 0 0 0,1 0-1 0 0,-1 0 1 0 0,1-1 0 0 0,0 1-1 0 0,-1 0 1 0 0,1 0 0 0 0,-1 0 0 0 0,1 0-1 0 0,0 0 1 0 0,18 9-181 0 0,-16-7-81 0 0,-1 0 0 0 0,1-1 0 0 0,0 1-1 0 0,0-1 1 0 0,-1 0 0 0 0,1 0-1 0 0,0 0 1 0 0,0 0 0 0 0,0 0-1 0 0,4 0 1 0 0,-4-1 77 0 0,0 0 0 0 0,-1 0 0 0 0,1 0 1 0 0,0-1-1 0 0,0 1 0 0 0,0-1 0 0 0,-1 1 0 0 0,1-1 0 0 0,0 0 0 0 0,-1 0 0 0 0,1 0 0 0 0,-1 0 1 0 0,1-1-1 0 0,-1 1 0 0 0,1-1 0 0 0,-1 1 0 0 0,0-1 0 0 0,0 0 0 0 0,0 0 0 0 0,0 0 0 0 0,0 0 0 0 0,0 0 1 0 0,-1-1-1 0 0,1 1 0 0 0,-1 0 0 0 0,1-1 0 0 0,-1 1 0 0 0,0-1 0 0 0,0 1 0 0 0,0-1 0 0 0,0 0 1 0 0,0 0-1 0 0,-1 1 0 0 0,1-1 0 0 0,-1 0 0 0 0,0 0 0 0 0,0 0 0 0 0,0 1 0 0 0,0-1 0 0 0,0 0 0 0 0,-1 0 1 0 0,1 1-1 0 0,-2-5 0 0 0,1 5 105 0 0,0 0 0 0 0,-1 0-1 0 0,1 0 1 0 0,0 0 0 0 0,-1 0 0 0 0,1 0 0 0 0,-1 0 0 0 0,0 0 0 0 0,1 1 0 0 0,-1-1 0 0 0,-2-1-1 0 0,2 2 10 0 0,1 0-95 0 0,0 1 0 0 0,1 0 0 0 0,-1-1 0 0 0,0 1 0 0 0,0-1 0 0 0,1 1 0 0 0,-1 0 0 0 0,0 0 0 0 0,0-1 0 0 0,0 1 0 0 0,0 0 0 0 0,1 0 0 0 0,-1 0 0 0 0,0 0 0 0 0,0 0 0 0 0,0 0 0 0 0,0 0 0 0 0,1 0 0 0 0,-1 0 0 0 0,0 1 0 0 0,0-1 0 0 0,0 0 0 0 0,0 1 0 0 0,-27 4 130 0 0,26-4-141 0 0,-1 0 5 0 0,0 0 0 0 0,1 1 0 0 0,-1-1 1 0 0,1 1-1 0 0,-1-1 0 0 0,1 1 1 0 0,0 0-1 0 0,0 0 0 0 0,0 0 1 0 0,0 0-1 0 0,0 1 0 0 0,0-1 1 0 0,-2 4-1 0 0,-16 41 15 0 0,18-42-45 0 0,0 0 0 0 0,1 0 0 0 0,0 1 0 0 0,0-1 0 0 0,1 0-1 0 0,0 0 1 0 0,-1 1 0 0 0,2-1 0 0 0,-1 0 0 0 0,1 0 0 0 0,-1 1 0 0 0,3 6-1 0 0,-2-9-78 0 0,0 0-1 0 0,0 0 1 0 0,1-1-1 0 0,-1 1 1 0 0,1 0-1 0 0,0 0 1 0 0,-1-1-1 0 0,1 1 0 0 0,0-1 1 0 0,0 0-1 0 0,1 1 1 0 0,-1-1-1 0 0,0 0 1 0 0,1 0-1 0 0,-1-1 0 0 0,1 1 1 0 0,0 0-1 0 0,0-1 1 0 0,0 0-1 0 0,-1 1 1 0 0,1-1-1 0 0,4 1 0 0 0,-7-2 74 0 0,1 0-1 0 0,0 0 0 0 0,-1 0 0 0 0,1 1 0 0 0,0-1 0 0 0,-1 0 0 0 0,1 0 0 0 0,0 0 1 0 0,-1 0-1 0 0,1 0 0 0 0,0 0 0 0 0,-1 0 0 0 0,1 0 0 0 0,0-1 0 0 0,-1 1 1 0 0,1 0-1 0 0,-1 0 0 0 0,1 0 0 0 0,0-1 0 0 0,0 1 0 0 0,7-4-1141 0 0,5 0 141 0 0</inkml:trace>
   <inkml:trace contextRef="#ctx0" brushRef="#br0" timeOffset="776.28">478 287 0 0 0,'-6'-22'9168'0'0,"9"30"-9278"0"0,-1 0 0 0 0,0 1 0 0 0,0-1 0 0 0,-1 0 0 0 0,0 1 0 0 0,-1-1 0 0 0,1 1 0 0 0,-2 11 0 0 0,0 1-182 0 0,1-20 288 0 0,0-1-1 0 0,0 0 0 0 0,0 0 0 0 0,0 1 1 0 0,0-1-1 0 0,0 0 0 0 0,0 0 0 0 0,0 1 1 0 0,0-1-1 0 0,0 0 0 0 0,0 0 1 0 0,0 1-1 0 0,0-1 0 0 0,1 0 0 0 0,-1 0 1 0 0,0 1-1 0 0,0-1 0 0 0,0 0 1 0 0,0 0-1 0 0,0 0 0 0 0,0 1 0 0 0,1-1 1 0 0,-1 0-1 0 0,0 0 0 0 0,0 0 1 0 0,0 1-1 0 0,1-1 0 0 0,-1 0 0 0 0,0 0 1 0 0,0 0-1 0 0,0 0 0 0 0,1 0 0 0 0,-1 0 1 0 0,0 0-1 0 0,0 1 0 0 0,1-1 1 0 0,-1 0-1 0 0,0 0 0 0 0,0 0 0 0 0,1 0 1 0 0,-1 0-1 0 0,0 0 0 0 0,0 0 1 0 0,1 0-1 0 0,14-7-4 0 0,14-16 114 0 0,-28 22-112 0 0,106-108 692 0 0,-105 107-715 0 0,-2 1 1 0 0,0 1 1 0 0,0 0-1 0 0,0 0 1 0 0,0-1-1 0 0,0 1 0 0 0,0 0 1 0 0,0 0-1 0 0,0-1 1 0 0,1 1-1 0 0,-1 0 0 0 0,0 0 1 0 0,0-1-1 0 0,0 1 1 0 0,0 0-1 0 0,0 0 0 0 0,0-1 1 0 0,1 1-1 0 0,-1 0 1 0 0,0 0-1 0 0,0 0 0 0 0,0-1 1 0 0,0 1-1 0 0,1 0 1 0 0,-1 0-1 0 0,0 0 0 0 0,0 0 1 0 0,1 0-1 0 0,-1-1 1 0 0,0 1-1 0 0,0 0 1 0 0,1 0-1 0 0,-1 0 0 0 0,0 0 1 0 0,0 0-1 0 0,1 0 1 0 0,-1 0-1 0 0,0 0 0 0 0,0 0 1 0 0,1 0-1 0 0,-1 0 1 0 0,0 0-1 0 0,0 0 0 0 0,1 0 1 0 0,-1 0-1 0 0,0 0 1 0 0,0 0-1 0 0,1 0 0 0 0,-1 1 1 0 0,0-1-1 0 0,0 0 1 0 0,1 0-1 0 0,13 8-1616 0 0,-13-8 1846 0 0,1 2-573 0 0,0-1 0 0 0,-1 1 0 0 0,1 0 0 0 0,0 0 1 0 0,-1 0-1 0 0,1 0 0 0 0,-1 0 0 0 0,0 0 0 0 0,0 0 0 0 0,1 1 0 0 0,0 3 0 0 0,-2 6-326 0 0</inkml:trace>
   <inkml:trace contextRef="#ctx0" brushRef="#br0" timeOffset="959.27">742 244 0 0 0,'0'0'103'0'0,"0"0"0"0"0,0-1 0 0 0,0 1-1 0 0,0 0 1 0 0,0 0 0 0 0,0 0 0 0 0,0 0 0 0 0,0-1 0 0 0,0 1 0 0 0,0 0-1 0 0,0 0 1 0 0,0 0 0 0 0,1 0 0 0 0,-1 0 0 0 0,0 0 0 0 0,0-1-1 0 0,0 1 1 0 0,0 0 0 0 0,0 0 0 0 0,0 0 0 0 0,1 0 0 0 0,-1 0 0 0 0,0 0-1 0 0,0 0 1 0 0,0 0 0 0 0,0 0 0 0 0,1 0 0 0 0,-1 0 0 0 0,0 0 0 0 0,0 0-1 0 0,0 0 1 0 0,0 0 0 0 0,1 0 0 0 0,-1 0 0 0 0,0 0 0 0 0,0 0 0 0 0,0 0-1 0 0,0 0 1 0 0,1 0 0 0 0,-1 0 0 0 0,0 0 0 0 0,0 0 0 0 0,0 0 0 0 0,0 0-1 0 0,0 0 1 0 0,1 0 0 0 0,-1 0 0 0 0,0 0 0 0 0,0 1 0 0 0,0-1-1 0 0,0 0 1 0 0,0 0 0 0 0,0 0 0 0 0,1 0 0 0 0,-1 0 0 0 0,0 1 0 0 0,0-1-1 0 0,0 0 1 0 0,0 0 0 0 0,3 18 1185 0 0,-4 32-2172 0 0,1-45 1294 0 0,0 13-745 0 0,-1 0 1 0 0,-1 0-1 0 0,-1 0 1 0 0,-1 0-1 0 0,0-1 0 0 0,-1 1 1 0 0,-11 24-1 0 0,15-40-256 0 0</inkml:trace>
-  <inkml:trace contextRef="#ctx0" brushRef="#br0" timeOffset="1222.64">739 0 0 0 0,'0'0'2048'0'0,"9"7"-1906"0"0,-8 11-52 0 0,0-2-1066 0 0</inkml:trace>
+  <inkml:trace contextRef="#ctx0" brushRef="#br0" timeOffset="1222.63">739 0 0 0 0,'0'0'2048'0'0,"9"7"-1906"0"0,-8 11-52 0 0,0-2-1066 0 0</inkml:trace>
   <inkml:trace contextRef="#ctx0" brushRef="#br0" timeOffset="1881.48">905 175 0 0 0,'12'-24'6493'0'0,"-17"26"-6487"0"0,0 1 0 0 0,0 0-1 0 0,0 0 1 0 0,1 1 0 0 0,-1 0-1 0 0,1-1 1 0 0,0 1 0 0 0,0 1-1 0 0,0-1 1 0 0,1 1 0 0 0,-1-1-1 0 0,-3 8 1 0 0,-7 14-239 0 0,-14 31 0 0 0,18-34-4 0 0,-1 2-437 0 0,-15 46 1 0 0,25-70 655 0 0,1 0-1 0 0,0 0 0 0 0,-1 0 1 0 0,1 0-1 0 0,0 0 0 0 0,0-1 1 0 0,0 1-1 0 0,0 0 0 0 0,0 0 1 0 0,0 0-1 0 0,0 0 1 0 0,0 0-1 0 0,0 0 0 0 0,0 0 1 0 0,1 0-1 0 0,-1 0 0 0 0,0 0 1 0 0,1 0-1 0 0,-1 0 1 0 0,0-1-1 0 0,1 1 0 0 0,-1 0 1 0 0,1 0-1 0 0,0 0 0 0 0,-1-1 1 0 0,2 2-1 0 0,-1-1 5 0 0,1 0-1 0 0,0 0 0 0 0,-1-1 1 0 0,1 1-1 0 0,-1 0 0 0 0,1-1 1 0 0,0 0-1 0 0,0 1 1 0 0,-1-1-1 0 0,1 0 0 0 0,0 0 1 0 0,0 0-1 0 0,2 0 0 0 0,2 0 4 0 0,1-1-1 0 0,-1 0 1 0 0,1-1-1 0 0,-1 1 1 0 0,1-1-1 0 0,7-4 0 0 0,-4 1 7 0 0,1-1-1 0 0,-2 0 1 0 0,1-1-1 0 0,-1 0 1 0 0,16-15-1 0 0,-21 17 46 0 0,0 1 0 0 0,0-1 0 0 0,-1-1 1 0 0,1 1-1 0 0,-1 0 0 0 0,0-1 0 0 0,-1 0 0 0 0,1 0 0 0 0,-1 1 0 0 0,0-1 0 0 0,2-12 0 0 0,-3 13 92 0 0,-1-14 492 0 0,0 19-613 0 0,0-1 0 0 0,0 1 0 0 0,0 0 0 0 0,0 0 0 0 0,0 0 1 0 0,0 0-1 0 0,0 0 0 0 0,0 0 0 0 0,0-1 0 0 0,0 1 0 0 0,0 0 0 0 0,0 0 0 0 0,0 0 0 0 0,0 0 0 0 0,0 0 1 0 0,0 0-1 0 0,0-1 0 0 0,0 1 0 0 0,0 0 0 0 0,0 0 0 0 0,0 0 0 0 0,-1 0 0 0 0,1 0 0 0 0,0 0 0 0 0,0 0 1 0 0,0-1-1 0 0,0 1 0 0 0,0 0 0 0 0,0 0 0 0 0,0 0 0 0 0,0 0 0 0 0,-1 0 0 0 0,1 0 0 0 0,0 0 0 0 0,0 0 1 0 0,0 0-1 0 0,0 0 0 0 0,0 0 0 0 0,0 0 0 0 0,-1 0 0 0 0,1 0 0 0 0,0 0 0 0 0,0 0 0 0 0,0 0 0 0 0,0 0 1 0 0,0 0-1 0 0,-1 0 0 0 0,1 0 0 0 0,0 0 0 0 0,0 0 0 0 0,0 0 0 0 0,0 0 0 0 0,-1 0 0 0 0,-9 20 104 0 0,10-19-113 0 0,-4 9-26 0 0,0-1 0 0 0,1 1 1 0 0,-3 18-1 0 0,6-25-7 0 0,-1-1 1 0 0,1 1-1 0 0,0 0 1 0 0,0 0-1 0 0,0 0 1 0 0,1 0-1 0 0,-1 0 1 0 0,1 0-1 0 0,0 0 1 0 0,-1-1-1 0 0,1 1 1 0 0,0 0-1 0 0,1 0 1 0 0,-1-1-1 0 0,0 1 1 0 0,1-1-1 0 0,0 1 1 0 0,2 2-1 0 0,-1-4 9 0 0,-1 0 0 0 0,1 0 0 0 0,0 0 0 0 0,0 0 0 0 0,0 0 0 0 0,0-1 0 0 0,0 1 0 0 0,0-1 0 0 0,0 0 0 0 0,1 0 0 0 0,-1 0 0 0 0,0 0 0 0 0,0-1 0 0 0,0 1 0 0 0,5-2 0 0 0,1-2 19 0 0,-1 0 0 0 0,1 0 0 0 0,-1 0 0 0 0,-1-1 0 0 0,1-1 1 0 0,0 1-1 0 0,-1-1 0 0 0,0 0 0 0 0,-1-1 0 0 0,1 1 0 0 0,-1-1 0 0 0,-1-1 0 0 0,1 1 0 0 0,-1-1 1 0 0,0 0-1 0 0,3-9 0 0 0,7-14 66 0 0,19-58 0 0 0,-14 34 237 0 0,-20 53 275 0 0,1 30-540 0 0,-13 54-335 0 0,-35 120 0 0 0,41-179-51 0 0,-7 19-2455 0 0,11-40 2041 0 0</inkml:trace>
   <inkml:trace contextRef="#ctx0" brushRef="#br0" timeOffset="2284.17">977 286 0 0 0,'5'-25'1813'0'0,"-4"23"-1490"0"0,7-8 754 0 0,-4 8-1037 0 0,1 1 0 0 0,0 0 1 0 0,-1 1-1 0 0,1-1 1 0 0,0 1-1 0 0,0 0 0 0 0,-1 0 1 0 0,1 1-1 0 0,0-1 0 0 0,-1 1 1 0 0,1 0-1 0 0,7 3 0 0 0,38 4-7 0 0,-44-7-32 0 0,16 0 5 0 0,37-3 0 0 0,-52 2-21 0 0,0-1 0 0 0,-1 0 0 0 0,1-1 0 0 0,-1 1 0 0 0,1-1 0 0 0,-1-1 0 0 0,0 1 0 0 0,1-1 0 0 0,-2 0 0 0 0,12-7 0 0 0,-9 3 11 0 0,12-14 87 0 0,-7 10 1187 0 0,-9 25-842 0 0,-4 26-596 0 0,-1 0-1 0 0,-2 0 0 0 0,-2-1 0 0 0,-18 74 0 0 0,21-98-2202 0 0</inkml:trace>
   <inkml:trace contextRef="#ctx0" brushRef="#br0" timeOffset="2457.11">1281 22 0 0 0,'0'0'1520'0'0,"2"-12"1478"0"0,-4 26-3014 0 0,0 5 4 0 0,2-5-682 0 0,3-2 140 0 0,0-1 110 0 0,-2 11-956 0 0,2-11 328 0 0</inkml:trace>
@@ -6480,7 +6638,7 @@
     </inkml:brush>
   </inkml:definitions>
   <inkml:trace contextRef="#ctx0" brushRef="#br0">227 65 0 0 0,'3'-5'534'0'0,"1"0"0"0"0,-1 1 1 0 0,0-1-1 0 0,0 0 0 0 0,4-10 0 0 0,-6 13 25 0 0,-2 0-275 0 0,1 0 0 0 0,-1 0 1 0 0,1 0-1 0 0,-1 1 0 0 0,0-1 0 0 0,0 0 1 0 0,0 0-1 0 0,0 1 0 0 0,0-1 0 0 0,-1-1 1 0 0,-2 2-283 0 0,0 0 0 0 0,-1 1 0 0 0,1-1 0 0 0,0 1 0 0 0,0 0 1 0 0,-1 0-1 0 0,1 1 0 0 0,0-1 0 0 0,0 1 0 0 0,0 0 0 0 0,0 0 1 0 0,0 0-1 0 0,0 1 0 0 0,0 0 0 0 0,0-1 0 0 0,0 1 0 0 0,1 0 1 0 0,-1 1-1 0 0,-5 4 0 0 0,5-5-25 0 0,-8 5-215 0 0,1 1 1 0 0,-23 18-1 0 0,31-22 161 0 0,0-1-1 0 0,0 1 1 0 0,0-1 0 0 0,1 1-1 0 0,-1 0 1 0 0,1 0-1 0 0,0 0 1 0 0,0 0-1 0 0,0 1 1 0 0,0-1 0 0 0,1 0-1 0 0,-2 8 1 0 0,3-9 47 0 0,0 0-1 0 0,1-1 1 0 0,-1 1 0 0 0,0-1 0 0 0,1 1-1 0 0,-1-1 1 0 0,1 1 0 0 0,0-1 0 0 0,0 1-1 0 0,0-1 1 0 0,0 0 0 0 0,1 1 0 0 0,-1-1-1 0 0,0 0 1 0 0,1 0 0 0 0,0 0 0 0 0,-1 0-1 0 0,1 0 1 0 0,0 0 0 0 0,0-1 0 0 0,0 1-1 0 0,3 1 1 0 0,-3-1 4 0 0,0 0 12 0 0,1-1 1 0 0,0 1-1 0 0,-1 0 1 0 0,1-1-1 0 0,0 0 0 0 0,0 1 1 0 0,0-1-1 0 0,0 0 0 0 0,0-1 1 0 0,4 2-1 0 0,13 3-12 0 0,-3-2 22 0 0,3-6 2 0 0,16-4-2 0 0,-14 6 14 0 0,-18 1-6 0 0,19 8-11 0 0,-19-6 7 0 0,0 1 0 0 0,0-1 1 0 0,0 1-1 0 0,-1 1 0 0 0,1-1 0 0 0,-1 0 1 0 0,0 1-1 0 0,0 0 0 0 0,0-1 0 0 0,-1 1 1 0 0,1 0-1 0 0,-1 0 0 0 0,0 1 0 0 0,0-1 1 0 0,-1 0-1 0 0,1 1 0 0 0,-1-1 0 0 0,0 1 1 0 0,0 0-1 0 0,0-1 0 0 0,-1 1 0 0 0,1 0 1 0 0,-2 8-1 0 0,2-2 4 0 0,-2 0 0 0 0,0 1-1 0 0,0-1 1 0 0,-1 1 0 0 0,0-1 0 0 0,-1 0 0 0 0,0 0-1 0 0,-1 0 1 0 0,-6 11 0 0 0,5-13 15 0 0,-1 0-1 0 0,-1-1 1 0 0,1 0-1 0 0,-1 0 1 0 0,-1 0-1 0 0,0-1 1 0 0,0 0-1 0 0,0-1 1 0 0,0 0-1 0 0,-1 0 1 0 0,0 0-1 0 0,-13 4 1 0 0,15-6-4 0 0,0-1 1 0 0,0 0-1 0 0,0-1 1 0 0,0 0 0 0 0,0 0-1 0 0,0-1 1 0 0,-1 1-1 0 0,1-2 1 0 0,-1 1 0 0 0,1-1-1 0 0,-1 0 1 0 0,1 0-1 0 0,0-1 1 0 0,-1 0-1 0 0,1-1 1 0 0,0 1 0 0 0,-1-1-1 0 0,-6-4 1 0 0,11 5-59 0 0,0 0-1 0 0,1-1 1 0 0,-1 0 0 0 0,1 1 0 0 0,-1-1 0 0 0,1 0-1 0 0,0-1 1 0 0,-1 1 0 0 0,1 0 0 0 0,0 0 0 0 0,1-1-1 0 0,-1 1 1 0 0,0-1 0 0 0,1 0 0 0 0,-1 0 0 0 0,1 1-1 0 0,0-1 1 0 0,0 0 0 0 0,0 0 0 0 0,0 0 0 0 0,1 0-1 0 0,-1 0 1 0 0,1 0 0 0 0,-1-6 0 0 0,2-1-287 0 0,0 1 0 0 0,0-1 0 0 0,1 0 0 0 0,0 1 0 0 0,1 0 1 0 0,6-17-1 0 0,1 0-827 0 0</inkml:trace>
-  <inkml:trace contextRef="#ctx0" brushRef="#br0" timeOffset="233.71">517 36 0 0 0,'0'0'89'0'0,"0"-1"-1"0"0,0 1 1 0 0,1 0 0 0 0,-1 0-1 0 0,0-1 1 0 0,0 1 0 0 0,1 0 0 0 0,-1 0-1 0 0,0 0 1 0 0,0-1 0 0 0,1 1-1 0 0,-1 0 1 0 0,0 0 0 0 0,0 0-1 0 0,1 0 1 0 0,-1 0 0 0 0,0 0-1 0 0,1 0 1 0 0,-1-1 0 0 0,0 1 0 0 0,1 0-1 0 0,-1 0 1 0 0,0 0 0 0 0,0 0-1 0 0,1 0 1 0 0,-1 0 0 0 0,0 0-1 0 0,1 1 1 0 0,-1-1 0 0 0,0 0 0 0 0,1 0-1 0 0,-1 0 1 0 0,0 0 0 0 0,1 0-1 0 0,-1 0 1 0 0,0 1 0 0 0,0-1-1 0 0,1 0 1 0 0,-1 0 0 0 0,0 1-1 0 0,6 15 763 0 0,-3 26-991 0 0,-3-40 280 0 0,-20 253-359 0 0,13-200-1447 0 0,7-52 1190 0 0,-3-2-379 0 0,-10 4-90 0 0</inkml:trace>
+  <inkml:trace contextRef="#ctx0" brushRef="#br0" timeOffset="233.7">517 36 0 0 0,'0'0'89'0'0,"0"-1"-1"0"0,0 1 1 0 0,1 0 0 0 0,-1 0-1 0 0,0-1 1 0 0,0 1 0 0 0,1 0 0 0 0,-1 0-1 0 0,0 0 1 0 0,0-1 0 0 0,1 1-1 0 0,-1 0 1 0 0,0 0 0 0 0,0 0-1 0 0,1 0 1 0 0,-1 0 0 0 0,0 0-1 0 0,1 0 1 0 0,-1-1 0 0 0,0 1 0 0 0,1 0-1 0 0,-1 0 1 0 0,0 0 0 0 0,0 0-1 0 0,1 0 1 0 0,-1 0 0 0 0,0 0-1 0 0,1 1 1 0 0,-1-1 0 0 0,0 0 0 0 0,1 0-1 0 0,-1 0 1 0 0,0 0 0 0 0,1 0-1 0 0,-1 0 1 0 0,0 1 0 0 0,0-1-1 0 0,1 0 1 0 0,-1 0 0 0 0,0 1-1 0 0,6 15 763 0 0,-3 26-991 0 0,-3-40 280 0 0,-20 253-359 0 0,13-200-1447 0 0,7-52 1190 0 0,-3-2-379 0 0,-10 4-90 0 0</inkml:trace>
   <inkml:trace contextRef="#ctx0" brushRef="#br0" timeOffset="385.14">381 270 0 0 0,'12'-26'2497'0'0,"-7"23"-2329"0"0,0 0 1 0 0,0 0-1 0 0,1 1 1 0 0,-1 0-1 0 0,1 0 1 0 0,-1 0-1 0 0,1 1 1 0 0,0 0 0 0 0,0 0-1 0 0,0 0 1 0 0,6 1-1 0 0,7 1-217 0 0,-1 0 0 0 0,25 6 0 0 0,-8-1-113 0 0,-26-4-488 0 0,-5-1 464 0 0,1 0 0 0 0,-1-1 0 0 0,0 0 0 0 0,1 0 0 0 0,-1 0 0 0 0,0 0 0 0 0,0 0 0 0 0,1-1 0 0 0,-1 0-1 0 0,0 0 1 0 0,6-2 0 0 0,12-2-815 0 0</inkml:trace>
   <inkml:trace contextRef="#ctx0" brushRef="#br0" timeOffset="793.81">855 99 0 0 0,'0'-2'318'0'0,"1"0"-1"0"0,-1 0 1 0 0,0 0-1 0 0,1 1 1 0 0,-1-1-1 0 0,0 0 1 0 0,0 0-1 0 0,0 0 1 0 0,0 0 0 0 0,-1 0-1 0 0,0-3 1 0 0,1 5-203 0 0,0-1 0 0 0,-1 1 0 0 0,1-1 0 0 0,0 0 1 0 0,-1 1-1 0 0,1-1 0 0 0,-1 1 0 0 0,1-1 0 0 0,-1 1 0 0 0,1 0 1 0 0,-1-1-1 0 0,1 1 0 0 0,-1-1 0 0 0,1 1 0 0 0,-1 0 1 0 0,1 0-1 0 0,-1-1 0 0 0,0 1 0 0 0,1 0 0 0 0,-1 0 0 0 0,1 0 1 0 0,-1-1-1 0 0,0 1 0 0 0,1 0 0 0 0,-1 0 0 0 0,0 0 0 0 0,1 0 1 0 0,-1 0-1 0 0,0 0 0 0 0,1 0 0 0 0,-1 1 0 0 0,-1-1 1 0 0,-1 1-61 0 0,1 0-46 0 0,0 0 0 0 0,-1 0 0 0 0,1 0 0 0 0,0 1 1 0 0,0-1-1 0 0,0 1 0 0 0,0 0 0 0 0,0 0 0 0 0,0-1 1 0 0,1 1-1 0 0,-3 3 0 0 0,-19 25 8 0 0,16-22-87 0 0,1 1-1 0 0,1 0 0 0 0,-1 0 0 0 0,1 0 1 0 0,1 1-1 0 0,0-1 0 0 0,0 1 1 0 0,1 0-1 0 0,0 1 0 0 0,1-1 1 0 0,0 0-1 0 0,-1 11 0 0 0,3-19 34 0 0,1-1 0 0 0,-1 0-1 0 0,0 0 1 0 0,0 1 0 0 0,0-1 0 0 0,1 0-1 0 0,-1 0 1 0 0,1 0 0 0 0,-1 1-1 0 0,1-1 1 0 0,-1 0 0 0 0,1 0 0 0 0,0 0-1 0 0,-1 0 1 0 0,1 0 0 0 0,0 0-1 0 0,0 0 1 0 0,0 0 0 0 0,0 0 0 0 0,0-1-1 0 0,0 1 1 0 0,0 0 0 0 0,0 0-1 0 0,0-1 1 0 0,0 1 0 0 0,2 0 0 0 0,-1 0-74 0 0,1-2-18 0 0,5 0 64 0 0,-1 0 0 0 0,1-1 1 0 0,-1 0-1 0 0,0-1 1 0 0,1 1-1 0 0,-1-1 0 0 0,0-1 1 0 0,-1 1-1 0 0,1-1 1 0 0,-1-1-1 0 0,0 1 1 0 0,0-1-1 0 0,0 0 0 0 0,0 0 1 0 0,-1-1-1 0 0,7-7 1 0 0,1-5-22 0 0,1-1 1 0 0,-2 0-1 0 0,-1-1 1 0 0,13-28-1 0 0,-23 46 195 0 0,-11 38-154 0 0,1-4-486 0 0,2 1-1 0 0,1 0 1 0 0,-4 59-1 0 0,10-89-1183 0 0</inkml:trace>
   <inkml:trace contextRef="#ctx0" brushRef="#br0" timeOffset="1363.92">1075 190 0 0 0,'-1'-1'115'0'0,"0"0"-1"0"0,1 0 1 0 0,-1 0 0 0 0,0 0-1 0 0,0 0 1 0 0,0 0-1 0 0,0 0 1 0 0,0 0 0 0 0,0 0-1 0 0,0 0 1 0 0,0 0 0 0 0,0 1-1 0 0,0-1 1 0 0,0 0 0 0 0,-1 1-1 0 0,1-1 1 0 0,0 1 0 0 0,0 0-1 0 0,-1-1 1 0 0,1 1-1 0 0,0 0 1 0 0,-1 0 0 0 0,1 0-1 0 0,-2-1 1 0 0,-2 2 54 0 0,1 0 0 0 0,-1 0 0 0 0,0 1 0 0 0,1-1 1 0 0,-8 5-1 0 0,-7 1 378 0 0,19-6-516 0 0,0-1 0 0 0,0 0 0 0 0,0 0 0 0 0,-1 0 0 0 0,1 0 0 0 0,0 0 0 0 0,0 1 0 0 0,0-1 0 0 0,0 0 0 0 0,-1 0 0 0 0,1 0 0 0 0,0 0 0 0 0,0 0 0 0 0,0 0 0 0 0,-1 0 0 0 0,1 0 0 0 0,0 0 0 0 0,0 0 0 0 0,0 0 0 0 0,-1 0 0 0 0,1 0 0 0 0,0 0 0 0 0,0 0 0 0 0,0 0 0 0 0,0 0 0 0 0,-1 0 0 0 0,1 0 0 0 0,0 0 0 0 0,0 0 0 0 0,0 0 0 0 0,-1 0 0 0 0,1 0 0 0 0,0-1 0 0 0,0 1 0 0 0,0 0 0 0 0,0 0 0 0 0,-1 0 0 0 0,1 0 0 0 0,0 0 0 0 0,0-1 0 0 0,0 1 0 0 0,0 0 0 0 0,0 0 0 0 0,0 0 0 0 0,0 0 0 0 0,-1-1 1 0 0,1 1-1 0 0,0 0 0 0 0,0 0 0 0 0,0 0 0 0 0,0 0 0 0 0,0-1 0 0 0,6-14 344 0 0,-2 10-369 0 0,-1 0 0 0 0,1 0 0 0 0,1 0 0 0 0,-1 0 1 0 0,6-4-1 0 0,-1 1-1 0 0,1 1 1 0 0,0 1-1 0 0,19-9 1 0 0,-26 13-23 0 0,0 1 1 0 0,1-1-1 0 0,-1 1 1 0 0,1 0-1 0 0,0 0 1 0 0,-1 1-1 0 0,1-1 1 0 0,0 1 0 0 0,-1-1-1 0 0,1 1 1 0 0,0 1-1 0 0,0-1 1 0 0,-1 0-1 0 0,1 1 1 0 0,0 0-1 0 0,-1 0 1 0 0,5 1 0 0 0,-5 0 3 0 0,-1 0 1 0 0,0 1 0 0 0,0-1 0 0 0,1 0 0 0 0,-1 1 0 0 0,-1-1 0 0 0,1 1 0 0 0,0 0 0 0 0,-1-1 0 0 0,1 1 0 0 0,-1 0-1 0 0,0 0 1 0 0,0 0 0 0 0,1 5 0 0 0,0 5-24 0 0,-2-1 1 0 0,1 1-1 0 0,-1 0 0 0 0,-1 0 0 0 0,-1-1 0 0 0,1 1 1 0 0,-2-1-1 0 0,0 1 0 0 0,-7 18 0 0 0,-4-9-85 0 0,12-20 87 0 0,2-2 45 0 0,0 1 1 0 0,-1-1-1 0 0,1 1 0 0 0,0-1 1 0 0,-1 0-1 0 0,1 1 0 0 0,0-1 1 0 0,-1 0-1 0 0,1 0 0 0 0,0 1 1 0 0,-1-1-1 0 0,1 0 0 0 0,-1 0 1 0 0,1 1-1 0 0,0-1 0 0 0,-1 0 1 0 0,1 0-1 0 0,-1 0 0 0 0,1 0 1 0 0,-1 0-1 0 0,1 1 0 0 0,-1-1 1 0 0,1 0-1 0 0,-1 0 0 0 0,0-1 1 0 0,0-4 55 0 0,0-1 0 0 0,0 0 0 0 0,0 0 1 0 0,1 1-1 0 0,0-1 0 0 0,0 0 0 0 0,1 0 1 0 0,-1 0-1 0 0,1 1 0 0 0,0-1 1 0 0,1 0-1 0 0,0 1 0 0 0,2-8 0 0 0,2-3-48 0 0,1 1 0 0 0,1-1 0 0 0,13-21 0 0 0,-17 32-40 0 0,0 0 1 0 0,0 1-1 0 0,0-1 0 0 0,0 1 0 0 0,1-1 0 0 0,0 1 1 0 0,0 1-1 0 0,0-1 0 0 0,0 1 0 0 0,0 0 0 0 0,1 0 0 0 0,-1 0 1 0 0,1 1-1 0 0,0 0 0 0 0,8-2 0 0 0,-11 3-8 0 0,0 2-2 0 0,1 1 23 0 0,-1-1 0 0 0,0 1 0 0 0,0 0 0 0 0,0 0 0 0 0,0 0 0 0 0,-1 0 0 0 0,1 0 0 0 0,-1 1 0 0 0,1-1 0 0 0,-1 1 0 0 0,0 0 0 0 0,0 0 0 0 0,0 0 0 0 0,0 0 0 0 0,0 0 0 0 0,-1 0 0 0 0,0 0 0 0 0,1 0 0 0 0,-1 1 0 0 0,0-1 0 0 0,0 0 0 0 0,-1 1 0 0 0,1-1 0 0 0,-1 5 0 0 0,2 11-65 0 0,-1 0 1 0 0,-2 1-1 0 0,-2 22 1 0 0,3-38 52 0 0,-3 15-389 0 0,2-15 181 0 0,0 0 0 0 0,1 0 0 0 0,-1 0 0 0 0,1 0 0 0 0,0 0 0 0 0,0 0 0 0 0,0 0 0 0 0,1 1 0 0 0,-1-1 0 0 0,3 7 0 0 0,-2-9-306 0 0</inkml:trace>
@@ -6630,7 +6788,7 @@
   <inkml:trace contextRef="#ctx0" brushRef="#br0">1 0 0 0 0,'9'8'22352'0'0,"13"3"-18508"0"0,4-5-3968 0 0,-15-4 265 0 0,48 21-140 0 0,55 28 32 0 0,3 0-295 0 0,-33-22-2685 0 0,-16-7-2598 0 0,-2 3 4349 0 0,-22-5 4101 0 0,-1 3 3861 0 0,-14-1-6521 0 0,-10-10-244 0 0,-13-12-1 0 0,3 4-4 0 0,-6-3 5 0 0,26 23 2 0 0,-13-8-198 0 0,26 35 1 0 0,-30-36-213 0 0,-1-1-1 0 0,24 22 1 0 0,-31-32 319 0 0,-2 0-59 0 0,0 0-1 0 0,1 0 1 0 0,-1-1 0 0 0,1 1 0 0 0,0-1-1 0 0,0 0 1 0 0,0 1 0 0 0,0-2 0 0 0,1 1-1 0 0,6 4 1 0 0,22 19-4946 0 0,-14-8-248 0 0,12 10-3047 0 0,9 3 6955 0 0,-28-22 1644 0 0,25 14-206 0 0,-33-21 16 0 0,32 15 8669 0 0,-34-18-8213 0 0,0 0-1 0 0,0 0 1 0 0,-1-1-1 0 0,1 1 1 0 0,0 0-1 0 0,-1 0 1 0 0,1-1-1 0 0,-1 1 1 0 0,0 0 0 0 0,1-3-1 0 0,-1 1-290 0 0</inkml:trace>
   <inkml:trace contextRef="#ctx0" brushRef="#br0" timeOffset="552.37">1136 386 0 0 0,'5'12'11352'0'0,"5"13"-1626"0"0,-9-22-9025 0 0,-1 0-332 0 0,1-1 1 0 0,-1 1 0 0 0,1 0-1 0 0,0-1 1 0 0,0 1-1 0 0,0 0 1 0 0,0-1-1 0 0,1 0 1 0 0,-1 1-1 0 0,1-1 1 0 0,2 4 0 0 0,6 9-370 0 0,1-1 0 0 0,0 1 0 0 0,0 3 0 0 0,-1-5 0 0 0,0-1 0 0 0,-1 0 0 0 0,-2-1 0 0 0,-2-1 0 0 0,5 11-1 0 0,-10-19 0 0 0,1 13 2 0 0,-4-3-1 0 0,-2 3 1 0 0,-3-2-1 0 0,3-4-189 0 0,0 0 0 0 0,0 0 0 0 0,-1-1 1 0 0,-11 12-1 0 0,14-17-169 0 0,1-1 0 0 0,-1 1-1 0 0,0-1 1 0 0,-1 0 0 0 0,1 0 0 0 0,0-1 0 0 0,-5 3 0 0 0,-11 5-1463 0 0,-7 3-4152 0 0,-1 0 0 0 0,-43 12 0 0 0,20-7 4295 0 0,48-16 854 0 0</inkml:trace>
   <inkml:trace contextRef="#ctx0" brushRef="#br0" timeOffset="1445.98">1554 728 0 0 0,'-12'8'23500'0'0,"7"1"-21327"0"0,-50 72-1632 0 0,41-61-551 0 0,0 0 0 0 0,-23 22 1 0 0,36-40-122 0 0</inkml:trace>
-  <inkml:trace contextRef="#ctx0" brushRef="#br0" timeOffset="2112.68">1525 663 0 0 0,'10'-8'15503'0'0,"12"-9"-6876"0"0,-11 11-6959 0 0,7-1-1252 0 0,2 2-416 0 0,3 3 0 0 0,0 2 0 0 0,-13 0-1 0 0,-1 0 1 0 0,1 1 0 0 0,0 1 0 0 0,15 3 0 0 0,-21-3 0 0 0,1 0 0 0 0,-1 0 0 0 0,0 1 0 0 0,1-1 0 0 0,-1 1-1 0 0,0 0 1 0 0,4 5 0 0 0,-3-5 0 0 0,-3-1 0 0 0,0-1 0 0 0,0 1 0 0 0,-1-1 0 0 0,1 1 0 0 0,0 0 0 0 0,-1 0 0 0 0,1 0 0 0 0,-1 0 0 0 0,0 0 0 0 0,0 0 0 0 0,0 0 0 0 0,0 0 1 0 0,0 1-1 0 0,0-1 0 0 0,0 3 0 0 0,1-1-17 0 0,-1 0 0 0 0,1 0 0 0 0,-1 0 1 0 0,0 1-1 0 0,-1-1 0 0 0,1 0 1 0 0,-1 1-1 0 0,0-1 0 0 0,0 0 1 0 0,0 1-1 0 0,0-1 0 0 0,-1 0 0 0 0,0 0 1 0 0,-1 6-1 0 0,-1 8-735 0 0,-12 56-3403 0 0,5-42 7037 0 0,8-21-1061 0 0,5-4-1365 0 0,6-13-456 0 0,-4 1-1 0 0,2 0 0 0 0,-1 0 1 0 0,0 0-1 0 0,1 1 1 0 0,0 0-1 0 0,0 0 1 0 0,0 1-1 0 0,1-1 1 0 0,-1 2-1 0 0,1-1 1 0 0,10-1-1 0 0,-15 3 1 0 0,84-11-13 0 0,-86 12-20 0 0,1 0 1 0 0,-1-1-1 0 0,1 1 0 0 0,0 0 1 0 0,-1 0-1 0 0,1 0 0 0 0,0 0 1 0 0,-1 1-1 0 0,1-1 0 0 0,0 0 0 0 0,-1 1 1 0 0,1-1-1 0 0,-1 1 0 0 0,1-1 1 0 0,-1 1-1 0 0,3 1 0 0 0,-2-1 59 0 0,-1 1 0 0 0,1-1 1 0 0,-1 1-1 0 0,1 0 0 0 0,-1 0 0 0 0,0-1 0 0 0,0 1 0 0 0,0 0 0 0 0,0 0 0 0 0,0 0 1 0 0,0 0-1 0 0,-1 0 0 0 0,1 0 0 0 0,-1 0 0 0 0,1 0 0 0 0,-1 0 0 0 0,0 1 0 0 0,1-1 1 0 0,-1 0-1 0 0,0 0 0 0 0,-1 4 0 0 0,1-1-42 0 0,-4 36 61 0 0,-3-14-659 0 0,0 12-2408 0 0,6-6-3068 0 0,1-31 5473 0 0,1 0 0 0 0,-1-1 0 0 0,0 1 0 0 0,1-1 0 0 0,-1 1 0 0 0,1-1 0 0 0,0 0 0 0 0</inkml:trace>
+  <inkml:trace contextRef="#ctx0" brushRef="#br0" timeOffset="2112.67">1525 663 0 0 0,'10'-8'15503'0'0,"12"-9"-6876"0"0,-11 11-6959 0 0,7-1-1252 0 0,2 2-416 0 0,3 3 0 0 0,0 2 0 0 0,-13 0-1 0 0,-1 0 1 0 0,1 1 0 0 0,0 1 0 0 0,15 3 0 0 0,-21-3 0 0 0,1 0 0 0 0,-1 0 0 0 0,0 1 0 0 0,1-1 0 0 0,-1 1-1 0 0,0 0 1 0 0,4 5 0 0 0,-3-5 0 0 0,-3-1 0 0 0,0-1 0 0 0,0 1 0 0 0,-1-1 0 0 0,1 1 0 0 0,0 0 0 0 0,-1 0 0 0 0,1 0 0 0 0,-1 0 0 0 0,0 0 0 0 0,0 0 0 0 0,0 0 0 0 0,0 0 1 0 0,0 1-1 0 0,0-1 0 0 0,0 3 0 0 0,1-1-17 0 0,-1 0 0 0 0,1 0 0 0 0,-1 0 1 0 0,0 1-1 0 0,-1-1 0 0 0,1 0 1 0 0,-1 1-1 0 0,0-1 0 0 0,0 0 1 0 0,0 1-1 0 0,0-1 0 0 0,-1 0 0 0 0,0 0 1 0 0,-1 6-1 0 0,-1 8-735 0 0,-12 56-3403 0 0,5-42 7037 0 0,8-21-1061 0 0,5-4-1365 0 0,6-13-456 0 0,-4 1-1 0 0,2 0 0 0 0,-1 0 1 0 0,0 0-1 0 0,1 1 1 0 0,0 0-1 0 0,0 0 1 0 0,0 1-1 0 0,1-1 1 0 0,-1 2-1 0 0,1-1 1 0 0,10-1-1 0 0,-15 3 1 0 0,84-11-13 0 0,-86 12-20 0 0,1 0 1 0 0,-1-1-1 0 0,1 1 0 0 0,0 0 1 0 0,-1 0-1 0 0,1 0 0 0 0,0 0 1 0 0,-1 1-1 0 0,1-1 0 0 0,0 0 0 0 0,-1 1 1 0 0,1-1-1 0 0,-1 1 0 0 0,1-1 1 0 0,-1 1-1 0 0,3 1 0 0 0,-2-1 59 0 0,-1 1 0 0 0,1-1 1 0 0,-1 1-1 0 0,1 0 0 0 0,-1 0 0 0 0,0-1 0 0 0,0 1 0 0 0,0 0 0 0 0,0 0 0 0 0,0 0 1 0 0,0 0-1 0 0,-1 0 0 0 0,1 0 0 0 0,-1 0 0 0 0,1 0 0 0 0,-1 0 0 0 0,0 1 0 0 0,1-1 1 0 0,-1 0-1 0 0,0 0 0 0 0,-1 4 0 0 0,1-1-42 0 0,-4 36 61 0 0,-3-14-659 0 0,0 12-2408 0 0,6-6-3068 0 0,1-31 5473 0 0,1 0 0 0 0,-1-1 0 0 0,0 1 0 0 0,1-1 0 0 0,-1 1 0 0 0,1-1 0 0 0,0 0 0 0 0</inkml:trace>
   <inkml:trace contextRef="#ctx0" brushRef="#br0" timeOffset="2592.21">2144 947 0 0 0,'9'5'19847'0'0,"-7"-4"-19089"0"0,0 1 0 0 0,0-1 1 0 0,0 0-1 0 0,0 0 0 0 0,0 0 0 0 0,0 0 1 0 0,4 1-1 0 0,12 3-457 0 0,0-3-302 0 0,-15-2 1 0 0,-1 1-1 0 0,1-1 0 0 0,0 0 0 0 0,0 0 1 0 0,-1 0-1 0 0,1 0 0 0 0,0 0 0 0 0,-1-1 1 0 0,1 1-1 0 0,-1-1 0 0 0,1 1 1 0 0,0-1-1 0 0,-1 0 0 0 0,5-2 0 0 0,-1-1 6 0 0,-3 3-5 0 0,1-1 0 0 0,-1 0 0 0 0,0 0 0 0 0,0-1 0 0 0,0 1 0 0 0,0-1 0 0 0,0 1 0 0 0,0-1 0 0 0,-1 0 0 0 0,1 0 0 0 0,-1 0 0 0 0,0 0 0 0 0,0-1 1 0 0,3-4-1 0 0,-4 5 2 0 0,-1 1-2 0 0,1 1 0 0 0,0-1 0 0 0,-1 0 0 0 0,1 0 1 0 0,-1 1-1 0 0,0-1 0 0 0,0 0 0 0 0,1 0 0 0 0,-1 1 0 0 0,0-1 0 0 0,-1 0 0 0 0,1 0 1 0 0,0 0-1 0 0,0 1 0 0 0,-1-1 0 0 0,0-2 0 0 0,-4-7 2 0 0,-6 6-2 0 0,-6 6 0 0 0,14-1-92 0 0,0 0 0 0 0,0 1 0 0 0,1-1 1 0 0,-1 1-1 0 0,0 0 0 0 0,0 0 0 0 0,0 0 1 0 0,1 0-1 0 0,-1 1 0 0 0,0-1 0 0 0,1 0 1 0 0,0 1-1 0 0,-1 0 0 0 0,1 0 0 0 0,0 0 1 0 0,-3 3-1 0 0,1-1-278 0 0,-5 3-801 0 0,2 0 1 0 0,-1 0-1 0 0,1 1 1 0 0,0 0-1 0 0,-11 16 1 0 0,13-15-555 0 0,-1 0 0 0 0,1 1 0 0 0,0 0 0 0 0,1 0 0 0 0,1 0 0 0 0,-1 0 0 0 0,1 1 0 0 0,-2 20 0 0 0,5-28 1711 0 0,0-1 0 0 0,0 1 0 0 0,0-1 1 0 0,1 1-1 0 0,-1-1 0 0 0,1 1 0 0 0,-1-1 0 0 0,1 0 0 0 0,0 1 1 0 0,0-1-1 0 0,0 0 0 0 0,0 0 0 0 0,1 0 0 0 0,-1 0 0 0 0,0 0 1 0 0,1 0-1 0 0,0 0 0 0 0,-1 0 0 0 0,1 0 0 0 0,0-1 1 0 0,3 3-1 0 0,2 1-98 0 0,1 0 0 0 0,-1-1 0 0 0,1 0 0 0 0,9 3 0 0 0,-16-6 94 0 0,0-1-1 0 0,0 1 1 0 0,0-1 0 0 0,0 0 0 0 0,0 0 0 0 0,0 1 0 0 0,0-1 0 0 0,0 0 0 0 0,0 0 0 0 0,0 0 0 0 0,0 0-1 0 0,0 0 1 0 0,0 0 0 0 0,0 0 0 0 0,0-1 0 0 0,0 1 0 0 0,0 0 0 0 0,0-1 0 0 0,1 0 0 0 0,1 0-60 0 0,1 1-191 0 0</inkml:trace>
   <inkml:trace contextRef="#ctx0" brushRef="#br0" timeOffset="3080.64">2606 964 0 0 0,'-19'-32'17714'0'0,"2"35"-10913"0"0,4 3-5102 0 0,-5 4-1699 0 0,6 0 0 0 0,-5 14 0 0 0,0-4-1 0 0,11-14-1 0 0,0 1 0 0 0,1 1 0 0 0,-1-1 0 0 0,1 1 0 0 0,-6 11-1 0 0,11-18 3 0 0,-1 0 0 0 0,1 0-1 0 0,-1 0 1 0 0,1 0-1 0 0,-1 0 1 0 0,1 0-1 0 0,-1 0 1 0 0,1 0-1 0 0,0 0 1 0 0,-1 0-1 0 0,1 0 1 0 0,0 0 0 0 0,0 0-1 0 0,0 0 1 0 0,0 0-1 0 0,0 0 1 0 0,0 0-1 0 0,0 0 1 0 0,0 0-1 0 0,0 0 1 0 0,1 0-1 0 0,-1 0 1 0 0,0 0 0 0 0,1 0-1 0 0,-1 0 1 0 0,1 0-1 0 0,-1 0 1 0 0,1 0-1 0 0,-1 0 1 0 0,1 0-1 0 0,0-1 1 0 0,-1 1-1 0 0,1 0 1 0 0,0 0 0 0 0,0-1-1 0 0,-1 1 1 0 0,1 0-1 0 0,0-1 1 0 0,0 1-1 0 0,0-1 1 0 0,0 1-1 0 0,0-1 1 0 0,0 1-1 0 0,1-1 1 0 0,3 2-1 0 0,0-1 1 0 0,0-1-1 0 0,0 1 0 0 0,0-1 1 0 0,1 0-1 0 0,-1 0 1 0 0,0 0-1 0 0,8-2 0 0 0,-2-1-969 0 0,-1-1 0 0 0,0 0 1 0 0,0 0-1 0 0,0-1 0 0 0,0-1 0 0 0,-1 0 0 0 0,0 0 0 0 0,0-1 0 0 0,0 0 0 0 0,-1 0 0 0 0,10-12 0 0 0,-3 45-10108 0 0,-18-18 11384 0 0,-4 7 0 0 0,4-10-468 0 0,1 1-1 0 0,1-1 1 0 0,-1 1-1 0 0,1-1 1 0 0,0 1-1 0 0,0-1 1 0 0,0 1 0 0 0,1-1-1 0 0,0 1 1 0 0,1 8-1 0 0,-1 0-153 0 0,0-11 217 0 0,1-1 0 0 0,-1 0 0 0 0,0 1 0 0 0,1-1 0 0 0,0 0 0 0 0,-1 1 0 0 0,1-1 1 0 0,0 0-1 0 0,0 0 0 0 0,0 0 0 0 0,1 0 0 0 0,-1 0 0 0 0,2 2 0 0 0</inkml:trace>
   <inkml:trace contextRef="#ctx0" brushRef="#br0" timeOffset="3694.92">2888 1063 0 0 0,'-3'-12'24689'0'0,"10"-1"-23466"0"0,4-4-921 0 0,4 8-302 0 0,18-5 0 0 0,-30 13 0 0 0,0 0-1 0 0,1-1 1 0 0,-1 1 0 0 0,0-1 0 0 0,0 1 0 0 0,0-1 0 0 0,0 0 0 0 0,4-4 0 0 0,-6 6 0 0 0,0-1 0 0 0,0 0 0 0 0,0 1 0 0 0,0-1 0 0 0,0 1 0 0 0,0 0 0 0 0,1-1 0 0 0,-1 1 0 0 0,0 0 0 0 0,0 0 0 0 0,0 0 0 0 0,0 0 0 0 0,1 0 0 0 0,-1 0 0 0 0,0 0 0 0 0,0 0 0 0 0,0 0 0 0 0,2 1 0 0 0,5-2-223 0 0,1 1 0 0 0,-1 0 0 0 0,1 0 1 0 0,-1 1-1 0 0,1 0 0 0 0,-1 0 1 0 0,13 5-1 0 0,-18-5-34 0 0,-1 0-130 0 0,0 0 0 0 0,-1 0 0 0 0,1 0 0 0 0,-1 0 0 0 0,1 1 1 0 0,-1-1-1 0 0,0 0 0 0 0,1 1 0 0 0,-1-1 0 0 0,0 1 0 0 0,0-1 0 0 0,0 1 0 0 0,0 0 1 0 0,0-1-1 0 0,0 1 0 0 0,0 0 0 0 0,-1 0 0 0 0,1 0 0 0 0,-1-1 0 0 0,1 1 0 0 0,-1 0 1 0 0,0 0-1 0 0,0 0 0 0 0,0 0 0 0 0,0 0 0 0 0,0 0 0 0 0,0 0 0 0 0,-1 3 0 0 0,-1 6-1907 0 0,-1 0-1 0 0,0 0 0 0 0,-9 20 0 0 0,8-23 1387 0 0,-14 28 14368 0 0,19-40-12467 0 0,0-1 0 0 0,1 1 1 0 0,0-1-1 0 0,0 1 1 0 0,0 0-1 0 0,1 0 1 0 0,5-8-1 0 0,-7 11-582 0 0,5-8-882 0 0,0 1 0 0 0,0 0 0 0 0,1 0-1 0 0,0 1 1 0 0,1 0 0 0 0,-1 0 0 0 0,1 1-1 0 0,11-7 1 0 0,-11 8-709 0 0,1 1 0 0 0,0 1 0 0 0,-1-1 0 0 0,1 1 0 0 0,1 1 0 0 0,8-3-1 0 0,-13 4 699 0 0,17-4-2429 0 0,10 10-2964 0 0,-14 3 5935 0 0,-16-3-194 0 0,-2-4 88 0 0,2 2 48 0 0,0 0 1 0 0,-1 0-1 0 0,1 0 0 0 0,-1 0 0 0 0,0 0 1 0 0,0 0-1 0 0,0 0 0 0 0,-1 0 0 0 0,1 1 1 0 0,-1-1-1 0 0,1 0 0 0 0,-1 0 1 0 0,0 0-1 0 0,0 1 0 0 0,-1-1 0 0 0,0 5 1 0 0,-13 49 475 0 0,2-23 1621 0 0,-4 13-1409 0 0,2-2-5516 0 0,13-42 3714 0 0</inkml:trace>
@@ -6673,8 +6831,8 @@
   <inkml:trace contextRef="#ctx0" brushRef="#br0" timeOffset="3213.63">310 517 0 0 0,'0'0'2726'0'0,"39"19"-2544"0"0,5-6-708 0 0,-41-12 269 0 0,1-3-571 0 0,16-3-143 0 0</inkml:trace>
   <inkml:trace contextRef="#ctx0" brushRef="#br0" timeOffset="3354.43">569 419 0 0 0,'0'0'3453'0'0,"0"3"-3330"0"0,3 24-2 0 0,-2-1 0 0 0,-1 1 0 0 0,-3 29 0 0 0,1-33-472 0 0,0 1 0 0 0,2 0 0 0 0,1 0 0 0 0,6 35 0 0 0,-7-46-792 0 0,0-11 307 0 0</inkml:trace>
   <inkml:trace contextRef="#ctx0" brushRef="#br0" timeOffset="3619.12">448 618 0 0 0,'0'0'707'0'0,"8"-11"530"0"0,-1 8-1162 0 0,1 0-1 0 0,0 0 0 0 0,0 1 1 0 0,-1 0-1 0 0,1 1 0 0 0,0 0 0 0 0,1 0 1 0 0,-1 0-1 0 0,13 2 0 0 0,-11-1-251 0 0,0 0-1 0 0,0-1 0 0 0,1 0 0 0 0,-1 0 1 0 0,0-1-1 0 0,18-6 0 0 0,-6-2-551 0 0,-20 9 341 0 0</inkml:trace>
-  <inkml:trace contextRef="#ctx0" brushRef="#br0" timeOffset="4489.23">729 512 0 0 0,'0'0'2397'0'0,"3"1"-2363"0"0,31 0-5 0 0,-30-1-53 0 0,0 0-68 0 0,0-1 65 0 0,-1 1 0 0 0,1 0 0 0 0,0-1 0 0 0,0 1 0 0 0,-1-1 1 0 0,1 0-1 0 0,0-1 0 0 0,-1 1 0 0 0,1 0 0 0 0,-1-1 0 0 0,0 0 1 0 0,1 0-1 0 0,-1 0 0 0 0,0 0 0 0 0,0 0 0 0 0,0-1 0 0 0,-1 1 0 0 0,1-1 1 0 0,-1 0-1 0 0,1 0 0 0 0,-1 0 0 0 0,0 0 0 0 0,0 0 0 0 0,0-1 0 0 0,0 1 1 0 0,-1 0-1 0 0,1-1 0 0 0,0-4 0 0 0,-1 6 78 0 0,-1-1 59 0 0,0 1 1 0 0,-1 0-1 0 0,1 0 0 0 0,0-1 1 0 0,-1 1-1 0 0,1 0 0 0 0,-1 0 1 0 0,0 0-1 0 0,0 0 0 0 0,-1-4 1 0 0,-3 7-99 0 0,1-1 1 0 0,0 0-1 0 0,0 1 1 0 0,0 0-1 0 0,-1 0 1 0 0,1 0-1 0 0,0 1 1 0 0,0-1-1 0 0,0 1 1 0 0,1 0-1 0 0,-1 0 1 0 0,0 0-1 0 0,1 1 1 0 0,-1-1-1 0 0,1 1 1 0 0,0 0-1 0 0,0 0 1 0 0,0 0-1 0 0,-3 4 1 0 0,-13 14 11 0 0,-26 39 1 0 0,37-50-16 0 0,1-1-19 0 0,1 0 1 0 0,0 1-1 0 0,1 0 0 0 0,0 0 0 0 0,-8 20 0 0 0,13-28-3 0 0,-1 1-1 0 0,0-1 1 0 0,1 0 0 0 0,0 0 0 0 0,-1 0 0 0 0,1 0 0 0 0,0 0 0 0 0,0 1-1 0 0,0-1 1 0 0,0 0 0 0 0,0 0 0 0 0,1 0 0 0 0,-1 0 0 0 0,1 1 0 0 0,0-1-1 0 0,-1 0 1 0 0,1 0 0 0 0,0 0 0 0 0,0 0 0 0 0,0 0 0 0 0,0-1 0 0 0,1 1 0 0 0,-1 0-1 0 0,0 0 1 0 0,1-1 0 0 0,-1 1 0 0 0,1-1 0 0 0,0 1 0 0 0,-1-1 0 0 0,1 0-1 0 0,0 0 1 0 0,0 1 0 0 0,0-1 0 0 0,0-1 0 0 0,0 1 0 0 0,0 0 0 0 0,0 0 0 0 0,3 0-1 0 0,3 1-42 0 0,0 0-1 0 0,1 0 0 0 0,-1-1 0 0 0,1 0 0 0 0,-1-1 0 0 0,1 1 0 0 0,-1-2 1 0 0,1 1-1 0 0,-1-1 0 0 0,1-1 0 0 0,8-1 0 0 0,-5-1 13 0 0,1-1 0 0 0,-1 0-1 0 0,1 0 1 0 0,-1-1 0 0 0,-1-1 0 0 0,19-12-1 0 0,-15 7 56 0 0,-1 0 0 0 0,0-1 1 0 0,-1 0-1 0 0,0-1 0 0 0,-1-1 0 0 0,-1 0 0 0 0,0 0 0 0 0,-1-1 0 0 0,0 0 0 0 0,8-22 0 0 0,13-56 2219 0 0,-26 84-1970 0 0,-10 14-266 0 0,0 0 0 0 0,0 1-1 0 0,1-1 1 0 0,-1 1 0 0 0,1 0-1 0 0,0 0 1 0 0,0 0 0 0 0,1 0-1 0 0,-6 12 1 0 0,-4 5 23 0 0,-5 6-476 0 0,-21 52 0 0 0,38-78 337 0 0,1-1 107 0 0,0-1 1 0 0,0 1-1 0 0,0 0 0 0 0,0 0 1 0 0,0 0-1 0 0,0 0 0 0 0,1-1 0 0 0,-1 1 1 0 0,0 0-1 0 0,1 0 0 0 0,-1-1 1 0 0,0 1-1 0 0,1 0 0 0 0,-1-1 0 0 0,1 1 1 0 0,-1 0-1 0 0,1-1 0 0 0,-1 1 1 0 0,1 0-1 0 0,0-1 0 0 0,-1 1 0 0 0,1-1 1 0 0,0 1-1 0 0,-1-1 0 0 0,1 0 1 0 0,0 1-1 0 0,0-1 0 0 0,-1 0 0 0 0,1 1 1 0 0,0-1-1 0 0,0 0 0 0 0,-1 0 1 0 0,1 0-1 0 0,0 1 0 0 0,0-1 0 0 0,0 0 1 0 0,0 0-1 0 0,-1 0 0 0 0,1-1 1 0 0,0 1-1 0 0,0 0 0 0 0,1 0 0 0 0,1 0 156 0 0,-1-2 41 0 0,4-1-302 0 0,-11 13 1416 0 0,-4 4-1295 0 0,0 1 1 0 0,1 0-1 0 0,1 0 1 0 0,1 1-1 0 0,0 0 1 0 0,-5 21-1 0 0,11-35-1 0 0,-1 0-1 0 0,1 0 0 0 0,0 0 0 0 0,0 0 0 0 0,0 0 0 0 0,0 0 0 0 0,0 1 0 0 0,0-1 0 0 0,1 0 0 0 0,-1 0 0 0 0,1 0 0 0 0,-1 0 1 0 0,1 0-1 0 0,0 0 0 0 0,1 3 0 0 0,1-4 1 0 0,-1 1-1 0 0,1 0 1 0 0,0-1 0 0 0,0 1-1 0 0,0-1 1 0 0,0 0 0 0 0,0 0 0 0 0,0-1-1 0 0,0 1 1 0 0,0 0 0 0 0,1-1-1 0 0,-1 0 1 0 0,0 0 0 0 0,0 0 0 0 0,0 0-1 0 0,1 0 1 0 0,-1-1 0 0 0,0 1 0 0 0,0-1-1 0 0,3-1 1 0 0,-2 2 15 0 0,17-5-276 0 0,0 0 0 0 0,-1-1 0 0 0,0-1 0 0 0,0-1 0 0 0,0-1 0 0 0,-1-1 1 0 0,28-18-1 0 0,-28 11-1297 0 0</inkml:trace>
-  <inkml:trace contextRef="#ctx0" brushRef="#br0" timeOffset="5006.43">1539 198 0 0 0,'0'0'2212'0'0,"4"-7"1019"0"0,-7 21-3206 0 0,1 0 1 0 0,1 1 0 0 0,1 15-1 0 0,-3 19 8 0 0,-9 45 2 0 0,4-35-397 0 0,-1 65-1 0 0,9-122 278 0 0,4-2-393 0 0,-1-1 361 0 0,1 1 0 0 0,0-1 0 0 0,-1 0 0 0 0,1 0 0 0 0,0 0 0 0 0,-1 0 0 0 0,0-1 0 0 0,1 0 0 0 0,-1 1 0 0 0,0-1 0 0 0,0 0 0 0 0,0-1 0 0 0,0 1 0 0 0,0 0 0 0 0,0-1 0 0 0,-1 0 0 0 0,1 1 0 0 0,-1-1 0 0 0,0 0 0 0 0,0 0 0 0 0,0 0 1 0 0,0-1-1 0 0,0 1 0 0 0,-1 0 0 0 0,2-5 0 0 0,4-7-841 0 0</inkml:trace>
+  <inkml:trace contextRef="#ctx0" brushRef="#br0" timeOffset="4489.22">729 512 0 0 0,'0'0'2397'0'0,"3"1"-2363"0"0,31 0-5 0 0,-30-1-53 0 0,0 0-68 0 0,0-1 65 0 0,-1 1 0 0 0,1 0 0 0 0,0-1 0 0 0,0 1 0 0 0,-1-1 1 0 0,1 0-1 0 0,0-1 0 0 0,-1 1 0 0 0,1 0 0 0 0,-1-1 0 0 0,0 0 1 0 0,1 0-1 0 0,-1 0 0 0 0,0 0 0 0 0,0 0 0 0 0,0-1 0 0 0,-1 1 0 0 0,1-1 1 0 0,-1 0-1 0 0,1 0 0 0 0,-1 0 0 0 0,0 0 0 0 0,0 0 0 0 0,0-1 0 0 0,0 1 1 0 0,-1 0-1 0 0,1-1 0 0 0,0-4 0 0 0,-1 6 78 0 0,-1-1 59 0 0,0 1 1 0 0,-1 0-1 0 0,1 0 0 0 0,0-1 1 0 0,-1 1-1 0 0,1 0 0 0 0,-1 0 1 0 0,0 0-1 0 0,0 0 0 0 0,-1-4 1 0 0,-3 7-99 0 0,1-1 1 0 0,0 0-1 0 0,0 1 1 0 0,0 0-1 0 0,-1 0 1 0 0,1 0-1 0 0,0 1 1 0 0,0-1-1 0 0,0 1 1 0 0,1 0-1 0 0,-1 0 1 0 0,0 0-1 0 0,1 1 1 0 0,-1-1-1 0 0,1 1 1 0 0,0 0-1 0 0,0 0 1 0 0,0 0-1 0 0,-3 4 1 0 0,-13 14 11 0 0,-26 39 1 0 0,37-50-16 0 0,1-1-19 0 0,1 0 1 0 0,0 1-1 0 0,1 0 0 0 0,0 0 0 0 0,-8 20 0 0 0,13-28-3 0 0,-1 1-1 0 0,0-1 1 0 0,1 0 0 0 0,0 0 0 0 0,-1 0 0 0 0,1 0 0 0 0,0 0 0 0 0,0 1-1 0 0,0-1 1 0 0,0 0 0 0 0,0 0 0 0 0,1 0 0 0 0,-1 0 0 0 0,1 1 0 0 0,0-1-1 0 0,-1 0 1 0 0,1 0 0 0 0,0 0 0 0 0,0 0 0 0 0,0 0 0 0 0,0-1 0 0 0,1 1 0 0 0,-1 0-1 0 0,0 0 1 0 0,1-1 0 0 0,-1 1 0 0 0,1-1 0 0 0,0 1 0 0 0,-1-1 0 0 0,1 0-1 0 0,0 0 1 0 0,0 1 0 0 0,0-1 0 0 0,0-1 0 0 0,0 1 0 0 0,0 0 0 0 0,0 0 0 0 0,3 0-1 0 0,3 1-42 0 0,0 0-1 0 0,1 0 0 0 0,-1-1 0 0 0,1 0 0 0 0,-1-1 0 0 0,1 1 0 0 0,-1-2 1 0 0,1 1-1 0 0,-1-1 0 0 0,1-1 0 0 0,8-1 0 0 0,-5-1 13 0 0,1-1 0 0 0,-1 0-1 0 0,1 0 1 0 0,-1-1 0 0 0,-1-1 0 0 0,19-12-1 0 0,-15 7 56 0 0,-1 0 0 0 0,0-1 1 0 0,-1 0-1 0 0,0-1 0 0 0,-1-1 0 0 0,-1 0 0 0 0,0 0 0 0 0,-1-1 0 0 0,0 0 0 0 0,8-22 0 0 0,13-56 2219 0 0,-26 84-1970 0 0,-10 14-266 0 0,0 0 0 0 0,0 1-1 0 0,1-1 1 0 0,-1 1 0 0 0,1 0-1 0 0,0 0 1 0 0,0 0 0 0 0,1 0-1 0 0,-6 12 1 0 0,-4 5 23 0 0,-5 6-476 0 0,-21 52 0 0 0,38-78 337 0 0,1-1 107 0 0,0-1 1 0 0,0 1-1 0 0,0 0 0 0 0,0 0 1 0 0,0 0-1 0 0,0 0 0 0 0,1-1 0 0 0,-1 1 1 0 0,0 0-1 0 0,1 0 0 0 0,-1-1 1 0 0,0 1-1 0 0,1 0 0 0 0,-1-1 0 0 0,1 1 1 0 0,-1 0-1 0 0,1-1 0 0 0,-1 1 1 0 0,1 0-1 0 0,0-1 0 0 0,-1 1 0 0 0,1-1 1 0 0,0 1-1 0 0,-1-1 0 0 0,1 0 1 0 0,0 1-1 0 0,0-1 0 0 0,-1 0 0 0 0,1 1 1 0 0,0-1-1 0 0,0 0 0 0 0,-1 0 1 0 0,1 0-1 0 0,0 1 0 0 0,0-1 0 0 0,0 0 1 0 0,0 0-1 0 0,-1 0 0 0 0,1-1 1 0 0,0 1-1 0 0,0 0 0 0 0,1 0 0 0 0,1 0 156 0 0,-1-2 41 0 0,4-1-302 0 0,-11 13 1416 0 0,-4 4-1295 0 0,0 1 1 0 0,1 0-1 0 0,1 0 1 0 0,1 1-1 0 0,0 0 1 0 0,-5 21-1 0 0,11-35-1 0 0,-1 0-1 0 0,1 0 0 0 0,0 0 0 0 0,0 0 0 0 0,0 0 0 0 0,0 0 0 0 0,0 1 0 0 0,0-1 0 0 0,1 0 0 0 0,-1 0 0 0 0,1 0 0 0 0,-1 0 1 0 0,1 0-1 0 0,0 0 0 0 0,1 3 0 0 0,1-4 1 0 0,-1 1-1 0 0,1 0 1 0 0,0-1 0 0 0,0 1-1 0 0,0-1 1 0 0,0 0 0 0 0,0 0 0 0 0,0-1-1 0 0,0 1 1 0 0,0 0 0 0 0,1-1-1 0 0,-1 0 1 0 0,0 0 0 0 0,0 0 0 0 0,0 0-1 0 0,1 0 1 0 0,-1-1 0 0 0,0 1 0 0 0,0-1-1 0 0,3-1 1 0 0,-2 2 15 0 0,17-5-276 0 0,0 0 0 0 0,-1-1 0 0 0,0-1 0 0 0,0-1 0 0 0,0-1 0 0 0,-1-1 1 0 0,28-18-1 0 0,-28 11-1297 0 0</inkml:trace>
+  <inkml:trace contextRef="#ctx0" brushRef="#br0" timeOffset="5006.42">1539 198 0 0 0,'0'0'2212'0'0,"4"-7"1019"0"0,-7 21-3206 0 0,1 0 1 0 0,1 1 0 0 0,1 15-1 0 0,-3 19 8 0 0,-9 45 2 0 0,4-35-397 0 0,-1 65-1 0 0,9-122 278 0 0,4-2-393 0 0,-1-1 361 0 0,1 1 0 0 0,0-1 0 0 0,-1 0 0 0 0,1 0 0 0 0,0 0 0 0 0,-1 0 0 0 0,0-1 0 0 0,1 0 0 0 0,-1 1 0 0 0,0-1 0 0 0,0 0 0 0 0,0-1 0 0 0,0 1 0 0 0,0 0 0 0 0,0-1 0 0 0,-1 0 0 0 0,1 1 0 0 0,-1-1 0 0 0,0 0 0 0 0,0 0 0 0 0,0 0 1 0 0,0-1-1 0 0,0 1 0 0 0,-1 0 0 0 0,2-5 0 0 0,4-7-841 0 0</inkml:trace>
   <inkml:trace contextRef="#ctx0" brushRef="#br0" timeOffset="5377.33">1336 415 0 0 0,'0'0'1492'0'0,"-6"-9"115"0"0,9 5-1517 0 0,0 1 0 0 0,0-1-1 0 0,0 1 1 0 0,0 0-1 0 0,1 0 1 0 0,-1 0 0 0 0,1 0-1 0 0,0 1 1 0 0,-1 0-1 0 0,1-1 1 0 0,1 1-1 0 0,-1 1 1 0 0,0-1 0 0 0,0 1-1 0 0,6-2 1 0 0,12-2-530 0 0,43-4 1 0 0,-5-1-1519 0 0,-40 4 588 0 0</inkml:trace>
   <inkml:trace contextRef="#ctx0" brushRef="#br0" timeOffset="5757.01">1599 333 0 0 0,'14'-6'1793'0'0,"-3"2"-1601"0"0,-1 0 0 0 0,1 0 1 0 0,0 1-1 0 0,0 1 0 0 0,14-2 0 0 0,10-3 104 0 0,-32 7-214 0 0,1 0-58 0 0,-4 0-24 0 0,2 0 1 0 0,1 0 1 0 0,-1 1-1 0 0,0-1 1 0 0,0 1 0 0 0,1-1-1 0 0,-1 1 1 0 0,0-1-1 0 0,0 1 1 0 0,0 0-1 0 0,0 0 1 0 0,0 0 0 0 0,0 1-1 0 0,0-1 1 0 0,0 0-1 0 0,0 1 1 0 0,-1-1-1 0 0,1 1 1 0 0,-1-1 0 0 0,1 1-1 0 0,-1 0 1 0 0,1 0-1 0 0,-1 0 1 0 0,0-1-1 0 0,0 1 1 0 0,0 1 0 0 0,1 1-1 0 0,3 12-59 0 0,-1-1-1 0 0,0 0 0 0 0,-2 1 1 0 0,1-1-1 0 0,-2 1 1 0 0,0 0-1 0 0,-1 0 0 0 0,-1-1 1 0 0,0 1-1 0 0,-1 0 1 0 0,-1-1-1 0 0,0 1 1 0 0,-1-1-1 0 0,-11 26 0 0 0,15-39 56 0 0,-1-1 0 0 0,0 1-1 0 0,0-1 1 0 0,0 0 0 0 0,1 1-1 0 0,-1-1 1 0 0,0 0-1 0 0,-1 0 1 0 0,1 0 0 0 0,0 0-1 0 0,0 0 1 0 0,0 0-1 0 0,-1 0 1 0 0,1 0 0 0 0,0 0-1 0 0,-1-1 1 0 0,1 1 0 0 0,-1 0-1 0 0,1-1 1 0 0,-2 1-1 0 0,2-1 27 0 0,-1 0-1 0 0,1 0 0 0 0,0 0 1 0 0,0-1-1 0 0,0 1 0 0 0,0 0 0 0 0,0 0 1 0 0,0-1-1 0 0,1 1 0 0 0,-1-1 1 0 0,0 1-1 0 0,0-1 0 0 0,0 1 0 0 0,0-1 1 0 0,0 1-1 0 0,1-1 0 0 0,-1 0 1 0 0,0 0-1 0 0,0 1 0 0 0,1-1 0 0 0,-1 0 1 0 0,1 0-1 0 0,-1 0 0 0 0,1 0 1 0 0,-1 0-1 0 0,1 1 0 0 0,-1-1 0 0 0,1 0 1 0 0,0 0-1 0 0,-1 0 0 0 0,1 0 1 0 0,0 0-1 0 0,0 0 0 0 0,0 0 0 0 0,0-2 1 0 0,-2-12 128 0 0,1 0 0 0 0,0 0-1 0 0,1 1 1 0 0,1-1 0 0 0,0 0 0 0 0,5-20 0 0 0,-5 27-113 0 0,1 0 0 0 0,0 0 1 0 0,0 1-1 0 0,1-1 0 0 0,0 1 0 0 0,0-1 1 0 0,1 1-1 0 0,0 0 0 0 0,1 1 0 0 0,-1-1 1 0 0,1 1-1 0 0,0 0 0 0 0,1 0 0 0 0,6-6 0 0 0,-4 7-244 0 0,1 0 0 0 0,-1 1 0 0 0,1 0 0 0 0,0 0-1 0 0,1 1 1 0 0,12-3 0 0 0,27-11-1787 0 0,-37 12 883 0 0</inkml:trace>
   <inkml:trace contextRef="#ctx0" brushRef="#br0" timeOffset="6219.68">2076 255 0 0 0,'0'0'2361'0'0,"-15"-2"-1132"0"0,9 6-1200 0 0,0 0-1 0 0,1 0 1 0 0,-1 1-1 0 0,1 0 1 0 0,0 0-1 0 0,1 0 1 0 0,-1 1 0 0 0,1-1-1 0 0,0 1 1 0 0,1 0-1 0 0,-1 0 1 0 0,-4 12-1 0 0,5-8-68 0 0,-1-1 1 0 0,1 1-1 0 0,1-1 0 0 0,0 1 0 0 0,0 0 0 0 0,1 0 0 0 0,0 0 0 0 0,1 15 0 0 0,0-24 28 0 0,0 0 1 0 0,0 0-1 0 0,0 0 0 0 0,0 0 0 0 0,0 0 1 0 0,0 0-1 0 0,0 0 0 0 0,0-1 0 0 0,1 1 0 0 0,-1 0 1 0 0,0 0-1 0 0,0 0 0 0 0,1 0 0 0 0,-1-1 1 0 0,1 1-1 0 0,-1 0 0 0 0,1 0 0 0 0,-1-1 1 0 0,1 1-1 0 0,-1 0 0 0 0,1-1 0 0 0,0 1 1 0 0,-1 0-1 0 0,1-1 0 0 0,0 1 0 0 0,0-1 0 0 0,-1 1 1 0 0,1-1-1 0 0,0 0 0 0 0,0 1 0 0 0,0-1 1 0 0,0 0-1 0 0,-1 1 0 0 0,1-1 0 0 0,0 0 1 0 0,0 0-1 0 0,0 0 0 0 0,0 0 0 0 0,0 0 1 0 0,0 0-1 0 0,0 0 0 0 0,0 0 0 0 0,-1 0 0 0 0,1 0 1 0 0,0-1-1 0 0,0 1 0 0 0,0 0 0 0 0,0 0 1 0 0,1-2-1 0 0,2 1-9 0 0,1-2 1 0 0,-1 1 0 0 0,0 0-1 0 0,0-1 1 0 0,0 0-1 0 0,-1 1 1 0 0,7-8-1 0 0,-3 2 12 0 0,-1 0 0 0 0,-1-1 0 0 0,1 0 0 0 0,-1 0 0 0 0,-1 0 0 0 0,0-1 0 0 0,0 1 0 0 0,4-21 0 0 0,0 4 173 0 0,-12 42-185 0 0,0-1-1 0 0,1 1 0 0 0,0 0 0 0 0,1 0 0 0 0,1 1 0 0 0,1-1 0 0 0,2 27 0 0 0,-1-41-44 0 0,-1 0 0 0 0,0 0-1 0 0,0-1 1 0 0,1 1-1 0 0,-1 0 1 0 0,1-1 0 0 0,-1 1-1 0 0,1-1 1 0 0,0 1-1 0 0,0 0 1 0 0,0-1-1 0 0,0 0 1 0 0,0 1 0 0 0,0-1-1 0 0,0 1 1 0 0,0-1-1 0 0,0 0 1 0 0,1 0 0 0 0,-1 0-1 0 0,0 0 1 0 0,1 0-1 0 0,-1 0 1 0 0,1 0-1 0 0,-1 0 1 0 0,1-1 0 0 0,0 1-1 0 0,-1 0 1 0 0,4 0-1 0 0,-2-1-231 0 0</inkml:trace>
@@ -6685,8 +6843,8 @@
   <inkml:trace contextRef="#ctx0" brushRef="#br0" timeOffset="8019.48">2772 334 0 0 0,'0'0'2903'0'0,"13"-23"-839"0"0,-11 20-2051 0 0,0 0 0 0 0,1 0-1 0 0,-1 0 1 0 0,1 0 0 0 0,-1 1-1 0 0,1-1 1 0 0,0 1 0 0 0,0 0-1 0 0,1 0 1 0 0,-1 0 0 0 0,6-3-1 0 0,-7 5-19 0 0,2 0-24 0 0,25 4-214 0 0,-27-4 175 0 0,12 25-449 0 0,-13-21 481 0 0,-2 0-1 0 0,1 0 1 0 0,0-1-1 0 0,-1 1 1 0 0,0 0-1 0 0,1 0 1 0 0,-1-1-1 0 0,-1 1 1 0 0,1 0-1 0 0,-1-1 0 0 0,1 0 1 0 0,-1 1-1 0 0,0-1 1 0 0,0 0-1 0 0,-1 0 1 0 0,1 0-1 0 0,0 0 1 0 0,-1 0-1 0 0,0 0 1 0 0,0-1-1 0 0,0 0 0 0 0,0 1 1 0 0,0-1-1 0 0,0 0 1 0 0,-1 0-1 0 0,1-1 1 0 0,0 1-1 0 0,-1-1 1 0 0,0 0-1 0 0,1 0 1 0 0,-1 0-1 0 0,-5 1 0 0 0,6-2-70 0 0,-1 0 4 0 0,1 0 36 0 0,1-1 0 0 0,-1 0-1 0 0,1 1 1 0 0,-1-1 0 0 0,1 0-1 0 0,0 0 1 0 0,-1 0 0 0 0,1-1 0 0 0,0 1-1 0 0,0 0 1 0 0,-1-1 0 0 0,1 1-1 0 0,0-1 1 0 0,1 0 0 0 0,-1 0-1 0 0,0 0 1 0 0,0 0 0 0 0,1 0-1 0 0,-1 0 1 0 0,1 0 0 0 0,0-1-1 0 0,-2-4 1 0 0,-3-4-386 0 0,0-1 69 0 0</inkml:trace>
   <inkml:trace contextRef="#ctx0" brushRef="#br0" timeOffset="8426.17">2891 260 0 0 0,'0'0'4477'0'0,"12"-33"-2626"0"0,19 4-1433 0 0,-29 27-410 0 0,15-1-83 0 0,-14 4 32 0 0,-1 1 0 0 0,1-1 0 0 0,-1 1 0 0 0,0 0 1 0 0,1 0-1 0 0,-1-1 0 0 0,0 2 0 0 0,0-1 0 0 0,0 0 0 0 0,-1 0 1 0 0,1 1-1 0 0,0-1 0 0 0,-1 1 0 0 0,1-1 0 0 0,0 4 0 0 0,0 1-54 0 0,0-1 0 0 0,0 1 0 0 0,-1 0 0 0 0,0 0 0 0 0,0 12 0 0 0,0 0-98 0 0,-2 0 0 0 0,0-1 0 0 0,-5 24 0 0 0,4-33 64 0 0,0 0 0 0 0,0 1 1 0 0,-1-1-1 0 0,-1 0 0 0 0,1-1 1 0 0,-1 1-1 0 0,-11 15 0 0 0,14-22 115 0 0,-1-1-1 0 0,0 1 1 0 0,1-1 0 0 0,-1 0-1 0 0,0 0 1 0 0,0 1 0 0 0,0-1-1 0 0,0-1 1 0 0,0 1 0 0 0,0 0-1 0 0,0 0 1 0 0,0-1-1 0 0,0 1 1 0 0,-4 0 0 0 0,3-1 110 0 0,-8-13 75 0 0,8 6-73 0 0,0 0 0 0 0,0-1 0 0 0,1 1-1 0 0,0-1 1 0 0,1 1 0 0 0,0-1 0 0 0,0 1 0 0 0,0-1 0 0 0,1 0 0 0 0,0 1 0 0 0,1-1 0 0 0,1-8 0 0 0,-1 3 0 0 0,2 1-1 0 0,0 0 1 0 0,0 0 0 0 0,1 0-1 0 0,0 0 1 0 0,10-18 0 0 0,-11 25-209 0 0,0 0 1 0 0,0 1 0 0 0,0-1 0 0 0,1 1 0 0 0,-1 0 0 0 0,1 0-1 0 0,0 0 1 0 0,0 0 0 0 0,1 1 0 0 0,-1-1 0 0 0,1 1 0 0 0,-1 0-1 0 0,1 1 1 0 0,0-1 0 0 0,0 1 0 0 0,1 0 0 0 0,-1 0 0 0 0,0 1-1 0 0,0-1 1 0 0,8 0 0 0 0,6-4-1172 0 0,0 0-270 0 0</inkml:trace>
   <inkml:trace contextRef="#ctx0" brushRef="#br0" timeOffset="9165.58">3090 256 0 0 0,'0'0'2043'0'0,"7"-11"-771"0"0,-1 4-1119 0 0,0 1-1 0 0,0-1 0 0 0,0 1 0 0 0,1 1 0 0 0,0-1 0 0 0,1 1 0 0 0,-1 1 0 0 0,1-1 1 0 0,0 1-1 0 0,9-3 0 0 0,-5 1-41 0 0,-12 6-120 0 0,1-1 0 0 0,0 1 0 0 0,0 0-1 0 0,0-1 1 0 0,-1 1 0 0 0,1 0 0 0 0,0-1 0 0 0,0 1-1 0 0,0 0 1 0 0,0 0 0 0 0,0 0 0 0 0,0 0 0 0 0,0-1-1 0 0,-1 2 1 0 0,1-1 0 0 0,0 0 0 0 0,0 0 0 0 0,0 0-1 0 0,0 0 1 0 0,0 0 0 0 0,0 1 0 0 0,0-1 0 0 0,-1 0-1 0 0,1 1 1 0 0,1 0 0 0 0,0 0-13 0 0,-1 1 0 0 0,0-1 0 0 0,0 0 0 0 0,-1 0 0 0 0,1 1 0 0 0,0-1 0 0 0,0 1 0 0 0,-1-1 0 0 0,1 1 0 0 0,0-1 0 0 0,-1 1 0 0 0,0 0 0 0 0,1 1 0 0 0,0 8-87 0 0,0 0-1 0 0,-1 0 1 0 0,-1 16-1 0 0,1-21 101 0 0,-1 7-50 0 0,0 3-56 0 0,0 0-1 0 0,-1 0 1 0 0,-4 16-1 0 0,6-29 62 0 0,-1 8 402 0 0,7-17-249 0 0,-1 0 0 0 0,1 0 0 0 0,-1-1 0 0 0,0 0-1 0 0,-1 0 1 0 0,1 0 0 0 0,3-9 0 0 0,17-26 160 0 0,-11 23-81 0 0,-13 18-142 0 0,-1 1-52 0 0,0-1 0 0 0,0 1 0 0 0,0-1-1 0 0,1 1 1 0 0,-1 0 0 0 0,0-1 0 0 0,0 1-1 0 0,0-1 1 0 0,1 1 0 0 0,-1 0 0 0 0,0-1-1 0 0,1 1 1 0 0,-1 0 0 0 0,0 0 0 0 0,1-1-1 0 0,-1 1 1 0 0,0 0 0 0 0,1 0 0 0 0,-1-1-1 0 0,0 1 1 0 0,1 0 0 0 0,-1 0 0 0 0,1 0-1 0 0,-1 0 1 0 0,1 0 0 0 0,1 11-170 0 0,1 0 0 0 0,-2 0 0 0 0,0 0-1 0 0,0 0 1 0 0,-1 0 0 0 0,-2 20 0 0 0,2-29 77 0 0,-2 7-138 0 0,3-7 266 0 0,0-12 79 0 0,1 1-21 0 0,-1-1 0 0 0,2 1 0 0 0,-1 0 0 0 0,1 0 0 0 0,1 1 0 0 0,-1-1 0 0 0,2 1 0 0 0,-1-1 0 0 0,1 1 0 0 0,0 1 0 0 0,1-1 0 0 0,-1 1 0 0 0,2 0 0 0 0,-1 0-1 0 0,10-8 1 0 0,-14 14 36 0 0,3-1-42 0 0,-5 2-73 0 0,1-1 0 0 0,-1 1 0 0 0,0 0 0 0 0,1 0 0 0 0,-1 0 0 0 0,0-1-1 0 0,1 1 1 0 0,-1 0 0 0 0,0 0 0 0 0,1 0 0 0 0,-1 0 0 0 0,1 0 0 0 0,-1-1 0 0 0,0 1 0 0 0,1 0 0 0 0,-1 0 0 0 0,1 0-1 0 0,-1 0 1 0 0,0 0 0 0 0,1 0 0 0 0,-1 0 0 0 0,1 1 0 0 0,-1-1 0 0 0,0 0 0 0 0,1 0 0 0 0,-1 0 0 0 0,1 0 0 0 0,-1 0 0 0 0,0 1-1 0 0,1-1 1 0 0,-1 0 0 0 0,0 0 0 0 0,1 1 0 0 0,-1-1 0 0 0,0 0 0 0 0,0 0 0 0 0,1 1 0 0 0,-1-1 0 0 0,0 0 0 0 0,0 1 0 0 0,1-1-1 0 0,-1 0 1 0 0,0 1 0 0 0,0-1 0 0 0,0 0 0 0 0,0 1 0 0 0,1-1 0 0 0,-1 1 0 0 0,0-1 0 0 0,0 0 0 0 0,0 1 0 0 0,0-1 0 0 0,0 1-1 0 0,0-1 1 0 0,0 0 0 0 0,0 1 0 0 0,0 0 0 0 0,4 16-292 0 0,-1 0 0 0 0,0 1 0 0 0,-1-1 0 0 0,-1 1 0 0 0,-2 30 0 0 0,3-27-1133 0 0</inkml:trace>
-  <inkml:trace contextRef="#ctx0" brushRef="#br0" timeOffset="9744.85">3595 190 0 0 0,'1'-1'219'0'0,"-1"0"1"0"0,1 0-1 0 0,-1 0 0 0 0,0 0 0 0 0,0 0 1 0 0,1 0-1 0 0,-1 0 0 0 0,0 0 1 0 0,0 0-1 0 0,0 0 0 0 0,0 0 1 0 0,0 0-1 0 0,0 0 0 0 0,0 0 0 0 0,0 0 1 0 0,-1 0-1 0 0,1 0 0 0 0,0 0 1 0 0,-1 0-1 0 0,0-1 437 0 0,-18 4-387 0 0,13 0-270 0 0,0-1-1 0 0,1 2 1 0 0,-1-1-1 0 0,1 0 1 0 0,-1 1 0 0 0,1 0-1 0 0,0 1 1 0 0,0-1-1 0 0,0 1 1 0 0,0 0-1 0 0,1 0 1 0 0,-7 7 0 0 0,4-2-177 0 0,0 1 0 0 0,0-1 0 0 0,1 1 1 0 0,0 1-1 0 0,-6 16 0 0 0,11-26 154 0 0,1-1 1 0 0,0 1-1 0 0,-1 0 0 0 0,1 0 1 0 0,0-1-1 0 0,0 1 0 0 0,0 0 1 0 0,-1 0-1 0 0,1-1 0 0 0,0 1 1 0 0,0 0-1 0 0,0 0 0 0 0,0-1 1 0 0,0 1-1 0 0,0 0 0 0 0,1 0 1 0 0,-1-1-1 0 0,0 1 0 0 0,0 0 1 0 0,0 0-1 0 0,1-1 0 0 0,-1 1 1 0 0,0 0-1 0 0,1-1 0 0 0,-1 1 1 0 0,1 0-1 0 0,-1-1 0 0 0,1 1 1 0 0,-1-1-1 0 0,1 1 0 0 0,-1-1 1 0 0,1 1-1 0 0,-1-1 0 0 0,1 1 1 0 0,0-1-1 0 0,-1 1 0 0 0,1-1 1 0 0,0 0-1 0 0,-1 1 0 0 0,1-1 1 0 0,0 0-1 0 0,0 0 0 0 0,-1 0 1 0 0,1 1-1 0 0,0-1 0 0 0,1 0 1 0 0,2 0-13 0 0,-1 1 1 0 0,1-1 0 0 0,0 0-1 0 0,0 0 1 0 0,0 0 0 0 0,0-1 0 0 0,5 0-1 0 0,9-6 138 0 0,-1 0-1 0 0,0-1 0 0 0,17-10 0 0 0,-33 17-91 0 0,1 0 182 0 0,1-5 665 0 0,-4 12-705 0 0,0-4-219 0 0,2 0-37 0 0,-1 0 64 0 0,1 1 1 0 0,0-1 0 0 0,0 0 0 0 0,0 1-1 0 0,0-1 1 0 0,0 0 0 0 0,0 0 0 0 0,1 0-1 0 0,-1 0 1 0 0,1 0 0 0 0,-1 0 0 0 0,1-1-1 0 0,0 1 1 0 0,-1 0 0 0 0,1-1 0 0 0,0 1-1 0 0,5 1 1 0 0,-6-2-44 0 0,0 0 60 0 0,1 0 1 0 0,-1-1-1 0 0,0 0 0 0 0,0 1 0 0 0,0-1 1 0 0,1 0-1 0 0,-1 0 0 0 0,0 1 0 0 0,0-1 0 0 0,1 0 1 0 0,-1 0-1 0 0,0 0 0 0 0,0-1 0 0 0,1 1 1 0 0,-1 0-1 0 0,0 0 0 0 0,0-1 0 0 0,1 1 1 0 0,0-1-1 0 0,23-5-210 0 0,-20 4 189 0 0,1-1 1 0 0,-1 0-1 0 0,0 0 1 0 0,0-1 0 0 0,0 1-1 0 0,-1-1 1 0 0,1 0-1 0 0,-1 0 1 0 0,0 0 0 0 0,0-1-1 0 0,4-6 1 0 0,1-3 61 0 0,-2 0 1 0 0,0-1-1 0 0,8-24 1 0 0,2-5 569 0 0,-16 42-411 0 0,1-4 280 0 0,0 21-315 0 0,-4 15-240 0 0,-10 55 0 0 0,1-15-1219 0 0,6-55 242 0 0,4-12 274 0 0</inkml:trace>
-  <inkml:trace contextRef="#ctx0" brushRef="#br0" timeOffset="10147.87">3619 267 0 0 0,'0'0'937'0'0,"2"-13"1547"0"0,22 4-2222 0 0,-20 8-260 0 0,0 0-64 0 0,32-1-78 0 0,-23 1 33 0 0,0 1 1 0 0,0-1 0 0 0,0-1 0 0 0,-1 0-1 0 0,1-1 1 0 0,0-1 0 0 0,11-4-1 0 0,-22 7 93 0 0,22-12 2208 0 0,-21 35-2235 0 0,-2 0 0 0 0,-1-1 0 0 0,-3 28 0 0 0,1-22-213 0 0,0-9-300 0 0,1-16 376 0 0,1 1 0 0 0,-1 0-1 0 0,1-1 1 0 0,0 1 0 0 0,0 0-1 0 0,0 0 1 0 0,0-1 0 0 0,1 1-1 0 0,0 2 1 0 0,-1-3-238 0 0</inkml:trace>
+  <inkml:trace contextRef="#ctx0" brushRef="#br0" timeOffset="9744.84">3595 190 0 0 0,'1'-1'219'0'0,"-1"0"1"0"0,1 0-1 0 0,-1 0 0 0 0,0 0 0 0 0,0 0 1 0 0,1 0-1 0 0,-1 0 0 0 0,0 0 1 0 0,0 0-1 0 0,0 0 0 0 0,0 0 1 0 0,0 0-1 0 0,0 0 0 0 0,0 0 0 0 0,0 0 1 0 0,-1 0-1 0 0,1 0 0 0 0,0 0 1 0 0,-1 0-1 0 0,0-1 437 0 0,-18 4-387 0 0,13 0-270 0 0,0-1-1 0 0,1 2 1 0 0,-1-1-1 0 0,1 0 1 0 0,-1 1 0 0 0,1 0-1 0 0,0 1 1 0 0,0-1-1 0 0,0 1 1 0 0,0 0-1 0 0,1 0 1 0 0,-7 7 0 0 0,4-2-177 0 0,0 1 0 0 0,0-1 0 0 0,1 1 1 0 0,0 1-1 0 0,-6 16 0 0 0,11-26 154 0 0,1-1 1 0 0,0 1-1 0 0,-1 0 0 0 0,1 0 1 0 0,0-1-1 0 0,0 1 0 0 0,0 0 1 0 0,-1 0-1 0 0,1-1 0 0 0,0 1 1 0 0,0 0-1 0 0,0 0 0 0 0,0-1 1 0 0,0 1-1 0 0,0 0 0 0 0,1 0 1 0 0,-1-1-1 0 0,0 1 0 0 0,0 0 1 0 0,0 0-1 0 0,1-1 0 0 0,-1 1 1 0 0,0 0-1 0 0,1-1 0 0 0,-1 1 1 0 0,1 0-1 0 0,-1-1 0 0 0,1 1 1 0 0,-1-1-1 0 0,1 1 0 0 0,-1-1 1 0 0,1 1-1 0 0,-1-1 0 0 0,1 1 1 0 0,0-1-1 0 0,-1 1 0 0 0,1-1 1 0 0,0 0-1 0 0,-1 1 0 0 0,1-1 1 0 0,0 0-1 0 0,0 0 0 0 0,-1 0 1 0 0,1 1-1 0 0,0-1 0 0 0,1 0 1 0 0,2 0-13 0 0,-1 1 1 0 0,1-1 0 0 0,0 0-1 0 0,0 0 1 0 0,0 0 0 0 0,0-1 0 0 0,5 0-1 0 0,9-6 138 0 0,-1 0-1 0 0,0-1 0 0 0,17-10 0 0 0,-33 17-91 0 0,1 0 182 0 0,1-5 665 0 0,-4 12-705 0 0,0-4-219 0 0,2 0-37 0 0,-1 0 64 0 0,1 1 1 0 0,0-1 0 0 0,0 0 0 0 0,0 1-1 0 0,0-1 1 0 0,0 0 0 0 0,0 0 0 0 0,1 0-1 0 0,-1 0 1 0 0,1 0 0 0 0,-1 0 0 0 0,1-1-1 0 0,0 1 1 0 0,-1 0 0 0 0,1-1 0 0 0,0 1-1 0 0,5 1 1 0 0,-6-2-44 0 0,0 0 60 0 0,1 0 1 0 0,-1-1-1 0 0,0 0 0 0 0,0 1 0 0 0,0-1 1 0 0,1 0-1 0 0,-1 0 0 0 0,0 1 0 0 0,0-1 0 0 0,1 0 1 0 0,-1 0-1 0 0,0 0 0 0 0,0-1 0 0 0,1 1 1 0 0,-1 0-1 0 0,0 0 0 0 0,0-1 0 0 0,1 1 1 0 0,0-1-1 0 0,23-5-210 0 0,-20 4 189 0 0,1-1 1 0 0,-1 0-1 0 0,0 0 1 0 0,0-1 0 0 0,0 1-1 0 0,-1-1 1 0 0,1 0-1 0 0,-1 0 1 0 0,0 0 0 0 0,0-1-1 0 0,4-6 1 0 0,1-3 61 0 0,-2 0 1 0 0,0-1-1 0 0,8-24 1 0 0,2-5 569 0 0,-16 42-411 0 0,1-4 280 0 0,0 21-315 0 0,-4 15-240 0 0,-10 55 0 0 0,1-15-1219 0 0,6-55 242 0 0,4-12 274 0 0</inkml:trace>
+  <inkml:trace contextRef="#ctx0" brushRef="#br0" timeOffset="10147.86">3619 267 0 0 0,'0'0'937'0'0,"2"-13"1547"0"0,22 4-2222 0 0,-20 8-260 0 0,0 0-64 0 0,32-1-78 0 0,-23 1 33 0 0,0 1 1 0 0,0-1 0 0 0,0-1 0 0 0,-1 0-1 0 0,1-1 1 0 0,0-1 0 0 0,11-4-1 0 0,-22 7 93 0 0,22-12 2208 0 0,-21 35-2235 0 0,-2 0 0 0 0,-1-1 0 0 0,-3 28 0 0 0,1-22-213 0 0,0-9-300 0 0,1-16 376 0 0,1 1 0 0 0,-1 0-1 0 0,1-1 1 0 0,0 1 0 0 0,0 0-1 0 0,0 0 1 0 0,0-1 0 0 0,1 1-1 0 0,0 2 1 0 0,-1-3-238 0 0</inkml:trace>
   <inkml:trace contextRef="#ctx0" brushRef="#br0" timeOffset="10345.54">3769 26 0 0 0,'4'-11'3174'0'0,"5"25"-3474"0"0,-7-3 192 0 0,4 5-1130 0 0</inkml:trace>
   <inkml:trace contextRef="#ctx0" brushRef="#br0" timeOffset="10697.97">3925 220 0 0 0,'23'-22'3150'0'0,"15"-4"-409"0"0,-37 25-2608 0 0,17-3 62 0 0,-13 3-190 0 0,0-1 1 0 0,0 1 0 0 0,-1 1-1 0 0,1-1 1 0 0,1 1-1 0 0,-1 0 1 0 0,0 0-1 0 0,0 0 1 0 0,0 0-1 0 0,0 1 1 0 0,0 0 0 0 0,0 0-1 0 0,-1 1 1 0 0,10 3-1 0 0,-10-3-35 0 0,-1 1 1 0 0,1 0-1 0 0,-1 0 0 0 0,1 1 0 0 0,-1-1 0 0 0,0 1 0 0 0,0 0 1 0 0,0-1-1 0 0,-1 1 0 0 0,1 0 0 0 0,-1 1 0 0 0,3 5 1 0 0,-4-5-22 0 0,0 0 1 0 0,1 0 0 0 0,-1 0 0 0 0,-1 0 0 0 0,1 0 0 0 0,-1 0 0 0 0,0 0 0 0 0,0 0 0 0 0,-1 0 0 0 0,1 0 0 0 0,-1 0 0 0 0,0 0 0 0 0,0 0 0 0 0,-1 0 0 0 0,1 0-1 0 0,-1-1 1 0 0,0 1 0 0 0,-6 8 0 0 0,6-10 33 0 0,0 0 0 0 0,0 0-1 0 0,0 0 1 0 0,-1 0 0 0 0,0 0 0 0 0,1-1-1 0 0,-1 1 1 0 0,0-1 0 0 0,0 0-1 0 0,-1 0 1 0 0,1 0 0 0 0,0 0-1 0 0,-1 0 1 0 0,1-1 0 0 0,-1 1 0 0 0,1-1-1 0 0,-1 0 1 0 0,0 0 0 0 0,1-1-1 0 0,-1 1 1 0 0,0-1 0 0 0,0 0 0 0 0,1 0-1 0 0,-1 0 1 0 0,0 0 0 0 0,-7-2-1 0 0,6 1-68 0 0,-1-1-1 0 0,1 0 0 0 0,0 0 0 0 0,0-1 0 0 0,1 1 0 0 0,-1-1 0 0 0,0 0 0 0 0,1 0 0 0 0,0-1 0 0 0,-1 1 0 0 0,2-1 0 0 0,-1 0 0 0 0,0 0 0 0 0,1 0 0 0 0,-1-1 0 0 0,1 1 0 0 0,0-1 0 0 0,1 0 1 0 0,-1 0-1 0 0,1 0 0 0 0,0 0 0 0 0,0 0 0 0 0,1 0 0 0 0,0-1 0 0 0,-1 1 0 0 0,2 0 0 0 0,-1-7 0 0 0,-1-3-1649 0 0</inkml:trace>
   <inkml:trace contextRef="#ctx0" brushRef="#br0" timeOffset="11228.93">4092 355 0 0 0,'-9'-16'3747'0'0,"10"15"-3436"0"0,13-23 790 0 0,-8 19-1070 0 0,0-1 0 0 0,1 1-1 0 0,-1 0 1 0 0,1 1-1 0 0,0 0 1 0 0,1 0 0 0 0,-1 0-1 0 0,1 1 1 0 0,-1 0-1 0 0,14-3 1 0 0,-18 5-73 0 0,8 4-84 0 0,-10-3 115 0 0,1 0 1 0 0,-1 0-1 0 0,1 0 1 0 0,-1 0-1 0 0,1 1 1 0 0,-1-1-1 0 0,1 0 1 0 0,-1 1-1 0 0,1 0 1 0 0,-1-1-1 0 0,0 1 1 0 0,1-1-1 0 0,1 3 0 0 0,0 0-25 0 0,0 0-1 0 0,-1 0 0 0 0,1 0 1 0 0,-1 1-1 0 0,1-1 0 0 0,-1 1 1 0 0,0-1-1 0 0,0 1 0 0 0,-1 0 1 0 0,1 0-1 0 0,-1 0 0 0 0,0 0 1 0 0,0 0-1 0 0,0 0 0 0 0,0 1 1 0 0,-1-1-1 0 0,0 0 0 0 0,0 6 1 0 0,0-2-35 0 0,-1 0 0 0 0,0 1 1 0 0,0-1-1 0 0,-1 0 0 0 0,0 0 1 0 0,-1 0-1 0 0,1 0 0 0 0,-6 9 0 0 0,7-15 312 0 0,2-12-185 0 0,-1 1-1 0 0,2-1 0 0 0,-1 1 1 0 0,1-1-1 0 0,1 1 0 0 0,0 0 1 0 0,0-1-1 0 0,1 1 0 0 0,0 1 1 0 0,0-1-1 0 0,1 1 0 0 0,0-1 1 0 0,1 2-1 0 0,0-1 0 0 0,0 0 1 0 0,13-11-1 0 0,13-2 273 0 0,-29 20-266 0 0,0 0-11 0 0,-2 1-48 0 0,0 0 1 0 0,0-1-1 0 0,0 1 1 0 0,0 0-1 0 0,0 0 1 0 0,0 0-1 0 0,1 0 1 0 0,-1 0-1 0 0,0 0 1 0 0,0 0-1 0 0,0 0 1 0 0,0 1-1 0 0,0-1 1 0 0,0 0-1 0 0,0 1 1 0 0,0-1-1 0 0,0 1 1 0 0,0-1-1 0 0,0 1 1 0 0,0-1-1 0 0,0 1 1 0 0,0-1-1 0 0,0 1 1 0 0,-1 0-1 0 0,1 0 1 0 0,0 0-1 0 0,0-1 1 0 0,-1 1-1 0 0,1 0 1 0 0,-1 0-1 0 0,1 0 1 0 0,-1 0-1 0 0,1 0 1 0 0,-1 0-1 0 0,1 0 1 0 0,-1 0-1 0 0,0 0 1 0 0,1 2 0 0 0,3 20-77 0 0,-1 1 1 0 0,1 38 0 0 0,0 13-1312 0 0,5-46-775 0 0,-4-16 638 0 0</inkml:trace>
@@ -6834,9 +6992,9 @@
   </inkml:definitions>
   <inkml:trace contextRef="#ctx0" brushRef="#br0">518 392 0 0 0,'0'0'860'0'0,"0"0"-785"0"0,1 0 1 0 0,-1-1 0 0 0,0 1 0 0 0,0-1-1 0 0,0 1 1 0 0,0 0 0 0 0,0-1-1 0 0,0 1 1 0 0,0-1 0 0 0,0 1 0 0 0,0-1-1 0 0,0 1 1 0 0,0 0 0 0 0,0-1-1 0 0,0 1 1 0 0,0-1 0 0 0,0 1 0 0 0,-1 0-1 0 0,1-1 1 0 0,0 1 0 0 0,0 0 0 0 0,0-1-1 0 0,-1 1 1 0 0,1-1 0 0 0,-1 1-1 0 0,-12 16-20 0 0,0 0 0 0 0,1 1 1 0 0,0 1-1 0 0,-15 31 0 0 0,-15 24-11 0 0,12-29-160 0 0,-37 40 1 0 0,65-82-173 0 0,-3 5-1214 0 0,9-20 701 0 0</inkml:trace>
   <inkml:trace contextRef="#ctx0" brushRef="#br0" timeOffset="287.01">426 376 0 0 0,'0'0'445'0'0,"13"11"20"0"0,53 77 225 0 0,-51-66-645 0 0,0 0-1 0 0,2-1 1 0 0,0-1 0 0 0,28 25-1 0 0,-42-43-106 0 0,0 0-1 0 0,0 0 1 0 0,-1-1-1 0 0,1 0 1 0 0,0 1-1 0 0,0-1 1 0 0,0 0-1 0 0,1 0 1 0 0,-1-1-1 0 0,0 1 0 0 0,0-1 1 0 0,0 1-1 0 0,0-1 1 0 0,1 0-1 0 0,-1 0 1 0 0,0-1-1 0 0,4 0 1 0 0,-3 1-310 0 0</inkml:trace>
-  <inkml:trace contextRef="#ctx0" brushRef="#br0" timeOffset="507.73">1083 343 0 0 0,'0'0'820'0'0,"0"0"-780"0"0,0-1 0 0 0,0 1 0 0 0,0 0 0 0 0,0-1 0 0 0,0 1 0 0 0,-1-1 0 0 0,1 1 0 0 0,0 0 0 0 0,0-1 0 0 0,0 1 0 0 0,-1 0 1 0 0,1-1-1 0 0,0 1 0 0 0,0 0 0 0 0,-1 0 0 0 0,1-1 0 0 0,0 1 0 0 0,-1 0 0 0 0,1 0 0 0 0,0-1 0 0 0,-1 1 0 0 0,1 0 0 0 0,0 0 0 0 0,-1 0 0 0 0,1-1 1 0 0,0 1-1 0 0,-1 0 0 0 0,0 0 0 0 0,-44 28 60 0 0,2 2 0 0 0,-45 39 1 0 0,86-67-253 0 0</inkml:trace>
+  <inkml:trace contextRef="#ctx0" brushRef="#br0" timeOffset="507.72">1083 343 0 0 0,'0'0'820'0'0,"0"0"-780"0"0,0-1 0 0 0,0 1 0 0 0,0 0 0 0 0,0-1 0 0 0,0 1 0 0 0,-1-1 0 0 0,1 1 0 0 0,0 0 0 0 0,0-1 0 0 0,0 1 0 0 0,-1 0 1 0 0,1-1-1 0 0,0 1 0 0 0,0 0 0 0 0,-1 0 0 0 0,1-1 0 0 0,0 1 0 0 0,-1 0 0 0 0,1 0 0 0 0,0-1 0 0 0,-1 1 0 0 0,1 0 0 0 0,0 0 0 0 0,-1 0 0 0 0,1-1 1 0 0,0 1-1 0 0,-1 0 0 0 0,0 0 0 0 0,-44 28 60 0 0,2 2 0 0 0,-45 39 1 0 0,86-67-253 0 0</inkml:trace>
   <inkml:trace contextRef="#ctx0" brushRef="#br0" timeOffset="809.88">916 243 0 0 0,'0'0'635'0'0,"8"10"168"0"0,0 12-675 0 0,2 0 0 0 0,0 0 1 0 0,1-2-1 0 0,20 31 0 0 0,-24-42-151 0 0,-1-1-1 0 0,1 0 1 0 0,0 0-1 0 0,1-1 1 0 0,0 0 0 0 0,0 0-1 0 0,0-1 1 0 0,1 0-1 0 0,0 0 1 0 0,0-1 0 0 0,0 0-1 0 0,15 5 1 0 0,-19-9-42 0 0,-1-1-1 0 0,0 1 1 0 0,0-1 0 0 0,1 0 0 0 0,-1 0 0 0 0,0 0 0 0 0,0 0 0 0 0,1-1 0 0 0,-1 0-1 0 0,7-2 1 0 0,4 0-329 0 0,1-1 56 0 0</inkml:trace>
-  <inkml:trace contextRef="#ctx0" brushRef="#br0" timeOffset="1068.12">1687 268 0 0 0,'0'0'1376'0'0,"0"12"-938"0"0,-148 175 334 0 0,127-163-962 0 0,20-23 135 0 0,0-1 1 0 0,0 1-1 0 0,0 0 0 0 0,1-1 0 0 0,-1 1 0 0 0,0 0 1 0 0,0-1-1 0 0,0 1 0 0 0,0-1 0 0 0,0 1 0 0 0,0-1 0 0 0,0 0 1 0 0,0 0-1 0 0,0 1 0 0 0,0-1 0 0 0,-1 0 0 0 0,1 0 1 0 0,0 0-1 0 0,0 0 0 0 0,0 0 0 0 0,0 0 0 0 0,0 0 1 0 0,0-1-1 0 0,-1 1 0 0 0,0-1-645 0 0</inkml:trace>
+  <inkml:trace contextRef="#ctx0" brushRef="#br0" timeOffset="1068.11">1687 268 0 0 0,'0'0'1376'0'0,"0"12"-938"0"0,-148 175 334 0 0,127-163-962 0 0,20-23 135 0 0,0-1 1 0 0,0 1-1 0 0,0 0 0 0 0,1-1 0 0 0,-1 1 0 0 0,0 0 1 0 0,0-1-1 0 0,0 1 0 0 0,0-1 0 0 0,0 1 0 0 0,0-1 0 0 0,0 0 1 0 0,0 0-1 0 0,0 1 0 0 0,0-1 0 0 0,-1 0 0 0 0,1 0 1 0 0,0 0-1 0 0,0 0 0 0 0,0 0 0 0 0,0 0 0 0 0,0 0 1 0 0,0-1-1 0 0,-1 1 0 0 0,0-1-645 0 0</inkml:trace>
   <inkml:trace contextRef="#ctx0" brushRef="#br0" timeOffset="1209.04">1460 223 0 0 0,'0'0'1083'0'0,"2"1"-879"0"0,7 3-126 0 0,-1 1 1 0 0,0 0-1 0 0,0 0 0 0 0,0 1 0 0 0,-1 0 0 0 0,1 0 0 0 0,6 8 0 0 0,16 13 9 0 0,-13-14-87 0 0,54 39 140 0 0,-65-49-238 0 0,0 1 0 0 0,0-1 1 0 0,0 0-1 0 0,1-1 1 0 0,-1 1-1 0 0,1-1 0 0 0,-1-1 1 0 0,1 1-1 0 0,0-1 0 0 0,7 0 1 0 0,7-2-642 0 0</inkml:trace>
   <inkml:trace contextRef="#ctx0" brushRef="#br0" timeOffset="1479.82">2242 181 0 0 0,'-11'6'340'0'0,"0"-1"0"0"0,1 2 0 0 0,-1 0 0 0 0,2 0-1 0 0,-1 1 1 0 0,1 0 0 0 0,-16 18 0 0 0,-2 0-94 0 0,-100 100-918 0 0,116-121-409 0 0</inkml:trace>
   <inkml:trace contextRef="#ctx0" brushRef="#br0" timeOffset="1637.82">1934 206 0 0 0,'0'0'906'0'0,"11"9"173"0"0,32 69-1345 0 0,62 158-1 0 0,-99-217-859 0 0</inkml:trace>
@@ -7007,7 +7165,7 @@
     </inkml:brush>
   </inkml:definitions>
   <inkml:trace contextRef="#ctx0" brushRef="#br0">26 0 9830 0 0,'-15'5'509'0'0,"9"4"-316"0"0,3 2 216 0 0,2 1-90 0 0</inkml:trace>
-  <inkml:trace contextRef="#ctx0" brushRef="#br0" timeOffset="582.95">85 74 9830 0 0,'-7'10'102'0'0,"1"2"305"0"0,1 0-204 0 0,-1 2 250 0 0,3-1-124 0 0,1-9-101 0 0,0 6-183 0 0</inkml:trace>
+  <inkml:trace contextRef="#ctx0" brushRef="#br0" timeOffset="582.94">85 74 9830 0 0,'-7'10'102'0'0,"1"2"305"0"0,1 0-204 0 0,-1 2 250 0 0,3-1-124 0 0,1-9-101 0 0,0 6-183 0 0</inkml:trace>
 </inkml:ink>
 </file>
 
@@ -7049,7 +7207,7 @@
   <inkml:trace contextRef="#ctx0" brushRef="#br0" timeOffset="3714.16">1650 419 9830 0 0,'0'0'0'0'0,"18"-4"273"0"0,5 1 273 0 0,-1 3 0 0 0,-4-2 65 0 0,2-1-338 0 0,-3-2 273 0 0</inkml:trace>
   <inkml:trace contextRef="#ctx0" brushRef="#br0" timeOffset="3928.49">1867 386 9830 0 0,'2'-1'228'0'0,"10"-3"-92"0"0,6 1 293 0 0,0 2 10 0 0,2 0 81 0 0,0-4-1 0 0,-8-2-106 0 0</inkml:trace>
   <inkml:trace contextRef="#ctx0" brushRef="#br0" timeOffset="4094.38">2021 345 9830 0 0,'15'-5'0'0'0,"-1"-1"273"0"0,0 3-273 0 0,8 1-10 0 0,2 1 547 0 0,-5-1-268 0 0,0-6 268 0 0</inkml:trace>
-  <inkml:trace contextRef="#ctx0" brushRef="#br0" timeOffset="4242.73">2316 251 9830 0 0,'14'-6'0'0'0,"6"1"273"0"0,0 2 273 0 0,-2-5 65 0 0</inkml:trace>
+  <inkml:trace contextRef="#ctx0" brushRef="#br0" timeOffset="4242.72">2316 251 9830 0 0,'14'-6'0'0'0,"6"1"273"0"0,0 2 273 0 0,-2-5 65 0 0</inkml:trace>
   <inkml:trace contextRef="#ctx0" brushRef="#br0" timeOffset="4593.14">2495 190 9830 0 0,'0'0'0'0'0,"8"-6"0"0"0,11 4 546 0 0,-8-4-559 0 0</inkml:trace>
   <inkml:trace contextRef="#ctx0" brushRef="#br0" timeOffset="4745.06">2659 71 9830 0 0,'9'-11'273'0'0,"0"4"113"0"0,8 9-113 0 0</inkml:trace>
   <inkml:trace contextRef="#ctx0" brushRef="#br0" timeOffset="4939.99">2787 11 9830 0 0,'0'0'546'0'0,"14"-8"-546"0"0,2 5 386 0 0</inkml:trace>
@@ -7180,10 +7338,10 @@
     </inkml:brush>
   </inkml:definitions>
   <inkml:trace contextRef="#ctx0" brushRef="#br0">216 109 0 0 0,'0'0'1170'0'0,"-6"-12"766"0"0,3 12-1907 0 0,1-1-1 0 0,-1 0 0 0 0,1 1 1 0 0,-1-1-1 0 0,1 1 1 0 0,-1 0-1 0 0,1 0 1 0 0,-1 0-1 0 0,1 0 1 0 0,-1 1-1 0 0,1-1 1 0 0,-1 0-1 0 0,-3 2 0 0 0,4-1-30 0 0,-1-1 0 0 0,-6 2 6 0 0,0-1 0 0 0,1 1-1 0 0,-1 0 1 0 0,0 1 0 0 0,1 0 0 0 0,-1 0 0 0 0,1 1 0 0 0,0 0 0 0 0,0 1 0 0 0,-11 8-1 0 0,14-10-3 0 0,0 0 1 0 0,0 0 1 0 0,1 1-1 0 0,-1-1 1 0 0,1 1 0 0 0,0 0-1 0 0,0 0 1 0 0,-6 9-1 0 0,-6 12-156 0 0,16-12-36 0 0,1-10 189 0 0,-1-1-41 0 0,3 2-9 0 0,-1 1-1 0 0,1-1 1 0 0,0 0-1 0 0,0 0 1 0 0,4 4-1 0 0,0-6 52 0 0,-1 0 6 0 0,0-1 0 0 0,1 0 0 0 0,-1 0 0 0 0,0 0 0 0 0,1-1 0 0 0,-1 1-1 0 0,13-3 1 0 0,-15 3-3 0 0,-1-1-1 0 0,1-1 0 0 0,0 1 1 0 0,-1 0-1 0 0,1-1 0 0 0,-1 0 0 0 0,1 0 1 0 0,5-2-1 0 0,-2 0 7 0 0,-4 2-2 0 0,18-2 8 0 0,12-1-153 0 0,-30 3 109 0 0,19 0-40 0 0,-2 4-44 0 0,-17-2 102 0 0,-1 1-1 0 0,1 0 0 0 0,-1 0 1 0 0,0 0-1 0 0,1 0 0 0 0,-1 0 0 0 0,0 1 1 0 0,0-1-1 0 0,-1 0 0 0 0,1 1 1 0 0,0 0-1 0 0,-1-1 0 0 0,1 1 0 0 0,-1 0 1 0 0,0 0-1 0 0,0 0 0 0 0,0 0 1 0 0,-1 0-1 0 0,1 0 0 0 0,-1 0 0 0 0,1 0 1 0 0,-1 3-1 0 0,0-3 10 0 0,0 0 0 0 0,0 0 0 0 0,0 0 0 0 0,0 0 0 0 0,-1-1 0 0 0,1 1 0 0 0,-1 0 0 0 0,0 0 0 0 0,0-1 0 0 0,0 1 0 0 0,0 0 0 0 0,0-1 0 0 0,-1 1 0 0 0,1-1 0 0 0,-1 0 0 0 0,1 1 0 0 0,-1-1 0 0 0,0 0 0 0 0,0 0 0 0 0,0 0 0 0 0,0 0-1 0 0,0 0 1 0 0,-1-1 0 0 0,1 1 0 0 0,-4 1 0 0 0,-9 4-13 0 0,0-2-1 0 0,0 0 0 0 0,-1-1 1 0 0,-26 4-1 0 0,37-6-58 0 0,0-2 1 0 0,0 1-1 0 0,-1-1 1 0 0,1 1-1 0 0,0-1 1 0 0,0-1-1 0 0,0 1 1 0 0,-1-1 0 0 0,1 0-1 0 0,0 0 1 0 0,0-1-1 0 0,0 1 1 0 0,0-1-1 0 0,0 0 1 0 0,1 0-1 0 0,-1-1 1 0 0,0 0-1 0 0,-4-3 1 0 0,1-3-304 0 0</inkml:trace>
-  <inkml:trace contextRef="#ctx0" brushRef="#br0" timeOffset="709.84">510 102 0 0 0,'0'0'627'0'0,"-13"-7"472"0"0,9 6-1056 0 0,0 0 1 0 0,0 0-1 0 0,1 0 0 0 0,-1 1 1 0 0,0-1-1 0 0,0 1 0 0 0,0 0 1 0 0,1 0-1 0 0,-1 0 0 0 0,0 1 1 0 0,0 0-1 0 0,0-1 0 0 0,1 1 1 0 0,-1 1-1 0 0,0-1 0 0 0,-4 3 1 0 0,3-2-43 0 0,1 1 0 0 0,-1 0 0 0 0,1 1 0 0 0,0-1 0 0 0,0 1 0 0 0,0 0 0 0 0,0 0 0 0 0,0 0 0 0 0,1 1 0 0 0,0-1 0 0 0,0 1 0 0 0,0 0 0 0 0,-3 8 0 0 0,2-4-2 0 0,0-1 0 0 0,0 1 0 0 0,1 0 0 0 0,0 0 0 0 0,1 0 0 0 0,0 0 0 0 0,0 1 0 0 0,1-1 0 0 0,0 1 0 0 0,1-1 0 0 0,1 19 0 0 0,0-27-4 0 0,-1 1-1 0 0,1-1 1 0 0,0 0-1 0 0,-1 0 0 0 0,1 1 1 0 0,0-1-1 0 0,0 0 1 0 0,0 0-1 0 0,0 0 1 0 0,0 0-1 0 0,0 0 1 0 0,0 0-1 0 0,0 0 1 0 0,0 0-1 0 0,0 0 1 0 0,0-1-1 0 0,1 1 1 0 0,-1 0-1 0 0,0-1 1 0 0,0 1-1 0 0,1-1 1 0 0,-1 1-1 0 0,1-1 1 0 0,-1 0-1 0 0,2 1 1 0 0,0-1-3 0 0,0 1-8 0 0,16-1-17 0 0,-16 0 20 0 0,1 0 0 0 0,0-1-1 0 0,0 1 1 0 0,0-1 0 0 0,-1 0 0 0 0,1 0 0 0 0,0 0 0 0 0,-1-1-1 0 0,1 1 1 0 0,-1-1 0 0 0,1 0 0 0 0,-1 0 0 0 0,0 0-1 0 0,0 0 1 0 0,0-1 0 0 0,0 1 0 0 0,4-6 0 0 0,2-2 6 0 0,-1-1 0 0 0,-1 0 0 0 0,11-21 0 0 0,-8 15-11 0 0,-2 3 11 0 0,4-10 2 0 0,-11 22-4 0 0,3-7-47 0 0,-13 51-104 0 0,3 0 0 0 0,-1 62 0 0 0,11-92-602 0 0</inkml:trace>
+  <inkml:trace contextRef="#ctx0" brushRef="#br0" timeOffset="709.83">510 102 0 0 0,'0'0'627'0'0,"-13"-7"472"0"0,9 6-1056 0 0,0 0 1 0 0,0 0-1 0 0,1 0 0 0 0,-1 1 1 0 0,0-1-1 0 0,0 1 0 0 0,0 0 1 0 0,1 0-1 0 0,-1 0 0 0 0,0 1 1 0 0,0 0-1 0 0,0-1 0 0 0,1 1 1 0 0,-1 1-1 0 0,0-1 0 0 0,-4 3 1 0 0,3-2-43 0 0,1 1 0 0 0,-1 0 0 0 0,1 1 0 0 0,0-1 0 0 0,0 1 0 0 0,0 0 0 0 0,0 0 0 0 0,0 0 0 0 0,1 1 0 0 0,0-1 0 0 0,0 1 0 0 0,0 0 0 0 0,-3 8 0 0 0,2-4-2 0 0,0-1 0 0 0,0 1 0 0 0,1 0 0 0 0,0 0 0 0 0,1 0 0 0 0,0 0 0 0 0,0 1 0 0 0,1-1 0 0 0,0 1 0 0 0,1-1 0 0 0,1 19 0 0 0,0-27-4 0 0,-1 1-1 0 0,1-1 1 0 0,0 0-1 0 0,-1 0 0 0 0,1 1 1 0 0,0-1-1 0 0,0 0 1 0 0,0 0-1 0 0,0 0 1 0 0,0 0-1 0 0,0 0 1 0 0,0 0-1 0 0,0 0 1 0 0,0 0-1 0 0,0 0 1 0 0,0-1-1 0 0,1 1 1 0 0,-1 0-1 0 0,0-1 1 0 0,0 1-1 0 0,1-1 1 0 0,-1 1-1 0 0,1-1 1 0 0,-1 0-1 0 0,2 1 1 0 0,0-1-3 0 0,0 1-8 0 0,16-1-17 0 0,-16 0 20 0 0,1 0 0 0 0,0-1-1 0 0,0 1 1 0 0,0-1 0 0 0,-1 0 0 0 0,1 0 0 0 0,0 0 0 0 0,-1-1-1 0 0,1 1 1 0 0,-1-1 0 0 0,1 0 0 0 0,-1 0 0 0 0,0 0-1 0 0,0 0 1 0 0,0-1 0 0 0,0 1 0 0 0,4-6 0 0 0,2-2 6 0 0,-1-1 0 0 0,-1 0 0 0 0,11-21 0 0 0,-8 15-11 0 0,-2 3 11 0 0,4-10 2 0 0,-11 22-4 0 0,3-7-47 0 0,-13 51-104 0 0,3 0 0 0 0,-1 62 0 0 0,11-92-602 0 0</inkml:trace>
   <inkml:trace contextRef="#ctx0" brushRef="#br0" timeOffset="937.06">652 70 0 0 0,'5'-5'3204'0'0,"-5"5"-3163"0"0,9 135 69 0 0,-2 27-2128 0 0</inkml:trace>
   <inkml:trace contextRef="#ctx0" brushRef="#br0" timeOffset="1599.52">940 92 0 0 0,'0'0'481'0'0,"0"-1"-393"0"0,0 1-1 0 0,0-1 1 0 0,0 1-1 0 0,1-1 1 0 0,-1 0 0 0 0,0 1-1 0 0,0-1 1 0 0,0 0-1 0 0,0 1 1 0 0,0-1-1 0 0,0 1 1 0 0,0-1 0 0 0,0 0-1 0 0,-1 1 1 0 0,1-1-1 0 0,0 1 1 0 0,0-1 0 0 0,0 0-1 0 0,-1 0 1 0 0,-2 0-78 0 0,0 1 1 0 0,0-1-1 0 0,0 1 1 0 0,0 0-1 0 0,0 0 0 0 0,0 0 1 0 0,0 0-1 0 0,0 0 1 0 0,0 1-1 0 0,0-1 1 0 0,0 1-1 0 0,0 0 0 0 0,0 0 1 0 0,0 0-1 0 0,0 1 1 0 0,1-1-1 0 0,-4 3 1 0 0,1-1 3 0 0,0 1 1 0 0,1 0-1 0 0,0 0 1 0 0,-1 0-1 0 0,2 0 1 0 0,-1 1-1 0 0,0 0 1 0 0,-4 8-1 0 0,3-3-68 0 0,0 0 0 0 0,0 0 0 0 0,1 1 0 0 0,1 0 0 0 0,-1 0 0 0 0,2 0 0 0 0,0 0-1 0 0,-2 22 1 0 0,4-32 42 0 0,0 0-1 0 0,0 0 0 0 0,1 0 1 0 0,-1 0-1 0 0,0 0 0 0 0,0 0 0 0 0,1 0 1 0 0,-1 0-1 0 0,1 0 0 0 0,-1 0 0 0 0,1 0 1 0 0,-1-1-1 0 0,1 1 0 0 0,0 0 1 0 0,-1 0-1 0 0,1 0 0 0 0,0-1 0 0 0,0 1 1 0 0,-1 0-1 0 0,1-1 0 0 0,0 1 0 0 0,0-1 1 0 0,0 1-1 0 0,0-1 0 0 0,0 1 1 0 0,0-1-1 0 0,0 0 0 0 0,0 1 0 0 0,0-1 1 0 0,0 0-1 0 0,1 0 0 0 0,2 1 3 0 0,-1 0-1 0 0,1-1 1 0 0,-1 0-1 0 0,1 0 1 0 0,-1 0-1 0 0,1 0 1 0 0,-1-1 0 0 0,5 0-1 0 0,-1-1 10 0 0,1 0-1 0 0,-1-1 1 0 0,0 0-1 0 0,0 0 1 0 0,0 0-1 0 0,0-1 1 0 0,-1 0-1 0 0,1 0 1 0 0,-1-1-1 0 0,0 0 1 0 0,0 0-1 0 0,-1 0 1 0 0,0-1-1 0 0,1 1 1 0 0,-2-1-1 0 0,1-1 1 0 0,-1 1-1 0 0,0-1 1 0 0,0 1-1 0 0,-1-1 1 0 0,0 0 0 0 0,3-10-1 0 0,-4 11 12 0 0,4-10 422 0 0,-8 36-286 0 0,-1-2-348 0 0,1-1-1 0 0,0 1 1 0 0,1-1 0 0 0,1 1 0 0 0,1 18-1 0 0,0-34-374 0 0</inkml:trace>
-  <inkml:trace contextRef="#ctx0" brushRef="#br0" timeOffset="2122.74">1105 110 0 0 0,'5'-12'1599'0'0,"1"3"-1379"0"0,0 1 1 0 0,1-1-1 0 0,0 1 1 0 0,0 0-1 0 0,1 1 0 0 0,0 0 1 0 0,0 0-1 0 0,17-10 0 0 0,-23 16-183 0 0,0-1-16 0 0,1 0 0 0 0,0 0-1 0 0,0 0 1 0 0,0 0 0 0 0,0 0-1 0 0,6-2 1 0 0,-7 4-24 0 0,-1 0 0 0 0,0 0 0 0 0,1 0-1 0 0,-1 1 1 0 0,0-1 0 0 0,1 1 0 0 0,-1-1 0 0 0,0 1-1 0 0,0-1 1 0 0,1 1 0 0 0,-1 0 0 0 0,0-1 0 0 0,0 1 0 0 0,0 0-1 0 0,0 0 1 0 0,0 0 0 0 0,0 0 0 0 0,0 0 0 0 0,0 0-1 0 0,0 0 1 0 0,-1 0 0 0 0,1 0 0 0 0,0 0 0 0 0,-1 1 0 0 0,1-1-1 0 0,0 3 1 0 0,1 2-21 0 0,8 18-114 0 0,-2 2 0 0 0,6 28 0 0 0,-12-42 23 0 0,0-1 0 0 0,0 1 0 0 0,-1 0 0 0 0,0 0 0 0 0,-1 0 0 0 0,-1 1 0 0 0,-2 12 0 0 0,3-24 89 0 0,0 1-1 0 0,-1 0 1 0 0,0 0 0 0 0,1 0 0 0 0,-1 0 0 0 0,0 0 0 0 0,0-1 0 0 0,0 1-1 0 0,0 0 1 0 0,0-1 0 0 0,0 1 0 0 0,0-1 0 0 0,0 1 0 0 0,-2 1 0 0 0,2-3 17 0 0,0 1 1 0 0,0-1-1 0 0,0 1 1 0 0,0-1-1 0 0,0 1 1 0 0,0-1-1 0 0,0 0 1 0 0,0 0-1 0 0,0 1 1 0 0,0-1-1 0 0,0 0 1 0 0,0 0-1 0 0,0 0 1 0 0,0 0 0 0 0,0 0-1 0 0,0 0 1 0 0,0 0-1 0 0,0 0 1 0 0,-1-1-1 0 0,-1 0 22 0 0,0 0 0 0 0,1 0 0 0 0,-1-1 0 0 0,0 1-1 0 0,1-1 1 0 0,0 1 0 0 0,-1-1 0 0 0,1 0 0 0 0,0 0 0 0 0,0 0 0 0 0,0-1 0 0 0,0 1-1 0 0,0 0 1 0 0,0-1 0 0 0,-1-3 0 0 0,0 0 58 0 0,1 0-1 0 0,0 0 1 0 0,1 0 0 0 0,0 0 0 0 0,0-1-1 0 0,0 1 1 0 0,0 0 0 0 0,1 0-1 0 0,0-1 1 0 0,1 1 0 0 0,-1 0 0 0 0,1-1-1 0 0,0 1 1 0 0,1 0 0 0 0,0 0-1 0 0,0 0 1 0 0,0 0 0 0 0,4-8-1 0 0,-5 12 3 0 0,0 0-75 0 0,-1 1-1 0 0,1 0 1 0 0,-1-1 0 0 0,1 1-1 0 0,0 0 1 0 0,0 0 0 0 0,-1-1-1 0 0,1 1 1 0 0,0 0 0 0 0,0 0-1 0 0,0 0 1 0 0,0 0 0 0 0,0 0-1 0 0,0 0 1 0 0,1 0 0 0 0,-1 0-1 0 0,0 0 1 0 0,0 1 0 0 0,1-1-1 0 0,-1 1 1 0 0,0-1 0 0 0,1 1-1 0 0,-1-1 1 0 0,3 0 0 0 0,-2 1-120 0 0,31 7-866 0 0,-24-5 662 0 0,1-1 0 0 0,0-1 0 0 0,-1 1 0 0 0,12-2 0 0 0,-17 0 70 0 0</inkml:trace>
+  <inkml:trace contextRef="#ctx0" brushRef="#br0" timeOffset="2122.73">1105 110 0 0 0,'5'-12'1599'0'0,"1"3"-1379"0"0,0 1 1 0 0,1-1-1 0 0,0 1 1 0 0,0 0-1 0 0,1 1 0 0 0,0 0 1 0 0,0 0-1 0 0,17-10 0 0 0,-23 16-183 0 0,0-1-16 0 0,1 0 0 0 0,0 0-1 0 0,0 0 1 0 0,0 0 0 0 0,0 0-1 0 0,6-2 1 0 0,-7 4-24 0 0,-1 0 0 0 0,0 0 0 0 0,1 0-1 0 0,-1 1 1 0 0,0-1 0 0 0,1 1 0 0 0,-1-1 0 0 0,0 1-1 0 0,0-1 1 0 0,1 1 0 0 0,-1 0 0 0 0,0-1 0 0 0,0 1 0 0 0,0 0-1 0 0,0 0 1 0 0,0 0 0 0 0,0 0 0 0 0,0 0 0 0 0,0 0-1 0 0,0 0 1 0 0,-1 0 0 0 0,1 0 0 0 0,0 0 0 0 0,-1 1 0 0 0,1-1-1 0 0,0 3 1 0 0,1 2-21 0 0,8 18-114 0 0,-2 2 0 0 0,6 28 0 0 0,-12-42 23 0 0,0-1 0 0 0,0 1 0 0 0,-1 0 0 0 0,0 0 0 0 0,-1 0 0 0 0,-1 1 0 0 0,-2 12 0 0 0,3-24 89 0 0,0 1-1 0 0,-1 0 1 0 0,0 0 0 0 0,1 0 0 0 0,-1 0 0 0 0,0 0 0 0 0,0-1 0 0 0,0 1-1 0 0,0 0 1 0 0,0-1 0 0 0,0 1 0 0 0,0-1 0 0 0,0 1 0 0 0,-2 1 0 0 0,2-3 17 0 0,0 1 1 0 0,0-1-1 0 0,0 1 1 0 0,0-1-1 0 0,0 1 1 0 0,0-1-1 0 0,0 0 1 0 0,0 0-1 0 0,0 1 1 0 0,0-1-1 0 0,0 0 1 0 0,0 0-1 0 0,0 0 1 0 0,0 0 0 0 0,0 0-1 0 0,0 0 1 0 0,0 0-1 0 0,0 0 1 0 0,-1-1-1 0 0,-1 0 22 0 0,0 0 0 0 0,1 0 0 0 0,-1-1 0 0 0,0 1-1 0 0,1-1 1 0 0,0 1 0 0 0,-1-1 0 0 0,1 0 0 0 0,0 0 0 0 0,0 0 0 0 0,0-1 0 0 0,0 1-1 0 0,0 0 1 0 0,0-1 0 0 0,-1-3 0 0 0,0 0 58 0 0,1 0-1 0 0,0 0 1 0 0,1 0 0 0 0,0 0 0 0 0,0-1-1 0 0,0 1 1 0 0,0 0 0 0 0,1 0-1 0 0,0-1 1 0 0,1 1 0 0 0,-1 0 0 0 0,1-1-1 0 0,0 1 1 0 0,1 0 0 0 0,0 0-1 0 0,0 0 1 0 0,0 0 0 0 0,4-8-1 0 0,-5 12 3 0 0,0 0-75 0 0,-1 1-1 0 0,1 0 1 0 0,-1-1 0 0 0,1 1-1 0 0,0 0 1 0 0,0 0 0 0 0,-1-1-1 0 0,1 1 1 0 0,0 0 0 0 0,0 0-1 0 0,0 0 1 0 0,0 0 0 0 0,0 0-1 0 0,0 0 1 0 0,1 0 0 0 0,-1 0-1 0 0,0 0 1 0 0,0 1 0 0 0,1-1-1 0 0,-1 1 1 0 0,0-1 0 0 0,1 1-1 0 0,-1-1 1 0 0,3 0 0 0 0,-2 1-120 0 0,31 7-866 0 0,-24-5 662 0 0,1-1 0 0 0,0-1 0 0 0,-1 1 0 0 0,12-2 0 0 0,-17 0 70 0 0</inkml:trace>
   <inkml:trace contextRef="#ctx0" brushRef="#br0" timeOffset="2895.19">1417 45 0 0 0,'9'-42'3501'0'0,"-15"57"-3543"0"0,1 12-146 0 0,1 1 0 0 0,2 0 1 0 0,1 50-1 0 0,1-76 122 0 0,5 2-130 0 0,-5-4 194 0 0,0 0-1 0 0,0 1 1 0 0,1-1-1 0 0,-1 0 0 0 0,0 0 1 0 0,0 1-1 0 0,0-1 1 0 0,1 0-1 0 0,-1 0 1 0 0,0 1-1 0 0,0-1 0 0 0,1 0 1 0 0,-1 0-1 0 0,0 0 1 0 0,0 0-1 0 0,1 1 1 0 0,-1-1-1 0 0,0 0 0 0 0,1 0 1 0 0,-1 0-1 0 0,0 0 1 0 0,0 0-1 0 0,1 0 1 0 0,-1 0-1 0 0,0 0 1 0 0,1 0-1 0 0,-1 0 0 0 0,0 0 1 0 0,1 0-1 0 0,-1 0 1 0 0,0 0-1 0 0,1 0 1 0 0,-1 0-1 0 0,1 0 0 0 0,4-2-9 0 0,1 1 1 0 0,0-1-1 0 0,-1 0 0 0 0,0 0 0 0 0,1-1 0 0 0,-1 0 0 0 0,0 0 0 0 0,0 0 0 0 0,-1 0 0 0 0,1-1 0 0 0,-1 0 0 0 0,6-5 0 0 0,1-3-12 0 0,0-1-1 0 0,-1-1 1 0 0,15-23-1 0 0,-13 15 138 0 0,-6 13 744 0 0,-12 34-625 0 0,-3 12-278 0 0,-13 41 35 0 0,10-44 13 0 0,0 1 0 0 0,3 0 1 0 0,-10 62-1 0 0,16-81-10 0 0,0 0 1 0 0,-1-1-1 0 0,-1 1 0 0 0,0-1 1 0 0,-1 0-1 0 0,-14 26 0 0 0,14-30-24 0 0,4-9 0 0 0,2-1 27 0 0,-1 0 0 0 0,1 0-1 0 0,-1-1 1 0 0,0 1 0 0 0,1-1-1 0 0,-1 1 1 0 0,0 0 0 0 0,0-1-1 0 0,1 1 1 0 0,-1-1 0 0 0,0 0 0 0 0,0 1-1 0 0,0-1 1 0 0,0 0 0 0 0,0 1-1 0 0,-1-1 1 0 0,-2-2 27 0 0,0 0-1 0 0,0 0 1 0 0,0-1 0 0 0,0 1-1 0 0,1-1 1 0 0,-1 0 0 0 0,1 0 0 0 0,-1-1-1 0 0,1 1 1 0 0,0 0 0 0 0,0-1-1 0 0,1 0 1 0 0,-5-6 0 0 0,-28-58 182 0 0,33 63-163 0 0,0 1 1 0 0,0-1-1 0 0,0 0 0 0 0,1 0 1 0 0,0 0-1 0 0,0 0 1 0 0,0 0-1 0 0,1 0 0 0 0,-1 0 1 0 0,1 0-1 0 0,0 0 0 0 0,1 0 1 0 0,-1 0-1 0 0,1 0 0 0 0,0 0 1 0 0,0 0-1 0 0,4-7 0 0 0,-4 9-36 0 0,1 0-1 0 0,0 0 1 0 0,0 0-1 0 0,0 1 1 0 0,1-1-1 0 0,-1 1 0 0 0,1-1 1 0 0,0 1-1 0 0,-1 0 1 0 0,1 0-1 0 0,0 0 1 0 0,0 0-1 0 0,0 0 0 0 0,0 1 1 0 0,1 0-1 0 0,-1-1 1 0 0,0 1-1 0 0,1 0 1 0 0,-1 0-1 0 0,0 1 1 0 0,1-1-1 0 0,-1 1 0 0 0,1 0 1 0 0,-1 0-1 0 0,1 0 1 0 0,5 1-1 0 0,7 0-354 0 0,-1 1 0 0 0,1 0-1 0 0,-1 1 1 0 0,0 0 0 0 0,15 6-1 0 0,-27-7-17 0 0</inkml:trace>
 </inkml:ink>
 </file>
@@ -7325,7 +7483,7 @@
   <inkml:trace contextRef="#ctx0" brushRef="#br0" timeOffset="12735.25">812 3981 0 0 0,'0'0'3685'0'0,"-11"12"-3108"0"0,1 2-449 0 0,-1 1 0 0 0,0-1 0 0 0,-1-1 0 0 0,-1 0 0 0 0,-21 17 0 0 0,-51 45-820 0 0,83-73 450 0 0,-9 1-1629 0 0,9-15 720 0 0,0 2 403 0 0</inkml:trace>
   <inkml:trace contextRef="#ctx0" brushRef="#br0" timeOffset="12879.43">644 3979 0 0 0,'0'0'955'0'0,"18"3"352"0"0,30 96 572 0 0,-25-49-2839 0 0,-23-50 942 0 0,0 1-1 0 0,1-1 0 0 0,-1 1 1 0 0,0-1-1 0 0,1 0 0 0 0,-1 1 1 0 0,0-1-1 0 0,1 1 0 0 0,-1-1 1 0 0,0 0-1 0 0,1 1 0 0 0,-1-1 1 0 0,1 0-1 0 0,-1 0 0 0 0,1 1 1 0 0,-1-1-1 0 0,1 0 0 0 0,-1 0 0 0 0,1 0 1 0 0,-1 1-1 0 0,1-1 0 0 0,-1 0 1 0 0,1 0-1 0 0,3 2-1251 0 0</inkml:trace>
   <inkml:trace contextRef="#ctx0" brushRef="#br0" timeOffset="13191.83">699 3868 0 0 0,'-23'9'447'0'0,"0"0"-1"0"0,0 1 1 0 0,1 1 0 0 0,1 2 0 0 0,-26 18-1 0 0,-26 15-256 0 0,71-45-203 0 0,-13 6-1836 0 0</inkml:trace>
-  <inkml:trace contextRef="#ctx0" brushRef="#br0" timeOffset="13487.85">544 3830 0 0 0,'0'0'1178'0'0,"5"13"247"0"0,1 171-930 0 0,0-167-2413 0 0</inkml:trace>
+  <inkml:trace contextRef="#ctx0" brushRef="#br0" timeOffset="13487.84">544 3830 0 0 0,'0'0'1178'0'0,"5"13"247"0"0,1 171-930 0 0,0-167-2413 0 0</inkml:trace>
   <inkml:trace contextRef="#ctx0" brushRef="#br0" timeOffset="13875.12">596 3634 0 0 0,'-30'6'326'0'0,"1"1"0"0"0,0 1 0 0 0,1 2 0 0 0,0 1 0 0 0,0 1 0 0 0,1 1 0 0 0,-30 21 0 0 0,30-21-2400 0 0,29-25 1866 0 0</inkml:trace>
   <inkml:trace contextRef="#ctx0" brushRef="#br0" timeOffset="14233.12">519 3575 0 0 0,'-43'122'2699'0'0,"8"-10"-4115"0"0</inkml:trace>
   <inkml:trace contextRef="#ctx0" brushRef="#br0" timeOffset="14499.07">551 3466 0 0 0,'68'15'2365'0'0,"-64"-14"-2223"0"0,35-1 130 0 0,-5-8-2290 0 0</inkml:trace>
@@ -7335,7 +7493,7 @@
   <inkml:trace contextRef="#ctx0" brushRef="#br0" timeOffset="15655.34">1003 3310 0 0 0,'4'-5'4449'0'0,"-4"5"-4341"0"0,0-1 1 0 0,1 1-1 0 0,-1 0 1 0 0,0 0-1 0 0,0 0 1 0 0,1 0-1 0 0,-1 0 1 0 0,1 1-1 0 0,-1 30-81 0 0,1 1-1 0 0,2-1 1 0 0,12 55-1 0 0,-8-70-1013 0 0,2 13-1997 0 0,-8-19 1750 0 0</inkml:trace>
   <inkml:trace contextRef="#ctx0" brushRef="#br0" timeOffset="15878.21">1219 3605 0 0 0,'-2'6'374'0'0,"1"0"0"0"0,-1 0 0 0 0,0 0 0 0 0,0 0 0 0 0,0 0 0 0 0,-1 0 0 0 0,0 0 0 0 0,-3 4 0 0 0,-35 48 96 0 0,21-31-217 0 0,-22 27-99 0 0,-6 35-3046 0 0,45-85 2340 0 0,-7 5 79 0 0</inkml:trace>
   <inkml:trace contextRef="#ctx0" brushRef="#br0" timeOffset="16209.66">989 3635 0 0 0,'9'13'1799'0'0,"12"21"-533"0"0,-2-1-987 0 0,1 0 1 0 0,42 50-1 0 0,-47-66-2238 0 0</inkml:trace>
-  <inkml:trace contextRef="#ctx0" brushRef="#br0" timeOffset="16641.83">933 3912 0 0 0,'6'14'616'0'0,"-1"-5"-416"0"0,1 2 208 0 0,2 5-132 0 0,1-4-306 0 0,2-1-16 0 0,-1-4-608 0 0</inkml:trace>
+  <inkml:trace contextRef="#ctx0" brushRef="#br0" timeOffset="16641.82">933 3912 0 0 0,'6'14'616'0'0,"-1"-5"-416"0"0,1 2 208 0 0,2 5-132 0 0,1-4-306 0 0,2-1-16 0 0,-1-4-608 0 0</inkml:trace>
 </inkml:ink>
 </file>
 
@@ -7391,7 +7549,7 @@
   <inkml:trace contextRef="#ctx0" brushRef="#br0" timeOffset="386.95">2532 3662 0 0 0,'0'0'2071'0'0,"15"3"-3453"0"0</inkml:trace>
   <inkml:trace contextRef="#ctx0" brushRef="#br0" timeOffset="810.07">2762 3673 0 0 0,'0'0'1440'0'0</inkml:trace>
   <inkml:trace contextRef="#ctx0" brushRef="#br0" timeOffset="948.57">2902 3642 0 0 0,'0'0'502'0'0</inkml:trace>
-  <inkml:trace contextRef="#ctx0" brushRef="#br0" timeOffset="1178.14">3035 3637 0 0 0,'0'0'862'0'0,"14"6"-906"0"0</inkml:trace>
+  <inkml:trace contextRef="#ctx0" brushRef="#br0" timeOffset="1178.13">3035 3637 0 0 0,'0'0'862'0'0,"14"6"-906"0"0</inkml:trace>
   <inkml:trace contextRef="#ctx0" brushRef="#br0" timeOffset="1332.08">3141 3652 0 0 0,'0'0'1070'0'0,"15"-1"-1576"0"0</inkml:trace>
   <inkml:trace contextRef="#ctx0" brushRef="#br0" timeOffset="1514.3">3284 3645 0 0 0,'0'0'656'0'0,"22"0"-558"0"0,-3 0-136 0 0,-4-5-352 0 0</inkml:trace>
   <inkml:trace contextRef="#ctx0" brushRef="#br0" timeOffset="1797.28">3469 3606 0 0 0,'0'0'1248'0'0,"19"-2"-1080"0"0,-5 5-394 0 0,1 2-178 0 0</inkml:trace>
@@ -7410,13 +7568,13 @@
   <inkml:trace contextRef="#ctx0" brushRef="#br0" timeOffset="4287.78">5374 3158 0 0 0,'0'0'2472'0'0,"1"-12"-4114"0"0,-7 1 1138 0 0</inkml:trace>
   <inkml:trace contextRef="#ctx0" brushRef="#br0" timeOffset="7093.63">4808 1235 0 0 0,'0'0'1286'0'0,"1"11"-1376"0"0,1 1-780 0 0</inkml:trace>
   <inkml:trace contextRef="#ctx0" brushRef="#br0" timeOffset="7303.29">4822 1403 0 0 0,'0'0'640'0'0,"2"14"-1084"0"0</inkml:trace>
-  <inkml:trace contextRef="#ctx0" brushRef="#br0" timeOffset="7475.43">4814 1544 0 0 0,'0'0'878'0'0,"9"11"-824"0"0,-6 1-180 0 0,-2 1 60 0 0</inkml:trace>
+  <inkml:trace contextRef="#ctx0" brushRef="#br0" timeOffset="7475.42">4814 1544 0 0 0,'0'0'878'0'0,"9"11"-824"0"0,-6 1-180 0 0,-2 1 60 0 0</inkml:trace>
   <inkml:trace contextRef="#ctx0" brushRef="#br0" timeOffset="7791.91">4883 1661 0 0 0,'0'0'1532'0'0,"13"6"-1484"0"0,-6 2-18 0 0,-2 3-226 0 0,1 2-88 0 0,-2-4-250 0 0</inkml:trace>
   <inkml:trace contextRef="#ctx0" brushRef="#br0" timeOffset="7938.36">4953 1802 0 0 0,'0'0'946'0'0,"7"10"-920"0"0,-4-1-386 0 0</inkml:trace>
   <inkml:trace contextRef="#ctx0" brushRef="#br0" timeOffset="8156.8">5028 2002 0 0 0,'0'0'286'0'0,"6"16"-164"0"0,-1 1-26 0 0,-2-6-296 0 0</inkml:trace>
-  <inkml:trace contextRef="#ctx0" brushRef="#br0" timeOffset="8654.8">5327 2750 0 0 0,'0'0'438'0'0,"11"9"-194"0"0,-2 1-88 0 0,-2 1-182 0 0,-1-2-10 0 0</inkml:trace>
-  <inkml:trace contextRef="#ctx0" brushRef="#br0" timeOffset="8860.8">5389 2994 0 0 0,'0'0'2742'0'0,"12"8"-2035"0"0,30 39-2778 0 0,-41-46 1514 0 0</inkml:trace>
-  <inkml:trace contextRef="#ctx0" brushRef="#br0" timeOffset="9196.46">5460 3185 0 0 0,'0'0'1116'0'0,"0"-11"-1906"0"0</inkml:trace>
+  <inkml:trace contextRef="#ctx0" brushRef="#br0" timeOffset="8654.79">5327 2750 0 0 0,'0'0'438'0'0,"11"9"-194"0"0,-2 1-88 0 0,-2 1-182 0 0,-1-2-10 0 0</inkml:trace>
+  <inkml:trace contextRef="#ctx0" brushRef="#br0" timeOffset="8860.79">5389 2994 0 0 0,'0'0'2742'0'0,"12"8"-2035"0"0,30 39-2778 0 0,-41-46 1514 0 0</inkml:trace>
+  <inkml:trace contextRef="#ctx0" brushRef="#br0" timeOffset="9196.45">5460 3185 0 0 0,'0'0'1116'0'0,"0"-11"-1906"0"0</inkml:trace>
   <inkml:trace contextRef="#ctx0" brushRef="#br0" timeOffset="11675.57">1952 1228 0 0 0,'4'-9'746'0'0,"0"-2"-478"0"0,12 17-672 0 0</inkml:trace>
   <inkml:trace contextRef="#ctx0" brushRef="#br0" timeOffset="11866.98">2238 1194 0 0 0,'0'0'686'0'0,"15"-2"-562"0"0,1 10-136 0 0,-2 0-6 0 0,3 3-132 0 0,-4-6 38 0 0,10-1-52 0 0,3 3-38 0 0</inkml:trace>
   <inkml:trace contextRef="#ctx0" brushRef="#br0" timeOffset="12404.05">3229 1111 0 0 0,'0'0'92'0'0,"19"-2"-54"0"0</inkml:trace>
@@ -7432,9 +7590,9 @@
   <inkml:trace contextRef="#ctx0" brushRef="#br1" timeOffset="-6605.88">2180 3766 0 0 0,'0'0'966'0'0</inkml:trace>
   <inkml:trace contextRef="#ctx0" brushRef="#br1" timeOffset="-6141.19">2446 3721 0 0 0,'7'-7'90'0'0</inkml:trace>
   <inkml:trace contextRef="#ctx0" brushRef="#br1" timeOffset="-6023.15">2565 3688 0 0 0,'0'0'264'0'0,"7"8"-354"0"0</inkml:trace>
-  <inkml:trace contextRef="#ctx0" brushRef="#br1" timeOffset="-5875.12">2696 3682 0 0 0,'0'0'730'0'0,"17"-4"-1028"0"0</inkml:trace>
+  <inkml:trace contextRef="#ctx0" brushRef="#br1" timeOffset="-5875.13">2696 3682 0 0 0,'0'0'730'0'0,"17"-4"-1028"0"0</inkml:trace>
   <inkml:trace contextRef="#ctx0" brushRef="#br1" timeOffset="-5728.52">2801 3664 0 0 0,'0'0'724'0'0,"14"3"-974"0"0</inkml:trace>
-  <inkml:trace contextRef="#ctx0" brushRef="#br1" timeOffset="-81083.18">1967 237 0 0 0,'0'0'5560'0'0,"-1"-12"-5487"0"0,3 19-98 0 0,-1-5 18 0 0,0 1 0 0 0,0 0-1 0 0,0 0 1 0 0,-1 0 0 0 0,1 0 0 0 0,-1 0 0 0 0,0 0-1 0 0,0 0 1 0 0,0 0 0 0 0,0 0 0 0 0,0 0-1 0 0,-1 3 1 0 0,-17 257-61 0 0,13-137 195 0 0,-16 183 616 0 0,20-268-632 0 0,4 52 0 0 0,0-9 98 0 0,-3-36-119 0 0,3 89 150 0 0,8 228 338 0 0,-11-315-525 0 0,9 170 332 0 0,13 69-82 0 0,-7-163-283 0 0,-9-100-6 0 0,4 30 0 0 0,15 144 16 0 0,-23-176-27 0 0,4 29 11 0 0,2 1 0 0 0,15 52 1 0 0,-21-97-14 0 0,0 1 1 0 0,0-1 0 0 0,1 19-1 0 0,1 28-5 0 0,30 243 54 0 0,-28-242-36 0 0,5 19-19 0 0,1 80 141 0 0,-7-68-106 0 0,29 145-2 0 0,-14-117-20 0 0,-4 3-4 0 0,-6-14-3 0 0,12 105 0 0 0,-6-91 0 0 0,-11-102 8 0 0,-4-15-8 0 0,0-1 0 0 0,-1 1 0 0 0,1-1 0 0 0,-1 1 0 0 0,1-1 0 0 0,-1 1 0 0 0,0-1 0 0 0,1 1 0 0 0,-1 0 0 0 0,0-1 0 0 0,0 1 0 0 0,0 2 0 0 0,-2 12 2 0 0,1-1 5 0 0,0 0-1 0 0,2 1 0 0 0,2 26 1 0 0,11 70-5 0 0,-3-50 176 0 0,-4 1-1 0 0,-3 0 0 0 0,-3 77 0 0 0,-2-134-152 0 0,1-3-8 0 0,0 1 1 0 0,0 0 0 0 0,-1-1 0 0 0,0 1-1 0 0,0-1 1 0 0,0 1 0 0 0,0-1 0 0 0,0 0-1 0 0,-1 1 1 0 0,1-1 0 0 0,-4 4 0 0 0,4-5-61 0 0,0-10-1070 0 0,-1 1 589 0 0,0 0 1 0 0,0 0 0 0 0,-1 0 0 0 0,0 0 0 0 0,-4-8-1 0 0,1 4-1148 0 0,-5-11-1856 0 0</inkml:trace>
+  <inkml:trace contextRef="#ctx0" brushRef="#br1" timeOffset="-81083.19">1967 237 0 0 0,'0'0'5560'0'0,"-1"-12"-5487"0"0,3 19-98 0 0,-1-5 18 0 0,0 1 0 0 0,0 0-1 0 0,0 0 1 0 0,-1 0 0 0 0,1 0 0 0 0,-1 0 0 0 0,0 0-1 0 0,0 0 1 0 0,0 0 0 0 0,0 0 0 0 0,0 0-1 0 0,-1 3 1 0 0,-17 257-61 0 0,13-137 195 0 0,-16 183 616 0 0,20-268-632 0 0,4 52 0 0 0,0-9 98 0 0,-3-36-119 0 0,3 89 150 0 0,8 228 338 0 0,-11-315-525 0 0,9 170 332 0 0,13 69-82 0 0,-7-163-283 0 0,-9-100-6 0 0,4 30 0 0 0,15 144 16 0 0,-23-176-27 0 0,4 29 11 0 0,2 1 0 0 0,15 52 1 0 0,-21-97-14 0 0,0 1 1 0 0,0-1 0 0 0,1 19-1 0 0,1 28-5 0 0,30 243 54 0 0,-28-242-36 0 0,5 19-19 0 0,1 80 141 0 0,-7-68-106 0 0,29 145-2 0 0,-14-117-20 0 0,-4 3-4 0 0,-6-14-3 0 0,12 105 0 0 0,-6-91 0 0 0,-11-102 8 0 0,-4-15-8 0 0,0-1 0 0 0,-1 1 0 0 0,1-1 0 0 0,-1 1 0 0 0,1-1 0 0 0,-1 1 0 0 0,0-1 0 0 0,1 1 0 0 0,-1 0 0 0 0,0-1 0 0 0,0 1 0 0 0,0 2 0 0 0,-2 12 2 0 0,1-1 5 0 0,0 0-1 0 0,2 1 0 0 0,2 26 1 0 0,11 70-5 0 0,-3-50 176 0 0,-4 1-1 0 0,-3 0 0 0 0,-3 77 0 0 0,-2-134-152 0 0,1-3-8 0 0,0 1 1 0 0,0 0 0 0 0,-1-1 0 0 0,0 1-1 0 0,0-1 1 0 0,0 1 0 0 0,0-1 0 0 0,0 0-1 0 0,-1 1 1 0 0,1-1 0 0 0,-4 4 0 0 0,4-5-61 0 0,0-10-1070 0 0,-1 1 589 0 0,0 0 1 0 0,0 0 0 0 0,-1 0 0 0 0,0 0 0 0 0,-4-8-1 0 0,1 4-1148 0 0,-5-11-1856 0 0</inkml:trace>
   <inkml:trace contextRef="#ctx0" brushRef="#br1" timeOffset="-79158.05">1440 4425 0 0 0,'0'0'4462'0'0,"0"0"-4427"0"0,0 1-1 0 0,0 0 1 0 0,0-1-1 0 0,0 1 1 0 0,0 0-1 0 0,1-1 1 0 0,-1 1-1 0 0,0 0 0 0 0,0-1 1 0 0,1 1-1 0 0,-1 0 1 0 0,0-1-1 0 0,1 1 1 0 0,-1-1-1 0 0,0 1 1 0 0,1-1-1 0 0,0 2 1 0 0,54 20 555 0 0,-51-21-556 0 0,1 0 1 0 0,-1 0 0 0 0,0 0 0 0 0,1-1-1 0 0,-1 0 1 0 0,0 0 0 0 0,1 0 0 0 0,4-1 0 0 0,157 3 675 0 0,-87-9-330 0 0,-35 1-297 0 0,-17 3-37 0 0,0-1-1 0 0,27-8 0 0 0,5-2 132 0 0,124-26 77 0 0,-160 32-231 0 0,-18 6-18 0 0,0 0 0 0 0,0 0 1 0 0,0 1-1 0 0,0 0 0 0 0,8-1 0 0 0,114-16 29 0 0,110-9 110 0 0,-188 23-107 0 0,22-6-9 0 0,23-3-12 0 0,-56 10 7 0 0,70-16 1 0 0,-92 16-14 0 0,-1 1 1 0 0,24-1-1 0 0,15-3 22 0 0,784-124 687 0 0,-584 95-614 0 0,256-24 87 0 0,-350 47-123 0 0,119-6 133 0 0,55-1-112 0 0,54-1-26 0 0,-318 19-37 0 0,78-5 189 0 0,-43 6-91 0 0,-56 1-86 0 0,336-11 283 0 0,-174 11-160 0 0,-36 1 346 0 0,-166-2-400 0 0,0 0 0 0 0,1 0 1 0 0,15-3-1 0 0,-18 1-961 0 0,0 1 0 0 0,0 1 0 0 0,0-1 0 0 0,12 2 1 0 0,-20-4-2006 0 0,-6-14-1116 0 0</inkml:trace>
   <inkml:trace contextRef="#ctx0" brushRef="#br1" timeOffset="-76954.78">186 66 0 0 0,'0'0'970'0'0,"-10"-9"58"0"0,6 9-967 0 0,-1 0 1 0 0,1 0-1 0 0,0 0 0 0 0,-1 0 0 0 0,1 0 0 0 0,0 1 0 0 0,-1 0 0 0 0,-5 2 0 0 0,9-2-3 0 0,-5-1-51 0 0,1 1 1 0 0,-1 0-1 0 0,1 0 0 0 0,0 1 0 0 0,0 0 0 0 0,0 0 1 0 0,0 0-1 0 0,0 0 0 0 0,0 1 0 0 0,0 0 1 0 0,1 0-1 0 0,-1 0 0 0 0,1 0 0 0 0,0 1 0 0 0,0-1 1 0 0,0 1-1 0 0,1 0 0 0 0,-1 1 0 0 0,1-1 1 0 0,0 0-1 0 0,-4 9 0 0 0,0 0-8 0 0,3-1 1 0 0,-3 9-6 0 0,7-19-1 0 0,0-1-13 0 0,0-1 22 0 0,0 1 0 0 0,0-1 0 0 0,0 1 0 0 0,1-1 0 0 0,-1 1 0 0 0,0-1 0 0 0,0 1 0 0 0,1-1 0 0 0,-1 0 0 0 0,0 1 1 0 0,1-1-1 0 0,-1 1 0 0 0,0-1 0 0 0,1 0 0 0 0,-1 1 0 0 0,1-1 0 0 0,-1 0 0 0 0,1 0 0 0 0,-1 1 0 0 0,0-1 1 0 0,1 0-1 0 0,0 0 0 0 0,30-1 110 0 0,-28 1-93 0 0,1 0-2 0 0,11 1 1 0 0,-12 0-2 0 0,0-1-4 0 0,56 16 29 0 0,-35-8-24 0 0,1 4-26 0 0,-10-4 5 0 0,-10-6 1 0 0,-1 0-1 0 0,1 1 1 0 0,-1 0-1 0 0,0 0 0 0 0,0 0 1 0 0,0 0-1 0 0,-1 1 1 0 0,6 5-1 0 0,-7-5-2 0 0,1 0-1 0 0,-1 0 1 0 0,0 1 0 0 0,0-1 0 0 0,0 1 0 0 0,0 0-1 0 0,-1 0 1 0 0,0-1 0 0 0,1 9 0 0 0,-2-13 6 0 0,1 5-11 0 0,0 0 1 0 0,-1 0 0 0 0,0 0 0 0 0,0 0-1 0 0,0 0 1 0 0,0 0 0 0 0,-2 6-1 0 0,2-8 11 0 0,-1-1 1 0 0,0 0-1 0 0,0 0 0 0 0,0 0 0 0 0,0 0 0 0 0,0 0 0 0 0,0 0 0 0 0,0 0 0 0 0,0 0 0 0 0,-1 0 1 0 0,1 0-1 0 0,-1 0 0 0 0,0-1 0 0 0,1 1 0 0 0,-1-1 0 0 0,0 1 0 0 0,0-1 0 0 0,0 0 1 0 0,0 0-1 0 0,-4 2 0 0 0,-11 3-52 0 0,0-2 0 0 0,0 0-1 0 0,0 0 1 0 0,0-2 0 0 0,-1 0 0 0 0,1-1 0 0 0,-1-1 0 0 0,1-1 0 0 0,-1 0 0 0 0,-21-5-1 0 0,39 6 10 0 0,-1 0 0 0 0,0 0-1 0 0,1 0 1 0 0,-1 0-1 0 0,0-1 1 0 0,0 1-1 0 0,1 0 1 0 0,-1 0 0 0 0,0-1-1 0 0,1 1 1 0 0,-1 0-1 0 0,1-1 1 0 0,-1 1-1 0 0,0-1 1 0 0,1 1-1 0 0,-1 0 1 0 0,1-1 0 0 0,-1 0-1 0 0,1 1 1 0 0,-1-1-1 0 0,1 1 1 0 0,0-1-1 0 0,-1 1 1 0 0,1-1 0 0 0,0 0-1 0 0,-1 1 1 0 0,1-1-1 0 0,0 0 1 0 0,0 0-1 0 0,0 1 1 0 0,-1-1 0 0 0,1 0-1 0 0,0 1 1 0 0,0-1-1 0 0,0 0 1 0 0,0 0-1 0 0,0 1 1 0 0,0-1 0 0 0,1 0-1 0 0,-1-1 1 0 0,7-9-121 0 0</inkml:trace>
   <inkml:trace contextRef="#ctx0" brushRef="#br1" timeOffset="-76476.11">579 107 0 0 0,'4'-6'425'0'0,"7"-16"1891"0"0,-11 22-2295 0 0,0-1 1 0 0,0 1 0 0 0,0-1-1 0 0,0 1 1 0 0,-1-1 0 0 0,1 1-1 0 0,0-1 1 0 0,0 1 0 0 0,0 0-1 0 0,0-1 1 0 0,-1 1 0 0 0,1-1-1 0 0,0 1 1 0 0,0 0 0 0 0,-1-1-1 0 0,1 1 1 0 0,0 0 0 0 0,0-1-1 0 0,-1 1 1 0 0,1 0 0 0 0,-1-1-1 0 0,1 1 1 0 0,0 0 0 0 0,-1 0-1 0 0,1-1 1 0 0,-1 1 0 0 0,1 0 0 0 0,0 0-1 0 0,-1 0 1 0 0,1 0 0 0 0,-1-1-1 0 0,1 1 1 0 0,-1 0 0 0 0,1 0-1 0 0,-1 0 1 0 0,1 0 0 0 0,0 0-1 0 0,-1 0 1 0 0,1 0 0 0 0,-1 0-1 0 0,1 0 1 0 0,-1 1 0 0 0,1-1-1 0 0,-1 0 1 0 0,1 0 0 0 0,0 0-1 0 0,-1 1 1 0 0,-7 0-22 0 0,0 0 0 0 0,0 1 1 0 0,0 0-1 0 0,0 1 0 0 0,0 0 0 0 0,1 0 0 0 0,0 0 1 0 0,-1 1-1 0 0,1 0 0 0 0,1 1 0 0 0,-1-1 0 0 0,1 1 0 0 0,-1 1 1 0 0,2-1-1 0 0,-10 11 0 0 0,9-9-44 0 0,0 1 1 0 0,1-1-1 0 0,0 1 1 0 0,1 0-1 0 0,-1 0 1 0 0,2 0 0 0 0,-1 1-1 0 0,1-1 1 0 0,0 1-1 0 0,1 0 1 0 0,0 0-1 0 0,0 0 1 0 0,0 18-1 0 0,2-26 29 0 0,0 0-1 0 0,0 0 1 0 0,0 0 0 0 0,0 0-1 0 0,0 1 1 0 0,1-1 0 0 0,-1 0-1 0 0,0 0 1 0 0,1 0-1 0 0,-1 0 1 0 0,1 0 0 0 0,-1 0-1 0 0,1 0 1 0 0,-1 0 0 0 0,1 0-1 0 0,0-1 1 0 0,-1 1 0 0 0,1 0-1 0 0,0 0 1 0 0,0 0 0 0 0,0-1-1 0 0,0 1 1 0 0,-1 0-1 0 0,1-1 1 0 0,0 1 0 0 0,0-1-1 0 0,0 1 1 0 0,0-1 0 0 0,0 0-1 0 0,0 1 1 0 0,1-1 0 0 0,-1 0-1 0 0,0 0 1 0 0,0 0-1 0 0,0 1 1 0 0,0-1 0 0 0,0 0-1 0 0,0-1 1 0 0,2 1 0 0 0,3 0-4 0 0,0-1 0 0 0,0 0 0 0 0,0 0 0 0 0,0-1 1 0 0,0 0-1 0 0,7-3 0 0 0,-2-2 6 0 0,0 0-1 0 0,-1-1 1 0 0,0 0 0 0 0,0-1 0 0 0,-1 0-1 0 0,0 0 1 0 0,0-1 0 0 0,10-15-1 0 0,8-8-26 0 0,-18 21 39 0 0,-2 4-61 0 0,-3 15 22 0 0,-4-5 27 0 0,-1 0 11 0 0,1-1 0 0 0,-1 0 0 0 0,0 1 0 0 0,1-1 1 0 0,-1 0-1 0 0,1 1 0 0 0,-1-1 0 0 0,1 0 0 0 0,0 1 0 0 0,0-1 1 0 0,-1 1-1 0 0,1-1 0 0 0,0 1 0 0 0,0-1 0 0 0,1 2 0 0 0,-7 45-9 0 0,4-41-4 0 0,-3 17-260 0 0,0 0-1 0 0,-1 45 1 0 0,6-67 80 0 0</inkml:trace>
@@ -7464,7 +7622,7 @@
   <inkml:trace contextRef="#ctx0" brushRef="#br1" timeOffset="-58872.55">4808 1679 0 0 0,'-20'22'1067'0'0,"1"1"0"0"0,-22 36 1 0 0,12-18-543 0 0,-145 190 507 0 0,157-209-960 0 0,6-7-124 0 0,-1 0 0 0 0,0-1 0 0 0,-18 16 0 0 0,10-12-331 0 0,-26 19-1508 0 0,46-37 1847 0 0,-1 1 0 0 0,0-1 0 0 0,1 0 1 0 0,-1 0-1 0 0,1 0 0 0 0,-1 0 0 0 0,0 1 0 0 0,1-1 0 0 0,-1 0 0 0 0,0 0 0 0 0,1 0 0 0 0,-1 0 1 0 0,0 0-1 0 0,1 0 0 0 0,-1-1 0 0 0,1 1 0 0 0,-1 0 0 0 0,0 0 0 0 0,1 0 0 0 0,-1-1 1 0 0,1 1-1 0 0,-1 0 0 0 0,0-1 0 0 0,1 1-75 0 0,-3-1-732 0 0</inkml:trace>
   <inkml:trace contextRef="#ctx0" brushRef="#br1" timeOffset="-58628.58">4180 1895 0 0 0,'0'0'1316'0'0,"15"4"-754"0"0,-6 2-368 0 0,-1 0 0 0 0,1 1 0 0 0,-1 0 0 0 0,0 1 0 0 0,-1 0 0 0 0,0 0 0 0 0,0 0 0 0 0,7 13 0 0 0,9 9 65 0 0,11 10-25 0 0,59 55 0 0 0,-62-62-418 0 0,-24-25-162 0 0,0-1-1 0 0,0 1 1 0 0,11 8-1 0 0,-4-12-685 0 0,-12-4 735 0 0,0 1-829 0 0</inkml:trace>
   <inkml:trace contextRef="#ctx0" brushRef="#br1" timeOffset="-58059.71">3973 2549 0 0 0,'0'0'67'0'0,"0"0"0"0"0,-1-1 1 0 0,1 1-1 0 0,0 0 0 0 0,0-1 0 0 0,0 1 0 0 0,0 0 1 0 0,-1-1-1 0 0,1 1 0 0 0,0 0 0 0 0,0-1 0 0 0,-1 1 1 0 0,1 0-1 0 0,0 0 0 0 0,-1-1 0 0 0,1 1 1 0 0,0 0-1 0 0,-1 0 0 0 0,1 0 0 0 0,0 0 0 0 0,-1-1 1 0 0,1 1-1 0 0,0 0 0 0 0,-1 0 0 0 0,1 0 0 0 0,-1 0 1 0 0,1 0-1 0 0,0 0 0 0 0,-1 0 0 0 0,1 0 0 0 0,0 0 1 0 0,-1 0-1 0 0,0 0 0 0 0,-16 9 725 0 0,-18 25-793 0 0,26-25 246 0 0,-28 28-4 0 0,14-13-109 0 0,0-1 0 0 0,-2-1 0 0 0,-1-1 0 0 0,-34 22 0 0 0,58-42-195 0 0,0-1 0 0 0,0 1-1 0 0,0 0 1 0 0,1 0-1 0 0,-1-1 1 0 0,0 1-1 0 0,0-1 1 0 0,0 0 0 0 0,0 1-1 0 0,0-1 1 0 0,0 0-1 0 0,0 0 1 0 0,0 0 0 0 0,0-1-1 0 0,-2 1 1 0 0,3-1 128 0 0,0 1-146 0 0,0-1-1 0 0,1 0 1 0 0,-1 0 0 0 0,0 0 0 0 0,1 0 0 0 0,-1 0 0 0 0,1 0 0 0 0,-1 0-1 0 0,1 0 1 0 0,0 0 0 0 0,-1 0 0 0 0,1 0 0 0 0,0 0 0 0 0,0-1 0 0 0,0 1-1 0 0,0 0 1 0 0,0 0 0 0 0,0-2 0 0 0,-1-14-1324 0 0</inkml:trace>
-  <inkml:trace contextRef="#ctx0" brushRef="#br1" timeOffset="-57924.31">3737 2469 0 0 0,'0'0'1091'0'0,"12"11"-383"0"0,26 63 587 0 0,47 100-730 0 0,-50-120-1864 0 0,-33-51 982 0 0</inkml:trace>
+  <inkml:trace contextRef="#ctx0" brushRef="#br1" timeOffset="-57924.32">3737 2469 0 0 0,'0'0'1091'0'0,"12"11"-383"0"0,26 63 587 0 0,47 100-730 0 0,-50-120-1864 0 0,-33-51 982 0 0</inkml:trace>
   <inkml:trace contextRef="#ctx0" brushRef="#br1" timeOffset="-57642.6">3701 2420 0 0 0,'-9'15'997'0'0,"-25"29"253"0"0,26-32-1019 0 0,0-1-1 0 0,-1 0 1 0 0,-12 12-1 0 0,1-5-93 0 0,0-1-1 0 0,-1-1 0 0 0,0 0 0 0 0,-2-2 0 0 0,-33 17 0 0 0,38-24-130 0 0,-10 2-237 0 0,22-10-163 0 0,4 0 252 0 0,0-1 0 0 0,0 1 0 0 0,0-1 0 0 0,1 0 0 0 0,-1 0 0 0 0,0 0 0 0 0,1 0 0 0 0,-1 0 0 0 0,1 0 0 0 0,0 0 0 0 0,-2-3 0 0 0,-1-7-1195 0 0</inkml:trace>
   <inkml:trace contextRef="#ctx0" brushRef="#br1" timeOffset="-57416.96">3519 2337 0 0 0,'16'36'1135'0'0,"-2"1"0"0"0,17 65 0 0 0,-28-90-1126 0 0,1-1-1 0 0,1 0 1 0 0,8 18 0 0 0,-7-17-205 0 0,-5-11 101 0 0,-1 0-1 0 0,1 0 1 0 0,0 0 0 0 0,0 0 0 0 0,-1 0-1 0 0,1 0 1 0 0,0 0 0 0 0,0-1 0 0 0,0 1-1 0 0,0 0 1 0 0,0 0 0 0 0,0-1 0 0 0,0 1-1 0 0,0 0 1 0 0,1-1 0 0 0,-1 1 0 0 0,0-1-1 0 0,0 0 1 0 0,0 1 0 0 0,1-1 0 0 0,-1 0 0 0 0,0 0-1 0 0,2 0 1 0 0,8-6-537 0 0</inkml:trace>
   <inkml:trace contextRef="#ctx0" brushRef="#br1" timeOffset="-57047.99">3618 2328 0 0 0,'-10'15'1425'0'0,"-5"10"-1230"0"0,-2 0-1 0 0,-1-1 1 0 0,-1-1-1 0 0,-1 0 1 0 0,0-2 0 0 0,-2 0-1 0 0,-1-1 1 0 0,0-2-1 0 0,-1 0 1 0 0,-46 24-1 0 0,68-40-282 0 0,0-1 1 0 0,0 0-1 0 0,-1 0 0 0 0,1 0 1 0 0,0-1-1 0 0,-1 1 0 0 0,1 0 1 0 0,-1-1-1 0 0,1 0 0 0 0,-4 1 1 0 0,6-1 41 0 0,-1-1 0 0 0,0 1 1 0 0,1 0-1 0 0,-1-1 0 0 0,0 1 1 0 0,1 0-1 0 0,-1-1 0 0 0,0 1 0 0 0,1-1 1 0 0,-1 1-1 0 0,1-1 0 0 0,-1 1 1 0 0,0-1-1 0 0,1 1 0 0 0,0-1 1 0 0,-1 1-1 0 0,1-1 0 0 0,-1 0 0 0 0,1 1 1 0 0,0-1-1 0 0,-1 0 0 0 0,1 0 1 0 0,0 1-1 0 0,0-1 0 0 0,0 0 1 0 0,-1 1-1 0 0,1-1 0 0 0,0 0 0 0 0,0 0 1 0 0,0 0-1 0 0,-1-11-812 0 0</inkml:trace>
@@ -7481,13 +7639,13 @@
   <inkml:trace contextRef="#ctx0" brushRef="#br1" timeOffset="-52657.52">2670 2621 0 0 0,'0'0'1715'0'0,"-9"12"-1293"0"0,-33 77 352 0 0,30-61-774 0 0,-2 0 0 0 0,-1 0 0 0 0,-20 26 0 0 0,34-53-111 0 0,0 0 59 0 0,0 0-1 0 0,1 0 1 0 0,-1 0 0 0 0,0-1 0 0 0,0 1-1 0 0,0-1 1 0 0,0 1 0 0 0,0 0 0 0 0,0-1-1 0 0,0 0 1 0 0,0 1 0 0 0,0-1 0 0 0,-2 1-1 0 0,2-2-21 0 0,0 0 0 0 0,0 0 0 0 0,0 1 0 0 0,0-1 1 0 0,0 0-1 0 0,0 0 0 0 0,0 0 0 0 0,0 0 0 0 0,0 0 0 0 0,0-1 0 0 0,0 1 0 0 0,-1-2 0 0 0,-3-8-707 0 0</inkml:trace>
   <inkml:trace contextRef="#ctx0" brushRef="#br1" timeOffset="-52391.5">2495 2573 0 0 0,'0'0'882'0'0,"10"10"-256"0"0,2 10-38 0 0,17 41 0 0 0,-19-39-442 0 0,0-1 0 0 0,15 23 1 0 0,-21-38-225 0 0,0-1 0 0 0,1 1 0 0 0,-1-1 0 0 0,1 0 0 0 0,0 0 0 0 0,0 0 0 0 0,1-1-1 0 0,0 0 1 0 0,-1 0 0 0 0,1 0 0 0 0,10 4 0 0 0,-10-6-142 0 0,-5-1 163 0 0,0 0-1 0 0,1-1 0 0 0,-1 1 1 0 0,0-1-1 0 0,1 0 1 0 0,-1 1-1 0 0,1-1 0 0 0,-1 0 1 0 0,0 0-1 0 0,1 0 0 0 0,-1 0 1 0 0,1 0-1 0 0,-1 0 1 0 0,1 0-1 0 0,1-1 0 0 0,16-2-660 0 0</inkml:trace>
   <inkml:trace contextRef="#ctx0" brushRef="#br1" timeOffset="-52002.27">2991 2726 0 0 0,'0'0'1255'0'0,"-6"13"-797"0"0,-16 42 84 0 0,-19 37-132 0 0,36-82-408 0 0,-1-1-1 0 0,0 1 1 0 0,0-1 0 0 0,-1-1 0 0 0,0 1-1 0 0,-15 13 1 0 0,20-21-61 0 0,-6-6-1477 0 0,6 4 780 0 0</inkml:trace>
-  <inkml:trace contextRef="#ctx0" brushRef="#br1" timeOffset="-51837.85">2820 2726 0 0 0,'18'27'780'0'0,"-12"-16"-589"0"0,1-1-1 0 0,1 1 1 0 0,-1-2-1 0 0,2 1 1 0 0,-1-1 0 0 0,1 0-1 0 0,10 7 1 0 0,4 0-76 0 0,-10-6-360 0 0,0-1 0 0 0,0 0 1 0 0,1-1-1 0 0,17 7 0 0 0,-28-14-85 0 0,9-5-120 0 0,-10 4 360 0 0</inkml:trace>
+  <inkml:trace contextRef="#ctx0" brushRef="#br1" timeOffset="-51837.86">2820 2726 0 0 0,'18'27'780'0'0,"-12"-16"-589"0"0,1-1-1 0 0,1 1 1 0 0,-1-2-1 0 0,2 1 1 0 0,-1-1 0 0 0,1 0-1 0 0,10 7 1 0 0,4 0-76 0 0,-10-6-360 0 0,0-1 0 0 0,0 0 1 0 0,1-1-1 0 0,17 7 0 0 0,-28-14-85 0 0,9-5-120 0 0,-10 4 360 0 0</inkml:trace>
   <inkml:trace contextRef="#ctx0" brushRef="#br1" timeOffset="-51382.47">3365 2806 0 0 0,'0'0'1647'0'0,"4"11"-1135"0"0,-88 79 735 0 0,60-68-1195 0 0,-87 75-875 0 0,109-95 554 0 0</inkml:trace>
   <inkml:trace contextRef="#ctx0" brushRef="#br1" timeOffset="-51231.49">3150 2776 0 0 0,'12'15'547'0'0,"-2"0"1"0"0,1 1-1 0 0,15 33 0 0 0,15 24-185 0 0,-37-67-439 0 0,1 0 1 0 0,0 0 0 0 0,0 0-1 0 0,1 0 1 0 0,0-1 0 0 0,0 0 0 0 0,0 0-1 0 0,10 5 1 0 0,-15-9 45 0 0,1 0 1 0 0,-1 0-1 0 0,0-1 0 0 0,1 1 0 0 0,-1-1 1 0 0,1 1-1 0 0,-1-1 0 0 0,0 1 0 0 0,1-1 0 0 0,-1 0 1 0 0,1 0-1 0 0,-1 0 0 0 0,1 0 0 0 0,2 0 1 0 0,4 0-513 0 0,9 0 9 0 0</inkml:trace>
   <inkml:trace contextRef="#ctx0" brushRef="#br1" timeOffset="-50832.86">3687 2898 0 0 0,'-10'14'501'0'0,"-1"-1"1"0"0,0-1-1 0 0,-1 0 0 0 0,-21 16 0 0 0,-22 22 0 0 0,-32 38-783 0 0,85-87 0 0 0,1 0 218 0 0,1-1 1 0 0,0 1 0 0 0,-1-1 0 0 0,1 0-1 0 0,-1 1 1 0 0,1-1 0 0 0,-1 0-1 0 0,1 1 1 0 0,-1-1 0 0 0,1 0 0 0 0,-1 0-1 0 0,1 0 1 0 0,-1 1 0 0 0,0-1-1 0 0,1 0 1 0 0,-1 0 0 0 0,1 0 0 0 0,-1 0-1 0 0,0 0 1 0 0,-5-8-788 0 0</inkml:trace>
   <inkml:trace contextRef="#ctx0" brushRef="#br1" timeOffset="-50581.36">3464 2853 0 0 0,'0'0'1280'0'0,"16"10"-561"0"0,10 19-534 0 0,-2 1 0 0 0,-1 1-1 0 0,35 61 1 0 0,-56-89-356 0 0,0 0-1 0 0,0 0 0 0 0,0-1 0 0 0,0 1 1 0 0,0-1-1 0 0,1 1 0 0 0,4 3 0 0 0,-5-5-866 0 0</inkml:trace>
   <inkml:trace contextRef="#ctx0" brushRef="#br1" timeOffset="-50228.96">4024 2914 0 0 0,'0'0'1133'0'0,"5"16"-238"0"0,-14-1-678 0 0,0-1 0 0 0,-1 0 0 0 0,-1-1 0 0 0,0 0-1 0 0,-22 21 1 0 0,21-23-114 0 0,-32 35 145 0 0,-34 33-241 0 0,55-64-475 0 0,21-14 48 0 0,0-3-599 0 0,-8-7 303 0 0,8 6-22 0 0</inkml:trace>
-  <inkml:trace contextRef="#ctx0" brushRef="#br1" timeOffset="-50003.35">3763 2916 0 0 0,'21'21'592'0'0,"1"0"-1"0"0,-2 1 1 0 0,24 35-1 0 0,-25-31-578 0 0,2-1 1 0 0,32 31-1 0 0,-35-45-1380 0 0</inkml:trace>
+  <inkml:trace contextRef="#ctx0" brushRef="#br1" timeOffset="-50003.36">3763 2916 0 0 0,'21'21'592'0'0,"1"0"-1"0"0,-2 1 1 0 0,24 35-1 0 0,-25-31-578 0 0,2-1 1 0 0,32 31-1 0 0,-35-45-1380 0 0</inkml:trace>
   <inkml:trace contextRef="#ctx0" brushRef="#br1" timeOffset="-49213.67">4335 2393 0 0 0,'-3'13'1302'0'0,"-6"15"-875"0"0,-1-1 0 0 0,-2 0 0 0 0,0 0-1 0 0,-2-1 1 0 0,0-1 0 0 0,-36 46 0 0 0,28-42-345 0 0,17-21-89 0 0,0 0 0 0 0,-1-1-1 0 0,0 1 1 0 0,-1-1 0 0 0,0-1 0 0 0,0 1 0 0 0,0-1 0 0 0,-11 7 0 0 0,16-12-116 0 0,1 0 0 0 0,0 0 0 0 0,-1 0 0 0 0,1 0 0 0 0,-1-1 0 0 0,0 1 0 0 0,1 0 1 0 0,-1-1-1 0 0,1 0 0 0 0,-1 1 0 0 0,0-1 0 0 0,0 0 0 0 0,1 1 0 0 0,-1-1 0 0 0,0 0 0 0 0,1 0 0 0 0,-1-1 0 0 0,0 1 0 0 0,-2-1 0 0 0,2 0-1400 0 0</inkml:trace>
   <inkml:trace contextRef="#ctx0" brushRef="#br1" timeOffset="-49067.08">4016 2425 0 0 0,'7'9'513'0'0,"4"6"-183"0"0,0-1 0 0 0,0 0 0 0 0,1-1 0 0 0,18 14 0 0 0,-10-8-147 0 0,27 30 0 0 0,-33-33-285 0 0,0-1-1 0 0,1 0 1 0 0,1-1-1 0 0,19 13 1 0 0,-32-26-37 0 0,0 0 0 0 0,0 0 0 0 0,-1 0 1 0 0,1 0-1 0 0,0 0 0 0 0,0-1 0 0 0,6 1 0 0 0,-8-1 169 0 0,3 0-255 0 0,0 0-22 0 0,16 0 109 0 0</inkml:trace>
   <inkml:trace contextRef="#ctx0" brushRef="#br1" timeOffset="-48552.11">4671 2543 0 0 0,'2'0'2542'0'0,"-2"6"-1201"0"0,-5 18-725 0 0,-14 31-913 0 0,-40 49 418 0 0,50-91-165 0 0,0-1 0 0 0,0 0 0 0 0,-2 0-1 0 0,1-1 1 0 0,-22 17 0 0 0,9-16-1021 0 0,23-12 1002 0 0,-1 0 0 0 0,0 0 0 0 0,0 0 0 0 0,1 0 0 0 0,-1 0 0 0 0,0 0 0 0 0,0 0 0 0 0,1 0 0 0 0,-1 0 0 0 0,0 0 0 0 0,0 0 0 0 0,1-1 0 0 0,-1 1 0 0 0,0 0 0 0 0,1 0 0 0 0,-1-1 0 0 0,0 1 0 0 0,1 0 0 0 0,-1-1 0 0 0,0 1 0 0 0,1-1 0 0 0,-1 1-1 0 0,1-1 1 0 0,-1 1 0 0 0,1-1 0 0 0,-1 0 0 0 0,1 1 0 0 0,-1-1 0 0 0,0 0 0 0 0,-6-11-368 0 0,2 1 86 0 0</inkml:trace>
@@ -7506,7 +7664,7 @@
   <inkml:trace contextRef="#ctx0" brushRef="#br1" timeOffset="-44000.67">4665 3278 0 0 0,'2'0'89'0'0,"0"-1"-1"0"0,0 1 1 0 0,0 0 0 0 0,0 0-1 0 0,0 0 1 0 0,0 0-1 0 0,0 1 1 0 0,0-1 0 0 0,0 0-1 0 0,0 1 1 0 0,0 0 0 0 0,0-1-1 0 0,0 1 1 0 0,0 0 0 0 0,-1 0-1 0 0,1 0 1 0 0,0 0 0 0 0,0 0-1 0 0,-1 0 1 0 0,1 1-1 0 0,-1-1 1 0 0,3 3 0 0 0,15 14 106 0 0,0 0 0 0 0,-1 1 1 0 0,-1 1-1 0 0,18 28 0 0 0,-11-26-2440 0 0</inkml:trace>
   <inkml:trace contextRef="#ctx0" brushRef="#br1" timeOffset="-24068.4">3783 2279 0 0 0,'0'0'3583'0'0,"1"0"-3515"0"0,1 0-1 0 0,-1 0 1 0 0,0 0-1 0 0,0 0 1 0 0,0 0 0 0 0,0 0-1 0 0,1 0 1 0 0,-1 1-1 0 0,0-1 1 0 0,0 0-1 0 0,0 1 1 0 0,2 0-1 0 0,-7 19-39 0 0,4-18-12 0 0,-3 47 115 0 0,0-1 34 0 0,3-46-135 0 0,7 38 93 0 0,7 18-98 0 0,-13-56-46 0 0,3 27 147 0 0,18 38 39 0 0,-22-66-172 0 0,14 42-35 0 0,-14-42 40 0 0,18 46 83 0 0,-6-16-25 0 0,-11-27-25 0 0,6 9 21 0 0,18 41-14 0 0,-24-52-23 0 0,13 25 49 0 0,-5-7-54 0 0,-2-10-32 0 0,15 24 96 0 0,-20-32-72 0 0,-1 0 1 0 0,0 0 0 0 0,0 0 0 0 0,0 0-1 0 0,0 0 1 0 0,-1 0 0 0 0,1 1 0 0 0,0-1-1 0 0,-1 0 1 0 0,1 0 0 0 0,-1 1-1 0 0,0 2 1 0 0,23 28 47 0 0,26 43 173 0 0,-23-27 84 0 0,28 76-1 0 0,-49-111-226 0 0,42 84-24 0 0,-15 1-17 0 0,-18-59 24 0 0,25 117 124 0 0,-19-44-189 0 0,-20-111 9 0 0,0 2-2 0 0,0 1 0 0 0,0-1-1 0 0,1 1 1 0 0,0-1 0 0 0,-1 0 0 0 0,4 8-1 0 0,-4-10-2 0 0,16 46 30 0 0,8 53-1 0 0,-19-82-1 0 0,-1-1-35 0 0,2 0 0 0 0,9 22 1 0 0,-3-11-3 0 0,-11-27 8 0 0,6 14-3 0 0,-3-7 3 0 0,21 35 43 0 0,-24-42-39 0 0,4 4-1 0 0,-1 1 1 0 0,1 0-1 0 0,-1 0 1 0 0,0 0-1 0 0,5 15 1 0 0,-7-18-11 0 0,11 22 2 0 0,-10-20 5 0 0,1 0-1 0 0,-1 0 1 0 0,0 0-1 0 0,0 0 1 0 0,-1 1-1 0 0,2 7 1 0 0,16 47 18 0 0,-3-18-21 0 0,4 13-50 0 0,-20-54 47 0 0,5 23-4 0 0,2-121-4712 0 0,-8 70 2692 0 0</inkml:trace>
   <inkml:trace contextRef="#ctx0" brushRef="#br1" timeOffset="-21133.93">3577 2531 0 0 0,'0'0'3749'0'0,"9"-36"-3300"0"0,-5 27-382 0 0,0 0 0 0 0,0 1 0 0 0,1 0-1 0 0,0 0 1 0 0,0 0 0 0 0,13-13 0 0 0,47-44 63 0 0,-19 20-59 0 0,33-33-8 0 0,-39 40 173 0 0,65-80 0 0 0,-54 44 437 0 0,-35 51-98 0 0,24-44 0 0 0,-9 15-166 0 0,-15 28-306 0 0,2 1 0 0 0,24-24-1 0 0,5-5 113 0 0,18-21 63 0 0,-33 40-141 0 0,48-66-1 0 0,11-17 407 0 0,-4 6-486 0 0,-36 42-23 0 0,-12 6 657 0 0,-15 20-54 0 0,-5 7-374 0 0,56-63-236 0 0,-44 64-35 0 0,-8 9 7 0 0,-16 19 0 0 0,-1 0 1 0 0,0-1-1 0 0,-1 1 1 0 0,7-11-1 0 0,-11 15 3 0 0,0-2-2 0 0,0 3-1 0 0,0 0 1 0 0,0 1-1 0 0,0-1 0 0 0,0 0 0 0 0,0 0 1 0 0,0 0-1 0 0,0 0 0 0 0,0 0 0 0 0,0 0 1 0 0,0 0-1 0 0,-1 0 0 0 0,1 0 0 0 0,0 0 1 0 0,-1 0-1 0 0,1-1 0 0 0,-1 1 0 0 0,1-2 1 0 0,-2 5-699 0 0,-26 50-4101 0 0,24-48 4521 0 0,0 0 0 0 0,0 1 0 0 0,0-2 0 0 0,-1 1 1 0 0,1 0-1 0 0,-1-1 0 0 0,0 1 0 0 0,0-1 0 0 0,0 0 0 0 0,0 0 0 0 0,-1-1 0 0 0,-7 4 0 0 0,-2-1-1207 0 0</inkml:trace>
-  <inkml:trace contextRef="#ctx0" brushRef="#br1" timeOffset="-20108.06">4585 897 0 0 0,'0'0'914'0'0,"-2"-10"-762"0"0,6 7 2298 0 0,16 5-2440 0 0,1 1 1 0 0,-1 1-1 0 0,0 1 0 0 0,28 10 1 0 0,17 4 76 0 0,109 21-136 0 0,-172-40 50 0 0,47 9 289 0 0,-45-8 483 0 0,8 29-1367 0 0,-11-29 597 0 0,4 54-1256 0 0,-4-53 1155 0 0,-1 0 0 0 0,-1 0 1 0 0,1 0-1 0 0,0 0 0 0 0,0 0 1 0 0,-1 0-1 0 0,1 0 0 0 0,-1 0 0 0 0,0 0 1 0 0,0 0-1 0 0,1 0 0 0 0,-1 0 1 0 0,0 0-1 0 0,-1-1 0 0 0,1 1 1 0 0,0 0-1 0 0,0-1 0 0 0,-1 1 0 0 0,1 0 1 0 0,-1-1-1 0 0,-3 3 0 0 0,3-3-252 0 0</inkml:trace>
+  <inkml:trace contextRef="#ctx0" brushRef="#br1" timeOffset="-20108.07">4585 897 0 0 0,'0'0'914'0'0,"-2"-10"-762"0"0,6 7 2298 0 0,16 5-2440 0 0,1 1 1 0 0,-1 1-1 0 0,0 1 0 0 0,28 10 1 0 0,17 4 76 0 0,109 21-136 0 0,-172-40 50 0 0,47 9 289 0 0,-45-8 483 0 0,8 29-1367 0 0,-11-29 597 0 0,4 54-1256 0 0,-4-53 1155 0 0,-1 0 0 0 0,-1 0 1 0 0,1 0-1 0 0,0 0 0 0 0,0 0 1 0 0,-1 0-1 0 0,1 0 0 0 0,-1 0 0 0 0,0 0 1 0 0,0 0-1 0 0,1 0 0 0 0,-1 0 1 0 0,0 0-1 0 0,-1-1 0 0 0,1 1 1 0 0,0 0-1 0 0,0-1 0 0 0,-1 1 0 0 0,1 0 1 0 0,-1-1-1 0 0,-3 3 0 0 0,3-3-252 0 0</inkml:trace>
   <inkml:trace contextRef="#ctx0" brushRef="#br1" timeOffset="-18707.79">4887 849 0 0 0,'0'0'1461'0'0,"-4"0"-1439"0"0,-27 5 170 0 0,-1 1 1 0 0,-40 14-1 0 0,19-5-4 0 0,-280 79 732 0 0,330-93-882 0 0,29 24-1507 0 0,-25-25 1369 0 0,-1 1 65 0 0,0-1 0 0 0,1 1 1 0 0,-1-1-1 0 0,1 1 0 0 0,-1-1 1 0 0,0 0-1 0 0,1 1 0 0 0,-1-1 1 0 0,1 0-1 0 0,-1 1 0 0 0,1-1 0 0 0,-1 0 1 0 0,1 0-1 0 0,0 1 0 0 0,-1-1 1 0 0,1 0-1 0 0,-1 0 0 0 0,1 0 1 0 0,-1 0-1 0 0,1 0 0 0 0,0 0 0 0 0,-1 0 1 0 0,1 0-1 0 0,0 0 0 0 0,17-3-408 0 0</inkml:trace>
   <inkml:trace contextRef="#ctx0" brushRef="#br1" timeOffset="-18067.25">4844 884 0 0 0,'0'0'371'0'0,"2"-3"-110"0"0,0 0 0 0 0,1 0 0 0 0,-1-1 0 0 0,0 1 0 0 0,1 0 0 0 0,3-2-1 0 0,72 138-188 0 0,-30-55-23 0 0,72 114 180 0 0,-120-191-225 0 0,1 0 0 0 0,0 0-1 0 0,-1 0 1 0 0,1 0 0 0 0,-1 0-1 0 0,1 0 1 0 0,-1 0-1 0 0,1 0 1 0 0,-1 0 0 0 0,0 0-1 0 0,0 0 1 0 0,1 1 0 0 0,-1-1-1 0 0,0 0 1 0 0,0 0-1 0 0,0 0 1 0 0,0 0 0 0 0,0 0-1 0 0,-1 1 1 0 0,1 0 0 0 0,-15 7-433 0 0,7-6 294 0 0,6-3 92 0 0,1 0 0 0 0,-1 1 0 0 0,1-1-1 0 0,-1 0 1 0 0,0 0 0 0 0,1 0 0 0 0,-1 0 0 0 0,1 0-1 0 0,-1 0 1 0 0,1 0 0 0 0,-1 0 0 0 0,1-1 0 0 0,-1 1 0 0 0,1-1-1 0 0,-1 1 1 0 0,1-1 0 0 0,-2 0 0 0 0,-2-1-162 0 0,-19-5-547 0 0</inkml:trace>
   <inkml:trace contextRef="#ctx0" brushRef="#br1" timeOffset="-15274.46">4785 548 0 0 0,'0'0'2678'0'0,"-15"-3"-1174"0"0,27-4-1342 0 0,17-6-213 0 0,-2 8-61 0 0,-17 2 62 0 0,-1 1 0 0 0,1 1 0 0 0,0 0 1 0 0,-1 0-1 0 0,1 0 0 0 0,18 3 0 0 0,-24-2 21 0 0,-3 1 21 0 0,0-1 0 0 0,1 0 0 0 0,-1 1 0 0 0,1-1 0 0 0,-1 1 0 0 0,0-1 0 0 0,0 1 0 0 0,1-1 0 0 0,-1 1 0 0 0,0 0 0 0 0,0 0 0 0 0,0 0 0 0 0,0 0 0 0 0,0 0 1 0 0,0 0-1 0 0,0 0 0 0 0,0 0 0 0 0,0 0 0 0 0,0 0 0 0 0,-1 0 0 0 0,1 0 0 0 0,0 1 0 0 0,-1-1 0 0 0,1 2 0 0 0,9 31-268 0 0,-10-22 230 0 0,0 0 0 0 0,0 1-1 0 0,-1-1 1 0 0,-1 0 0 0 0,0 0 0 0 0,-1 0 0 0 0,0-1 0 0 0,-6 15 0 0 0,3-7 1 0 0,6-17 1294 0 0,-1-3-1241 0 0,1 1-1 0 0,0 0 1 0 0,-1-1 0 0 0,1 1 0 0 0,0 0-1 0 0,0-1 1 0 0,0 1 0 0 0,-1 0 0 0 0,1-1 0 0 0,0 1-1 0 0,0-1 1 0 0,0 1 0 0 0,0 0 0 0 0,0-1 0 0 0,-1 1-1 0 0,1-1 1 0 0,0 1 0 0 0,0 0 0 0 0,0-1-1 0 0,0 1 1 0 0,0-1 0 0 0,0 1 0 0 0,1 0 0 0 0,-1-1-1 0 0,0 1 1 0 0,0-1 0 0 0,14-31 87 0 0,-10 24-135 0 0,0 1 0 0 0,1-1 0 0 0,1 1 1 0 0,-1 0-1 0 0,1 0 0 0 0,0 0 0 0 0,1 1 0 0 0,-1 0 0 0 0,1 0 0 0 0,0 1 0 0 0,1 0 1 0 0,0 0-1 0 0,-1 1 0 0 0,1 0 0 0 0,1 0 0 0 0,-1 1 0 0 0,0 0 0 0 0,1 0 0 0 0,9-1 0 0 0,-15 3-22 0 0,1 1-77 0 0,-1 1 113 0 0,0-1-1 0 0,0 0 1 0 0,0 1 0 0 0,0-1-1 0 0,0 1 1 0 0,0 0 0 0 0,0 0 0 0 0,5 2-1 0 0,-5-1-24 0 0,-3-2 40 0 0,1 1 0 0 0,0-1 0 0 0,0 1-1 0 0,0-1 1 0 0,0 1 0 0 0,-1-1 0 0 0,1 1-1 0 0,0 0 1 0 0,-1-1 0 0 0,1 1-1 0 0,0 0 1 0 0,-1 0 0 0 0,1-1 0 0 0,-1 1-1 0 0,1 0 1 0 0,-1 0 0 0 0,1 0 0 0 0,-1 0-1 0 0,0 0 1 0 0,1 0 0 0 0,-1-1-1 0 0,0 1 1 0 0,0 0 0 0 0,0 0 0 0 0,0 0-1 0 0,1 0 1 0 0,-2 2 0 0 0,3 22-135 0 0,-2-25 144 0 0,0 5-14 0 0,0-1 1 0 0,-1 0 0 0 0,0 0-1 0 0,0 1 1 0 0,0-1 0 0 0,0 0-1 0 0,-1 0 1 0 0,1 0-1 0 0,-5 6 1 0 0,0 4-14 0 0,-6 5 169 0 0,9-20 252 0 0,5-7-184 0 0,7-24 76 0 0,-8 26-281 0 0,1 0 0 0 0,0 0 1 0 0,0 0-1 0 0,0 0 0 0 0,1 0 1 0 0,5-8-1 0 0,-3 5-21 0 0,1 1 1 0 0,0 0-1 0 0,0 0 0 0 0,1 1 0 0 0,0 0 1 0 0,1 0-1 0 0,-1 0 0 0 0,1 1 0 0 0,0 1 1 0 0,1-1-1 0 0,-1 1 0 0 0,1 0 0 0 0,0 1 1 0 0,1 0-1 0 0,12-3 0 0 0,-19 6 10 0 0,18-1-35 0 0,-18 2 42 0 0,3 0 1 0 0,9 14-5 0 0,-11-8 5 0 0,0 0 0 0 0,0 1-1 0 0,0-1 1 0 0,-1 1 0 0 0,0 0 0 0 0,-1 0 0 0 0,1 1-1 0 0,-1-1 1 0 0,-1 0 0 0 0,1 1 0 0 0,-1 8 0 0 0,2 10-34 0 0,-3 49 0 0 0,-2-2-1624 0 0,2-70 1378 0 0</inkml:trace>
@@ -7530,26 +7688,26 @@
   <inkml:trace contextRef="#ctx0" brushRef="#br0" timeOffset="32736.62">2093 3820 0 0 0,'0'0'1486'0'0,"3"0"-1480"0"0,58 8 22 0 0,-26-6-16 0 0,19-1 30 0 0,-51-1-40 0 0,0-1 0 0 0,22-4 117 0 0,-23 4 74 0 0</inkml:trace>
   <inkml:trace contextRef="#ctx0" brushRef="#br0" timeOffset="34443.94">1466 3798 0 0 0,'0'0'2615'0'0,"3"0"-2700"0"0,8-2 41 0 0,-1 1-1 0 0,0-2 0 0 0,0 1 0 0 0,0-1 0 0 0,0-1 0 0 0,0 0 0 0 0,-1 0 0 0 0,14-9 0 0 0,-22 12 27 0 0,27-23-54 0 0,-26 22 74 0 0,3-5 171 0 0,-4 14-188 0 0,0 0-1 0 0,-1 0 1 0 0,1 0 0 0 0,-1 0 0 0 0,-1 0 0 0 0,1 0 0 0 0,-3 10 0 0 0,-17 59-12 0 0,9-32-43 0 0,-4 25-240 0 0,15-67 283 0 0,-1 2-36 0 0,2-4 61 0 0,-1 1-1 0 0,0 0 0 0 0,0 0 1 0 0,0 0-1 0 0,0-1 0 0 0,0 1 1 0 0,0 0-1 0 0,0 0 0 0 0,0 0 0 0 0,0 0 1 0 0,0-1-1 0 0,-1 1 0 0 0,1 0 1 0 0,0 0-1 0 0,-1-1 0 0 0,1 1 1 0 0,0 0-1 0 0,-1 0 0 0 0,1-1 1 0 0,-1 1-1 0 0,1 0 0 0 0,-1-1 0 0 0,1 1 1 0 0,-1-1-1 0 0,1 1 0 0 0,-1-1 1 0 0,0 1-1 0 0,1-1 0 0 0,-1 1 1 0 0,0-1-1 0 0,1 1 0 0 0,-1-1 1 0 0,0 0-1 0 0,0 1 0 0 0,0-1 0 0 0,1 0 1 0 0,-1 0-1 0 0,0 0 0 0 0,-1 0 1 0 0,0 1 273 0 0,-11-7 50 0 0,17 3-316 0 0,-1 1 0 0 0,1-1 0 0 0,0 1 0 0 0,0 0 0 0 0,0 0 0 0 0,0 1 0 0 0,4-2 0 0 0,-5 2-14 0 0,33-6-244 0 0,-12 3-65 0 0,-18 4 201 0 0,1-1 0 0 0,-1 0 0 0 0,0 0 1 0 0,0-1-1 0 0,-1 0 0 0 0,1 0 0 0 0,0 0 0 0 0,-1 0 0 0 0,9-6 1 0 0,-1 1 72 0 0</inkml:trace>
   <inkml:trace contextRef="#ctx0" brushRef="#br0" timeOffset="34807.61">1795 3891 0 0 0,'0'0'512'0'0,"2"-15"662"0"0,-1 11-1121 0 0,1 0-1 0 0,0 1 1 0 0,0-1-1 0 0,0 0 1 0 0,0 1-1 0 0,1-1 0 0 0,0 1 1 0 0,-1 0-1 0 0,1 0 1 0 0,0 0-1 0 0,1 0 1 0 0,-1 1-1 0 0,0-1 1 0 0,8-3-1 0 0,-3 1-33 0 0,1 1-1 0 0,0 1 1 0 0,0 0-1 0 0,0 0 1 0 0,17-3-1 0 0,-23 6-7 0 0,29 5-33 0 0,-30-4 11 0 0,-1 2-5 0 0,0 0 0 0 0,0 0 0 0 0,-1 0 0 0 0,1 0 0 0 0,-1 0 0 0 0,1 0-1 0 0,-1 0 1 0 0,0 0 0 0 0,0 0 0 0 0,0 0 0 0 0,-2 6 0 0 0,1-5-8 0 0,0 1-1 0 0,0-1 1 0 0,-1 1-1 0 0,0-1 1 0 0,0 1 0 0 0,0-1-1 0 0,-1 0 1 0 0,1 0 0 0 0,-1 0-1 0 0,0 0 1 0 0,0 0-1 0 0,0-1 1 0 0,-1 0 0 0 0,1 1-1 0 0,-1-1 1 0 0,0 0-1 0 0,1-1 1 0 0,-2 1 0 0 0,1-1-1 0 0,0 1 1 0 0,-7 1-1 0 0,9-3-27 0 0,-6 0-14 0 0,7-1 41 0 0,0 1 0 0 0,0-1 0 0 0,1 0 0 0 0,-1 0 0 0 0,0 1 0 0 0,0-1 0 0 0,0 0 0 0 0,0 0 0 0 0,1 0 0 0 0,-1 0-1 0 0,0 0 1 0 0,0 0 0 0 0,0 0 0 0 0,1 0 0 0 0,-1 0 0 0 0,0 0 0 0 0,0-1 0 0 0,0 1 0 0 0,1 0 0 0 0,-1-1 0 0 0,0 1 0 0 0,0 0 0 0 0,1-1 0 0 0,-1 1-1 0 0,-1-2 1 0 0,1 1-26 0 0,0 0 0 0 0,1-1 0 0 0,-1 1-1 0 0,0 0 1 0 0,1-1 0 0 0,-1 1-1 0 0,1-1 1 0 0,-1 1 0 0 0,1-1-1 0 0,-1 1 1 0 0,1-1 0 0 0,0 1 0 0 0,0-3-1 0 0,0 1-78 0 0</inkml:trace>
-  <inkml:trace contextRef="#ctx0" brushRef="#br0" timeOffset="35107.2">2118 3766 0 0 0,'8'13'556'0'0,"-9"83"-149"0"0,-1-65-748 0 0,4 45 0 0 0,-2-74 238 0 0</inkml:trace>
+  <inkml:trace contextRef="#ctx0" brushRef="#br0" timeOffset="35107.19">2118 3766 0 0 0,'8'13'556'0'0,"-9"83"-149"0"0,-1-65-748 0 0,4 45 0 0 0,-2-74 238 0 0</inkml:trace>
   <inkml:trace contextRef="#ctx0" brushRef="#br0" timeOffset="35425.38">2308 3869 0 0 0,'-25'25'1378'0'0,"38"4"-1452"0"0,2-1 1 0 0,1 0-1 0 0,1-1 1 0 0,27 33-1 0 0,-34-50-391 0 0,-9-9 246 0 0</inkml:trace>
-  <inkml:trace contextRef="#ctx0" brushRef="#br0" timeOffset="37726.69">1147 3315 0 0 0,'0'0'713'0'0,"-13"-16"827"0"0,13 14-1077 0 0,1 0-440 0 0,-1-1 0 0 0,1 0 0 0 0,0 0 0 0 0,0 0 0 0 0,0 0 0 0 0,0 0 0 0 0,1 1 0 0 0,-1-1 0 0 0,4-4 0 0 0,3 0-40 0 0,-1 1 0 0 0,1 1 1 0 0,1-1-1 0 0,-1 1 0 0 0,1 1 0 0 0,14-7 0 0 0,17 0-126 0 0,-37 11 109 0 0,0 0-63 0 0,10 1 60 0 0,-10-1 2 0 0,6 10-218 0 0,-9-4 247 0 0,0-1 0 0 0,-1 1-1 0 0,1-1 1 0 0,-1 1-1 0 0,0-1 1 0 0,-1 0-1 0 0,0 1 1 0 0,1-1 0 0 0,-2 0-1 0 0,1 0 1 0 0,0 0-1 0 0,-1 0 1 0 0,0 0 0 0 0,0-1-1 0 0,-1 0 1 0 0,1 1-1 0 0,-1-1 1 0 0,-7 6-1 0 0,1-1 7 0 0,-1 0-1 0 0,0 0 1 0 0,0-1-1 0 0,-1-1 1 0 0,0 0 0 0 0,-22 9-1 0 0,-18 3 2 0 0,49-18 14 0 0,-7 3 21 0 0,-1 1-1 0 0,1-1 0 0 0,-14 10 1 0 0,25-15-38 0 0,-1 1 0 0 0,1-1-1 0 0,0 1 1 0 0,0 0 0 0 0,0-1 0 0 0,-1 1 0 0 0,1-1 0 0 0,0 1 0 0 0,0 0 0 0 0,0 0 0 0 0,0 0-1 0 0,0 0 1 0 0,-1-1 0 0 0,1 1 0 0 0,0 0 0 0 0,0 0 0 0 0,0 1 0 0 0,0-1 0 0 0,0 0 0 0 0,0 0-1 0 0,-1 0 1 0 0,1 1 0 0 0,0-1 0 0 0,0 0 0 0 0,1 1 0 0 0,-1 0 6 0 0,2 0-21 0 0,26 11-247 0 0,-23-10 167 0 0,-2 0-33 0 0,0-1 0 0 0,1 1 0 0 0,-1-1 0 0 0,0 0 0 0 0,1 0 0 0 0,-1 0 1 0 0,1 0-1 0 0,-1-1 0 0 0,7 0 0 0 0,3-5-78 0 0</inkml:trace>
+  <inkml:trace contextRef="#ctx0" brushRef="#br0" timeOffset="37726.68">1147 3315 0 0 0,'0'0'713'0'0,"-13"-16"827"0"0,13 14-1077 0 0,1 0-440 0 0,-1-1 0 0 0,1 0 0 0 0,0 0 0 0 0,0 0 0 0 0,0 0 0 0 0,0 0 0 0 0,1 1 0 0 0,-1-1 0 0 0,4-4 0 0 0,3 0-40 0 0,-1 1 0 0 0,1 1 1 0 0,1-1-1 0 0,-1 1 0 0 0,1 1 0 0 0,14-7 0 0 0,17 0-126 0 0,-37 11 109 0 0,0 0-63 0 0,10 1 60 0 0,-10-1 2 0 0,6 10-218 0 0,-9-4 247 0 0,0-1 0 0 0,-1 1-1 0 0,1-1 1 0 0,-1 1-1 0 0,0-1 1 0 0,-1 0-1 0 0,0 1 1 0 0,1-1 0 0 0,-2 0-1 0 0,1 0 1 0 0,0 0-1 0 0,-1 0 1 0 0,0 0 0 0 0,0-1-1 0 0,-1 0 1 0 0,1 1-1 0 0,-1-1 1 0 0,-7 6-1 0 0,1-1 7 0 0,-1 0-1 0 0,0 0 1 0 0,0-1-1 0 0,-1-1 1 0 0,0 0 0 0 0,-22 9-1 0 0,-18 3 2 0 0,49-18 14 0 0,-7 3 21 0 0,-1 1-1 0 0,1-1 0 0 0,-14 10 1 0 0,25-15-38 0 0,-1 1 0 0 0,1-1-1 0 0,0 1 1 0 0,0 0 0 0 0,0-1 0 0 0,-1 1 0 0 0,1-1 0 0 0,0 1 0 0 0,0 0 0 0 0,0 0 0 0 0,0 0-1 0 0,0 0 1 0 0,-1-1 0 0 0,1 1 0 0 0,0 0 0 0 0,0 0 0 0 0,0 1 0 0 0,0-1 0 0 0,0 0 0 0 0,0 0-1 0 0,-1 0 1 0 0,1 1 0 0 0,0-1 0 0 0,0 0 0 0 0,1 1 0 0 0,-1 0 6 0 0,2 0-21 0 0,26 11-247 0 0,-23-10 167 0 0,-2 0-33 0 0,0-1 0 0 0,1 1 0 0 0,-1-1 0 0 0,0 0 0 0 0,1 0 0 0 0,-1 0 1 0 0,1 0-1 0 0,-1-1 0 0 0,7 0 0 0 0,3-5-78 0 0</inkml:trace>
   <inkml:trace contextRef="#ctx0" brushRef="#br0" timeOffset="38073.84">1346 3348 0 0 0,'0'0'390'0'0,"6"-13"498"0"0,2 2-804 0 0,1 1 0 0 0,1-1 0 0 0,-1 1 0 0 0,2 1 0 0 0,-1 0 0 0 0,1 1 0 0 0,1-1 0 0 0,0 2 0 0 0,0 0 0 0 0,0 1 0 0 0,17-7 0 0 0,-27 12-89 0 0,0 1-8 0 0,0 0 7 0 0,-1 0 1 0 0,1 1-1 0 0,0-1 0 0 0,0 0 1 0 0,0 1-1 0 0,0-1 1 0 0,0 1-1 0 0,-1-1 0 0 0,1 1 1 0 0,0 0-1 0 0,0 0 0 0 0,-1 0 1 0 0,1 0-1 0 0,-1 0 0 0 0,1 0 1 0 0,-1 1-1 0 0,1-1 0 0 0,-1 0 1 0 0,0 1-1 0 0,1-1 0 0 0,-1 1 1 0 0,0-1-1 0 0,0 1 1 0 0,0 0-1 0 0,0-1 0 0 0,-1 1 1 0 0,1 0-1 0 0,0 0 0 0 0,-1-1 1 0 0,1 1-1 0 0,-1 0 0 0 0,0 0 1 0 0,1 0-1 0 0,-1 3 0 0 0,-1-2-14 0 0,1 1-1 0 0,-1 0 1 0 0,0-1-1 0 0,0 1 1 0 0,0-1-1 0 0,-1 1 0 0 0,-2 5 1 0 0,3-6 12 0 0,0-1-5 0 0,0 1 9 0 0,1-1 0 0 0,-1 1 1 0 0,0 0-1 0 0,0 0 0 0 0,-1 0 0 0 0,1-1 0 0 0,-1 1 0 0 0,1 0 1 0 0,-1-1-1 0 0,0 1 0 0 0,0-1 0 0 0,0 0 0 0 0,0 0 0 0 0,0 0 0 0 0,0 0 1 0 0,-1 0-1 0 0,1 0 0 0 0,-1 0 0 0 0,1-1 0 0 0,-5 2 0 0 0,4-1 7 0 0,-1 0-1 0 0,0 0 0 0 0,1 0 0 0 0,-1-1 0 0 0,0 0 0 0 0,0 1 0 0 0,0-1 1 0 0,0-1-1 0 0,0 1 0 0 0,0-1 0 0 0,0 1 0 0 0,0-1 0 0 0,0 0 0 0 0,0-1 1 0 0,0 1-1 0 0,0-1 0 0 0,0 1 0 0 0,0-1 0 0 0,0-1 0 0 0,0 1 1 0 0,0 0-1 0 0,0-1 0 0 0,1 0 0 0 0,-1 0 0 0 0,1 0 0 0 0,-1 0 0 0 0,1 0 1 0 0,0-1-1 0 0,0 0 0 0 0,-3-3 0 0 0,5 4-86 0 0,0 0 1 0 0,0-1-1 0 0,0 1 0 0 0,0-1 1 0 0,1 1-1 0 0,0-1 0 0 0,-1 1 1 0 0,1-1-1 0 0,0 1 0 0 0,0-1 1 0 0,0 1-1 0 0,0-1 0 0 0,1 1 1 0 0,-1-1-1 0 0,1 1 0 0 0,-1-1 1 0 0,2-2-1 0 0,4-5 45 0 0</inkml:trace>
-  <inkml:trace contextRef="#ctx0" brushRef="#br0" timeOffset="38430.7">1740 3161 0 0 0,'0'0'1239'0'0,"-1"3"-1128"0"0,-13 67 219 0 0,8-44-410 0 0,0 0-1 0 0,2 0 1 0 0,1 0 0 0 0,1 0-1 0 0,2 31 1 0 0,3-46-483 0 0,-3-9 254 0 0</inkml:trace>
-  <inkml:trace contextRef="#ctx0" brushRef="#br0" timeOffset="38650.13">1752 3297 0 0 0,'-18'9'487'0'0,"-1"0"-332"0"0,17-9 182 0 0,8-4 385 0 0,-4 3-665 0 0,19-5 45 0 0,-7 7-161 0 0,0 1 0 0 0,-1 0 1 0 0,1 1-1 0 0,-1 1 0 0 0,0 0 0 0 0,0 1 0 0 0,-1 0 0 0 0,1 1 1 0 0,14 9-1 0 0,-10-8-516 0 0,-14-6 204 0 0</inkml:trace>
+  <inkml:trace contextRef="#ctx0" brushRef="#br0" timeOffset="38430.69">1740 3161 0 0 0,'0'0'1239'0'0,"-1"3"-1128"0"0,-13 67 219 0 0,8-44-410 0 0,0 0-1 0 0,2 0 1 0 0,1 0 0 0 0,1 0-1 0 0,2 31 1 0 0,3-46-483 0 0,-3-9 254 0 0</inkml:trace>
+  <inkml:trace contextRef="#ctx0" brushRef="#br0" timeOffset="38650.12">1752 3297 0 0 0,'-18'9'487'0'0,"-1"0"-332"0"0,17-9 182 0 0,8-4 385 0 0,-4 3-665 0 0,19-5 45 0 0,-7 7-161 0 0,0 1 0 0 0,-1 0 1 0 0,1 1-1 0 0,-1 1 0 0 0,0 0 0 0 0,0 1 0 0 0,-1 0 0 0 0,1 1 1 0 0,14 9-1 0 0,-10-8-516 0 0,-14-6 204 0 0</inkml:trace>
   <inkml:trace contextRef="#ctx0" brushRef="#br0" timeOffset="39021.61">1959 3141 0 0 0,'0'0'1736'0'0,"4"0"-1647"0"0,17 0 120 0 0,63-2-476 0 0,-75 1 115 0 0,0 0-1 0 0,-1 0 0 0 0,1-1 0 0 0,-1 0 0 0 0,1 0 0 0 0,-1-1 1 0 0,13-7-1 0 0,-9 4-66 0 0</inkml:trace>
-  <inkml:trace contextRef="#ctx0" brushRef="#br0" timeOffset="40537.26">657 2541 0 0 0,'0'0'768'0'0,"6"-14"46"0"0,-3 11-769 0 0,1 0 1 0 0,0 1-1 0 0,-1 0 1 0 0,1 0 0 0 0,0 0-1 0 0,0 0 1 0 0,1 1-1 0 0,-1-1 1 0 0,0 1-1 0 0,6-1 1 0 0,-7 2-32 0 0,0-1-5 0 0,11 0-11 0 0,-12 1-3 0 0,-1 0 1 0 0,0 0-1 0 0,0 1 0 0 0,1-1 1 0 0,-1 0-1 0 0,0 0 1 0 0,0 1-1 0 0,0-1 1 0 0,1 0-1 0 0,-1 1 1 0 0,0-1-1 0 0,0 1 0 0 0,0 0 1 0 0,0-1-1 0 0,0 1 1 0 0,0 0-1 0 0,0 0 1 0 0,0-1-1 0 0,0 1 0 0 0,0 0 1 0 0,0 0-1 0 0,-1 0 1 0 0,1 0-1 0 0,0 0 1 0 0,-1 0-1 0 0,1 1 1 0 0,-1-1-1 0 0,1 0 0 0 0,-1 0 1 0 0,1 0-1 0 0,-1 3 1 0 0,1-2-42 0 0,-5 29-103 0 0,3-23 137 0 0,0-2-5 0 0,1-1 1 0 0,-1 0 0 0 0,-1 0 0 0 0,1 0 0 0 0,-1 0 0 0 0,0 0-1 0 0,0 0 1 0 0,0-1 0 0 0,-1 1 0 0 0,1-1 0 0 0,-1 1 0 0 0,-7 7-1 0 0,9-11 262 0 0,3-3-230 0 0,-1 0 1 0 0,1 0-1 0 0,0 0 0 0 0,-1 0 0 0 0,1 1 0 0 0,0-1 1 0 0,0 1-1 0 0,1-1 0 0 0,-1 1 0 0 0,0 0 1 0 0,0-1-1 0 0,1 1 0 0 0,3-1 0 0 0,-2 0-17 0 0,-1 0 0 0 0,1 1-1 0 0,0-1 1 0 0,0 1 0 0 0,0 0-1 0 0,0 0 1 0 0,0 0 0 0 0,0 0-1 0 0,1 1 1 0 0,-1 0 0 0 0,0 0-1 0 0,5 0 1 0 0,-8 0 1 0 0,1 1 0 0 0,-1-1 1 0 0,0 0-1 0 0,0 0 0 0 0,1 1 0 0 0,-1-1 0 0 0,0 1 1 0 0,0-1-1 0 0,0 1 0 0 0,0 0 0 0 0,0-1 0 0 0,0 1 1 0 0,0 0-1 0 0,0 0 0 0 0,0-1 0 0 0,0 1 0 0 0,0 0 1 0 0,0 0-1 0 0,-1 0 0 0 0,1 0 0 0 0,0 0 0 0 0,0 2 1 0 0,1 2-3 0 0,1 1 1 0 0,-2 0-1 0 0,1 0 1 0 0,-1 0-1 0 0,0 0 1 0 0,1 8-1 0 0,-2-9 9 0 0,1 0 0 0 0,-1-1 1 0 0,0 1-1 0 0,0-1 0 0 0,-1 1 0 0 0,1 0 0 0 0,-1-1 1 0 0,0 1-1 0 0,0-1 0 0 0,-1 1 0 0 0,0-1 0 0 0,1 0 1 0 0,-1 0-1 0 0,0 0 0 0 0,-1 0 0 0 0,1 0 0 0 0,-1 0 1 0 0,0 0-1 0 0,0-1 0 0 0,0 1 0 0 0,0-1 1 0 0,-1 0-1 0 0,1 0 0 0 0,-1 0 0 0 0,0-1 0 0 0,0 1 1 0 0,0-1-1 0 0,0 0 0 0 0,0 0 0 0 0,0 0 0 0 0,-1-1 1 0 0,-4 2-1 0 0,2-2 39 0 0,0 0 0 0 0,0-1 0 0 0,0 1 0 0 0,0-1 0 0 0,0-1 0 0 0,1 1 0 0 0,-1-1 0 0 0,0 0 0 0 0,0-1-1 0 0,-13-4 1 0 0,17 5-106 0 0,0-1-1 0 0,0 1 0 0 0,0-1 1 0 0,0 1-1 0 0,1-1 1 0 0,-1 0-1 0 0,0 0 0 0 0,1 0 1 0 0,-1-1-1 0 0,1 1 0 0 0,0-1 1 0 0,0 1-1 0 0,0-1 0 0 0,0 0 1 0 0,0 0-1 0 0,1 1 0 0 0,-1-1 1 0 0,1 0-1 0 0,-1-1 0 0 0,1 1 1 0 0,0 0-1 0 0,1 0 0 0 0,-1 0 1 0 0,0-1-1 0 0,1-4 0 0 0,0-6-640 0 0</inkml:trace>
+  <inkml:trace contextRef="#ctx0" brushRef="#br0" timeOffset="40537.25">657 2541 0 0 0,'0'0'768'0'0,"6"-14"46"0"0,-3 11-769 0 0,1 0 1 0 0,0 1-1 0 0,-1 0 1 0 0,1 0 0 0 0,0 0-1 0 0,0 0 1 0 0,1 1-1 0 0,-1-1 1 0 0,0 1-1 0 0,6-1 1 0 0,-7 2-32 0 0,0-1-5 0 0,11 0-11 0 0,-12 1-3 0 0,-1 0 1 0 0,0 0-1 0 0,0 1 0 0 0,1-1 1 0 0,-1 0-1 0 0,0 0 1 0 0,0 1-1 0 0,0-1 1 0 0,1 0-1 0 0,-1 1 1 0 0,0-1-1 0 0,0 1 0 0 0,0 0 1 0 0,0-1-1 0 0,0 1 1 0 0,0 0-1 0 0,0 0 1 0 0,0-1-1 0 0,0 1 0 0 0,0 0 1 0 0,0 0-1 0 0,-1 0 1 0 0,1 0-1 0 0,0 0 1 0 0,-1 0-1 0 0,1 1 1 0 0,-1-1-1 0 0,1 0 0 0 0,-1 0 1 0 0,1 0-1 0 0,-1 3 1 0 0,1-2-42 0 0,-5 29-103 0 0,3-23 137 0 0,0-2-5 0 0,1-1 1 0 0,-1 0 0 0 0,-1 0 0 0 0,1 0 0 0 0,-1 0 0 0 0,0 0-1 0 0,0 0 1 0 0,0-1 0 0 0,-1 1 0 0 0,1-1 0 0 0,-1 1 0 0 0,-7 7-1 0 0,9-11 262 0 0,3-3-230 0 0,-1 0 1 0 0,1 0-1 0 0,0 0 0 0 0,-1 0 0 0 0,1 1 0 0 0,0-1 1 0 0,0 1-1 0 0,1-1 0 0 0,-1 1 0 0 0,0 0 1 0 0,0-1-1 0 0,1 1 0 0 0,3-1 0 0 0,-2 0-17 0 0,-1 0 0 0 0,1 1-1 0 0,0-1 1 0 0,0 1 0 0 0,0 0-1 0 0,0 0 1 0 0,0 0 0 0 0,0 0-1 0 0,1 1 1 0 0,-1 0 0 0 0,0 0-1 0 0,5 0 1 0 0,-8 0 1 0 0,1 1 0 0 0,-1-1 1 0 0,0 0-1 0 0,0 0 0 0 0,1 1 0 0 0,-1-1 0 0 0,0 1 1 0 0,0-1-1 0 0,0 1 0 0 0,0 0 0 0 0,0-1 0 0 0,0 1 1 0 0,0 0-1 0 0,0 0 0 0 0,0-1 0 0 0,0 1 0 0 0,0 0 1 0 0,0 0-1 0 0,-1 0 0 0 0,1 0 0 0 0,0 0 0 0 0,0 2 1 0 0,1 2-3 0 0,1 1 1 0 0,-2 0-1 0 0,1 0 1 0 0,-1 0-1 0 0,0 0 1 0 0,1 8-1 0 0,-2-9 9 0 0,1 0 0 0 0,-1-1 1 0 0,0 1-1 0 0,0-1 0 0 0,-1 1 0 0 0,1 0 0 0 0,-1-1 1 0 0,0 1-1 0 0,0-1 0 0 0,-1 1 0 0 0,0-1 0 0 0,1 0 1 0 0,-1 0-1 0 0,0 0 0 0 0,-1 0 0 0 0,1 0 0 0 0,-1 0 1 0 0,0 0-1 0 0,0-1 0 0 0,0 1 0 0 0,0-1 1 0 0,-1 0-1 0 0,1 0 0 0 0,-1 0 0 0 0,0-1 0 0 0,0 1 1 0 0,0-1-1 0 0,0 0 0 0 0,0 0 0 0 0,0 0 0 0 0,-1-1 1 0 0,-4 2-1 0 0,2-2 39 0 0,0 0 0 0 0,0-1 0 0 0,0 1 0 0 0,0-1 0 0 0,0-1 0 0 0,1 1 0 0 0,-1-1 0 0 0,0 0 0 0 0,0-1-1 0 0,-13-4 1 0 0,17 5-106 0 0,0-1-1 0 0,0 1 0 0 0,0-1 1 0 0,0 1-1 0 0,1-1 1 0 0,-1 0-1 0 0,0 0 0 0 0,1 0 1 0 0,-1-1-1 0 0,1 1 0 0 0,0-1 1 0 0,0 1-1 0 0,0-1 0 0 0,0 0 1 0 0,0 0-1 0 0,1 1 0 0 0,-1-1 1 0 0,1 0-1 0 0,-1-1 0 0 0,1 1 1 0 0,0 0-1 0 0,1 0 0 0 0,-1 0 1 0 0,0-1-1 0 0,1-4 0 0 0,0-6-640 0 0</inkml:trace>
   <inkml:trace contextRef="#ctx0" brushRef="#br0" timeOffset="40967.4">939 2650 0 0 0,'10'-10'708'0'0,"20"-8"-164"0"0,-22 12-502 0 0,0 1 1 0 0,0 0-1 0 0,0 0 0 0 0,1 1 0 0 0,0 0 0 0 0,0 1 0 0 0,0 0 0 0 0,0 0 0 0 0,11-1 0 0 0,-17 4-46 0 0,1 0-1 0 0,19 1-1 0 0,-21-1 4 0 0,0 0-1 0 0,0 0 1 0 0,0 1-1 0 0,0-1 1 0 0,0 1-1 0 0,0 0 0 0 0,0-1 1 0 0,-1 1-1 0 0,1 0 1 0 0,0 0-1 0 0,0 0 1 0 0,-1 0-1 0 0,1 1 1 0 0,-1-1-1 0 0,1 0 0 0 0,-1 1 1 0 0,1-1-1 0 0,-1 1 1 0 0,0-1-1 0 0,0 1 1 0 0,1 0-1 0 0,-1-1 0 0 0,0 1 1 0 0,-1 0-1 0 0,1 0 1 0 0,0 0-1 0 0,0 0 1 0 0,-1-1-1 0 0,1 1 1 0 0,-1 0-1 0 0,0 0 0 0 0,0 0 1 0 0,0 0-1 0 0,1 0 1 0 0,-2 0-1 0 0,1 0 1 0 0,0 3-1 0 0,-2 0-2 0 0,1 0-1 0 0,-1 0 1 0 0,1 0-1 0 0,-1 0 1 0 0,-1 0-1 0 0,1-1 1 0 0,-1 1 0 0 0,0-1-1 0 0,-5 7 1 0 0,5-7 3 0 0,0-1 1 0 0,0 1-1 0 0,-1 0 1 0 0,1-1 0 0 0,-1 0-1 0 0,0 0 1 0 0,0 0-1 0 0,0 0 1 0 0,-1-1 0 0 0,1 0-1 0 0,-1 1 1 0 0,1-2-1 0 0,-1 1 1 0 0,1 0 0 0 0,-11 1-1 0 0,11-2 0 0 0,1 0-7 0 0,2-1-15 0 0,0 0 21 0 0,0 1 0 0 0,0-1 0 0 0,0 0 0 0 0,0 0 0 0 0,0 1 0 0 0,0-1 0 0 0,0 0 0 0 0,0 0 0 0 0,0 0 0 0 0,0 0 0 0 0,0 0 0 0 0,0-1 0 0 0,0 1 0 0 0,0 0 0 0 0,0 0 0 0 0,0-1 0 0 0,1 1 0 0 0,-1 0 0 0 0,0-1 0 0 0,0 1 0 0 0,0-1 0 0 0,0 1 0 0 0,0-1 0 0 0,1 1-1 0 0,-1-1 1 0 0,-1-1 0 0 0,1 1-39 0 0,-1 0 0 0 0,1 0-1 0 0,-1-1 1 0 0,1 1 0 0 0,0 0 0 0 0,-1-1-1 0 0,1 1 1 0 0,0-1 0 0 0,0 0-1 0 0,0 1 1 0 0,0-1 0 0 0,0 0-1 0 0,0 0 1 0 0,1 0 0 0 0,-1 1-1 0 0,0-4 1 0 0,1 3-8 0 0,-1 0 23 0 0,0 0 1 0 0,1 0-1 0 0,-1-1 1 0 0,1 1-1 0 0,-1 0 0 0 0,1 0 1 0 0,0 0-1 0 0,0-1 0 0 0,0 1 1 0 0,0 0-1 0 0,1 0 0 0 0,0-2 1 0 0,6-11-66 0 0</inkml:trace>
   <inkml:trace contextRef="#ctx0" brushRef="#br0" timeOffset="41242.74">1412 2486 0 0 0,'0'0'637'0'0,"1"0"-620"0"0,-1 1 1 0 0,1-1 0 0 0,0 0-1 0 0,-1 1 1 0 0,1-1 0 0 0,-1 1-1 0 0,1-1 1 0 0,-1 1 0 0 0,1-1 0 0 0,-1 1-1 0 0,0 0 1 0 0,1-1 0 0 0,-1 1-1 0 0,1-1 1 0 0,-1 1 0 0 0,0 0-1 0 0,0-1 1 0 0,1 2 0 0 0,-3 27 137 0 0,-2 0 1 0 0,-8 40-1 0 0,0-7-270 0 0,6-18-887 0 0</inkml:trace>
   <inkml:trace contextRef="#ctx0" brushRef="#br0" timeOffset="41507.68">1470 2595 0 0 0,'-28'16'540'0'0,"25"-15"-401"0"0,-8 3 1174 0 0,26 0-1308 0 0,0 1 1 0 0,0 1-1 0 0,0 1 0 0 0,-1 0 1 0 0,0 0-1 0 0,0 1 1 0 0,17 14-1 0 0,4 1-592 0 0,-20-20 23 0 0,-13-3 435 0 0,1 0-300 0 0</inkml:trace>
   <inkml:trace contextRef="#ctx0" brushRef="#br0" timeOffset="42895.41">679 1753 0 0 0,'-1'-18'1912'0'0,"-1"-6"-379"0"0,2 22-873 0 0,3 36-813 0 0,-2 15 120 0 0,-2-29-6 0 0,2 0 0 0 0,4 34 0 0 0,-6-24-253 0 0,2-28 236 0 0,-1-1-180 0 0,0-1 232 0 0,1 0 1 0 0,-1 1-1 0 0,0-1 1 0 0,1 0-1 0 0,-1 1 0 0 0,0-1 1 0 0,1 0-1 0 0,-1 1 0 0 0,0-1 1 0 0,1 0-1 0 0,-1 0 0 0 0,1 0 1 0 0,-1 1-1 0 0,0-1 0 0 0,1 0 1 0 0,-1 0-1 0 0,1 0 0 0 0,-1 0 1 0 0,1 0-1 0 0,-1 0 0 0 0,1 0 1 0 0,-1 0-1 0 0,1 0 0 0 0,-1 0 1 0 0,1 0-1 0 0,-1 0 0 0 0,0 0 1 0 0,1 0-1 0 0,-1 0 0 0 0,1 0 1 0 0,21-4-108 0 0,-20 3 74 0 0,79-24-466 0 0,-31 8 202 0 0,-48 16 283 0 0,1 1-5 0 0,26-7-217 0 0,-27 7 224 0 0,-13 38-75 0 0,7-23 59 0 0,2-7-9 0 0,0 0 1 0 0,0-1-1 0 0,1 1 1 0 0,0 0-1 0 0,1 0 0 0 0,0 11 1 0 0,1-16-128 0 0</inkml:trace>
   <inkml:trace contextRef="#ctx0" brushRef="#br0" timeOffset="43355.67">1077 1984 0 0 0,'0'0'603'0'0,"-3"-18"1332"0"0,5 10-1826 0 0,1 1 0 0 0,-1 0 0 0 0,2 0 0 0 0,-1 0 0 0 0,1 0 0 0 0,-1 0 0 0 0,2 1 0 0 0,-1 0 0 0 0,1-1 0 0 0,10-9 0 0 0,-11 14-125 0 0,0 0-1 0 0,-1 0 1 0 0,1 0-1 0 0,0 0 1 0 0,0 0-1 0 0,0 1 1 0 0,0 0-1 0 0,1 0 1 0 0,7-1-1 0 0,-12 2 17 0 0,4-1-58 0 0,-1 1 10 0 0,9 0 2 0 0,-9 0-18 0 0,12 9-204 0 0,-13-7 248 0 0,-1 1-1 0 0,1 0 1 0 0,-1-1 0 0 0,0 1 0 0 0,0 0 0 0 0,-1 0 0 0 0,1 0-1 0 0,0 0 1 0 0,-1 0 0 0 0,0 0 0 0 0,0 0 0 0 0,0 0 0 0 0,0 0-1 0 0,0 0 1 0 0,-1 0 0 0 0,1 0 0 0 0,-1 0 0 0 0,0 0 0 0 0,0 0-1 0 0,-2 4 1 0 0,1 1 37 0 0,1-5-21 0 0,-1-1 0 0 0,0 0 0 0 0,0 1-1 0 0,0-1 1 0 0,0 0 0 0 0,0 0 0 0 0,0-1 0 0 0,-1 1 0 0 0,1 0-1 0 0,-1-1 1 0 0,1 1 0 0 0,-1-1 0 0 0,-4 2 0 0 0,4-2 2 0 0,-33 13-155 0 0,33-13 104 0 0,0-2-371 0 0,3 1 345 0 0,-1 1 35 0 0,0-1 0 0 0,1 0-1 0 0,-1 0 1 0 0,0 0-1 0 0,0 0 1 0 0,1 0-1 0 0,-1-1 1 0 0,0 1-1 0 0,0 0 1 0 0,1 0 0 0 0,-1 0-1 0 0,0-1 1 0 0,1 1-1 0 0,-1 0 1 0 0,1-1-1 0 0,-1 1 1 0 0,0 0-1 0 0,1-1 1 0 0,-1 1-1 0 0,0-2 1 0 0,-8-9-605 0 0</inkml:trace>
   <inkml:trace contextRef="#ctx0" brushRef="#br0" timeOffset="43790.61">1548 1806 0 0 0,'0'0'1646'0'0,"-7"11"-1078"0"0,-21 38-187 0 0,13-25-358 0 0,2 0 0 0 0,1 1 1 0 0,0 0-1 0 0,-11 41 0 0 0,15-26-709 0 0,8-37 400 0 0,4 8-690 0 0,3-16 539 0 0</inkml:trace>
-  <inkml:trace contextRef="#ctx0" brushRef="#br0" timeOffset="44098.29">1590 1882 0 0 0,'-2'14'676'0'0,"-33"7"-49"0"0,33-20-481 0 0,-7 4 896 0 0,20-8-723 0 0,-8 3-321 0 0,23 12 14 0 0,-24-10-9 0 0,1 0 0 0 0,0 0 0 0 0,0 0 0 0 0,0 0 0 0 0,0 0 0 0 0,0-1 0 0 0,1 1 0 0 0,5 1 1 0 0,22 9-36 0 0,-19-3-260 0 0,0-1 0 0 0,0 1 0 0 0,-1 1 0 0 0,13 14 0 0 0,-23-23 12 0 0</inkml:trace>
-  <inkml:trace contextRef="#ctx0" brushRef="#br0" timeOffset="44900.29">1713 1189 0 0 0,'76'-36'1326'0'0,"-73"35"-1140"0"0,1 0-37 0 0,3-2-104 0 0,1 2-1 0 0,0-1 1 0 0,-1 1 0 0 0,11 0-1 0 0,-15 2-104 0 0,0 1-114 0 0,-1-1 0 0 0,1 1 0 0 0,-1 0 0 0 0,0 1 0 0 0,0-1 0 0 0,0 0 0 0 0,2 4 0 0 0,-10 2 68 0 0</inkml:trace>
+  <inkml:trace contextRef="#ctx0" brushRef="#br0" timeOffset="44098.28">1590 1882 0 0 0,'-2'14'676'0'0,"-33"7"-49"0"0,33-20-481 0 0,-7 4 896 0 0,20-8-723 0 0,-8 3-321 0 0,23 12 14 0 0,-24-10-9 0 0,1 0 0 0 0,0 0 0 0 0,0 0 0 0 0,0 0 0 0 0,0 0 0 0 0,0-1 0 0 0,1 1 0 0 0,5 1 1 0 0,22 9-36 0 0,-19-3-260 0 0,0-1 0 0 0,0 1 0 0 0,-1 1 0 0 0,13 14 0 0 0,-23-23 12 0 0</inkml:trace>
+  <inkml:trace contextRef="#ctx0" brushRef="#br0" timeOffset="44900.28">1713 1189 0 0 0,'76'-36'1326'0'0,"-73"35"-1140"0"0,1 0-37 0 0,3-2-104 0 0,1 2-1 0 0,0-1 1 0 0,-1 1 0 0 0,11 0-1 0 0,-15 2-104 0 0,0 1-114 0 0,-1-1 0 0 0,1 1 0 0 0,-1 0 0 0 0,0 1 0 0 0,0-1 0 0 0,0 0 0 0 0,2 4 0 0 0,-10 2 68 0 0</inkml:trace>
   <inkml:trace contextRef="#ctx0" brushRef="#br0" timeOffset="45859.1">636 1212 0 0 0,'2'-8'211'0'0,"4"-17"620"0"0,-7 17-5 0 0,-4 10 378 0 0,3 0-1249 0 0,1 32-195 0 0,2-32 237 0 0,0 0 0 0 0,0-1 0 0 0,0 1 0 0 0,0 0 0 0 0,1-1 0 0 0,-1 1-1 0 0,0-1 1 0 0,1 1 0 0 0,-1-1 0 0 0,1 0 0 0 0,-1 0 0 0 0,1 0 0 0 0,0 0 0 0 0,-1 0 0 0 0,1 0 0 0 0,0 0 0 0 0,0 0-1 0 0,3 0 1 0 0,43 8 1 0 0,-1 1 8 0 0,-36-7-3 0 0,-4-1-2 0 0,0 1 1 0 0,0-1 0 0 0,0 1-1 0 0,-1 0 1 0 0,1 1 0 0 0,8 5-1 0 0,-12-7-2 0 0,-2-1 0 0 0,1 1 0 0 0,-1-1 1 0 0,1 0-1 0 0,-1 1 0 0 0,0-1 1 0 0,1 0-1 0 0,-1 1 0 0 0,0 0 1 0 0,0-1-1 0 0,0 1 0 0 0,0-1 1 0 0,0 1-1 0 0,-1 0 0 0 0,1 0 1 0 0,-1 0-1 0 0,1-1 0 0 0,-1 1 1 0 0,1 0-1 0 0,-1 0 0 0 0,0 0 1 0 0,0 3-1 0 0,1 0 2 0 0,0 5 3 0 0,-15 21 0 0 0,10-25-20 0 0,0-1-1 0 0,0 1 0 0 0,0-1 1 0 0,-1 0-1 0 0,0 0 0 0 0,0 0 1 0 0,0 0-1 0 0,0-1 1 0 0,-1 0-1 0 0,0 0 0 0 0,-7 3 1 0 0,2-1-200 0 0,-1-1 1 0 0,0 0 0 0 0,0-1 0 0 0,-22 5 0 0 0,26-9-374 0 0,-12-7 40 0 0</inkml:trace>
   <inkml:trace contextRef="#ctx0" brushRef="#br0" timeOffset="45985.99">752 1211 0 0 0,'20'-4'424'0'0,"-3"3"-200"0"0,12 1-144 0 0,-12 5-14 0 0,11-1-44 0 0,-14 1-4 0 0,2 0-150 0 0,1-1 28 0 0,-3 0 18 0 0,0 0 20 0 0,9-5-198 0 0</inkml:trace>
-  <inkml:trace contextRef="#ctx0" brushRef="#br0" timeOffset="46339.69">991 1286 0 0 0,'13'-9'189'0'0,"1"0"0"0"0,0 2 0 0 0,0-1 0 0 0,0 2 0 0 0,1 0 0 0 0,0 1 0 0 0,24-6 0 0 0,-36 11-174 0 0,1-1-14 0 0,0 0 0 0 0,0 0 0 0 0,0 1 0 0 0,0 0 0 0 0,0 0 0 0 0,0 0 0 0 0,0 0 0 0 0,0 1 0 0 0,8 1 0 0 0,-11-2-3 0 0,0 0 0 0 0,1 1 1 0 0,-1-1-1 0 0,0 0 1 0 0,0 0-1 0 0,0 1 0 0 0,1-1 1 0 0,-1 1-1 0 0,0-1 1 0 0,0 1-1 0 0,0 0 0 0 0,0-1 1 0 0,0 1-1 0 0,0 0 0 0 0,0 0 1 0 0,0-1-1 0 0,0 1 1 0 0,0 0-1 0 0,0 0 0 0 0,-1 0 1 0 0,1 0-1 0 0,0 0 1 0 0,-1 0-1 0 0,1 1 0 0 0,0-1 1 0 0,-1 0-1 0 0,0 0 0 0 0,1 0 1 0 0,-1 1-1 0 0,0-1 1 0 0,1 0-1 0 0,-1 0 0 0 0,0 1 1 0 0,0-1-1 0 0,0 0 1 0 0,0 0-1 0 0,0 1 0 0 0,0-1 1 0 0,-1 0-1 0 0,1 0 0 0 0,0 1 1 0 0,-1-1-1 0 0,1 0 1 0 0,-1 0-1 0 0,1 0 0 0 0,-1 0 1 0 0,0 2-1 0 0,-2 3-18 0 0,0-1 1 0 0,-1 1-1 0 0,0 0 0 0 0,0-1 0 0 0,-7 8 0 0 0,6-9 10 0 0,0 0 0 0 0,1-1-1 0 0,-2 1 1 0 0,1-1 0 0 0,0 0-1 0 0,-1 0 1 0 0,1-1 0 0 0,-1 0-1 0 0,0 0 1 0 0,0 0 0 0 0,-8 1-1 0 0,-3 1-88 0 0,14-3-10 0 0,0-2-253 0 0,-15 0 42 0 0</inkml:trace>
-  <inkml:trace contextRef="#ctx0" brushRef="#br0" timeOffset="46690.69">1525 1142 0 0 0,'1'2'406'0'0,"0"18"-269"0"0,-1 0 1 0 0,0 0-1 0 0,-2 0 1 0 0,0 0-1 0 0,-1 0 1 0 0,-10 33-1 0 0,5-20-356 0 0,-4 42 0 0 0,8-42-385 0 0</inkml:trace>
+  <inkml:trace contextRef="#ctx0" brushRef="#br0" timeOffset="46339.68">991 1286 0 0 0,'13'-9'189'0'0,"1"0"0"0"0,0 2 0 0 0,0-1 0 0 0,0 2 0 0 0,1 0 0 0 0,0 1 0 0 0,24-6 0 0 0,-36 11-174 0 0,1-1-14 0 0,0 0 0 0 0,0 0 0 0 0,0 1 0 0 0,0 0 0 0 0,0 0 0 0 0,0 0 0 0 0,0 0 0 0 0,0 1 0 0 0,8 1 0 0 0,-11-2-3 0 0,0 0 0 0 0,1 1 1 0 0,-1-1-1 0 0,0 0 1 0 0,0 0-1 0 0,0 1 0 0 0,1-1 1 0 0,-1 1-1 0 0,0-1 1 0 0,0 1-1 0 0,0 0 0 0 0,0-1 1 0 0,0 1-1 0 0,0 0 0 0 0,0 0 1 0 0,0-1-1 0 0,0 1 1 0 0,0 0-1 0 0,0 0 0 0 0,-1 0 1 0 0,1 0-1 0 0,0 0 1 0 0,-1 0-1 0 0,1 1 0 0 0,0-1 1 0 0,-1 0-1 0 0,0 0 0 0 0,1 0 1 0 0,-1 1-1 0 0,0-1 1 0 0,1 0-1 0 0,-1 0 0 0 0,0 1 1 0 0,0-1-1 0 0,0 0 1 0 0,0 0-1 0 0,0 1 0 0 0,0-1 1 0 0,-1 0-1 0 0,1 0 0 0 0,0 1 1 0 0,-1-1-1 0 0,1 0 1 0 0,-1 0-1 0 0,1 0 0 0 0,-1 0 1 0 0,0 2-1 0 0,-2 3-18 0 0,0-1 1 0 0,-1 1-1 0 0,0 0 0 0 0,0-1 0 0 0,-7 8 0 0 0,6-9 10 0 0,0 0 0 0 0,1-1-1 0 0,-2 1 1 0 0,1-1 0 0 0,0 0-1 0 0,-1 0 1 0 0,1-1 0 0 0,-1 0-1 0 0,0 0 1 0 0,0 0 0 0 0,-8 1-1 0 0,-3 1-88 0 0,14-3-10 0 0,0-2-253 0 0,-15 0 42 0 0</inkml:trace>
+  <inkml:trace contextRef="#ctx0" brushRef="#br0" timeOffset="46690.68">1525 1142 0 0 0,'1'2'406'0'0,"0"18"-269"0"0,-1 0 1 0 0,0 0-1 0 0,-2 0 1 0 0,0 0-1 0 0,-1 0 1 0 0,-10 33-1 0 0,5-20-356 0 0,-4 42 0 0 0,8-42-385 0 0</inkml:trace>
   <inkml:trace contextRef="#ctx0" brushRef="#br0" timeOffset="46954.52">1695 1271 0 0 0,'-13'7'755'0'0,"-84"41"-75"0"0,94-47-624 0 0,-6-1 1263 0 0,19 0-1296 0 0,-1 1 1 0 0,1 0-1 0 0,-1 1 0 0 0,0 0 0 0 0,1 0 0 0 0,10 5 0 0 0,5 9-837 0 0,-2 2 0 0 0,40 38 0 0 0,-60-52 624 0 0,2 8 62 0 0</inkml:trace>
   <inkml:trace contextRef="#ctx0" brushRef="#br0" timeOffset="47107.92">1825 1587 0 0 0,'0'0'916'0'0,"12"5"-1104"0"0</inkml:trace>
 </inkml:ink>
@@ -8514,7 +8672,7 @@
   </inkml:definitions>
   <inkml:trace contextRef="#ctx0" brushRef="#br0">1 23 0 0 0,'0'0'965'0'0,"11"-23"3138"0"0,-16 288-4187 0 0,2-234 76 0 0,2-24-7 0 0,0 0 0 0 0,0 0 1 0 0,0 0-1 0 0,1 0 0 0 0,0 0 0 0 0,2 9 0 0 0,-2-14-14 0 0,19-3-41 0 0,0-1 72 0 0,-1 0 0 0 0,1-1 0 0 0,-1-1 1 0 0,0-1-1 0 0,0-1 0 0 0,0 0 0 0 0,19-11 0 0 0,-28 14-526 0 0,1 0 0 0 0,0 0 0 0 0,0 1 0 0 0,0 0 0 0 0,12 0 0 0 0</inkml:trace>
   <inkml:trace contextRef="#ctx0" brushRef="#br0" timeOffset="700.23">343 232 0 0 0,'2'-2'2587'0'0,"0"8"-1199"0"0,2 21-779 0 0,1 33-918 0 0,-7 56 227 0 0,1-113 73 0 0,1 5 3 0 0,0-20-48 0 0,0-19 62 0 0,-6-40 0 0 0,3 52-17 0 0,1 1 0 0 0,1-1-1 0 0,0 0 1 0 0,1 1 0 0 0,2-1 0 0 0,4-26 0 0 0,-2 26 22 0 0,-4 18-10 0 0,0-1 0 0 0,0 0 0 0 0,0 0 0 0 0,1 1 0 0 0,-1-1 0 0 0,1 0 0 0 0,-1 1 0 0 0,1-1 0 0 0,-1 1 0 0 0,1-1 0 0 0,0 0 0 0 0,0 1 0 0 0,0 0 0 0 0,0-1 0 0 0,0 1 0 0 0,0 0 0 0 0,1-1 0 0 0,-1 1 1 0 0,0 0-1 0 0,0 0 0 0 0,1 0 0 0 0,-1 0 0 0 0,1 0 0 0 0,-1 0 0 0 0,3 0 0 0 0,43-29-53 0 0,-2 19-10 0 0,-42 11 59 0 0,13-6-223 0 0,-12 24 24 0 0,-2-14 177 0 0,-1 0-1 0 0,0 0 0 0 0,0 1 0 0 0,0-1 1 0 0,-1 0-1 0 0,1 6 0 0 0,-2 8 19 0 0,2-14-6 0 0,-1 0 1 0 0,-1 0-1 0 0,1-1 0 0 0,0 1 1 0 0,-1 0-1 0 0,0 0 1 0 0,0 0-1 0 0,0 0 1 0 0,0-1-1 0 0,0 1 0 0 0,-1-1 1 0 0,0 1-1 0 0,0-1 1 0 0,0 1-1 0 0,0-1 1 0 0,0 0-1 0 0,-1 0 0 0 0,1 0 1 0 0,-1 0-1 0 0,0-1 1 0 0,0 1-1 0 0,0-1 1 0 0,0 0-1 0 0,-5 3 0 0 0,6-3-1 0 0,-36 20-488 0 0,36-21 294 0 0,-9 7-1689 0 0</inkml:trace>
-  <inkml:trace contextRef="#ctx0" brushRef="#br0" timeOffset="1293.86">699 273 0 0 0,'0'0'3534'0'0,"-2"19"-3443"0"0,2-7-72 0 0,-10 58 77 0 0,0-17-78 0 0,3-30 18 0 0,7-23-31 0 0,4-11 9 0 0,32-69 5 0 0,-21 46 262 0 0,32-50-1 0 0,-41 74-229 0 0,0 0 1 0 0,1 1-1 0 0,0 0 0 0 0,1 0 0 0 0,-1 0 0 0 0,2 1 0 0 0,-1 0 1 0 0,16-10-1 0 0,-13 12-39 0 0,-9 4-14 0 0,1 0 1 0 0,-1 1-1 0 0,1-1 0 0 0,0 1 1 0 0,0 0-1 0 0,0 0 1 0 0,0 0-1 0 0,0 0 0 0 0,0 0 1 0 0,0 1-1 0 0,0-1 0 0 0,5 1 1 0 0,3-1-9 0 0,6 1 2 0 0,-10 0 2 0 0,0 0 0 0 0,0 1-1 0 0,0 0 1 0 0,0 0 0 0 0,0 1-1 0 0,12 4 1 0 0,-15-4 0 0 0,-1 0 0 0 0,0 0 1 0 0,0 0-1 0 0,0 0 0 0 0,0 1 0 0 0,0-1 0 0 0,-1 1 1 0 0,3 3-1 0 0,-2-3 0 0 0,-1 0 0 0 0,0 0 0 0 0,0 1 0 0 0,0-1 0 0 0,0 1 0 0 0,0-1-1 0 0,-1 1 1 0 0,0 0 0 0 0,0-1 0 0 0,0 1 0 0 0,0 0 0 0 0,0 0 0 0 0,-1 7-1 0 0,-2 44-9 0 0,0-43-162 0 0,0 0 0 0 0,0 0-1 0 0,-2 0 1 0 0,1 0 0 0 0,-1 0 0 0 0,-1 0 0 0 0,0-1 0 0 0,-1 0 0 0 0,0 0 0 0 0,0 0 0 0 0,-1-1 0 0 0,-15 16-1 0 0,20-23-105 0 0,1-3 230 0 0,1 1 0 0 0,-1 0 1 0 0,0 0-1 0 0,0-1 0 0 0,1 1 1 0 0,-1-1-1 0 0,0 1 1 0 0,0-1-1 0 0,0 1 0 0 0,0-1 1 0 0,0 1-1 0 0,0-1 0 0 0,0 0 1 0 0,0 1-1 0 0,0-1 1 0 0,0 0-1 0 0,0 0 0 0 0,0 0 1 0 0,-2 0-1 0 0,-14 0-576 0 0</inkml:trace>
+  <inkml:trace contextRef="#ctx0" brushRef="#br0" timeOffset="1293.85">699 273 0 0 0,'0'0'3534'0'0,"-2"19"-3443"0"0,2-7-72 0 0,-10 58 77 0 0,0-17-78 0 0,3-30 18 0 0,7-23-31 0 0,4-11 9 0 0,32-69 5 0 0,-21 46 262 0 0,32-50-1 0 0,-41 74-229 0 0,0 0 1 0 0,1 1-1 0 0,0 0 0 0 0,1 0 0 0 0,-1 0 0 0 0,2 1 0 0 0,-1 0 1 0 0,16-10-1 0 0,-13 12-39 0 0,-9 4-14 0 0,1 0 1 0 0,-1 1-1 0 0,1-1 0 0 0,0 1 1 0 0,0 0-1 0 0,0 0 1 0 0,0 0-1 0 0,0 0 0 0 0,0 0 1 0 0,0 1-1 0 0,0-1 0 0 0,5 1 1 0 0,3-1-9 0 0,6 1 2 0 0,-10 0 2 0 0,0 0 0 0 0,0 1-1 0 0,0 0 1 0 0,0 0 0 0 0,0 1-1 0 0,12 4 1 0 0,-15-4 0 0 0,-1 0 0 0 0,0 0 1 0 0,0 0-1 0 0,0 0 0 0 0,0 1 0 0 0,0-1 0 0 0,-1 1 1 0 0,3 3-1 0 0,-2-3 0 0 0,-1 0 0 0 0,0 0 0 0 0,0 1 0 0 0,0-1 0 0 0,0 1 0 0 0,0-1-1 0 0,-1 1 1 0 0,0 0 0 0 0,0-1 0 0 0,0 1 0 0 0,0 0 0 0 0,0 0 0 0 0,-1 7-1 0 0,-2 44-9 0 0,0-43-162 0 0,0 0 0 0 0,0 0-1 0 0,-2 0 1 0 0,1 0 0 0 0,-1 0 0 0 0,-1 0 0 0 0,0-1 0 0 0,-1 0 0 0 0,0 0 0 0 0,0 0 0 0 0,-1-1 0 0 0,-15 16-1 0 0,20-23-105 0 0,1-3 230 0 0,1 1 0 0 0,-1 0 1 0 0,0 0-1 0 0,0-1 0 0 0,1 1 1 0 0,-1-1-1 0 0,0 1 1 0 0,0-1-1 0 0,0 1 0 0 0,0-1 1 0 0,0 1-1 0 0,0-1 0 0 0,0 0 1 0 0,0 1-1 0 0,0-1 1 0 0,0 0-1 0 0,0 0 0 0 0,0 0 1 0 0,-2 0-1 0 0,-14 0-576 0 0</inkml:trace>
   <inkml:trace contextRef="#ctx0" brushRef="#br0" timeOffset="1543.34">791 377 0 0 0,'0'0'66'0'0,"0"0"0"0"0,0 0 0 0 0,0-1 0 0 0,-1 1 0 0 0,1 0 0 0 0,0 0 0 0 0,0 0 0 0 0,0 0 1 0 0,0 0-1 0 0,-1-1 0 0 0,1 1 0 0 0,0 0 0 0 0,0 0 0 0 0,0 0 0 0 0,0 0 0 0 0,0-1 0 0 0,0 1 0 0 0,0 0 0 0 0,-1 0 0 0 0,1 0 0 0 0,0-1 0 0 0,0 1 0 0 0,0 0 0 0 0,0 0 0 0 0,0-1 1 0 0,0 1-1 0 0,0 0 0 0 0,0 0 0 0 0,0 0 0 0 0,0-1 0 0 0,0 1 0 0 0,0 0 0 0 0,1 0 0 0 0,-1 0 0 0 0,0-1 0 0 0,0 1 0 0 0,0 0 0 0 0,0 0 0 0 0,0 0 0 0 0,0-1 0 0 0,0 1 0 0 0,0 0 1 0 0,1 0-1 0 0,-1 0 0 0 0,0 0 0 0 0,0-1 0 0 0,0 1 0 0 0,0 0 0 0 0,1 0 0 0 0,-1 0 0 0 0,0 0 0 0 0,0 0 0 0 0,19-2 661 0 0,26 7-1098 0 0,-43-5 517 0 0,41 8-404 0 0,-22-3-419 0 0,0-1 0 0 0,0-1 0 0 0,35 0 0 0 0,-36-6-34 0 0</inkml:trace>
 </inkml:ink>
 </file>
@@ -8857,7 +9015,7 @@
     </inkml:brush>
   </inkml:definitions>
   <inkml:trace contextRef="#ctx0" brushRef="#br0">35 109 0 0 0,'8'-26'3220'0'0,"-8"42"-1639"0"0,-8 48-1239 0 0,7-63-368 0 0,-6 43 67 0 0,-17 51 0 0 0,23-93-157 0 0,0 8-22 0 0,8-11-2806 0 0,-7 1 2889 0 0,1-1 0 0 0,0 1 0 0 0,-1-1-1 0 0,1 0 1 0 0,-1 1 0 0 0,1-1 0 0 0,-1 0 0 0 0,1 1 0 0 0,-1-1 0 0 0,1 0 0 0 0,-1 1 0 0 0,0-1 0 0 0,1 0 0 0 0,-1 0 0 0 0,0 0 0 0 0,0 1 0 0 0,1-1-1 0 0,-1-1 1 0 0,0-1-573 0 0</inkml:trace>
-  <inkml:trace contextRef="#ctx0" brushRef="#br0" timeOffset="622.94">252 144 0 0 0,'0'0'1685'0'0,"10"-27"-133"0"0,12 7-1118 0 0,-9 10-411 0 0,-7 8-38 0 0,0 0-1 0 0,-1 1 1 0 0,1-1-1 0 0,0 1 1 0 0,0 1-1 0 0,0-1 1 0 0,7 1-1 0 0,-10 0 6 0 0,1 0-22 0 0,0 0-21 0 0,13 1 5 0 0,-13-1 9 0 0,-1 1 0 0 0,1 0 16 0 0,-1 1 0 0 0,0-1-1 0 0,0 0 1 0 0,0 1 0 0 0,0 0-1 0 0,0-1 1 0 0,0 1 0 0 0,-1 0-1 0 0,1 1 1 0 0,-1-1 0 0 0,1 0 0 0 0,-1 1-1 0 0,0-1 1 0 0,0 1 0 0 0,0 0-1 0 0,0 0 1 0 0,2 3 0 0 0,-4-4-18 0 0,-6 37-90 0 0,4-28 109 0 0,-1-1-1 0 0,-1 0 0 0 0,1-1 1 0 0,-2 1-1 0 0,1 0 0 0 0,-1-1 1 0 0,-8 11-1 0 0,10-16 11 0 0,0 1-1 0 0,-1-1 1 0 0,0 0 0 0 0,0 0 0 0 0,0-1-1 0 0,0 1 1 0 0,0-1 0 0 0,-1 0 0 0 0,1 0-1 0 0,-1 0 1 0 0,0-1 0 0 0,0 0 0 0 0,0 0-1 0 0,0 0 1 0 0,-10 2 0 0 0,12-3 3 0 0,-1-1 0 0 0,-14 0 4 0 0,14 0 2 0 0,-14-2 4 0 0,11 2 1 0 0,-10-2 0 0 0,2 1-1 0 0,12 1 216 0 0,38 7-143 0 0,71 12-893 0 0,-100-20 95 0 0,5-5-59 0 0</inkml:trace>
+  <inkml:trace contextRef="#ctx0" brushRef="#br0" timeOffset="622.93">252 144 0 0 0,'0'0'1685'0'0,"10"-27"-133"0"0,12 7-1118 0 0,-9 10-411 0 0,-7 8-38 0 0,0 0-1 0 0,-1 1 1 0 0,1-1-1 0 0,0 1 1 0 0,0 1-1 0 0,0-1 1 0 0,7 1-1 0 0,-10 0 6 0 0,1 0-22 0 0,0 0-21 0 0,13 1 5 0 0,-13-1 9 0 0,-1 1 0 0 0,1 0 16 0 0,-1 1 0 0 0,0-1-1 0 0,0 0 1 0 0,0 1 0 0 0,0 0-1 0 0,0-1 1 0 0,0 1 0 0 0,-1 0-1 0 0,1 1 1 0 0,-1-1 0 0 0,1 0 0 0 0,-1 1-1 0 0,0-1 1 0 0,0 1 0 0 0,0 0-1 0 0,0 0 1 0 0,2 3 0 0 0,-4-4-18 0 0,-6 37-90 0 0,4-28 109 0 0,-1-1-1 0 0,-1 0 0 0 0,1-1 1 0 0,-2 1-1 0 0,1 0 0 0 0,-1-1 1 0 0,-8 11-1 0 0,10-16 11 0 0,0 1-1 0 0,-1-1 1 0 0,0 0 0 0 0,0 0 0 0 0,0-1-1 0 0,0 1 1 0 0,0-1 0 0 0,-1 0 0 0 0,1 0-1 0 0,-1 0 1 0 0,0-1 0 0 0,0 0 0 0 0,0 0-1 0 0,0 0 1 0 0,-10 2 0 0 0,12-3 3 0 0,-1-1 0 0 0,-14 0 4 0 0,14 0 2 0 0,-14-2 4 0 0,11 2 1 0 0,-10-2 0 0 0,2 1-1 0 0,12 1 216 0 0,38 7-143 0 0,71 12-893 0 0,-100-20 95 0 0,5-5-59 0 0</inkml:trace>
   <inkml:trace contextRef="#ctx0" brushRef="#br0" timeOffset="1076.95">558 162 0 0 0,'-1'-4'169'0'0,"1"1"0"0"0,0 0 0 0 0,1-1-1 0 0,-1 1 1 0 0,0-1 0 0 0,1 1 0 0 0,0 0 0 0 0,0-1 0 0 0,0 1-1 0 0,0 0 1 0 0,0 0 0 0 0,1 0 0 0 0,-1 0 0 0 0,1 0 0 0 0,0 0-1 0 0,0 0 1 0 0,0 0 0 0 0,0 1 0 0 0,0-1 0 0 0,1 1 0 0 0,-1-1 0 0 0,1 1-1 0 0,4-3 1 0 0,5-3-151 0 0,-1 0 0 0 0,1 1 1 0 0,0 0-1 0 0,18-7 0 0 0,1 5-37 0 0,-15 6 17 0 0,0 0 2 0 0,7 4 0 0 0,-19 2 0 0 0,-2-1-1 0 0,0-1-5 0 0,20 9-18 0 0,-20-7 13 0 0,0 1 0 0 0,1-1 0 0 0,-1 1 0 0 0,0 0 0 0 0,-1 0 0 0 0,1 0 0 0 0,-1 0 0 0 0,0 0 0 0 0,0 0 0 0 0,0 0 0 0 0,0 0 0 0 0,-1 1 0 0 0,1-1 0 0 0,-1 0 1 0 0,0 0-1 0 0,-1 1 0 0 0,1-1 0 0 0,-1 0 0 0 0,0 0 0 0 0,0 0 0 0 0,0 0 0 0 0,-3 6 0 0 0,2-4-3 0 0,-1 1 0 0 0,-1-1 0 0 0,1 0 0 0 0,-1 0-1 0 0,0 0 1 0 0,0-1 0 0 0,-1 1 0 0 0,0-1 0 0 0,0 0 0 0 0,0 0 0 0 0,0-1 0 0 0,-11 7 0 0 0,13-10 12 0 0,0 1-1 0 0,0-2 0 0 0,0 1 1 0 0,0 0-1 0 0,0 0 1 0 0,0-1-1 0 0,0 0 0 0 0,0 0 1 0 0,0 1-1 0 0,0-2 1 0 0,-6 0-1 0 0,7 1 6 0 0,0 0 0 0 0,0 0 0 0 0,1 0-1 0 0,-1 0 1 0 0,0-1 0 0 0,1 1-1 0 0,-1-1 1 0 0,0 1 0 0 0,1-1 0 0 0,-1 1-1 0 0,1-1 1 0 0,-1 0 0 0 0,1 0 0 0 0,-1 0-1 0 0,1 0 1 0 0,0 0 0 0 0,-1 0-1 0 0,1 0 1 0 0,0 0 0 0 0,0-1 0 0 0,0 1-1 0 0,-1-2 1 0 0,-13-30 51 0 0,12 25-57 0 0,2 5-157 0 0,0 0 0 0 0,0 0 0 0 0,0 0-1 0 0,1 0 1 0 0,-1 0 0 0 0,1 0-1 0 0,0 0 1 0 0,0 0 0 0 0,0 0-1 0 0,0 0 1 0 0,0 0 0 0 0,2-5-1 0 0</inkml:trace>
   <inkml:trace contextRef="#ctx0" brushRef="#br0" timeOffset="2312.47">1355 52 0 0 0,'0'0'854'0'0,"-3"-15"604"0"0,-4-3-128 0 0,6 16-952 0 0,-39-14 199 0 0,32 16-570 0 0,0-1 0 0 0,1 2 0 0 0,-1-1 0 0 0,0 1 0 0 0,0 0 0 0 0,-9 3-1 0 0,15-3 2 0 0,-1 0-9 0 0,0 0-1 0 0,1 1 1 0 0,-1 0-1 0 0,0-1 1 0 0,1 1-1 0 0,-1 0 0 0 0,1 1 1 0 0,0-1-1 0 0,-1 0 1 0 0,1 1-1 0 0,0-1 1 0 0,0 1-1 0 0,1-1 1 0 0,-3 6-1 0 0,-2-1-4 0 0,2 0-23 0 0,0-1 1 0 0,0 1-1 0 0,1 0 1 0 0,0 0-1 0 0,0 0 0 0 0,0 1 1 0 0,1-1-1 0 0,0 1 1 0 0,1-1-1 0 0,-1 1 1 0 0,2 0-1 0 0,-1-1 0 0 0,1 1 1 0 0,0 0-1 0 0,1 9 1 0 0,0-15-1 0 0,0 0 1 0 0,0 0-1 0 0,0 0 0 0 0,0 0 1 0 0,0 0-1 0 0,0-1 1 0 0,0 1-1 0 0,1 0 0 0 0,-1-1 1 0 0,1 1-1 0 0,-1-1 0 0 0,1 1 1 0 0,0-1-1 0 0,-1 0 1 0 0,1 1-1 0 0,0-1 0 0 0,0 0 1 0 0,0 0-1 0 0,0 0 1 0 0,0-1-1 0 0,0 1 0 0 0,4 1 1 0 0,-4-2 13 0 0,0 1-29 0 0,1 0 9 0 0,-1-1 33 0 0,-1 1 0 0 0,0-1 1 0 0,1 1-1 0 0,-1-1 0 0 0,1 0 0 0 0,-1 1 1 0 0,0-1-1 0 0,1 0 0 0 0,-1 0 0 0 0,1 0 1 0 0,-1 0-1 0 0,1 0 0 0 0,-1 0 0 0 0,1 0 1 0 0,-1-1-1 0 0,3 0 0 0 0,-1 0 1 0 0,0 0 7 0 0,24-11 162 0 0,24-34 103 0 0,-49 44-243 0 0,9-14 793 0 0,-15 33-838 0 0,2 0-1 0 0,-1 21 0 0 0,2-19 29 0 0,-1-1 0 0 0,-7 32 0 0 0,6-38-207 0 0,0-5 217 0 0,1 1 0 0 0,0 0 0 0 0,1 0 0 0 0,-1 11 0 0 0,2-17-334 0 0,0 1 0 0 0,0 0 0 0 0,1-1 0 0 0,-1 1 0 0 0,1-1 0 0 0,-1 0 0 0 0,1 1 0 0 0,0-1 0 0 0,0 1 0 0 0,2 3 0 0 0</inkml:trace>
   <inkml:trace contextRef="#ctx0" brushRef="#br0" timeOffset="2668.91">1509 320 0 0 0,'2'-5'617'0'0,"8"-13"2084"0"0,-9 17-2681 0 0,-1 1 1 0 0,0 0-1 0 0,1 0 1 0 0,-1-1-1 0 0,0 1 1 0 0,1 0-1 0 0,-1 0 1 0 0,0 0-1 0 0,1-1 1 0 0,-1 1-1 0 0,1 0 1 0 0,-1 0-1 0 0,0 0 0 0 0,1 0 1 0 0,-1 0-1 0 0,1 0 1 0 0,-1 0-1 0 0,1 0 1 0 0,-1 0-1 0 0,0 0 1 0 0,1 0-1 0 0,-1 0 1 0 0,1 0-1 0 0,-1 0 1 0 0,0 0-1 0 0,1 1 1 0 0,-1-1-1 0 0,1 0 1 0 0,-1 0-1 0 0,0 0 1 0 0,1 1-1 0 0,-1-1 1 0 0,0 0-1 0 0,1 1 0 0 0,1 0-27 0 0,-8-4-411 0 0,4 2 321 0 0,0 1 1 0 0,0-1-1 0 0,1 0 1 0 0,-1 0-1 0 0,0 0 1 0 0,1 0-1 0 0,-1 0 1 0 0,1 0 0 0 0,-1 0-1 0 0,-2-3 1 0 0,0-4-911 0 0</inkml:trace>
@@ -9212,7 +9370,7 @@
   <inkml:trace contextRef="#ctx0" brushRef="#br0">57 30 0 0 0,'0'0'5763'0'0,"0"-1"-5723"0"0,0 0 1 0 0,0 1 0 0 0,0-1 0 0 0,0 0 0 0 0,1 1 0 0 0,-1-1 0 0 0,0 1 0 0 0,0-1 0 0 0,1 1 0 0 0,-1-1-1 0 0,0 0 1 0 0,1 1 0 0 0,-1-1 0 0 0,0 1 0 0 0,1 0 0 0 0,-1-1 0 0 0,1 1 0 0 0,-1-1 0 0 0,1 1 0 0 0,0-1 0 0 0,44-4-117 0 0,84 0 1 0 0,-125 5 69 0 0,0 0 0 0 0,-2 0-3 0 0,0 0-1 0 0,0 0 1 0 0,0 0 0 0 0,0 1 0 0 0,0-1-1 0 0,0 0 1 0 0,0 1 0 0 0,0-1-1 0 0,0 1 1 0 0,-1 0 0 0 0,3 1 0 0 0,9 35-184 0 0,-13-21-9 0 0,0-1 1 0 0,-1 1 0 0 0,-1 0-1 0 0,-1-1 1 0 0,0 1-1 0 0,-1-1 1 0 0,-1 0 0 0 0,0 0-1 0 0,-1 0 1 0 0,0-1-1 0 0,-2 1 1 0 0,1-2 0 0 0,-2 1-1 0 0,0-1 1 0 0,0-1-1 0 0,-21 22 1 0 0,25-32-900 0 0,-11 2-203 0 0</inkml:trace>
   <inkml:trace contextRef="#ctx0" brushRef="#br0" timeOffset="219.27">0 226 0 0 0,'12'-8'1805'0'0,"12"-10"-953"0"0,-22 15-629 0 0,0 3-188 0 0,0-1 0 0 0,-1 1 0 0 0,1-1 0 0 0,0 1 0 0 0,0 0 0 0 0,0-1 0 0 0,0 1 0 0 0,-1 0 0 0 0,1 0 0 0 0,0 1-1 0 0,0-1 1 0 0,0 0 0 0 0,3 1 0 0 0,13 0 15 0 0,-14 0-117 0 0,0-1-1 0 0,1 0 1 0 0,-1 1-1 0 0,0 0 1 0 0,0 0-1 0 0,6 2 1 0 0,-5-1-17 0 0,13 1-1229 0 0,-16-2 89 0 0</inkml:trace>
   <inkml:trace contextRef="#ctx0" brushRef="#br0" timeOffset="438.8">248 237 0 0 0,'0'0'1474'0'0,"0"-15"1082"0"0</inkml:trace>
-  <inkml:trace contextRef="#ctx0" brushRef="#br0" timeOffset="1268.89">356 295 0 0 0,'5'-5'425'0'0,"1"1"-1"0"0,-1 0 1 0 0,1 0 0 0 0,0 0-1 0 0,0 1 1 0 0,0 0-1 0 0,12-4 1 0 0,-15 6-23 0 0,14-2-194 0 0,15 3-680 0 0,-32 1 459 0 0,0 0 1 0 0,-1 0-1 0 0,1 0 0 0 0,0 0 1 0 0,-1 0-1 0 0,1 0 0 0 0,-1-1 1 0 0,1 1-1 0 0,-1 0 0 0 0,1 0 1 0 0,-1 0-1 0 0,1 0 0 0 0,-1-1 1 0 0,0 1-1 0 0,0 0 1 0 0,1-1-1 0 0,-1 1 0 0 0,0-1 1 0 0,0 1-1 0 0,0 0 0 0 0,-1 0 1 0 0,-22-14-1976 0 0,18 8 1045 0 0</inkml:trace>
+  <inkml:trace contextRef="#ctx0" brushRef="#br0" timeOffset="1268.88">356 295 0 0 0,'5'-5'425'0'0,"1"1"-1"0"0,-1 0 1 0 0,1 0 0 0 0,0 0-1 0 0,0 1 1 0 0,0 0-1 0 0,12-4 1 0 0,-15 6-23 0 0,14-2-194 0 0,15 3-680 0 0,-32 1 459 0 0,0 0 1 0 0,-1 0-1 0 0,1 0 0 0 0,0 0 1 0 0,-1 0-1 0 0,1 0 0 0 0,-1-1 1 0 0,1 1-1 0 0,-1 0 0 0 0,1 0 1 0 0,-1 0-1 0 0,1 0 0 0 0,-1-1 1 0 0,0 1-1 0 0,0 0 1 0 0,1-1-1 0 0,-1 1 0 0 0,0-1 1 0 0,0 1-1 0 0,0 0 0 0 0,-1 0 1 0 0,-22-14-1976 0 0,18 8 1045 0 0</inkml:trace>
   <inkml:trace contextRef="#ctx0" brushRef="#br0" timeOffset="2028.6">678 37 0 0 0,'-1'-14'2352'0'0,"-23"6"-1886"0"0,21 8-419 0 0,-2 1-34 0 0,0 0 0 0 0,0 1 0 0 0,0 0 1 0 0,0 0-1 0 0,0 0 0 0 0,0 0 0 0 0,0 1 0 0 0,1 0 1 0 0,-1 0-1 0 0,-6 5 0 0 0,4-1-5 0 0,1-1 0 0 0,-1 1 0 0 0,1 1 0 0 0,-7 10 0 0 0,12-16-6 0 0,1-2-1 0 0,0 1-1 0 0,0-1 0 0 0,-1 0 0 0 0,1 1 0 0 0,0-1 0 0 0,0 1 0 0 0,0-1 0 0 0,0 1 1 0 0,0-1-1 0 0,0 1 0 0 0,0-1 0 0 0,0 0 0 0 0,0 1 0 0 0,1-1 0 0 0,-1 1 0 0 0,0-1 1 0 0,0 1-1 0 0,0-1 0 0 0,0 0 0 0 0,1 1 0 0 0,-1-1 0 0 0,0 1 0 0 0,0-1 1 0 0,1 0-1 0 0,0 1 0 0 0,30 2 204 0 0,-27-3 463 0 0,7 1-529 0 0,3-2-51 0 0,18 5-114 0 0,-28-3 12 0 0,24 13-52 0 0,-22-11 48 0 0,-1 1-1 0 0,-1 0 1 0 0,1 1-1 0 0,0-1 1 0 0,-1 1-1 0 0,0 0 1 0 0,0 0-1 0 0,-1 0 1 0 0,1 0-1 0 0,-1 1 1 0 0,0-1-1 0 0,-1 1 1 0 0,1 0-1 0 0,-1 0 1 0 0,0 0-1 0 0,-1 0 1 0 0,1 0-1 0 0,-1 0 1 0 0,0 1-1 0 0,-1-1 0 0 0,0 0 1 0 0,0 12-1 0 0,0-17 7 0 0,0 1 0 0 0,-1-1 0 0 0,1 1 0 0 0,0-1 0 0 0,-1 1 0 0 0,1-1-1 0 0,0 1 1 0 0,-1-1 0 0 0,0 0 0 0 0,1 1 0 0 0,-1-1 0 0 0,0 0 0 0 0,0 1-1 0 0,0-1 1 0 0,1 0 0 0 0,-1 0 0 0 0,-1 0 0 0 0,1 0 0 0 0,0 0 0 0 0,0 0-1 0 0,0 0 1 0 0,0 0 0 0 0,-1 0 0 0 0,1-1 0 0 0,0 1 0 0 0,-1 0 0 0 0,-2 0-1 0 0,-2 0-11 0 0,-1 0-1 0 0,1 0 0 0 0,-1 0 1 0 0,1-1-1 0 0,-9-1 0 0 0,-2 1 23 0 0,12-1 14 0 0,0-1 0 0 0,1 1 0 0 0,-1-1 0 0 0,0 0 0 0 0,1 0 0 0 0,-1 0 0 0 0,1 0 1 0 0,0-1-1 0 0,0 0 0 0 0,0 0 0 0 0,0 0 0 0 0,0 0 0 0 0,1-1 0 0 0,0 1 0 0 0,-1-1 0 0 0,-4-8 0 0 0,7 10 45 0 0,-5-11 355 0 0,6 10-375 0 0,0 0-1 0 0,0 1 1 0 0,0-1 0 0 0,1 0-1 0 0,-1 0 1 0 0,1 0 0 0 0,0 1-1 0 0,0-1 1 0 0,-1 0 0 0 0,2 0-1 0 0,-1 1 1 0 0,0-1 0 0 0,1 1-1 0 0,-1-1 1 0 0,1 1 0 0 0,-1 0-1 0 0,1 0 1 0 0,0 0 0 0 0,0 0-1 0 0,0 0 1 0 0,0 0-1 0 0,3-2 1 0 0,9-7-18 0 0,0 1 1 0 0,21-12-1 0 0,-31 20-80 0 0,4-3 43 0 0,-1 0 0 0 0,0-1 0 0 0,0 0 1 0 0,-1 0-1 0 0,1 0 0 0 0,-1-1 0 0 0,-1 1 0 0 0,1-2 0 0 0,-1 1 0 0 0,0 0 0 0 0,-1-1 0 0 0,0 0 1 0 0,0 0-1 0 0,4-14 0 0 0,-7 19 2 0 0,-16 0-508 0 0,13 2 483 0 0,1 1 0 0 0,-1-1 1 0 0,0 1-1 0 0,0-1 1 0 0,1 1-1 0 0,-1 0 1 0 0,0 0-1 0 0,0 0 1 0 0,0 0-1 0 0,1 0 1 0 0,-1 0-1 0 0,-3 1 0 0 0,-63 11-2374 0 0,50-10 1987 0 0</inkml:trace>
 </inkml:ink>
 </file>
@@ -9507,7 +9665,7 @@
   </inkml:definitions>
   <inkml:trace contextRef="#ctx0" brushRef="#br0">3181 139 24575,'0'0'-8191</inkml:trace>
   <inkml:trace contextRef="#ctx1" brushRef="#br0">1424 19 0 0 0,'0'-7'239'0'0,"-1"-5"5859"0"0,0 17-6108 0 0,0-1 0 0 0,0 1 0 0 0,0 0 0 0 0,1-1 0 0 0,-1 1 0 0 0,1 5 0 0 0,0 0 8 0 0,-11 270 384 0 0,-1-86 91 0 0,14-145-345 0 0,-31 185 378 0 0,24-185-360 0 0,-33 291 373 0 0,14-132-334 0 0,-5 77 539 0 0,17-104-353 0 0,10-140-255 0 0,-10 53 0 0 0,1-1 96 0 0,7-34-52 0 0,-10 81 129 0 0,11-117-255 0 0,2 0 0 0 0,1 30 1 0 0,-1 4 22 0 0,-16 296 421 0 0,8-217-278 0 0,7-113-94 0 0,-2-1-516 0 0,-2-50-869 0 0,-1-86-5224 0 0,4 85 3485 0 0</inkml:trace>
-  <inkml:trace contextRef="#ctx1" brushRef="#br0" timeOffset="1660.17">763 2412 0 0 0,'-13'4'485'0'0,"10"-4"-257"0"0,-7 6 818 0 0,10-6-972 0 0,-1 0-1 0 0,1 1 1 0 0,0-1-1 0 0,-1 0 1 0 0,1 0-1 0 0,0 0 1 0 0,-1 0-1 0 0,1 1 1 0 0,0-1 0 0 0,0 0-1 0 0,-1 0 1 0 0,1 0-1 0 0,0 1 1 0 0,0-1-1 0 0,-1 0 1 0 0,1 0-1 0 0,0 1 1 0 0,0-1 0 0 0,0 0-1 0 0,0 1 1 0 0,-1-1-1 0 0,1 0 1 0 0,0 0-1 0 0,0 1 1 0 0,0-1-1 0 0,0 0 1 0 0,0 1 0 0 0,0-1-1 0 0,0 0 1 0 0,0 1-1 0 0,0-1 1 0 0,0 1-1 0 0,0-1 1 0 0,0 0-1 0 0,0 1 1 0 0,0-1-1 0 0,0 0 1 0 0,0 1 0 0 0,0-1-1 0 0,0 0 1 0 0,1 0-1 0 0,-1 1 1 0 0,0-1-1 0 0,0 0 1 0 0,0 1-1 0 0,0-1 1 0 0,1 0 0 0 0,-1 0-1 0 0,0 1 1 0 0,0-1-1 0 0,1 0 1 0 0,-1 0-1 0 0,1 1 1 0 0,0 0 3 0 0,18 4 98 0 0,190 22 94 0 0,-185-25-240 0 0,98 7 420 0 0,-69-7-188 0 0,76 14-1 0 0,115 22 61 0 0,-19-17 324 0 0,-105-13-492 0 0,268-6-29 0 0,-305-4-111 0 0,59 4 200 0 0,214 33-1 0 0,-108-7-10 0 0,16 6-80 0 0,-79-9 84 0 0,399 10 393 0 0,-16-3 5 0 0,-248-18-559 0 0,-17-6 188 0 0,-276-8-252 0 0,-23 0-10 0 0,-12 1-4467 0 0,3-1 4082 0 0,-1-1 0 0 0,1 1-1 0 0,0-1 1 0 0,0 1-1 0 0,0-2 1 0 0,-9-2 0 0 0,12 4 105 0 0,-22-8-2555 0 0</inkml:trace>
+  <inkml:trace contextRef="#ctx1" brushRef="#br0" timeOffset="1660.16">763 2412 0 0 0,'-13'4'485'0'0,"10"-4"-257"0"0,-7 6 818 0 0,10-6-972 0 0,-1 0-1 0 0,1 1 1 0 0,0-1-1 0 0,-1 0 1 0 0,1 0-1 0 0,0 0 1 0 0,-1 0-1 0 0,1 1 1 0 0,0-1 0 0 0,0 0-1 0 0,-1 0 1 0 0,1 0-1 0 0,0 1 1 0 0,0-1-1 0 0,-1 0 1 0 0,1 0-1 0 0,0 1 1 0 0,0-1 0 0 0,0 0-1 0 0,0 1 1 0 0,-1-1-1 0 0,1 0 1 0 0,0 0-1 0 0,0 1 1 0 0,0-1-1 0 0,0 0 1 0 0,0 1 0 0 0,0-1-1 0 0,0 0 1 0 0,0 1-1 0 0,0-1 1 0 0,0 1-1 0 0,0-1 1 0 0,0 0-1 0 0,0 1 1 0 0,0-1-1 0 0,0 0 1 0 0,0 1 0 0 0,0-1-1 0 0,0 0 1 0 0,1 0-1 0 0,-1 1 1 0 0,0-1-1 0 0,0 0 1 0 0,0 1-1 0 0,0-1 1 0 0,1 0 0 0 0,-1 0-1 0 0,0 1 1 0 0,0-1-1 0 0,1 0 1 0 0,-1 0-1 0 0,1 1 1 0 0,0 0 3 0 0,18 4 98 0 0,190 22 94 0 0,-185-25-240 0 0,98 7 420 0 0,-69-7-188 0 0,76 14-1 0 0,115 22 61 0 0,-19-17 324 0 0,-105-13-492 0 0,268-6-29 0 0,-305-4-111 0 0,59 4 200 0 0,214 33-1 0 0,-108-7-10 0 0,16 6-80 0 0,-79-9 84 0 0,399 10 393 0 0,-16-3 5 0 0,-248-18-559 0 0,-17-6 188 0 0,-276-8-252 0 0,-23 0-10 0 0,-12 1-4467 0 0,3-1 4082 0 0,-1-1 0 0 0,1 1-1 0 0,0-1 1 0 0,0 1-1 0 0,0-2 1 0 0,-9-2 0 0 0,12 4 105 0 0,-22-8-2555 0 0</inkml:trace>
   <inkml:trace contextRef="#ctx1" brushRef="#br0" timeOffset="4664.37">260 782 0 0 0,'2'-33'2068'0'0,"-2"30"-1716"0"0,-6-26 1465 0 0,4 28-1760 0 0,1-1 1 0 0,0 0-1 0 0,0 0 0 0 0,-1 0 1 0 0,1 1-1 0 0,-1-1 0 0 0,1 1 1 0 0,-1-1-1 0 0,0 1 1 0 0,0 0-1 0 0,0-1 0 0 0,0 1 1 0 0,1 0-1 0 0,-1 0 1 0 0,-1 0-1 0 0,1 1 0 0 0,0-1 1 0 0,0 0-1 0 0,0 1 0 0 0,0 0 1 0 0,-4-1-1 0 0,3 1-43 0 0,-15 1-2 0 0,9 0-23 0 0,0 1 1 0 0,0 0 0 0 0,0 0 0 0 0,0 0 0 0 0,0 1-1 0 0,0 1 1 0 0,0 0 0 0 0,1 0 0 0 0,0 0 0 0 0,0 1-1 0 0,0 0 1 0 0,0 1 0 0 0,1 0 0 0 0,-11 10 0 0 0,13-10-35 0 0,-1 0 0 0 0,1 0 1 0 0,0 1-1 0 0,1 0 0 0 0,0-1 0 0 0,0 1 1 0 0,0 1-1 0 0,1-1 0 0 0,0 1 0 0 0,0-1 1 0 0,1 1-1 0 0,0 0 0 0 0,0 0 0 0 0,1 0 1 0 0,0 0-1 0 0,1 12 0 0 0,0-16 8 0 0,0-1-1 0 0,1 1 1 0 0,-1-1-1 0 0,1 1 1 0 0,0-1-1 0 0,0 1 1 0 0,0-1-1 0 0,1 0 1 0 0,-1 0-1 0 0,1 1 1 0 0,0-1-1 0 0,0 0 1 0 0,0-1-1 0 0,0 1 1 0 0,0 0-1 0 0,1-1 1 0 0,-1 1 0 0 0,1-1-1 0 0,0 1 1 0 0,0-1-1 0 0,0 0 1 0 0,0-1-1 0 0,0 1 1 0 0,0 0-1 0 0,0-1 1 0 0,7 3-1 0 0,-2-2-16 0 0,0 0 0 0 0,0 0 0 0 0,0-1-1 0 0,1 0 1 0 0,-1 0 0 0 0,0-1 0 0 0,1 0 0 0 0,-1 0-1 0 0,12-2 1 0 0,-13-1 59 0 0,0 0-1 0 0,0 0 1 0 0,0-1-1 0 0,0 0 1 0 0,0 0 0 0 0,-1-1-1 0 0,0 0 1 0 0,10-10-1 0 0,-8 5 59 0 0,0-1 0 0 0,-1 0-1 0 0,-1-1 1 0 0,0 0 0 0 0,0 0-1 0 0,-1 0 1 0 0,7-26 0 0 0,-12 36 9 0 0,-1 36-295 0 0,-3 5 159 0 0,0-12-167 0 0,1 1 0 0 0,2-1 0 0 0,1 1 0 0 0,1 0 0 0 0,8 48 0 0 0,-2-65-746 0 0,-5-9 281 0 0</inkml:trace>
   <inkml:trace contextRef="#ctx1" brushRef="#br0" timeOffset="5361.15">621 856 0 0 0,'2'-8'884'0'0,"-1"7"-766"0"0,0 0-1 0 0,-1-1 1 0 0,1 1 0 0 0,-1 0-1 0 0,1 0 1 0 0,-1 0-1 0 0,0 0 1 0 0,1-1 0 0 0,-1 1-1 0 0,0 0 1 0 0,0 0-1 0 0,0 0 1 0 0,0-1 0 0 0,0 1-1 0 0,0 0 1 0 0,0 0-1 0 0,0-1 1 0 0,0 1-1 0 0,-1 0 1 0 0,1 0 0 0 0,0 0-1 0 0,-1-1 1 0 0,1 1-1 0 0,-1 0 1 0 0,0 0 0 0 0,1 0-1 0 0,-1 0 1 0 0,0 0-1 0 0,1 0 1 0 0,-1 0 0 0 0,0 0-1 0 0,-2-1 1 0 0,1 1-53 0 0,-17 5-57 0 0,11-2-37 0 0,0 1 0 0 0,0 0 0 0 0,1 1 0 0 0,-1 0-1 0 0,1 0 1 0 0,0 1 0 0 0,0 0 0 0 0,0 0 0 0 0,1 1-1 0 0,0-1 1 0 0,-11 13 0 0 0,-5 4-318 0 0,21-21 298 0 0,-1 1-1 0 0,1-1 1 0 0,0 0 0 0 0,0 1-1 0 0,0-1 1 0 0,0 1 0 0 0,0-1 0 0 0,0 1-1 0 0,0-1 1 0 0,0 1 0 0 0,0 0 0 0 0,1-1-1 0 0,-1 1 1 0 0,1 0 0 0 0,-1 0 0 0 0,1-1-1 0 0,0 1 1 0 0,0 0 0 0 0,0 0-1 0 0,0 0 1 0 0,0-1 0 0 0,0 1 0 0 0,0 0-1 0 0,1 0 1 0 0,-1 0 0 0 0,0-1 0 0 0,1 1-1 0 0,0 0 1 0 0,0 2 0 0 0,2-2-17 0 0,-1 0 0 0 0,1-1-1 0 0,0 1 1 0 0,0-1 0 0 0,0 1 0 0 0,-1-1 0 0 0,1 0 0 0 0,0 0 0 0 0,1 0 0 0 0,-1-1 0 0 0,0 1 0 0 0,0-1-1 0 0,0 1 1 0 0,0-1 0 0 0,0 0 0 0 0,5-1 0 0 0,5 0 56 0 0,-1-1 1 0 0,1-1-1 0 0,-1 0 1 0 0,1-1-1 0 0,-1 0 1 0 0,-1-1-1 0 0,1 0 1 0 0,-1-1-1 0 0,18-12 0 0 0,-19 7 248 0 0,-10 11-212 0 0,0-1 0 0 0,0 1 0 0 0,0 0 0 0 0,0 0 0 0 0,0-1 0 0 0,0 1 0 0 0,1 0 0 0 0,-1 0 0 0 0,0-1 0 0 0,0 1 0 0 0,0 0 0 0 0,0 0 0 0 0,1-1 0 0 0,-1 1 0 0 0,0 0-1 0 0,0 0 1 0 0,0 0 0 0 0,1-1 0 0 0,-1 1 0 0 0,0 0 0 0 0,0 0 0 0 0,1 0 0 0 0,-1 0 0 0 0,0 0 0 0 0,0-1 0 0 0,1 1 0 0 0,-1 0 0 0 0,0 0 0 0 0,0 0 0 0 0,1 0 0 0 0,-1 0 0 0 0,0 0 0 0 0,1 0 0 0 0,-1 0 0 0 0,0 0 0 0 0,0 0-1 0 0,1 0 1 0 0,-1 0 0 0 0,0 0 0 0 0,1 0 0 0 0,-1 1 0 0 0,0-1 0 0 0,0 0 0 0 0,1 0 0 0 0,-1 0 0 0 0,0 0 0 0 0,0 0 0 0 0,1 1 0 0 0,-1-1 0 0 0,0 0 0 0 0,0 0 0 0 0,0 0 0 0 0,1 1 0 0 0,-1-1 0 0 0,0 0 0 0 0,0 0 0 0 0,0 0-1 0 0,0 1 1 0 0,1-1 0 0 0,-1 0 0 0 0,0 1 0 0 0,0-1 0 0 0,0 0 0 0 0,0 0 0 0 0,0 1 0 0 0,1 1-32 0 0,-2 30 17 0 0,-3 28-32 0 0,3-31 25 0 0,-2 1 0 0 0,-9 42 0 0 0,3-36-10 0 0,2-6 19 0 0,-1 0 0 0 0,-1 0 0 0 0,-16 34 0 0 0,22-59-35 0 0,-1 1-1 0 0,1-1 0 0 0,-1 0 1 0 0,0-1-1 0 0,-1 1 0 0 0,1-1 1 0 0,-1 0-1 0 0,-7 6 0 0 0,10-9-2 0 0,-18-8 38 0 0,15 2 4 0 0,1-1 0 0 0,-1 0 0 0 0,1 0 0 0 0,0 0 1 0 0,1-1-1 0 0,-1 1 0 0 0,1-1 0 0 0,0 0 0 0 0,1 0 0 0 0,0 0 1 0 0,0 0-1 0 0,1 0 0 0 0,-1 0 0 0 0,1-1 0 0 0,1 1 0 0 0,0 0 1 0 0,0-1-1 0 0,0 1 0 0 0,1 0 0 0 0,0-1 0 0 0,0 1 0 0 0,1 0 1 0 0,4-13-1 0 0,-5 17-40 0 0,1 0 1 0 0,-1 0-1 0 0,1 1 1 0 0,-1-1-1 0 0,1 1 1 0 0,0-1-1 0 0,0 1 1 0 0,0 0-1 0 0,0-1 1 0 0,1 1 0 0 0,-1 0-1 0 0,0 1 1 0 0,1-1-1 0 0,-1 0 1 0 0,1 1-1 0 0,0-1 1 0 0,0 1-1 0 0,5-2 1 0 0,4-1-233 0 0,1 1 1 0 0,-1 1-1 0 0,18-2 1 0 0,16-3-305 0 0,-23 1-102 0 0,-3 3 20 0 0</inkml:trace>
   <inkml:trace contextRef="#ctx1" brushRef="#br0" timeOffset="5782.37">960 1077 0 0 0,'0'0'1584'0'0,"2"-29"840"0"0,0 24-2296 0 0,0 0 0 0 0,1 0 0 0 0,-1 0 0 0 0,1 0 0 0 0,0 1-1 0 0,0-1 1 0 0,0 1 0 0 0,1-1 0 0 0,-1 1 0 0 0,1 0 0 0 0,0 1 0 0 0,1-1 0 0 0,-1 1 0 0 0,6-4 0 0 0,2-1-20 0 0,1 1 0 0 0,0 0-1 0 0,27-9 1 0 0,-37 15-107 0 0,-1 0-1 0 0,1 0 0 0 0,-1 0 1 0 0,1 1-1 0 0,0-1 0 0 0,0 1 1 0 0,-1 0-1 0 0,1-1 0 0 0,0 1 1 0 0,0 1-1 0 0,0-1 0 0 0,-1 0 1 0 0,1 1-1 0 0,0-1 0 0 0,-1 1 1 0 0,1 0-1 0 0,0 0 0 0 0,-1 0 1 0 0,1 0-1 0 0,-1 0 0 0 0,1 1 1 0 0,-1-1-1 0 0,0 1 0 0 0,3 2 1 0 0,-2-2-29 0 0,-1 1 1 0 0,1-1 0 0 0,0 1 0 0 0,-1 0 0 0 0,0 0 0 0 0,0 0 0 0 0,0 0-1 0 0,0 0 1 0 0,0 0 0 0 0,0 1 0 0 0,-1-1 0 0 0,0 1 0 0 0,0-1 0 0 0,0 1-1 0 0,0-1 1 0 0,0 1 0 0 0,0 5 0 0 0,-1-2-46 0 0,0 1-1 0 0,0 0 1 0 0,0 0 0 0 0,-1 0-1 0 0,0-1 1 0 0,-1 1 0 0 0,-2 8-1 0 0,2-10 36 0 0,0-1 1 0 0,0 1-1 0 0,0 0 0 0 0,-1 0 0 0 0,0-1 0 0 0,0 0 0 0 0,0 1 1 0 0,-1-1-1 0 0,0 0 0 0 0,0-1 0 0 0,0 1 0 0 0,-1-1 1 0 0,1 0-1 0 0,-1 0 0 0 0,0 0 0 0 0,0 0 0 0 0,-8 3 0 0 0,10-6 113 0 0,-6-3-24 0 0,8 3-37 0 0,0-1 1 0 0,0 0 0 0 0,0-1 0 0 0,0 1-1 0 0,1 0 1 0 0,-1 0 0 0 0,0 0-1 0 0,0 0 1 0 0,0-1 0 0 0,1 1 0 0 0,-1 0-1 0 0,0-1 1 0 0,0 1 0 0 0,1 0 0 0 0,-1-1-1 0 0,0 1 1 0 0,1-1 0 0 0,-1 1-1 0 0,0-1 1 0 0,1 0 0 0 0,-1 1 0 0 0,1-1-1 0 0,-1 0 1 0 0,1 1 0 0 0,-1-1-1 0 0,0 0 1 0 0,-4-9-98 0 0,0 1 0 0 0,0-1 0 0 0,0 0-1 0 0,1 0 1 0 0,1-1 0 0 0,0 1 0 0 0,0-1 0 0 0,1 1 0 0 0,1-1-1 0 0,-1 0 1 0 0,2 0 0 0 0,0 0 0 0 0,0 0 0 0 0,2-13-1 0 0,-2 23-3 0 0,0 0-1 0 0,1 0 1 0 0,-1 0-1 0 0,0 0 0 0 0,1 0 1 0 0,-1 0-1 0 0,0 0 1 0 0,1 0-1 0 0,-1 0 0 0 0,1 0 1 0 0,0 0-1 0 0,-1 0 1 0 0,1 0-1 0 0,0 0 0 0 0,1-1 1 0 0,1-1-379 0 0,5-10-1226 0 0</inkml:trace>
@@ -9521,15 +9679,15 @@
   <inkml:trace contextRef="#ctx1" brushRef="#br0" timeOffset="15095.47">2074 913 0 0 0,'7'-6'472'0'0,"1"1"0"0"0,0 1 1 0 0,0-1-1 0 0,1 1 0 0 0,-1 1 0 0 0,1 0 1 0 0,0 0-1 0 0,0 1 0 0 0,16-3 0 0 0,-9 4-412 0 0,-1 1-1 0 0,1 0 1 0 0,0 2-1 0 0,-1 0 1 0 0,18 4-1 0 0,-4 1-339 0 0,22 4-1978 0 0,-29-11 43 0 0</inkml:trace>
   <inkml:trace contextRef="#ctx1" brushRef="#br0" timeOffset="18223.66">4137 2109 0 0 0,'0'0'566'0'0,"6"-10"836"0"0,-6 10-1330 0 0,0 0 1 0 0,0 0-1 0 0,0 0 1 0 0,1 0-1 0 0,-1 0 1 0 0,0-1-1 0 0,0 1 1 0 0,0 0 0 0 0,0 0-1 0 0,1 0 1 0 0,-1-1-1 0 0,0 1 1 0 0,0 0-1 0 0,0 0 1 0 0,0 0-1 0 0,0-1 1 0 0,0 1 0 0 0,0 0-1 0 0,0 0 1 0 0,0 0-1 0 0,0-1 1 0 0,0 1-1 0 0,0 0 1 0 0,0 0-1 0 0,0-1 1 0 0,0 1 0 0 0,0 0-1 0 0,0 0 1 0 0,0-1-1 0 0,0 1 1 0 0,0 0-1 0 0,0 0 1 0 0,0 0-1 0 0,0-1 1 0 0,0 1 0 0 0,0 0-1 0 0,0 0 1 0 0,-1 0-1 0 0,1-1 1 0 0,0 1-1 0 0,0 0 1 0 0,0 0-1 0 0,0 0 1 0 0,-1-1-1 0 0,-5 2-86 0 0,1 1-1 0 0,-1-1 0 0 0,0 1 0 0 0,1 0 0 0 0,0 1 0 0 0,-1-1 0 0 0,1 1 0 0 0,0 0 0 0 0,0 0 0 0 0,-4 5 0 0 0,1-2-34 0 0,0 0 0 0 0,1 1-1 0 0,0 0 1 0 0,1 0-1 0 0,-10 13 1 0 0,15-19 30 0 0,0 1 0 0 0,1-1 0 0 0,-1 1 0 0 0,1 0 0 0 0,-1-1 0 0 0,1 1 1 0 0,0-1-1 0 0,-1 1 0 0 0,1 0 0 0 0,0-1 0 0 0,0 1 0 0 0,0 0 0 0 0,0-1 0 0 0,1 1 0 0 0,-1 0 0 0 0,0-1 0 0 0,1 1 1 0 0,-1 0-1 0 0,1-1 0 0 0,-1 1 0 0 0,1-1 0 0 0,0 1 0 0 0,0-1 0 0 0,0 1 0 0 0,0-1 0 0 0,0 0 0 0 0,0 0 1 0 0,0 1-1 0 0,2 0 0 0 0,3 5-2 0 0,0-1-1 0 0,0-1 1 0 0,14 10 0 0 0,-17-13-1 0 0,1 0 16 0 0,3 2-1 0 0,-4-2 5 0 0,-1 0 0 0 0,2 0 0 0 0,-1-1 0 0 0,0 1 0 0 0,0-1 0 0 0,0 0 0 0 0,1 0 0 0 0,5 1 0 0 0,-3-1 6 0 0,-1 1 0 0 0,1-1-1 0 0,0 1 1 0 0,0 1 0 0 0,-1-1 0 0 0,1 1 0 0 0,-1 0 0 0 0,0 0 0 0 0,7 5-1 0 0,-11-7-3 0 0,1 0 0 0 0,0 0 0 0 0,0 0 0 0 0,-1 0 0 0 0,1 0 0 0 0,0 0 0 0 0,-1 0 0 0 0,1 1 0 0 0,-1-1 0 0 0,1 0 0 0 0,-1 1 0 0 0,0-1 0 0 0,0 1-1 0 0,0 0 1 0 0,0-1 0 0 0,2 4 0 0 0,3 6-15 0 0,-2-6 12 0 0,0 1-1 0 0,0-1 1 0 0,-1 1 0 0 0,1 0 0 0 0,-1 0 0 0 0,4 13-1 0 0,-2 1-4 0 0,0 0 0 0 0,1 23 0 0 0,-6-38-8 0 0,1 0-1 0 0,-1 0 1 0 0,0 0-1 0 0,-1 0 1 0 0,1 0 0 0 0,-1 0-1 0 0,0 0 1 0 0,0-1-1 0 0,0 1 1 0 0,-1 0 0 0 0,0-1-1 0 0,0 1 1 0 0,0-1-1 0 0,0 1 1 0 0,-1-1 0 0 0,-4 5-1 0 0,6-7-3 0 0,-16 5 19 0 0,14-8 15 0 0,1 1 1 0 0,0 0-1 0 0,-1-1 1 0 0,1 1-1 0 0,0-1 0 0 0,0 0 1 0 0,-1 0-1 0 0,1 0 1 0 0,0 0-1 0 0,0 0 1 0 0,0 0-1 0 0,0 0 1 0 0,0-1-1 0 0,0 1 0 0 0,0-1 1 0 0,1 1-1 0 0,-1-1 1 0 0,0 0-1 0 0,1 0 1 0 0,-1 0-1 0 0,1 0 1 0 0,0 0-1 0 0,0 0 0 0 0,0 0 1 0 0,0 0-1 0 0,0 0 1 0 0,0-1-1 0 0,0 1 1 0 0,0-4-1 0 0,-2-3 21 0 0,1-1 0 0 0,0-1 0 0 0,0 1 0 0 0,1 0 0 0 0,0 0 0 0 0,1-13 0 0 0,1 11 0 0 0,0 1-1 0 0,1-1 0 0 0,1 0 0 0 0,0 1 0 0 0,0 0 0 0 0,8-16 0 0 0,37-61 2 0 0,-34 64-41 0 0,0-1 0 0 0,-1 0 1 0 0,9-28-1 0 0,-22 52-2 0 0,1-2 36 0 0,0 1-1 0 0,0-1 1 0 0,0 0-1 0 0,-1 0 1 0 0,1 0-1 0 0,-1 0 1 0 0,1 1 0 0 0,-1-1-1 0 0,0 0 1 0 0,0 0-1 0 0,0 0 1 0 0,-1 0-1 0 0,1 0 1 0 0,-1 0-1 0 0,-1-3 1 0 0,1 4-10 0 0,-5 0-74 0 0,6 1 52 0 0,0 1 1 0 0,0 0-1 0 0,-1-1 0 0 0,1 1 1 0 0,0 0-1 0 0,-1 0 0 0 0,1-1 1 0 0,0 1-1 0 0,-1 0 0 0 0,1 0 1 0 0,-1-1-1 0 0,1 1 0 0 0,0 0 0 0 0,-1 0 1 0 0,1 0-1 0 0,-1 0 0 0 0,1 0 1 0 0,-1 0-1 0 0,1 0 0 0 0,-1-1 1 0 0,1 1-1 0 0,0 0 0 0 0,-1 1 1 0 0,1-1-1 0 0,-1 0 0 0 0,1 0 1 0 0,-1 0-1 0 0,1 0 0 0 0,-1 0 1 0 0,1 0-1 0 0,-13 3-178 0 0,1 0 1 0 0,1 0 0 0 0,-1 1-1 0 0,0 0 1 0 0,1 1-1 0 0,0 1 1 0 0,0 0 0 0 0,0 0-1 0 0,1 1 1 0 0,0 0 0 0 0,0 1-1 0 0,-14 14 1 0 0,20-18-883 0 0,-9 5-210 0 0</inkml:trace>
   <inkml:trace contextRef="#ctx1" brushRef="#br0" timeOffset="18738.08">4497 2282 0 0 0,'-1'0'228'0'0,"0"0"0"0"0,0 0-1 0 0,0 0 1 0 0,0 0 0 0 0,0-1 0 0 0,0 1-1 0 0,0 0 1 0 0,0 0 0 0 0,0-1 0 0 0,0 1 0 0 0,1 0-1 0 0,-1-1 1 0 0,0 1 0 0 0,0-1 0 0 0,-1 0-1 0 0,3-3-164 0 0,-1 1 0 0 0,1 0-1 0 0,0 0 1 0 0,0 0-1 0 0,0 0 1 0 0,0 0-1 0 0,0 0 1 0 0,1 0-1 0 0,-1 0 1 0 0,1 0-1 0 0,0 0 1 0 0,0 1 0 0 0,0-1-1 0 0,0 1 1 0 0,0-1-1 0 0,1 1 1 0 0,-1 0-1 0 0,1 0 1 0 0,-1 0-1 0 0,1 0 1 0 0,3-2-1 0 0,1 2-114 0 0,-1-1 0 0 0,1 1 1 0 0,-1 0-1 0 0,1 0 0 0 0,0 0 0 0 0,-1 1 0 0 0,1 0 0 0 0,0 1 0 0 0,7-1 0 0 0,-10 1 21 0 0,-1 1 0 0 0,0-1 0 0 0,1 0 0 0 0,-1 1 1 0 0,0 0-1 0 0,0 0 0 0 0,0 0 0 0 0,0 0 0 0 0,0 0 0 0 0,0 0 1 0 0,0 1-1 0 0,0 0 0 0 0,0 0 0 0 0,0-1 0 0 0,-1 1 0 0 0,1 1 1 0 0,-1-1-1 0 0,1 0 0 0 0,-1 1 0 0 0,0-1 0 0 0,0 1 0 0 0,0 0 1 0 0,-1-1-1 0 0,1 1 0 0 0,0 0 0 0 0,-1 0 0 0 0,0 0 0 0 0,0 0 0 0 0,0 1 1 0 0,0-1-1 0 0,0 0 0 0 0,-1 0 0 0 0,1 1 0 0 0,-1-1 0 0 0,0 0 1 0 0,0 4-1 0 0,-1 2-17 0 0,0-1-1 0 0,0 0 1 0 0,-1 1 0 0 0,0-1 0 0 0,-1 0 0 0 0,1 0 0 0 0,-9 14-1 0 0,10-19 47 0 0,0-1 0 0 0,-1 1 0 0 0,1-1 0 0 0,-1 0 0 0 0,0 0 0 0 0,0 0-1 0 0,0 0 1 0 0,0 0 0 0 0,0 0 0 0 0,0 0 0 0 0,0 0 0 0 0,-1-1 0 0 0,1 0-1 0 0,-1 1 1 0 0,1-1 0 0 0,-1 0 0 0 0,1 0 0 0 0,-1 0 0 0 0,0 0 0 0 0,1-1-1 0 0,-1 1 1 0 0,0-1 0 0 0,0 1 0 0 0,0-1 0 0 0,1 0 0 0 0,-1 0-1 0 0,0-1 1 0 0,0 1 0 0 0,1 0 0 0 0,-1-1 0 0 0,-3-1 0 0 0,3 2 30 0 0,-1-1 22 0 0,0 0 0 0 0,0-1 1 0 0,0 1-1 0 0,0-1 0 0 0,0 1 1 0 0,0-1-1 0 0,0 0 0 0 0,1-1 1 0 0,-1 1-1 0 0,1-1 0 0 0,-1 1 1 0 0,1-1-1 0 0,-3-4 0 0 0,1 1-72 0 0,0-1-1 0 0,1 0 1 0 0,0-1-1 0 0,0 1 1 0 0,0-1-1 0 0,1 0 1 0 0,0 0-1 0 0,1 0 1 0 0,-2-10-1 0 0,4 17-57 0 0,0 0-1 0 0,0 0 1 0 0,1 0-1 0 0,-1 0 1 0 0,0 0 0 0 0,1 0-1 0 0,-1 0 1 0 0,1 0-1 0 0,-1 0 1 0 0,1 0-1 0 0,-1 0 1 0 0,1 0 0 0 0,0 1-1 0 0,-1-1 1 0 0,1 0-1 0 0,0 0 1 0 0,0 0-1 0 0,0 1 1 0 0,0-1 0 0 0,0 1-1 0 0,-1-1 1 0 0,1 1-1 0 0,0-1 1 0 0,0 1-1 0 0,0-1 1 0 0,0 1 0 0 0,1 0-1 0 0,-1-1 1 0 0,2 1-1 0 0,13-4-593 0 0</inkml:trace>
-  <inkml:trace contextRef="#ctx1" brushRef="#br0" timeOffset="19004.31">4781 2431 0 0 0,'0'0'495'0'0,"0"17"223"0"0,4-4-596 0 0,-1-1 1 0 0,-1 1 0 0 0,0-1 0 0 0,0 1-1 0 0,-1 14 1 0 0,-2-22-111 0 0,1 1 1 0 0,-1-1-1 0 0,0 1 0 0 0,0-1 1 0 0,-1 0-1 0 0,1 0 0 0 0,-1 1 0 0 0,0-1 1 0 0,-1 0-1 0 0,1-1 0 0 0,-1 1 1 0 0,0 0-1 0 0,0-1 0 0 0,-5 6 0 0 0,6-8-22 0 0,0-1-1 0 0,1 1 1 0 0,-1-1-1 0 0,0 1 1 0 0,0-1-1 0 0,0 0 1 0 0,0 0-1 0 0,0 0 1 0 0,-1 0-1 0 0,1 0 1 0 0,0 0-1 0 0,0 0 1 0 0,-1-1-1 0 0,1 1 1 0 0,0-1-1 0 0,-1 0 1 0 0,1 1-1 0 0,0-1 1 0 0,-1 0-1 0 0,1-1 1 0 0,0 1-1 0 0,-1 0 1 0 0,1-1-1 0 0,0 1 1 0 0,-1-1-1 0 0,1 0 1 0 0,0 1-1 0 0,-3-3 1 0 0,3 2-41 0 0,1 0 0 0 0,0 0 1 0 0,0 0-1 0 0,0 0 0 0 0,0 0 0 0 0,0-1 1 0 0,0 1-1 0 0,0 0 0 0 0,0 0 1 0 0,1-1-1 0 0,-1 1 0 0 0,0-1 0 0 0,1 1 1 0 0,-1 0-1 0 0,1-3 0 0 0,-1 3-67 0 0,-1-10-455 0 0</inkml:trace>
+  <inkml:trace contextRef="#ctx1" brushRef="#br0" timeOffset="19004.3">4781 2431 0 0 0,'0'0'495'0'0,"0"17"223"0"0,4-4-596 0 0,-1-1 1 0 0,-1 1 0 0 0,0-1 0 0 0,0 1-1 0 0,-1 14 1 0 0,-2-22-111 0 0,1 1 1 0 0,-1-1-1 0 0,0 1 0 0 0,0-1 1 0 0,-1 0-1 0 0,1 0 0 0 0,-1 1 0 0 0,0-1 1 0 0,-1 0-1 0 0,1-1 0 0 0,-1 1 1 0 0,0 0-1 0 0,0-1 0 0 0,-5 6 0 0 0,6-8-22 0 0,0-1-1 0 0,1 1 1 0 0,-1-1-1 0 0,0 1 1 0 0,0-1-1 0 0,0 0 1 0 0,0 0-1 0 0,0 0 1 0 0,-1 0-1 0 0,1 0 1 0 0,0 0-1 0 0,0 0 1 0 0,-1-1-1 0 0,1 1 1 0 0,0-1-1 0 0,-1 0 1 0 0,1 1-1 0 0,0-1 1 0 0,-1 0-1 0 0,1-1 1 0 0,0 1-1 0 0,-1 0 1 0 0,1-1-1 0 0,0 1 1 0 0,-1-1-1 0 0,1 0 1 0 0,0 1-1 0 0,-3-3 1 0 0,3 2-41 0 0,1 0 0 0 0,0 0 1 0 0,0 0-1 0 0,0 0 0 0 0,0 0 0 0 0,0-1 1 0 0,0 1-1 0 0,0 0 0 0 0,0 0 1 0 0,1-1-1 0 0,-1 1 0 0 0,0-1 0 0 0,1 1 1 0 0,-1 0-1 0 0,1-3 0 0 0,-1 3-67 0 0,-1-10-455 0 0</inkml:trace>
   <inkml:trace contextRef="#ctx1" brushRef="#br0" timeOffset="19451.14">4954 2429 0 0 0,'0'0'2919'0'0,"4"-15"-1979"0"0,2 3-821 0 0,-1 1 0 0 0,2 0 1 0 0,0 0-1 0 0,0 1 0 0 0,1 0 1 0 0,0 0-1 0 0,1 0 0 0 0,0 1 1 0 0,1 1-1 0 0,12-10 0 0 0,-19 16-137 0 0,0 1-1 0 0,1-1 1 0 0,-1 1-1 0 0,1 0 1 0 0,-1-1-1 0 0,1 1 1 0 0,0 1-1 0 0,-1-1 1 0 0,1 1-1 0 0,0-1 1 0 0,-1 1-1 0 0,1 0 1 0 0,0 0-1 0 0,0 1 1 0 0,-1-1-1 0 0,1 1 1 0 0,0 0-1 0 0,-1 0 1 0 0,1 0-1 0 0,4 2 1 0 0,-3-1-40 0 0,-3-1 46 0 0,0 0 0 0 0,-1 0 0 0 0,1 1 0 0 0,0-1 0 0 0,0 1 0 0 0,-1-1 0 0 0,1 1 0 0 0,-1 0 0 0 0,1-1 0 0 0,-1 1 0 0 0,0 0 0 0 0,0 0 0 0 0,0 0 0 0 0,0 0 0 0 0,2 4 0 0 0,8 32-150 0 0,-9-29 121 0 0,-1-1 0 0 0,0 1 0 0 0,-1-1-1 0 0,0 1 1 0 0,0-1 0 0 0,-1 1-1 0 0,1-1 1 0 0,-2 1 0 0 0,0-1-1 0 0,0 0 1 0 0,0 0 0 0 0,-1 0 0 0 0,0 0-1 0 0,0 0 1 0 0,-1 0 0 0 0,0-1-1 0 0,-1 0 1 0 0,0 0 0 0 0,0 0-1 0 0,-7 8 1 0 0,10-14 46 0 0,0 0 0 0 0,0 0 0 0 0,-1-1 0 0 0,1 1 0 0 0,0 0 0 0 0,0-1 0 0 0,-1 0 0 0 0,1 1 0 0 0,0-1 0 0 0,0 0 0 0 0,-1 0-1 0 0,1 0 1 0 0,0-1 0 0 0,-1 1 0 0 0,1 0 0 0 0,0-1 0 0 0,0 1 0 0 0,0-1 0 0 0,-1 0 0 0 0,1 0 0 0 0,0 0 0 0 0,0 0 0 0 0,0 0 0 0 0,0 0 0 0 0,-1-2 0 0 0,-3-2 49 0 0,0-1 1 0 0,1 1 0 0 0,0-1 0 0 0,0 0-1 0 0,1 0 1 0 0,-1-1 0 0 0,1 1-1 0 0,1-1 1 0 0,-1 0 0 0 0,1 0 0 0 0,1 0-1 0 0,-4-12 1 0 0,3 10-183 0 0,1-1 0 0 0,0 0 0 0 0,1 0 0 0 0,0 1 0 0 0,0-1 0 0 0,1 0 1 0 0,1 0-1 0 0,-1 0 0 0 0,4-12 0 0 0,2 2-1103 0 0,2 0-277 0 0</inkml:trace>
   <inkml:trace contextRef="#ctx1" brushRef="#br0" timeOffset="19862.08">5404 2384 0 0 0,'0'0'775'0'0,"18"-36"1872"0"0,-14 30-2565 0 0,0 1 0 0 0,1 0 0 0 0,-1 0 0 0 0,1 1 0 0 0,0-1-1 0 0,0 1 1 0 0,1 0 0 0 0,-1 1 0 0 0,10-6 0 0 0,20-14 42 0 0,-32 21-117 0 0,0 1-1 0 0,0 0 0 0 0,0 0 0 0 0,0 1 0 0 0,0-1 0 0 0,0 1 0 0 0,1 0 0 0 0,-1-1 0 0 0,6 2 0 0 0,-3-1 2 0 0,-1-1-26 0 0,1 1-1 0 0,-1 1 1 0 0,0-1 0 0 0,0 1-1 0 0,0 0 1 0 0,0 0-1 0 0,0 0 1 0 0,0 1 0 0 0,0-1-1 0 0,0 1 1 0 0,0 0 0 0 0,-1 1-1 0 0,1-1 1 0 0,-1 1-1 0 0,1 0 1 0 0,-1 0 0 0 0,0 1-1 0 0,0-1 1 0 0,-1 1-1 0 0,1 0 1 0 0,-1 0 0 0 0,0 0-1 0 0,0 0 1 0 0,0 0 0 0 0,0 1-1 0 0,-1-1 1 0 0,0 1-1 0 0,0 0 1 0 0,0 0 0 0 0,0 0-1 0 0,-1 0 1 0 0,0 0 0 0 0,0 0-1 0 0,0 0 1 0 0,-1 0-1 0 0,1 0 1 0 0,-1 1 0 0 0,-1-1-1 0 0,1 0 1 0 0,-1 0-1 0 0,0 0 1 0 0,0 0 0 0 0,0 0-1 0 0,-1 0 1 0 0,1 0 0 0 0,-1 0-1 0 0,-4 6 1 0 0,3-6 0 0 0,0 1 0 0 0,0 0 0 0 0,-1-1-1 0 0,0 0 1 0 0,-1 0 0 0 0,1 0 0 0 0,-1 0 0 0 0,0-1 0 0 0,0 0 0 0 0,0 0 0 0 0,0 0 0 0 0,-1-1 0 0 0,0 1 0 0 0,1-1 0 0 0,-1-1-1 0 0,-1 1 1 0 0,1-1 0 0 0,0 0 0 0 0,-8 1 0 0 0,12-3 17 0 0,-1 0-1 0 0,0 0 1 0 0,1 0-1 0 0,-1 0 1 0 0,1-1-1 0 0,-1 0 1 0 0,0 1 0 0 0,1-1-1 0 0,-1 0 1 0 0,1 0-1 0 0,0 0 1 0 0,-4-3-1 0 0,2 2 4 0 0,2 1 2 0 0,1 0 0 0 0,-1 0-1 0 0,1-1 1 0 0,-1 1 0 0 0,1 0-1 0 0,0-1 1 0 0,0 1 0 0 0,0-1 0 0 0,0 1-1 0 0,0-1 1 0 0,0 0 0 0 0,0 1 0 0 0,0-1-1 0 0,1 0 1 0 0,-2-3 0 0 0,-4-28-42 0 0,5 30 14 0 0,0-7-141 0 0,0 1 1 0 0,0 0-1 0 0,1-1 1 0 0,0 1 0 0 0,1 0-1 0 0,0 0 1 0 0,1-1-1 0 0,0 1 1 0 0,0 0-1 0 0,0 0 1 0 0,2 1-1 0 0,-1-1 1 0 0,1 0 0 0 0,0 1-1 0 0,7-10 1 0 0,1 3-50 0 0</inkml:trace>
-  <inkml:trace contextRef="#ctx1" brushRef="#br0" timeOffset="20297.69">5999 2334 0 0 0,'0'0'4804'0'0,"13"-12"-4020"0"0,-6 6-709 0 0,0 0 0 0 0,0 0 0 0 0,1 0 0 0 0,0 1 0 0 0,1 0 0 0 0,-1 1 0 0 0,14-6 0 0 0,-16 8-89 0 0,0 0 0 0 0,0 0 0 0 0,0 0 0 0 0,0 1 0 0 0,0 0 0 0 0,1 0 0 0 0,-1 1 0 0 0,0 0 0 0 0,0 0-1 0 0,1 1 1 0 0,-1-1 0 0 0,11 4 0 0 0,-13-3-9 0 0,-1 1-1 0 0,0-1 1 0 0,1 1-1 0 0,-1 0 1 0 0,0 0 0 0 0,0 1-1 0 0,0-1 1 0 0,0 1-1 0 0,0-1 1 0 0,0 1-1 0 0,-1 0 1 0 0,1 0 0 0 0,-1 0-1 0 0,0 0 1 0 0,0 1-1 0 0,0-1 1 0 0,-1 1 0 0 0,1-1-1 0 0,1 5 1 0 0,1 4-65 0 0,-1 1 0 0 0,0-1 1 0 0,0 1-1 0 0,0 14 0 0 0,-1-11-12 0 0,-1-1 0 0 0,-1 1 0 0 0,-1-1 0 0 0,0 0 0 0 0,0 1 0 0 0,-6 18 0 0 0,6-29 74 0 0,0 0 1 0 0,-1 0-1 0 0,0 0 0 0 0,0-1 1 0 0,0 1-1 0 0,-1-1 0 0 0,1 1 1 0 0,-1-1-1 0 0,0 0 0 0 0,0 0 1 0 0,-1 0-1 0 0,1-1 0 0 0,-1 1 1 0 0,1-1-1 0 0,-1 1 0 0 0,-1-1 1 0 0,1-1-1 0 0,0 1 0 0 0,-1 0 0 0 0,1-1 1 0 0,-1 0-1 0 0,-5 2 0 0 0,5-3 66 0 0,0-1-1 0 0,0 1 0 0 0,0-1 0 0 0,0 0 0 0 0,0 0 0 0 0,0 0 0 0 0,0-1 0 0 0,0 0 0 0 0,0 0 0 0 0,0 0 0 0 0,0-1 0 0 0,1 1 0 0 0,-10-5 0 0 0,5 1 105 0 0,0 0 0 0 0,0 0-1 0 0,1 0 1 0 0,0-1-1 0 0,-13-12 1 0 0,12 8-83 0 0,0-1 0 0 0,1 0 1 0 0,0 0-1 0 0,1-1 0 0 0,0 0 1 0 0,1 0-1 0 0,-9-24 0 0 0,5 6-817 0 0,2 0 1 0 0,-7-40-1 0 0,12 23-1007 0 0,5 26 413 0 0</inkml:trace>
+  <inkml:trace contextRef="#ctx1" brushRef="#br0" timeOffset="20297.68">5999 2334 0 0 0,'0'0'4804'0'0,"13"-12"-4020"0"0,-6 6-709 0 0,0 0 0 0 0,0 0 0 0 0,1 0 0 0 0,0 1 0 0 0,1 0 0 0 0,-1 1 0 0 0,14-6 0 0 0,-16 8-89 0 0,0 0 0 0 0,0 0 0 0 0,0 0 0 0 0,0 1 0 0 0,0 0 0 0 0,1 0 0 0 0,-1 1 0 0 0,0 0 0 0 0,0 0-1 0 0,1 1 1 0 0,-1-1 0 0 0,11 4 0 0 0,-13-3-9 0 0,-1 1-1 0 0,0-1 1 0 0,1 1-1 0 0,-1 0 1 0 0,0 0 0 0 0,0 1-1 0 0,0-1 1 0 0,0 1-1 0 0,0-1 1 0 0,0 1-1 0 0,-1 0 1 0 0,1 0 0 0 0,-1 0-1 0 0,0 0 1 0 0,0 1-1 0 0,0-1 1 0 0,-1 1 0 0 0,1-1-1 0 0,1 5 1 0 0,1 4-65 0 0,-1 1 0 0 0,0-1 1 0 0,0 1-1 0 0,0 14 0 0 0,-1-11-12 0 0,-1-1 0 0 0,-1 1 0 0 0,-1-1 0 0 0,0 0 0 0 0,0 1 0 0 0,-6 18 0 0 0,6-29 74 0 0,0 0 1 0 0,-1 0-1 0 0,0 0 0 0 0,0-1 1 0 0,0 1-1 0 0,-1-1 0 0 0,1 1 1 0 0,-1-1-1 0 0,0 0 0 0 0,0 0 1 0 0,-1 0-1 0 0,1-1 0 0 0,-1 1 1 0 0,1-1-1 0 0,-1 1 0 0 0,-1-1 1 0 0,1-1-1 0 0,0 1 0 0 0,-1 0 0 0 0,1-1 1 0 0,-1 0-1 0 0,-5 2 0 0 0,5-3 66 0 0,0-1-1 0 0,0 1 0 0 0,0-1 0 0 0,0 0 0 0 0,0 0 0 0 0,0 0 0 0 0,0-1 0 0 0,0 0 0 0 0,0 0 0 0 0,0 0 0 0 0,0-1 0 0 0,1 1 0 0 0,-10-5 0 0 0,5 1 105 0 0,0 0 0 0 0,0 0-1 0 0,1 0 1 0 0,0-1-1 0 0,-13-12 1 0 0,12 8-83 0 0,0-1 0 0 0,1 0 1 0 0,0 0-1 0 0,1-1 0 0 0,0 0 1 0 0,1 0-1 0 0,-9-24 0 0 0,5 6-817 0 0,2 0 1 0 0,-7-40-1 0 0,12 23-1007 0 0,5 26 413 0 0</inkml:trace>
   <inkml:trace contextRef="#ctx1" brushRef="#br0" timeOffset="21758.26">2651 1049 0 0 0,'0'0'649'0'0,"14"-7"1898"0"0,-10 11-2390 0 0,1-1 0 0 0,-1 1-1 0 0,0-1 1 0 0,1-1 0 0 0,0 1 0 0 0,0-1 0 0 0,8 3 0 0 0,3 3-57 0 0,75 34 191 0 0,-55-27-154 0 0,-1 2 1 0 0,-1 1-1 0 0,58 42 0 0 0,24 26 155 0 0,-84-67-200 0 0,0-1 0 0 0,39 14 1 0 0,-37-17-69 0 0,59 36 0 0 0,73 55 36 0 0,-117-79-9 0 0,-47-25-40 0 0,30 7 27 0 0,-29-8-34 0 0,4-1-4 0 0,-1 0 6 0 0,0 0 0 0 0,0 1 0 0 0,-1 0 0 0 0,1 0 0 0 0,0 0 0 0 0,7 3 0 0 0,-10-3-23 0 0,0-1-1 0 0,0 1 1 0 0,0 0-1 0 0,0-1 0 0 0,-1 1 1 0 0,1 0-1 0 0,0 1 1 0 0,0-1-1 0 0,-1 0 1 0 0,1 1-1 0 0,0 0 1 0 0,-1 0-1 0 0,0-1 1 0 0,4 5-1 0 0,-4-4-40 0 0,-1 0-44 0 0,1-1 1 0 0,0 1 0 0 0,-1-1 0 0 0,1 1 0 0 0,-1 0 1 0 0,1 0-1 0 0,-1 0 0 0 0,0 0 0 0 0,0 0 0 0 0,0 0 0 0 0,1 2 0 0 0,6 10-1182 0 0,-5-11 1173 0 0,4 0-1717 0 0,5-11 692 0 0</inkml:trace>
   <inkml:trace contextRef="#ctx1" brushRef="#br0" timeOffset="22281.06">3940 1469 0 0 0,'0'0'2297'0'0,"-1"33"-1736"0"0,1-27-479 0 0,0 32 76 0 0,1 1 0 0 0,10 57-1 0 0,-7-78-154 0 0,0-5-7 0 0,1-1 7 0 0,-1 0 1 0 0,-1 0-1 0 0,0 0 0 0 0,3 24 0 0 0,-6-33-1 0 0,1 1 2 0 0,-4 17 10 0 0,1-17 15 0 0,1 0 0 0 0,-1 0-1 0 0,0-1 1 0 0,-1 1 0 0 0,1-1 0 0 0,-1 1 0 0 0,1-1 0 0 0,-1 0 0 0 0,0 0 0 0 0,0 0 0 0 0,0-1-1 0 0,0 1 1 0 0,-1-1 0 0 0,1 1 0 0 0,-6 1 0 0 0,-57 28 468 0 0,-17 0-71 0 0,-68 29-1783 0 0,148-60-45 0 0</inkml:trace>
   <inkml:trace contextRef="#ctx1" brushRef="#br0" timeOffset="24052.85">2661 888 0 0 0,'0'0'804'0'0,"20"-27"2295"0"0,-15 17-3378 0 0,-3 7 745 0 0,-11 3 16 0 0,7 1-495 0 0,-46 28 34 0 0,-226 96-9 0 0,273-124 6 0 0,1 3-51 0 0,1 0 24 0 0,-1-1-1 0 0,1 1 1 0 0,0 0-1 0 0,1-1 1 0 0,-1 1 0 0 0,1-1-1 0 0,-1 0 1 0 0,4 6-1 0 0,19 25 32 0 0,1 0 0 0 0,1-2 0 0 0,43 41 0 0 0,-50-54-7 0 0,-2 1-1 0 0,17 23 1 0 0,9 12-63 0 0,-31-36-7 0 0,-10-14-220 0 0,0-2-1 0 0,0 1 1 0 0,0 0-1 0 0,0 0 1 0 0,1-1-1 0 0,0 1 0 0 0,0-1 1 0 0,3 4-1 0 0,7-2-1439 0 0</inkml:trace>
   <inkml:trace contextRef="#ctx1" brushRef="#br0" timeOffset="25252.1">3110 522 0 0 0,'7'-9'-114'0'0,"7"-7"4205"0"0,-14 16-4061 0 0,0 0-1 0 0,1 0 1 0 0,-1 0 0 0 0,0 0 0 0 0,0 0 0 0 0,0 0 0 0 0,1-1-1 0 0,-1 1 1 0 0,0 0 0 0 0,0 0 0 0 0,1 0 0 0 0,-1 0 0 0 0,0 0 0 0 0,0 0-1 0 0,0 0 1 0 0,1 0 0 0 0,-1 0 0 0 0,0 0 0 0 0,0 0 0 0 0,0 0-1 0 0,1 1 1 0 0,-1-1 0 0 0,0 0 0 0 0,0 0 0 0 0,0 0 0 0 0,1 0 0 0 0,-1 0-1 0 0,0 0 1 0 0,0 0 0 0 0,0 0 0 0 0,1 1 0 0 0,-1-1 0 0 0,0 0 0 0 0,0 0-1 0 0,0 0 1 0 0,0 0 0 0 0,0 1 0 0 0,0-1 0 0 0,1 0 0 0 0,-1 0-1 0 0,0 0 1 0 0,0 1 0 0 0,0-1 0 0 0,0 0 0 0 0,0 0 0 0 0,0 0 0 0 0,0 1-1 0 0,0-1 1 0 0,0 0 0 0 0,0 0 0 0 0,0 1 0 0 0,0-1 0 0 0,0 0-1 0 0,0 0 1 0 0,0 0 0 0 0,0 1 0 0 0,0-1 0 0 0,0 0 0 0 0,0 0 0 0 0,0 0-1 0 0,0 1 1 0 0,-1-1 0 0 0,1 0 0 0 0,0 0 0 0 0,0 0 0 0 0,0 1 0 0 0,0 20-69 0 0,-1 0 0 0 0,-1 0 0 0 0,-1 0 0 0 0,0 0 0 0 0,-2 0 1 0 0,-9 28-1 0 0,8-33-55 0 0,1-1 0 0 0,-2 0 1 0 0,0 0-1 0 0,-1 0 0 0 0,-14 20 0 0 0,16-28-24 0 0,0 0 0 0 0,0 0 0 0 0,-1 0 0 0 0,-13 9 0 0 0,18-14 58 0 0,1-1 50 0 0,-1-1 0 0 0,1 1 0 0 0,-1-1 0 0 0,1 1 0 0 0,-1-1-1 0 0,0 0 1 0 0,1 1 0 0 0,-1-1 0 0 0,1 0 0 0 0,-1 0 0 0 0,-2 0-1 0 0,-8-3 9 0 0,11 2 29 0 0,-1 0 0 0 0,0 0 1 0 0,1 0-1 0 0,-1-1 0 0 0,1 1 0 0 0,-1 0 0 0 0,1 0 0 0 0,-1-1 0 0 0,1 1 0 0 0,0-1 1 0 0,0 1-1 0 0,0-1 0 0 0,0 0 0 0 0,0 0 0 0 0,0 1 0 0 0,0-1 0 0 0,1 0 0 0 0,-1 0 1 0 0,0 0-1 0 0,1 0 0 0 0,0 0 0 0 0,-1-2 0 0 0,-3-11 40 0 0,2 12-56 0 0,0 0-1 0 0,1-1 0 0 0,-1 1 0 0 0,1-1 0 0 0,0 1 0 0 0,0-1 0 0 0,1 1 0 0 0,-1-1 0 0 0,1 0 0 0 0,0 1 0 0 0,0-1 0 0 0,0 0 0 0 0,0-4 0 0 0,1 6-66 0 0,-1 1 41 0 0,-1 1-1 0 0,1-1 1 0 0,0 1-1 0 0,0-1 1 0 0,-1 1-1 0 0,1-1 1 0 0,0 1-1 0 0,0-1 0 0 0,0 0 1 0 0,0 1-1 0 0,0-1 1 0 0,0 1-1 0 0,0-1 1 0 0,0 1-1 0 0,0-1 1 0 0,0 0-1 0 0,0 1 0 0 0,0-1 1 0 0,0 1-1 0 0,0-1 1 0 0,1 1-1 0 0,-1-1 1 0 0,0 1-1 0 0,0-1 1 0 0,0 1-1 0 0,1-1 0 0 0,-1 1 1 0 0,0-1-1 0 0,1 1 1 0 0,-1-1-1 0 0,1 1 1 0 0,-1 0-1 0 0,0-1 0 0 0,1 1 1 0 0,-1 0-1 0 0,1-1 1 0 0,-1 1-1 0 0,1 0 1 0 0,-1-1-1 0 0,1 1 1 0 0,-1 0-1 0 0,1 0 0 0 0,-1 0 1 0 0,1 0-1 0 0,0-1 1 0 0,10 2-123 0 0,-1 1-1 0 0,0 0 1 0 0,0 0 0 0 0,0 1 0 0 0,0 0 0 0 0,-1 1 0 0 0,1 0-1 0 0,-1 0 1 0 0,0 1 0 0 0,0 0 0 0 0,11 9 0 0 0,17 8-784 0 0,-31-20 189 0 0,13 2-57 0 0</inkml:trace>
-  <inkml:trace contextRef="#ctx1" brushRef="#br0" timeOffset="25476.11">3324 634 0 0 0,'0'0'1335'0'0,"8"15"-629"0"0,-7 5-705 0 0,0 0 1 0 0,-2 0 0 0 0,0 0-1 0 0,-1 0 1 0 0,-1 0-1 0 0,0-1 1 0 0,-14 39 0 0 0,16-56-413 0 0,-9 2-597 0 0,7-3 699 0 0</inkml:trace>
+  <inkml:trace contextRef="#ctx1" brushRef="#br0" timeOffset="25476.1">3324 634 0 0 0,'0'0'1335'0'0,"8"15"-629"0"0,-7 5-705 0 0,0 0 1 0 0,-2 0 0 0 0,0 0-1 0 0,-1 0 1 0 0,-1 0-1 0 0,0-1 1 0 0,-14 39 0 0 0,16-56-413 0 0,-9 2-597 0 0,7-3 699 0 0</inkml:trace>
   <inkml:trace contextRef="#ctx1" brushRef="#br0" timeOffset="25617.02">3355 486 0 0 0,'12'17'548'0'0,"-8"-3"-400"0"0,2 3-248 0 0,-2-3 22 0 0,-4 2 12 0 0,-2-3 16 0 0,1 2-96 0 0,1 1 58 0 0</inkml:trace>
   <inkml:trace contextRef="#ctx1" brushRef="#br0" timeOffset="26056.6">3670 593 0 0 0,'0'0'2072'0'0,"-3"1"-1873"0"0,-3 1-140 0 0,0 1 0 0 0,1 0 0 0 0,-1 0 0 0 0,1 0 0 0 0,0 1 0 0 0,0 0 0 0 0,0 0 0 0 0,0 0-1 0 0,1 0 1 0 0,-7 10 0 0 0,-40 55 141 0 0,40-50-219 0 0,-17 39 1 0 0,20-38-131 0 0,7-18 65 0 0,1-1 8 0 0,1 0 66 0 0,0 0 1 0 0,0 1 0 0 0,0-1-1 0 0,0 0 1 0 0,0 0-1 0 0,0 0 1 0 0,0 0-1 0 0,1 0 1 0 0,-1 0-1 0 0,0-1 1 0 0,0 1-1 0 0,1 0 1 0 0,-1-1-1 0 0,0 1 1 0 0,1-1-1 0 0,-1 1 1 0 0,1-1-1 0 0,-1 1 1 0 0,1-1 0 0 0,-1 0-1 0 0,1 0 1 0 0,-1 0-1 0 0,3 0 1 0 0,40-7 92 0 0,-24 3-17 0 0,-16 4-49 0 0,0 0 0 0 0,-2 0-17 0 0,0 0 1 0 0,1 0-1 0 0,-1 0 1 0 0,0 1-1 0 0,0-1 0 0 0,0 0 1 0 0,0 1-1 0 0,1 0 1 0 0,-1-1-1 0 0,0 1 0 0 0,0 0 1 0 0,0 0-1 0 0,-1 0 1 0 0,1 1-1 0 0,0-1 0 0 0,0 0 1 0 0,0 1-1 0 0,-1-1 1 0 0,1 1-1 0 0,-1-1 0 0 0,1 1 1 0 0,-1 0-1 0 0,0 0 1 0 0,0 0-1 0 0,0 0 0 0 0,0-1 1 0 0,0 1-1 0 0,0 1 1 0 0,1 2-1 0 0,-1-1 0 0 0,1 0 0 0 0,-1 0 1 0 0,0 0-1 0 0,0 1 0 0 0,-1-1 0 0 0,1 0 0 0 0,-1 0 1 0 0,0 0-1 0 0,0 0 0 0 0,-1 1 0 0 0,1-1 0 0 0,-1 0 0 0 0,0 0 1 0 0,0 0-1 0 0,0 0 0 0 0,0 0 0 0 0,-1 0 0 0 0,0 0 0 0 0,0-1 1 0 0,0 1-1 0 0,0 0 0 0 0,0-1 0 0 0,-1 0 0 0 0,0 1 1 0 0,1-1-1 0 0,-1 0 0 0 0,0 0 0 0 0,-1-1 0 0 0,-4 5 0 0 0,0-2-71 0 0,0-1 0 0 0,-1 1 0 0 0,1-1-1 0 0,-1-1 1 0 0,0 1 0 0 0,0-2 0 0 0,0 1-1 0 0,0-1 1 0 0,-1 0 0 0 0,1-1 0 0 0,-15 0-1 0 0,23-1 17 0 0,0-1-1 0 0,0 0 0 0 0,0 1 1 0 0,0-1-1 0 0,0 0 0 0 0,0 0 1 0 0,1 1-1 0 0,-1-1 0 0 0,0 0 1 0 0,1 0-1 0 0,-1 0 0 0 0,0 0 1 0 0,1 0-1 0 0,-1 0 0 0 0,1 0 0 0 0,-1 0 1 0 0,1 0-1 0 0,0-1 0 0 0,-1 1 1 0 0,1 0-1 0 0,0 0 0 0 0,0 0 1 0 0,0-2-1 0 0,-1 1-173 0 0</inkml:trace>
   <inkml:trace contextRef="#ctx1" brushRef="#br0" timeOffset="26276.77">3918 716 0 0 0,'0'0'69'0'0,"0"0"0"0"0,0 0 0 0 0,0 0 0 0 0,0 0 0 0 0,0 0 0 0 0,1 1 0 0 0,-1-1 0 0 0,0 0 0 0 0,0 0 0 0 0,0 0 0 0 0,0 0 0 0 0,0 0 0 0 0,0 0 0 0 0,0 0 0 0 0,1 0 0 0 0,-1 0 0 0 0,0 1 0 0 0,0-1 0 0 0,0 0 0 0 0,0 0 0 0 0,0 0 0 0 0,1 0-1 0 0,-1 0 1 0 0,0 0 0 0 0,0 0 0 0 0,0 0 0 0 0,0 0 0 0 0,0 0 0 0 0,1 0 0 0 0,-1 0 0 0 0,0 0 0 0 0,0 0 0 0 0,0 0 0 0 0,0 0 0 0 0,0 0 0 0 0,1 0 0 0 0,-1 0 0 0 0,0 0 0 0 0,0 0 0 0 0,0-1 0 0 0,0 1 0 0 0,0 0 0 0 0,1 0 0 0 0,-1 0 0 0 0,0 0 0 0 0,0 0 0 0 0,0 0 0 0 0,0 0 0 0 0,0 0 0 0 0,0-1 0 0 0,0 1 0 0 0,0 0 0 0 0,0 0 0 0 0,1 0 0 0 0,-1 0 0 0 0,0 0 0 0 0,0-1 0 0 0,0 1 0 0 0,0 0 0 0 0,0 0 0 0 0,0 0 0 0 0,0 0 0 0 0,0 0 0 0 0,0-1 0 0 0,0 1 0 0 0,0 0 0 0 0,0 0 0 0 0,4 20 733 0 0,-1 26-1147 0 0,-3-22-50 0 0,-1 0 0 0 0,-1 1 0 0 0,-2-1 0 0 0,-7 30 0 0 0,10-52 276 0 0,1 0 0 0 0,-1-1 0 0 0,0 1 0 0 0,0-1 0 0 0,1 1 0 0 0,-1-1 0 0 0,0 1 0 0 0,0-1 0 0 0,0 1 0 0 0,-1-1 0 0 0,1 0 0 0 0,-2 2 0 0 0,-6 4-1181 0 0</inkml:trace>
@@ -9537,7 +9695,7 @@
   <inkml:trace contextRef="#ctx1" brushRef="#br0" timeOffset="26885.52">4202 752 0 0 0,'0'-1'157'0'0,"0"1"0"0"0,0-1 0 0 0,0 0 0 0 0,0 0 1 0 0,0 0-1 0 0,-1 0 0 0 0,1 1 0 0 0,0-1 0 0 0,0 0 0 0 0,-1 0 0 0 0,1 0 0 0 0,0 1 1 0 0,-1-1-1 0 0,1 0 0 0 0,-1 1 0 0 0,1-1 0 0 0,-1 0 0 0 0,1 1 0 0 0,-1-1 0 0 0,1 0 0 0 0,-1 1 1 0 0,0-1-1 0 0,1 1 0 0 0,-1-1 0 0 0,0 1 0 0 0,0 0 0 0 0,1-1 0 0 0,-2 0 0 0 0,0 2-120 0 0,0 0-1 0 0,0 0 0 0 0,0-1 0 0 0,0 1 1 0 0,0 0-1 0 0,0 0 0 0 0,0 1 0 0 0,1-1 1 0 0,-1 0-1 0 0,0 1 0 0 0,-2 2 0 0 0,-5 5-101 0 0,1 1-1 0 0,0-1 0 0 0,0 2 0 0 0,1-1 1 0 0,1 1-1 0 0,0 0 0 0 0,0 0 0 0 0,1 0 0 0 0,0 1 1 0 0,1 0-1 0 0,-3 13 0 0 0,7-24 34 0 0,-1 0 1 0 0,1 0-1 0 0,0 1 0 0 0,-1-1 0 0 0,1 0 0 0 0,0 0 0 0 0,0 0 1 0 0,0 1-1 0 0,0-1 0 0 0,0 0 0 0 0,0 0 0 0 0,0 1 1 0 0,0-1-1 0 0,1 0 0 0 0,-1 0 0 0 0,0 0 0 0 0,1 0 1 0 0,-1 1-1 0 0,1-1 0 0 0,-1 0 0 0 0,1 0 0 0 0,0 0 0 0 0,-1 0 1 0 0,1 0-1 0 0,1 1 0 0 0,-1-1 7 0 0,1 0-1 0 0,0 0 1 0 0,-1-1-1 0 0,1 1 1 0 0,0 0-1 0 0,-1-1 1 0 0,1 1-1 0 0,0-1 1 0 0,0 0-1 0 0,0 1 1 0 0,0-1-1 0 0,-1 0 1 0 0,1 0-1 0 0,3-1 1 0 0,3 1 0 0 0,0-2 0 0 0,0 1 1 0 0,0-1-1 0 0,0 0 1 0 0,-1-1-1 0 0,9-4 0 0 0,-9 3 54 0 0,-1-1 0 0 0,1 0 0 0 0,-1 0 0 0 0,-1-1 0 0 0,1 0 0 0 0,-1 0 0 0 0,0 0 0 0 0,0-1 0 0 0,-1 0 0 0 0,1 1-1 0 0,-2-2 1 0 0,1 1 0 0 0,-1 0 0 0 0,4-14 0 0 0,-6 18 35 0 0,-3 20 50 0 0,-1 0 1 0 0,-7 23-1 0 0,2-15-573 0 0,2 0-1 0 0,2 0 1 0 0,-4 31 0 0 0,8-53-269 0 0</inkml:trace>
   <inkml:trace contextRef="#ctx1" brushRef="#br0" timeOffset="27366.31">4369 906 0 0 0,'0'0'3441'0'0,"-1"0"-3374"0"0,1 0 0 0 0,0 0 0 0 0,-1-1 0 0 0,1 1-1 0 0,0 0 1 0 0,-1-1 0 0 0,1 1 0 0 0,0 0 0 0 0,0-1 0 0 0,0 1 0 0 0,-1 0 0 0 0,1-1 0 0 0,0 1 0 0 0,0-1 0 0 0,0 1 0 0 0,0 0 0 0 0,-1-1 0 0 0,1 1 0 0 0,0-1-1 0 0,0 1 1 0 0,0 0 0 0 0,0-1 0 0 0,0 1 0 0 0,0-1 0 0 0,34-33-21 0 0,-27 28-97 0 0,-1 1 1 0 0,2 0-1 0 0,-1 0 0 0 0,0 1 0 0 0,1 0 1 0 0,0 0-1 0 0,0 1 0 0 0,0 0 0 0 0,14-3 0 0 0,-13 4-40 0 0,-1 0-1 0 0,1 1 0 0 0,16 0 0 0 0,-22 1 44 0 0,-2 1 43 0 0,-1-1-1 0 0,1 0 1 0 0,0 1-1 0 0,0-1 1 0 0,-1 0-1 0 0,1 1 1 0 0,0-1-1 0 0,-1 1 0 0 0,1-1 1 0 0,-1 1-1 0 0,1 0 1 0 0,-1-1-1 0 0,1 1 1 0 0,-1-1-1 0 0,1 1 1 0 0,-1 0-1 0 0,1-1 0 0 0,-1 1 1 0 0,0 0-1 0 0,1 0 1 0 0,-1-1-1 0 0,0 1 1 0 0,0 0-1 0 0,0 0 1 0 0,1 0-1 0 0,-1-1 0 0 0,0 3 1 0 0,6 21-84 0 0,-6-17 63 0 0,1 1 0 0 0,-1-1 1 0 0,-1 0-1 0 0,1 1 0 0 0,-1-1 1 0 0,-1 0-1 0 0,1 1 0 0 0,-1-1 1 0 0,-5 12-1 0 0,-28 55-148 0 0,34-73 168 0 0,1-1 39 0 0,0 0-1 0 0,0 0 0 0 0,0 0 0 0 0,0 0 0 0 0,0 0 0 0 0,0 0 1 0 0,0 0-1 0 0,0 0 0 0 0,0 0 0 0 0,0 0 0 0 0,-1 0 0 0 0,1 0 0 0 0,0 0 1 0 0,0 0-1 0 0,0 0 0 0 0,0 0 0 0 0,0 0 0 0 0,0 0 0 0 0,0 0 0 0 0,0 0 1 0 0,0 0-1 0 0,0 0 0 0 0,0 0 0 0 0,0 0 0 0 0,-1 0 0 0 0,1 0 1 0 0,0 0-1 0 0,0 0 0 0 0,0 0 0 0 0,0 0 0 0 0,4-16 333 0 0,10-22-149 0 0,-10 31-212 0 0,0 0-1 0 0,0 1 0 0 0,1-1 1 0 0,0 1-1 0 0,1 0 0 0 0,-1 0 0 0 0,1 0 1 0 0,9-6-1 0 0,-11 9-41 0 0,1 1 1 0 0,-1-1-1 0 0,0 1 1 0 0,1 0-1 0 0,0 0 1 0 0,-1 1-1 0 0,1-1 1 0 0,0 1-1 0 0,0 0 1 0 0,0 0-1 0 0,0 1 1 0 0,0 0-1 0 0,0-1 1 0 0,6 2-1 0 0,-8 1-26 0 0,1-1 0 0 0,0 1 0 0 0,-1 0 0 0 0,0 1 0 0 0,1-1 0 0 0,-1 1 0 0 0,0-1 0 0 0,0 1 0 0 0,0 0 0 0 0,-1 0 0 0 0,1 0 0 0 0,3 6 0 0 0,-2-1-92 0 0,0 0 1 0 0,0 0-1 0 0,0 0 0 0 0,-1 0 0 0 0,-1 1 0 0 0,4 13 1 0 0,-5-13-211 0 0,2 0-1 0 0,-1 0 1 0 0,2 0 0 0 0,4 10 0 0 0,-7-17-156 0 0</inkml:trace>
   <inkml:trace contextRef="#ctx1" brushRef="#br0" timeOffset="27629.03">5075 899 0 0 0,'0'-1'207'0'0,"0"0"-1"0"0,1 0 1 0 0,-1 0 0 0 0,0 0 0 0 0,0 0-1 0 0,0 0 1 0 0,0 0 0 0 0,0 0-1 0 0,0 0 1 0 0,0 0 0 0 0,-1 0 0 0 0,1 0-1 0 0,0 0 1 0 0,0 0 0 0 0,-2-2-1 0 0,2 3-173 0 0,0-1-1 0 0,0 1 0 0 0,-1 0 1 0 0,1-1-1 0 0,0 1 0 0 0,-1 0 1 0 0,1 0-1 0 0,0-1 0 0 0,-1 1 1 0 0,1 0-1 0 0,-1 0 1 0 0,1 0-1 0 0,0 0 0 0 0,-1-1 1 0 0,1 1-1 0 0,-1 0 0 0 0,1 0 1 0 0,0 0-1 0 0,-1 0 0 0 0,1 0 1 0 0,-1 0-1 0 0,1 0 0 0 0,-1 0 1 0 0,1 0-1 0 0,0 0 0 0 0,-1 1 1 0 0,1-1-1 0 0,-1 0 0 0 0,1 0 1 0 0,0 0-1 0 0,-1 0 0 0 0,1 1 1 0 0,-1-1-1 0 0,-1 1 79 0 0,-35 19 155 0 0,21-8-244 0 0,-1 1 0 0 0,2 1-1 0 0,0 0 1 0 0,-21 26 0 0 0,28-30-128 0 0,0 0 0 0 0,1 1 0 0 0,1-1 0 0 0,0 1 0 0 0,0 1 0 0 0,1-1 0 0 0,0 1 0 0 0,-4 18 0 0 0,9-29 58 0 0,-1 1 0 0 0,1-1 0 0 0,0 1 0 0 0,0-1 0 0 0,-1 1 0 0 0,1-1 0 0 0,0 1 0 0 0,0-1 0 0 0,1 1-1 0 0,-1-1 1 0 0,0 1 0 0 0,0-1 0 0 0,1 1 0 0 0,-1-1 0 0 0,1 0 0 0 0,-1 1 0 0 0,1-1 0 0 0,0 1 0 0 0,-1-1 0 0 0,1 0 0 0 0,0 0 0 0 0,0 1 0 0 0,0-1 0 0 0,0 0 0 0 0,0 0 0 0 0,0 0 0 0 0,0 0 0 0 0,2 1 0 0 0,0-1-73 0 0,0 1 1 0 0,0-1 0 0 0,0 0-1 0 0,0 0 1 0 0,0-1-1 0 0,0 1 1 0 0,0 0-1 0 0,0-1 1 0 0,0 0-1 0 0,3 0 1 0 0,13-2-775 0 0</inkml:trace>
-  <inkml:trace contextRef="#ctx1" brushRef="#br0" timeOffset="28141.63">5137 998 0 0 0,'0'0'2892'0'0,"3"0"-2884"0"0,2 0-24 0 0,0 0 1 0 0,-1 0-1 0 0,1 1 0 0 0,-1 0 0 0 0,1 0 0 0 0,-1 0 0 0 0,9 3 0 0 0,-6-2-48 0 0,0 1 0 0 0,0-1 0 0 0,1-1 1 0 0,-1 0-1 0 0,1 0 0 0 0,7 0 0 0 0,-2-1-18 0 0,-1 0 1 0 0,1-1-1 0 0,17-3 0 0 0,-27 3 83 0 0,1 0 0 0 0,-1 0 0 0 0,0 0 0 0 0,0 0 0 0 0,0-1 0 0 0,0 1-1 0 0,0-1 1 0 0,0 1 0 0 0,-1-1 0 0 0,1 0 0 0 0,0 0 0 0 0,-1-1 0 0 0,1 1-1 0 0,-1 0 1 0 0,0-1 0 0 0,0 1 0 0 0,0-1 0 0 0,2-3 0 0 0,-3 4 38 0 0,0-1 99 0 0,0 0 0 0 0,0 0 0 0 0,0 0 0 0 0,-1 0 0 0 0,1 0 1 0 0,-1 0-1 0 0,0-1 0 0 0,0 1 0 0 0,0 0 0 0 0,0 0 0 0 0,-2-6 0 0 0,1 8-104 0 0,0-1 0 0 0,0 0-1 0 0,0 1 1 0 0,0 0-1 0 0,0-1 1 0 0,-1 1-1 0 0,1 0 1 0 0,0-1 0 0 0,-1 1-1 0 0,1 0 1 0 0,-1 0-1 0 0,0 0 1 0 0,1 0-1 0 0,-1 1 1 0 0,0-1 0 0 0,1 0-1 0 0,-1 1 1 0 0,0-1-1 0 0,0 1 1 0 0,0-1-1 0 0,1 1 1 0 0,-1 0 0 0 0,-3 0-1 0 0,-48 2-37 0 0,40-1 62 0 0,2 1-62 0 0,1-1 0 0 0,0 2 0 0 0,-1-1 0 0 0,1 2 0 0 0,0-1 0 0 0,0 1-1 0 0,0 1 1 0 0,1 0 0 0 0,0 0 0 0 0,0 1 0 0 0,0 0 0 0 0,0 0 0 0 0,1 1-1 0 0,0 0 1 0 0,1 1 0 0 0,0 0 0 0 0,0 0 0 0 0,0 0 0 0 0,1 1-1 0 0,0 0 1 0 0,-4 10 0 0 0,9-17-5 0 0,0 0 1 0 0,0 0-1 0 0,0 1 0 0 0,0-1 1 0 0,1 0-1 0 0,0 0 0 0 0,-1 1 1 0 0,1-1-1 0 0,0 0 0 0 0,0 0 0 0 0,0 1 1 0 0,0-1-1 0 0,0 0 0 0 0,1 0 1 0 0,-1 1-1 0 0,1-1 0 0 0,-1 0 0 0 0,1 0 1 0 0,0 0-1 0 0,0 0 0 0 0,0 0 1 0 0,0 0-1 0 0,0 0 0 0 0,1 0 1 0 0,-1 0-1 0 0,0 0 0 0 0,1 0 0 0 0,-1-1 1 0 0,3 2-1 0 0,2 3-37 0 0,1-1-1 0 0,-1 0 0 0 0,1 0 1 0 0,0-1-1 0 0,1 1 1 0 0,11 3-1 0 0,-7-2-260 0 0,1-1 0 0 0,0-1 0 0 0,1 0-1 0 0,-1 0 1 0 0,1-2 0 0 0,-1 1-1 0 0,16-1 1 0 0,-10-2-803 0 0</inkml:trace>
+  <inkml:trace contextRef="#ctx1" brushRef="#br0" timeOffset="28141.62">5137 998 0 0 0,'0'0'2892'0'0,"3"0"-2884"0"0,2 0-24 0 0,0 0 1 0 0,-1 0-1 0 0,1 1 0 0 0,-1 0 0 0 0,1 0 0 0 0,-1 0 0 0 0,9 3 0 0 0,-6-2-48 0 0,0 1 0 0 0,0-1 0 0 0,1-1 1 0 0,-1 0-1 0 0,1 0 0 0 0,7 0 0 0 0,-2-1-18 0 0,-1 0 1 0 0,1-1-1 0 0,17-3 0 0 0,-27 3 83 0 0,1 0 0 0 0,-1 0 0 0 0,0 0 0 0 0,0 0 0 0 0,0-1 0 0 0,0 1-1 0 0,0-1 1 0 0,0 1 0 0 0,-1-1 0 0 0,1 0 0 0 0,0 0 0 0 0,-1-1 0 0 0,1 1-1 0 0,-1 0 1 0 0,0-1 0 0 0,0 1 0 0 0,0-1 0 0 0,2-3 0 0 0,-3 4 38 0 0,0-1 99 0 0,0 0 0 0 0,0 0 0 0 0,0 0 0 0 0,-1 0 0 0 0,1 0 1 0 0,-1 0-1 0 0,0-1 0 0 0,0 1 0 0 0,0 0 0 0 0,0 0 0 0 0,-2-6 0 0 0,1 8-104 0 0,0-1 0 0 0,0 0-1 0 0,0 1 1 0 0,0 0-1 0 0,0-1 1 0 0,-1 1-1 0 0,1 0 1 0 0,0-1 0 0 0,-1 1-1 0 0,1 0 1 0 0,-1 0-1 0 0,0 0 1 0 0,1 0-1 0 0,-1 1 1 0 0,0-1 0 0 0,1 0-1 0 0,-1 1 1 0 0,0-1-1 0 0,0 1 1 0 0,0-1-1 0 0,1 1 1 0 0,-1 0 0 0 0,-3 0-1 0 0,-48 2-37 0 0,40-1 62 0 0,2 1-62 0 0,1-1 0 0 0,0 2 0 0 0,-1-1 0 0 0,1 2 0 0 0,0-1 0 0 0,0 1-1 0 0,0 1 1 0 0,1 0 0 0 0,0 0 0 0 0,0 1 0 0 0,0 0 0 0 0,0 0 0 0 0,1 1-1 0 0,0 0 1 0 0,1 1 0 0 0,0 0 0 0 0,0 0 0 0 0,0 0 0 0 0,1 1-1 0 0,0 0 1 0 0,-4 10 0 0 0,9-17-5 0 0,0 0 1 0 0,0 0-1 0 0,0 1 0 0 0,0-1 1 0 0,1 0-1 0 0,0 0 0 0 0,-1 1 1 0 0,1-1-1 0 0,0 0 0 0 0,0 0 0 0 0,0 1 1 0 0,0-1-1 0 0,0 0 0 0 0,1 0 1 0 0,-1 1-1 0 0,1-1 0 0 0,-1 0 0 0 0,1 0 1 0 0,0 0-1 0 0,0 0 0 0 0,0 0 1 0 0,0 0-1 0 0,0 0 0 0 0,1 0 1 0 0,-1 0-1 0 0,0 0 0 0 0,1 0 0 0 0,-1-1 1 0 0,3 2-1 0 0,2 3-37 0 0,1-1-1 0 0,-1 0 0 0 0,1 0 1 0 0,0-1-1 0 0,1 1 1 0 0,11 3-1 0 0,-7-2-260 0 0,1-1 0 0 0,0-1 0 0 0,1 0-1 0 0,-1 0 1 0 0,1-2 0 0 0,-1 1-1 0 0,16-1 1 0 0,-10-2-803 0 0</inkml:trace>
   <inkml:trace contextRef="#ctx1" brushRef="#br0" timeOffset="28240.3">5400 1203 0 0 0,'0'0'1248'0'0,"15"-5"-1800"0"0</inkml:trace>
 </inkml:ink>
 </file>
@@ -9679,9 +9837,9 @@
     </inkml:brush>
   </inkml:definitions>
   <inkml:trace contextRef="#ctx0" brushRef="#br0">1619 360 0 0 0,'0'0'980'0'0,"3"-8"4222"0"0,-9 23-5166 0 0,1 1-1 0 0,0 0 1 0 0,-2 16 0 0 0,-8 26 48 0 0,0-14-157 0 0,-40 81-1 0 0,40-100-1435 0 0,8-23-609 0 0,5-14 958 0 0,5-3 11 0 0</inkml:trace>
-  <inkml:trace contextRef="#ctx0" brushRef="#br0" timeOffset="322.42">1618 312 0 0 0,'9'-9'963'0'0,"-7"7"-444"0"0,-2 2-403 0 0,0-1 0 0 0,0 1 0 0 0,1-1 0 0 0,-1 1 1 0 0,0 0-1 0 0,0-1 0 0 0,1 1 0 0 0,-1-1 0 0 0,0 1 1 0 0,1 0-1 0 0,-1-1 0 0 0,0 1 0 0 0,1 0 0 0 0,-1-1 1 0 0,1 1-1 0 0,-1 0 0 0 0,0 0 0 0 0,1-1 0 0 0,-1 1 1 0 0,1 0-1 0 0,-1 0 0 0 0,1-1 0 0 0,4 7-115 0 0,-2 0 0 0 0,1 1 0 0 0,-1-1 0 0 0,0 1-1 0 0,0-1 1 0 0,3 13 0 0 0,11 48-74 0 0,-16-65 70 0 0,1 8 4 0 0,0 1-64 0 0,1-1 0 0 0,0 1 0 0 0,5 11 0 0 0,-7-20 27 0 0,-1-2 42 0 0,0 1-1 0 0,1-1 1 0 0,-1 0-1 0 0,0 1 1 0 0,1-1 0 0 0,-1 1-1 0 0,1-1 1 0 0,-1 0-1 0 0,0 1 1 0 0,1-1-1 0 0,-1 0 1 0 0,1 1-1 0 0,-1-1 1 0 0,1 0 0 0 0,-1 0-1 0 0,1 1 1 0 0,-1-1-1 0 0,1 0 1 0 0,-1 0-1 0 0,1 0 1 0 0,-1 0 0 0 0,2 0-1 0 0,14-12 175 0 0,0 0 0 0 0,-1-1 0 0 0,-1-1 0 0 0,0 0 0 0 0,13-19-1 0 0,-11 15-191 0 0,0 0-1 0 0,1 0 0 0 0,23-17 0 0 0,-35 33-218 0 0,-1-1-1 0 0,1 1 0 0 0,0 0 1 0 0,0 0-1 0 0,0 0 0 0 0,0 1 1 0 0,1 0-1 0 0,-1 0 0 0 0,0 0 1 0 0,1 0-1 0 0,-1 1 0 0 0,0 0 1 0 0,9 1-1 0 0,-2-1-160 0 0,-5 1-144 0 0,11 6 80 0 0</inkml:trace>
-  <inkml:trace contextRef="#ctx0" brushRef="#br0" timeOffset="698.84">2094 483 0 0 0,'0'0'3592'0'0,"13"-22"-2415"0"0,-5 11-1082 0 0,0 1 1 0 0,1-1-1 0 0,0 1 0 0 0,0 1 0 0 0,16-13 0 0 0,-23 19-87 0 0,24-12 30 0 0,0 3-45 0 0,-22 12 4 0 0,-2-1-6 0 0,19 5-67 0 0,-18 0 60 0 0,1 0 1 0 0,0 1 0 0 0,-1-1-1 0 0,0 1 1 0 0,0 0-1 0 0,0 0 1 0 0,-1 0-1 0 0,0 1 1 0 0,0-1 0 0 0,0 0-1 0 0,-1 1 1 0 0,1-1-1 0 0,-1 1 1 0 0,-1 0 0 0 0,1-1-1 0 0,-1 1 1 0 0,0 0-1 0 0,0 0 1 0 0,-1-1-1 0 0,1 1 1 0 0,-1 0 0 0 0,0-1-1 0 0,-4 9 1 0 0,3-7 1 0 0,0 0 1 0 0,-1-1 0 0 0,0 1-1 0 0,0-1 1 0 0,-1 0 0 0 0,0 1-1 0 0,0-2 1 0 0,0 1-1 0 0,-1 0 1 0 0,0-1 0 0 0,0 0-1 0 0,0 0 1 0 0,0 0 0 0 0,-1-1-1 0 0,0 0 1 0 0,0 0 0 0 0,0 0-1 0 0,-11 4 1 0 0,14-8 12 0 0,-1 1-1 0 0,0-1 1 0 0,0 1 0 0 0,0-1 0 0 0,0 0-1 0 0,-6-1 1 0 0,1 0 18 0 0,7 1-10 0 0,-1-1 0 0 0,1 1 0 0 0,0-1 0 0 0,0 0 0 0 0,0 0 0 0 0,-1 0 0 0 0,1 0 0 0 0,0 0 0 0 0,0 0 0 0 0,0-1 0 0 0,1 1 0 0 0,-1-1 0 0 0,0 0 0 0 0,0 1 0 0 0,1-1 0 0 0,-3-3 0 0 0,0 0 13 0 0,0-1 0 0 0,0 1 0 0 0,1-1 0 0 0,-5-11 0 0 0,5 8-213 0 0,0 0 0 0 0,1-1-1 0 0,0 1 1 0 0,1-1 0 0 0,0 0-1 0 0,0 1 1 0 0,1-1-1 0 0,0 0 1 0 0,1 0 0 0 0,0 1-1 0 0,1-1 1 0 0,0 1 0 0 0,0-1-1 0 0,1 1 1 0 0,5-14-1 0 0,2 7-1280 0 0</inkml:trace>
-  <inkml:trace contextRef="#ctx0" brushRef="#br0" timeOffset="1123.69">2361 356 0 0 0,'0'0'1713'0'0,"20"-19"469"0"0,-16 15-2083 0 0,0-1-1 0 0,0 1 0 0 0,1 1 1 0 0,0-1-1 0 0,-1 1 1 0 0,1-1-1 0 0,1 1 0 0 0,-1 1 1 0 0,0-1-1 0 0,1 1 1 0 0,-1 0-1 0 0,1 0 0 0 0,10-2 1 0 0,-13 4-80 0 0,0 0-3 0 0,12 1-3 0 0,-12-1-2 0 0,15 8 1 0 0,-14-5-18 0 0,0 0-1 0 0,0 1 1 0 0,0-1 0 0 0,-1 1-1 0 0,1 0 1 0 0,-1-1 0 0 0,0 2-1 0 0,0-1 1 0 0,-1 0 0 0 0,1 1-1 0 0,-1-1 1 0 0,3 9 0 0 0,-1-4-21 0 0,-2 1 0 0 0,0 0 1 0 0,0 0-1 0 0,-1 0 0 0 0,1 20 1 0 0,-4-1-163 0 0,-1 0 1 0 0,-1 0-1 0 0,-11 42 1 0 0,13-65 62 0 0,0 1 0 0 0,-1-1 1 0 0,1-1-1 0 0,-1 1 0 0 0,0 0 1 0 0,-1-1-1 0 0,-6 9 0 0 0,8-12 22 0 0,-4-3 33 0 0,6 1 84 0 0,-1 0 0 0 0,0 0 0 0 0,1 0 0 0 0,-1 0 0 0 0,0 0 0 0 0,0 0 0 0 0,1 0 0 0 0,-1 0-1 0 0,0 0 1 0 0,1-1 0 0 0,-1 1 0 0 0,0 0 0 0 0,1 0 0 0 0,-1-1 0 0 0,0 1 0 0 0,1 0 0 0 0,-1-1 0 0 0,1 1 0 0 0,-1-1 0 0 0,0 0 0 0 0,-4-7 113 0 0,1-1 1 0 0,1 0-1 0 0,-1 0 1 0 0,2 0-1 0 0,-1 0 1 0 0,1 0-1 0 0,1 0 1 0 0,-1-1-1 0 0,2 1 1 0 0,-1-1-1 0 0,1 1 1 0 0,1-1-1 0 0,0 1 1 0 0,0 0-1 0 0,4-15 1 0 0,-3 13-105 0 0,1-1 1 0 0,1 1-1 0 0,0 0 1 0 0,0 0 0 0 0,1 0-1 0 0,0 1 1 0 0,1 0-1 0 0,0-1 1 0 0,1 2-1 0 0,0-1 1 0 0,1 1 0 0 0,13-13-1 0 0,-14 18-261 0 0,0 0 1 0 0,0 1-1 0 0,1-1 0 0 0,-1 2 1 0 0,1-1-1 0 0,0 1 0 0 0,0 0 1 0 0,0 0-1 0 0,0 1 0 0 0,0 0 0 0 0,0 1 1 0 0,15 0-1 0 0,7-1-906 0 0,-12 0-37 0 0</inkml:trace>
+  <inkml:trace contextRef="#ctx0" brushRef="#br0" timeOffset="322.41">1618 312 0 0 0,'9'-9'963'0'0,"-7"7"-444"0"0,-2 2-403 0 0,0-1 0 0 0,0 1 0 0 0,1-1 0 0 0,-1 1 1 0 0,0 0-1 0 0,0-1 0 0 0,1 1 0 0 0,-1-1 0 0 0,0 1 1 0 0,1 0-1 0 0,-1-1 0 0 0,0 1 0 0 0,1 0 0 0 0,-1-1 1 0 0,1 1-1 0 0,-1 0 0 0 0,0 0 0 0 0,1-1 0 0 0,-1 1 1 0 0,1 0-1 0 0,-1 0 0 0 0,1-1 0 0 0,4 7-115 0 0,-2 0 0 0 0,1 1 0 0 0,-1-1 0 0 0,0 1-1 0 0,0-1 1 0 0,3 13 0 0 0,11 48-74 0 0,-16-65 70 0 0,1 8 4 0 0,0 1-64 0 0,1-1 0 0 0,0 1 0 0 0,5 11 0 0 0,-7-20 27 0 0,-1-2 42 0 0,0 1-1 0 0,1-1 1 0 0,-1 0-1 0 0,0 1 1 0 0,1-1 0 0 0,-1 1-1 0 0,1-1 1 0 0,-1 0-1 0 0,0 1 1 0 0,1-1-1 0 0,-1 0 1 0 0,1 1-1 0 0,-1-1 1 0 0,1 0 0 0 0,-1 0-1 0 0,1 1 1 0 0,-1-1-1 0 0,1 0 1 0 0,-1 0-1 0 0,1 0 1 0 0,-1 0 0 0 0,2 0-1 0 0,14-12 175 0 0,0 0 0 0 0,-1-1 0 0 0,-1-1 0 0 0,0 0 0 0 0,13-19-1 0 0,-11 15-191 0 0,0 0-1 0 0,1 0 0 0 0,23-17 0 0 0,-35 33-218 0 0,-1-1-1 0 0,1 1 0 0 0,0 0 1 0 0,0 0-1 0 0,0 0 0 0 0,0 1 1 0 0,1 0-1 0 0,-1 0 0 0 0,0 0 1 0 0,1 0-1 0 0,-1 1 0 0 0,0 0 1 0 0,9 1-1 0 0,-2-1-160 0 0,-5 1-144 0 0,11 6 80 0 0</inkml:trace>
+  <inkml:trace contextRef="#ctx0" brushRef="#br0" timeOffset="698.83">2094 483 0 0 0,'0'0'3592'0'0,"13"-22"-2415"0"0,-5 11-1082 0 0,0 1 1 0 0,1-1-1 0 0,0 1 0 0 0,0 1 0 0 0,16-13 0 0 0,-23 19-87 0 0,24-12 30 0 0,0 3-45 0 0,-22 12 4 0 0,-2-1-6 0 0,19 5-67 0 0,-18 0 60 0 0,1 0 1 0 0,0 1 0 0 0,-1-1-1 0 0,0 1 1 0 0,0 0-1 0 0,0 0 1 0 0,-1 0-1 0 0,0 1 1 0 0,0-1 0 0 0,0 0-1 0 0,-1 1 1 0 0,1-1-1 0 0,-1 1 1 0 0,-1 0 0 0 0,1-1-1 0 0,-1 1 1 0 0,0 0-1 0 0,0 0 1 0 0,-1-1-1 0 0,1 1 1 0 0,-1 0 0 0 0,0-1-1 0 0,-4 9 1 0 0,3-7 1 0 0,0 0 1 0 0,-1-1 0 0 0,0 1-1 0 0,0-1 1 0 0,-1 0 0 0 0,0 1-1 0 0,0-2 1 0 0,0 1-1 0 0,-1 0 1 0 0,0-1 0 0 0,0 0-1 0 0,0 0 1 0 0,0 0 0 0 0,-1-1-1 0 0,0 0 1 0 0,0 0 0 0 0,0 0-1 0 0,-11 4 1 0 0,14-8 12 0 0,-1 1-1 0 0,0-1 1 0 0,0 1 0 0 0,0-1 0 0 0,0 0-1 0 0,-6-1 1 0 0,1 0 18 0 0,7 1-10 0 0,-1-1 0 0 0,1 1 0 0 0,0-1 0 0 0,0 0 0 0 0,0 0 0 0 0,-1 0 0 0 0,1 0 0 0 0,0 0 0 0 0,0 0 0 0 0,0-1 0 0 0,1 1 0 0 0,-1-1 0 0 0,0 0 0 0 0,0 1 0 0 0,1-1 0 0 0,-3-3 0 0 0,0 0 13 0 0,0-1 0 0 0,0 1 0 0 0,1-1 0 0 0,-5-11 0 0 0,5 8-213 0 0,0 0 0 0 0,1-1-1 0 0,0 1 1 0 0,1-1 0 0 0,0 0-1 0 0,0 1 1 0 0,1-1-1 0 0,0 0 1 0 0,1 0 0 0 0,0 1-1 0 0,1-1 1 0 0,0 1 0 0 0,0-1-1 0 0,1 1 1 0 0,5-14-1 0 0,2 7-1280 0 0</inkml:trace>
+  <inkml:trace contextRef="#ctx0" brushRef="#br0" timeOffset="1123.68">2361 356 0 0 0,'0'0'1713'0'0,"20"-19"469"0"0,-16 15-2083 0 0,0-1-1 0 0,0 1 0 0 0,1 1 1 0 0,0-1-1 0 0,-1 1 1 0 0,1-1-1 0 0,1 1 0 0 0,-1 1 1 0 0,0-1-1 0 0,1 1 1 0 0,-1 0-1 0 0,1 0 0 0 0,10-2 1 0 0,-13 4-80 0 0,0 0-3 0 0,12 1-3 0 0,-12-1-2 0 0,15 8 1 0 0,-14-5-18 0 0,0 0-1 0 0,0 1 1 0 0,0-1 0 0 0,-1 1-1 0 0,1 0 1 0 0,-1-1 0 0 0,0 2-1 0 0,0-1 1 0 0,-1 0 0 0 0,1 1-1 0 0,-1-1 1 0 0,3 9 0 0 0,-1-4-21 0 0,-2 1 0 0 0,0 0 1 0 0,0 0-1 0 0,-1 0 0 0 0,1 20 1 0 0,-4-1-163 0 0,-1 0 1 0 0,-1 0-1 0 0,-11 42 1 0 0,13-65 62 0 0,0 1 0 0 0,-1-1 1 0 0,1-1-1 0 0,-1 1 0 0 0,0 0 1 0 0,-1-1-1 0 0,-6 9 0 0 0,8-12 22 0 0,-4-3 33 0 0,6 1 84 0 0,-1 0 0 0 0,0 0 0 0 0,1 0 0 0 0,-1 0 0 0 0,0 0 0 0 0,0 0 0 0 0,1 0 0 0 0,-1 0-1 0 0,0 0 1 0 0,1-1 0 0 0,-1 1 0 0 0,0 0 0 0 0,1 0 0 0 0,-1-1 0 0 0,0 1 0 0 0,1 0 0 0 0,-1-1 0 0 0,1 1 0 0 0,-1-1 0 0 0,0 0 0 0 0,-4-7 113 0 0,1-1 1 0 0,1 0-1 0 0,-1 0 1 0 0,2 0-1 0 0,-1 0 1 0 0,1 0-1 0 0,1 0 1 0 0,-1-1-1 0 0,2 1 1 0 0,-1-1-1 0 0,1 1 1 0 0,1-1-1 0 0,0 1 1 0 0,0 0-1 0 0,4-15 1 0 0,-3 13-105 0 0,1-1 1 0 0,1 1-1 0 0,0 0 1 0 0,0 0 0 0 0,1 0-1 0 0,0 1 1 0 0,1 0-1 0 0,0-1 1 0 0,1 2-1 0 0,0-1 1 0 0,1 1 0 0 0,13-13-1 0 0,-14 18-261 0 0,0 0 1 0 0,0 1-1 0 0,1-1 0 0 0,-1 2 1 0 0,1-1-1 0 0,0 1 0 0 0,0 0 1 0 0,0 0-1 0 0,0 1 0 0 0,0 0 0 0 0,0 1 1 0 0,15 0-1 0 0,7-1-906 0 0,-12 0-37 0 0</inkml:trace>
   <inkml:trace contextRef="#ctx0" brushRef="#br0" timeOffset="1798.07">2754 414 0 0 0,'0'0'2187'0'0,"-12"-8"-874"0"0,15 3-1159 0 0,0 0 0 0 0,0 0 0 0 0,1 1 0 0 0,-1 0 1 0 0,1 0-1 0 0,0 0 0 0 0,0 0 0 0 0,0 0 0 0 0,1 1 0 0 0,0-1 1 0 0,8-3-1 0 0,-6 2-145 0 0,1 2-1 0 0,0-1 1 0 0,-1 1 0 0 0,1 0 0 0 0,1 1 0 0 0,-1 0 0 0 0,9-1 0 0 0,-15 2 16 0 0,21 4-140 0 0,-21-1 88 0 0,0 0-1 0 0,0 1 0 0 0,0-1 0 0 0,0 0 0 0 0,0 1 1 0 0,0-1-1 0 0,-1 1 0 0 0,0-1 0 0 0,1 1 0 0 0,-1 0 0 0 0,0 0 1 0 0,0 0-1 0 0,0-1 0 0 0,-1 1 0 0 0,1 4 0 0 0,0 1-7 0 0,0 1 0 0 0,-1-1 0 0 0,0 0 0 0 0,-1 1-1 0 0,-2 11 1 0 0,-1-1 14 0 0,-1 0 0 0 0,-1 0-1 0 0,0-1 1 0 0,-13 23 0 0 0,-19 16-204 0 0,37-56 645 0 0,1-6-359 0 0,1 0 0 0 0,0-1 0 0 0,0 1 0 0 0,1 0 0 0 0,-1 0 0 0 0,1 0 0 0 0,0 0 1 0 0,0 0-1 0 0,5-7 0 0 0,32-44-137 0 0,-21 32-58 0 0,6-10-239 0 0,54-61 0 0 0,-77 94 367 0 0,-1 0 0 0 0,1 1-1 0 0,-1-1 1 0 0,1 1 0 0 0,-1-1-1 0 0,1 1 1 0 0,-1-1 0 0 0,1 1 0 0 0,-1 0-1 0 0,1-1 1 0 0,0 1 0 0 0,-1 0-1 0 0,1-1 1 0 0,0 1 0 0 0,-1 0 0 0 0,1 0-1 0 0,0 0 1 0 0,-1 0 0 0 0,1-1-1 0 0,0 1 1 0 0,-1 0 0 0 0,1 0 0 0 0,0 0-1 0 0,0 0 1 0 0,-1 1 0 0 0,1-1-1 0 0,0 0 1 0 0,1 0 0 0 0,-1 1-2 0 0,0 0 1 0 0,0 0-1 0 0,0 0 1 0 0,0 0-1 0 0,0 0 1 0 0,0 1-1 0 0,0-1 1 0 0,0 0-1 0 0,-1 0 1 0 0,1 1-1 0 0,0-1 1 0 0,-1 0-1 0 0,1 2 1 0 0,11 50-74 0 0,-11-47 72 0 0,1 14-115 0 0,-1 37 0 0 0,-1-39-7 0 0,0-15 80 0 0,0 7 648 0 0,6-32-380 0 0,1 1-1 0 0,0-1 0 0 0,2 1 0 0 0,21-38 1 0 0,-26 52-226 0 0,1 0 1 0 0,-1 1 0 0 0,1 0-1 0 0,1 0 1 0 0,-1 0 0 0 0,1 0-1 0 0,0 1 1 0 0,0 0-1 0 0,0 0 1 0 0,1 1 0 0 0,0 0-1 0 0,0 0 1 0 0,0 1 0 0 0,0-1-1 0 0,1 1 1 0 0,-1 1 0 0 0,1 0-1 0 0,12-2 1 0 0,-18 3-13 0 0,0 1 0 0 0,1 0 0 0 0,-1 0 0 0 0,0 0 0 0 0,0 0 0 0 0,1 0 0 0 0,-1 1 0 0 0,0-1 0 0 0,1 1 0 0 0,-1-1 0 0 0,0 1 1 0 0,0 0-1 0 0,0 0 0 0 0,0 0 0 0 0,0 0 0 0 0,0 0 0 0 0,0 0 0 0 0,0 1 0 0 0,0-1 0 0 0,0 1 0 0 0,-1-1 0 0 0,1 1 0 0 0,0 0 0 0 0,-1-1 0 0 0,0 1 0 0 0,1 0 0 0 0,1 3 0 0 0,-1 1-28 0 0,1 0 0 0 0,-1-1 0 0 0,1 1-1 0 0,-2 0 1 0 0,1 0 0 0 0,-1 0-1 0 0,0 0 1 0 0,0 0 0 0 0,0 1-1 0 0,-1-1 1 0 0,0 0 0 0 0,0 0-1 0 0,-2 7 1 0 0,1-1-311 0 0,-2 0 0 0 0,1 0 0 0 0,-1 0-1 0 0,-1 0 1 0 0,-8 17 0 0 0,7-17-1008 0 0</inkml:trace>
   <inkml:trace contextRef="#ctx0" brushRef="#br0" timeOffset="2236.47">3533 307 0 0 0,'0'0'190'0'0,"1"-1"0"0"0,-1 1 1 0 0,1-1-1 0 0,-1 1 0 0 0,1-1 0 0 0,-1 0 1 0 0,0 1-1 0 0,1-1 0 0 0,-1 1 0 0 0,1-1 0 0 0,-1 0 1 0 0,0 1-1 0 0,0-1 0 0 0,1 0 0 0 0,-1 1 1 0 0,0-1-1 0 0,0 0 0 0 0,0 1 0 0 0,0-1 0 0 0,0 0 1 0 0,0 0-1 0 0,0 0 0 0 0,-13 2 785 0 0,-23 16-1063 0 0,26-9 74 0 0,0 1-1 0 0,1-1 0 0 0,-1 2 1 0 0,2-1-1 0 0,-1 1 1 0 0,1 1-1 0 0,-9 15 0 0 0,-5 5-137 0 0,17-25 16 0 0,0 1 1 0 0,1-1-1 0 0,-1 1 1 0 0,1 0 0 0 0,1 0-1 0 0,0 1 1 0 0,0-1-1 0 0,-4 14 1 0 0,7-18-27 0 0,0-3 141 0 0,0 1 0 0 0,0-1 0 0 0,0 0 0 0 0,0 1 0 0 0,1-1 0 0 0,-1 1 0 0 0,0-1 0 0 0,0 0 0 0 0,1 1 0 0 0,-1-1 0 0 0,0 0 0 0 0,1 1-1 0 0,-1-1 1 0 0,0 0 0 0 0,1 1 0 0 0,-1-1 0 0 0,0 0 0 0 0,1 0 0 0 0,-1 1 0 0 0,0-1 0 0 0,1 0 0 0 0,-1 0 0 0 0,1 0 0 0 0,-1 0 0 0 0,1 0 0 0 0,-1 1 0 0 0,1-1 0 0 0,6-1 5 0 0,1 0 0 0 0,-1 0 1 0 0,0-1-1 0 0,0 0 0 0 0,0 0 1 0 0,0-1-1 0 0,0 0 0 0 0,0 0 1 0 0,-1 0-1 0 0,0-1 0 0 0,1 0 1 0 0,-1 0-1 0 0,-1-1 0 0 0,10-8 1 0 0,0-2 57 0 0,-1 0 0 0 0,0-1 1 0 0,-1 0-1 0 0,12-22 1 0 0,-18 28-42 0 0,1 0 5 0 0,-6 8 35 0 0,3-5 57 0 0,-37 117-115 0 0,14-42-24 0 0,15-38-1898 0 0</inkml:trace>
   <inkml:trace contextRef="#ctx0" brushRef="#br0" timeOffset="2464.96">3747 224 0 0 0,'0'-1'119'0'0,"0"1"0"0"0,1 0-1 0 0,-1-1 1 0 0,0 1 0 0 0,1 0 0 0 0,-1 0 0 0 0,0-1 0 0 0,1 1-1 0 0,-1 0 1 0 0,0 0 0 0 0,1-1 0 0 0,-1 1 0 0 0,1 0-1 0 0,-1 0 1 0 0,1 0 0 0 0,-1 0 0 0 0,1 0 0 0 0,-1 0-1 0 0,0 0 1 0 0,1 0 0 0 0,-1 0 0 0 0,2 0 0 0 0,-1 24 72 0 0,-1 1 0 0 0,-2-1 0 0 0,0 1 0 0 0,-1-1 0 0 0,-10 36 0 0 0,-5 39-532 0 0,23-64-2246 0 0</inkml:trace>
@@ -9696,17 +9854,17 @@
   <inkml:trace contextRef="#ctx0" brushRef="#br0" timeOffset="7968.04">3153 726 0 0 0,'0'0'4322'0'0,"-6"-8"-2849"0"0,3 66-1425 0 0,-2-1-1 0 0,-3 0 1 0 0,-25 92 0 0 0,29-133 94 0 0,0 0 1 0 0,1-1 0 0 0,-1 26-1 0 0,5-40-118 0 0,-1-1 0 0 0,1 1-1 0 0,-1 0 1 0 0,1-1 0 0 0,-1 1-1 0 0,1-1 1 0 0,0 1 0 0 0,-1-1-1 0 0,1 1 1 0 0,0-1-1 0 0,-1 1 1 0 0,1-1 0 0 0,0 1-1 0 0,-1-1 1 0 0,1 0 0 0 0,0 0-1 0 0,0 1 1 0 0,0-1 0 0 0,-1 0-1 0 0,1 0 1 0 0,0 0 0 0 0,0 0-1 0 0,0 0 1 0 0,-1 0 0 0 0,1 0-1 0 0,1 0 1 0 0,6 1-29 0 0,16 4 109 0 0,0-2 0 0 0,47 1 0 0 0,355 15-181 0 0,-104-1-199 0 0,-112-6 181 0 0,141 0 4 0 0,-186-12 144 0 0,56-2 176 0 0,-132-2 1 0 0,-88 4-221 0 0,11 0 13 0 0,-1 1 1 0 0,0 0 0 0 0,19 4-1 0 0,-27-4-22 0 0,12 4-80 0 0,-2 18 82 0 0,-1 0-1 0 0,0 1 1 0 0,-2 1 0 0 0,12 44-1 0 0,-15-46 4 0 0,2 23-22 0 0,-7 48 8 0 0,0-20 46 0 0,12 87 1 0 0,-14-156-33 0 0,0-4-6 0 0,0 0 1 0 0,0 0 0 0 0,0 0 0 0 0,1 0-1 0 0,-1 1 1 0 0,0-1 0 0 0,0 0 0 0 0,1 0-1 0 0,-1 0 1 0 0,1 0 0 0 0,-1 0-1 0 0,1 0 1 0 0,-1 0 0 0 0,1 0 0 0 0,0-1-1 0 0,0 1 1 0 0,-1 0 0 0 0,1 0-1 0 0,0 0 1 0 0,0-1 0 0 0,0 1 0 0 0,0 0-1 0 0,0-1 1 0 0,0 1 0 0 0,0-1 0 0 0,0 1-1 0 0,0-1 1 0 0,0 1 0 0 0,0-1-1 0 0,0 0 1 0 0,2 1 0 0 0,-1 0-3 0 0,-1-3 0 0 0,1-4-229 0 0,1 0 0 0 0,-2 1 0 0 0,1-1-1 0 0,-1 0 1 0 0,0 0 0 0 0,0-1 0 0 0,0 1-1 0 0,-1 0 1 0 0,0 0 0 0 0,-1 0 0 0 0,1 0 0 0 0,-1 0-1 0 0,0 0 1 0 0,-1 0 0 0 0,1 0 0 0 0,-1 0-1 0 0,0 0 1 0 0,-1 0 0 0 0,1 1 0 0 0,-1-1 0 0 0,0 1-1 0 0,-1 0 1 0 0,1 0 0 0 0,-6-6 0 0 0,-6-6-1183 0 0</inkml:trace>
   <inkml:trace contextRef="#ctx0" brushRef="#br0" timeOffset="9622.56">1592 1159 0 0 0,'0'0'2718'0'0,"1"-13"-3"0"0,0 12-2640 0 0,1-1 1 0 0,-1 0-1 0 0,0 1 0 0 0,1 0 1 0 0,-1-1-1 0 0,1 1 0 0 0,0 0 1 0 0,-1 0-1 0 0,1 0 0 0 0,0 0 1 0 0,0 0-1 0 0,-1 0 0 0 0,1 1 1 0 0,4-2-1 0 0,-4 2-41 0 0,17-2 13 0 0,-8 0-40 0 0,-5 2-6 0 0,26 4 2 0 0,-28-4-4 0 0,0 1 1 0 0,0 0 0 0 0,-1 0-1 0 0,1 0 1 0 0,0 0 0 0 0,7 5-1 0 0,-11-6 1 0 0,0 0 0 0 0,1 0 0 0 0,-1 0 1 0 0,0 0-1 0 0,0 1 0 0 0,1-1 0 0 0,-1 0 0 0 0,0 0 0 0 0,0 0 0 0 0,1 0 0 0 0,-1 0 0 0 0,0 0 0 0 0,1 0 1 0 0,-1 0-1 0 0,0 0 0 0 0,0 0 0 0 0,1 0 0 0 0,-1 0 0 0 0,0 0 0 0 0,1 0 0 0 0,-1 0 0 0 0,0 0 0 0 0,0 0 0 0 0,1 0 1 0 0,-1 0-1 0 0,0 0 0 0 0,1 0 0 0 0,-1-1 0 0 0,0 1 0 0 0,0 0 0 0 0,0 0 0 0 0,1 0 0 0 0,-1 0 0 0 0,0-1 1 0 0,1 1-1 0 0,9-4-2 0 0,119 28-68 0 0,140 2 414 0 0,-130-23-167 0 0,21-7-100 0 0,-112 1-75 0 0,12 2-4 0 0,116-3-46 0 0,-42-1 50 0 0,8 6-258 0 0,-120 2 255 0 0,-17-2 33 0 0,-1-1-6 0 0,89 13-42 0 0,-90-12 7 0 0,36 2 19 0 0,-36-3-5 0 0,21 1 4 0 0,-10-2-2 0 0,-11 1 8 0 0,13 3-5196 0 0</inkml:trace>
   <inkml:trace contextRef="#ctx0" brushRef="#br0" timeOffset="10632.1">1566 1182 0 0 0,'3'0'362'0'0,"-1"0"-169"0"0,1-1-1 0 0,-1 1 1 0 0,1-1-1 0 0,-1 1 1 0 0,0-1-1 0 0,1 0 1 0 0,-1 0-1 0 0,0 0 1 0 0,0 0-1 0 0,1-1 1 0 0,-1 1-1 0 0,0 0 1 0 0,0-1-1 0 0,-1 0 1 0 0,1 1-1 0 0,0-1 1 0 0,3-5 2031 0 0,-8 61-2140 0 0,-50 382 973 0 0,40-365-910 0 0,13-69-104 0 0,0 6-1009 0 0,0-17-34 0 0,-2-34-1891 0 0,1 28 884 0 0</inkml:trace>
-  <inkml:trace contextRef="#ctx0" brushRef="#br0" timeOffset="33886.77">117 2081 0 0 0,'-2'1'448'0'0,"1"1"-1"0"0,-1-1 1 0 0,0 1-1 0 0,0-1 1 0 0,1 1-1 0 0,-1 0 1 0 0,1 0-1 0 0,-2 3 1 0 0,3 28-371 0 0,0-1-1 0 0,-2 0 1 0 0,-2 1 0 0 0,-1-1 0 0 0,-1-1 0 0 0,-1 1 0 0 0,-2-1-1 0 0,-15 35 1 0 0,22-61-356 0 0,-1 1 0 0 0,0 0-1 0 0,1-1 1 0 0,-2 1 0 0 0,1-1-1 0 0,-8 9 1 0 0,10-14 213 0 0,0 0 0 0 0,1 0 0 0 0,-1 0 0 0 0,0 0 1 0 0,0 0-1 0 0,1 0 0 0 0,-1 0 0 0 0,0-1 0 0 0,1 1 0 0 0,-1 0 0 0 0,0 0 0 0 0,1-1 0 0 0,-1 1 0 0 0,1 0 0 0 0,-1-1 1 0 0,0 1-1 0 0,1-1 0 0 0,-1 1 0 0 0,1-1 0 0 0,-1 1 0 0 0,1-1 0 0 0,-1 1 0 0 0,1-1 0 0 0,-1 0 0 0 0,1-18-724 0 0</inkml:trace>
+  <inkml:trace contextRef="#ctx0" brushRef="#br0" timeOffset="33886.76">117 2081 0 0 0,'-2'1'448'0'0,"1"1"-1"0"0,-1-1 1 0 0,0 1-1 0 0,0-1 1 0 0,1 1-1 0 0,-1 0 1 0 0,1 0-1 0 0,-2 3 1 0 0,3 28-371 0 0,0-1-1 0 0,-2 0 1 0 0,-2 1 0 0 0,-1-1 0 0 0,-1-1 0 0 0,-1 1 0 0 0,-2-1-1 0 0,-15 35 1 0 0,22-61-356 0 0,-1 1 0 0 0,0 0-1 0 0,1-1 1 0 0,-2 1 0 0 0,1-1-1 0 0,-8 9 1 0 0,10-14 213 0 0,0 0 0 0 0,1 0 0 0 0,-1 0 0 0 0,0 0 1 0 0,0 0-1 0 0,1 0 0 0 0,-1 0 0 0 0,0-1 0 0 0,1 1 0 0 0,-1 0 0 0 0,0 0 0 0 0,1-1 0 0 0,-1 1 0 0 0,1 0 0 0 0,-1-1 1 0 0,0 1-1 0 0,1-1 0 0 0,-1 1 0 0 0,1-1 0 0 0,-1 1 0 0 0,1-1 0 0 0,-1 1 0 0 0,1-1 0 0 0,-1 0 0 0 0,1-18-724 0 0</inkml:trace>
   <inkml:trace contextRef="#ctx0" brushRef="#br0" timeOffset="34420.87">55 2140 0 0 0,'9'-24'4715'0'0,"8"11"-4613"0"0,2 1 0 0 0,-1 0 0 0 0,1 2 0 0 0,1 0 0 0 0,0 1 0 0 0,34-9 0 0 0,-51 17-101 0 0,0 0-1 0 0,-1 0 1 0 0,1 1-1 0 0,0-1 1 0 0,0 1-1 0 0,0 0 1 0 0,0 0-1 0 0,0 0 1 0 0,0 0-1 0 0,0 0 1 0 0,0 1-1 0 0,0 0 1 0 0,0-1-1 0 0,0 1 1 0 0,0 0-1 0 0,0 0 1 0 0,2 2-1 0 0,-2-1-3 0 0,1 1 0 0 0,-1 0-1 0 0,0 0 1 0 0,0 0-1 0 0,-1 0 1 0 0,1 0 0 0 0,-1 1-1 0 0,1-1 1 0 0,-1 1-1 0 0,0 0 1 0 0,-1-1 0 0 0,1 1-1 0 0,0 0 1 0 0,1 7-1 0 0,10 57-7 0 0,-11-44 4 0 0,-2 0-1 0 0,0 0 1 0 0,-7 43-1 0 0,7-65 12 0 0,-2 6 83 0 0,6-28-49 0 0,0 3-30 0 0,1-1-1 0 0,9-24 1 0 0,-11 36-13 0 0,0 1 1 0 0,0-1-1 0 0,0 1 1 0 0,1-1-1 0 0,-1 1 0 0 0,1 0 1 0 0,0 1-1 0 0,1-1 1 0 0,-1 1-1 0 0,1-1 0 0 0,8-4 1 0 0,-12 8 9 0 0,1-1-17 0 0,1 1 1 0 0,-1-1-1 0 0,1 0 0 0 0,0 1 0 0 0,0-1 0 0 0,0 1 0 0 0,0 0 0 0 0,0 0 0 0 0,0 0 1 0 0,0 0-1 0 0,0 1 0 0 0,0-1 0 0 0,7 1 0 0 0,-6 3 8 0 0,1 0 0 0 0,-1 0-1 0 0,0 1 1 0 0,0 0 0 0 0,0-1-1 0 0,0 1 1 0 0,-1 1 0 0 0,0-1-1 0 0,1 1 1 0 0,-2-1 0 0 0,1 1 0 0 0,0 0-1 0 0,-1 0 1 0 0,0 0 0 0 0,0 0-1 0 0,-1 0 1 0 0,3 11 0 0 0,0 3 2 0 0,-1-1 0 0 0,-1 1 1 0 0,-1 0-1 0 0,0 20 0 0 0,-13 85-999 0 0,9-91-1206 0 0,2-31 545 0 0</inkml:trace>
-  <inkml:trace contextRef="#ctx0" brushRef="#br0" timeOffset="34606.72">649 2179 0 0 0,'3'1'1320'0'0,"-1"1"-1226"0"0,0 0-1 0 0,0-1 0 0 0,0 1 1 0 0,0 0-1 0 0,0 0 1 0 0,0 1-1 0 0,-1-1 1 0 0,1 0-1 0 0,-1 0 1 0 0,1 1-1 0 0,-1-1 1 0 0,0 1-1 0 0,0-1 1 0 0,0 1-1 0 0,0 0 0 0 0,-1-1 1 0 0,1 1-1 0 0,0 3 1 0 0,4 61 395 0 0,-4-44-330 0 0,0-7-203 0 0,0 0-1 0 0,-2 0 0 0 0,0 0 1 0 0,-1 0-1 0 0,0-1 0 0 0,-1 1 0 0 0,-10 26 1 0 0,11-38-1310 0 0,-6 5-353 0 0</inkml:trace>
+  <inkml:trace contextRef="#ctx0" brushRef="#br0" timeOffset="34606.71">649 2179 0 0 0,'3'1'1320'0'0,"-1"1"-1226"0"0,0 0-1 0 0,0-1 0 0 0,0 1 1 0 0,0 0-1 0 0,0 0 1 0 0,0 1-1 0 0,-1-1 1 0 0,1 0-1 0 0,-1 0 1 0 0,1 1-1 0 0,-1-1 1 0 0,0 1-1 0 0,0-1 1 0 0,0 1-1 0 0,0 0 0 0 0,-1-1 1 0 0,1 1-1 0 0,0 3 1 0 0,4 61 395 0 0,-4-44-330 0 0,0-7-203 0 0,0 0-1 0 0,-2 0 0 0 0,0 0 1 0 0,-1 0-1 0 0,0-1 0 0 0,-1 1 0 0 0,-10 26 1 0 0,11-38-1310 0 0,-6 5-353 0 0</inkml:trace>
   <inkml:trace contextRef="#ctx0" brushRef="#br0" timeOffset="34773.05">624 1906 0 0 0,'7'-8'2128'0'0,"10"7"-1740"0"0,-4 16-354 0 0,-7-2-12 0 0,-4 0 0 0 0,0-2-1136 0 0,1 4-40 0 0</inkml:trace>
   <inkml:trace contextRef="#ctx0" brushRef="#br0" timeOffset="35283.81">769 2203 0 0 0,'0'0'3497'0'0,"11"-10"-2920"0"0,0 2-522 0 0,0 1 0 0 0,1 0-1 0 0,1 1 1 0 0,-1 0-1 0 0,1 0 1 0 0,0 2-1 0 0,0 0 1 0 0,24-5-1 0 0,-30 8-51 0 0,-5 0-5 0 0,-1 1 1 0 0,1 0 0 0 0,-1-1-1 0 0,1 1 1 0 0,-1 0-1 0 0,1 0 1 0 0,0 0-1 0 0,-1 0 1 0 0,1 0 0 0 0,-1 0-1 0 0,1 1 1 0 0,0-1-1 0 0,-1 1 1 0 0,1-1 0 0 0,-1 1-1 0 0,1-1 1 0 0,-1 1-1 0 0,1 0 1 0 0,-1-1 0 0 0,0 1-1 0 0,1 0 1 0 0,-1 0-1 0 0,2 2 1 0 0,0 0-6 0 0,-2-2 4 0 0,0 1 1 0 0,1 0-1 0 0,-1 0 0 0 0,0 0 0 0 0,0 0 0 0 0,0 1 1 0 0,0-1-1 0 0,0 0 0 0 0,-1 0 0 0 0,1 1 0 0 0,0-1 1 0 0,-1 0-1 0 0,0 1 0 0 0,0 2 0 0 0,1 33-22 0 0,-2-16 7 0 0,-2 0-1 0 0,-1 0 1 0 0,-1 0-1 0 0,-1 0 1 0 0,0-1 0 0 0,-17 35-1 0 0,22-53-1 0 0,-2 1-10 0 0,3-4 31 0 0,0 0 0 0 0,0 0 0 0 0,0 0 0 0 0,0 0 1 0 0,0 0-1 0 0,0 0 0 0 0,0 0 0 0 0,-1 0 0 0 0,1 0 0 0 0,0-1 1 0 0,0 1-1 0 0,0 0 0 0 0,0 0 0 0 0,0 0 0 0 0,0 0 1 0 0,0 0-1 0 0,0 0 0 0 0,0 0 0 0 0,0 0 0 0 0,0 0 1 0 0,0 0-1 0 0,0 0 0 0 0,0 0 0 0 0,0 0 0 0 0,0 0 0 0 0,-1 0 1 0 0,1 0-1 0 0,0 0 0 0 0,0 0 0 0 0,0 0 0 0 0,0 0 1 0 0,0 0-1 0 0,0 0 0 0 0,0 0 0 0 0,0 0 0 0 0,0 0 0 0 0,0 0 1 0 0,0 0-1 0 0,-1 0 0 0 0,1 0 0 0 0,0 0 0 0 0,0 0 1 0 0,0 0-1 0 0,0 0 0 0 0,0 0 0 0 0,0 0 0 0 0,0 0 1 0 0,0 0-1 0 0,0 0 0 0 0,0 0 0 0 0,0 0 0 0 0,0 0 0 0 0,0 0 1 0 0,-1 0-1 0 0,1 0 0 0 0,0 0 0 0 0,0 1 0 0 0,0-1 1 0 0,0 0-1 0 0,0 0 0 0 0,0 0 0 0 0,1-15 18 0 0,0 0-1 0 0,1 0 1 0 0,1 0 0 0 0,0 1-1 0 0,1-1 1 0 0,6-14 0 0 0,4-5-12 0 0,25-43-1 0 0,-31 66-13 0 0,0 0 0 0 0,0 0 0 0 0,1 1 0 0 0,0 0 0 0 0,21-16 0 0 0,1-2 8 0 0,-29 27-5 0 0,1-1-1 0 0,-1 1 1 0 0,1 0 0 0 0,-1 0 0 0 0,1 0 0 0 0,-1 1 0 0 0,1-1-1 0 0,0 1 1 0 0,-1-1 0 0 0,1 1 0 0 0,0 0 0 0 0,0 0 0 0 0,-1 0 0 0 0,1 0-1 0 0,0 1 1 0 0,-1-1 0 0 0,4 2 0 0 0,-5-2 7 0 0,0 0-6 0 0,0 1 0 0 0,0-1 0 0 0,0 0-1 0 0,0 1 1 0 0,1-1 0 0 0,-1 1 0 0 0,0 0 0 0 0,0-1 0 0 0,-1 1 0 0 0,1 0 0 0 0,0 0 0 0 0,0 0 0 0 0,0-1 0 0 0,0 1-1 0 0,-1 0 1 0 0,1 0 0 0 0,0 0 0 0 0,-1 0 0 0 0,1 0 0 0 0,-1 0 0 0 0,1 1 0 0 0,-1-1 0 0 0,1 1 0 0 0,6 27-27 0 0,-7-26 25 0 0,2 12-1 0 0,-1 0 0 0 0,-1 0 0 0 0,0 0 0 0 0,-1 0 0 0 0,-4 25 0 0 0,-24 71-116 0 0,5-25-622 0 0,23-81 559 0 0,0-3 57 0 0,1 0 0 0 0,-1 0 0 0 0,1 0 0 0 0,0 0 0 0 0,0 0-1 0 0,-1 0 1 0 0,1 1 0 0 0,0-1 0 0 0,1 0 0 0 0,-1 0 0 0 0,1 3-1 0 0,2 8-1196 0 0</inkml:trace>
-  <inkml:trace contextRef="#ctx0" brushRef="#br0" timeOffset="36052.02">1437 2211 0 0 0,'0'0'2708'0'0,"12"-14"-2115"0"0,19-5-506 0 0,0 2 0 0 0,2 1 0 0 0,0 2 0 0 0,51-16 0 0 0,-81 29-84 0 0,0 0 1 0 0,0 1-1 0 0,0-1 1 0 0,0 1-1 0 0,0 0 0 0 0,0 0 1 0 0,0 0-1 0 0,4 0 0 0 0,-6 1-3 0 0,0-1 0 0 0,0 0-1 0 0,0 0 1 0 0,0 0-1 0 0,0 1 1 0 0,0-1-1 0 0,0 0 1 0 0,0 1-1 0 0,0-1 1 0 0,-1 1-1 0 0,1-1 1 0 0,0 1 0 0 0,0 0-1 0 0,0-1 1 0 0,-1 1-1 0 0,1 0 1 0 0,0-1-1 0 0,-1 1 1 0 0,1 0-1 0 0,0 0 1 0 0,-1 0 0 0 0,1 0-1 0 0,-1-1 1 0 0,1 1-1 0 0,0 2 1 0 0,0 9-2 0 0,1 0 0 0 0,-2 0 1 0 0,0 0-1 0 0,0 0 0 0 0,-1 0 1 0 0,0 0-1 0 0,-1 0 0 0 0,-6 22 1 0 0,-3 2 2 0 0,-25 56 0 0 0,24-67 34 0 0,8-17 185 0 0,13-24-69 0 0,18-34 34 0 0,62-85 0 0 0,-56 104-136 0 0,-32 29-49 0 0,0 1-1 0 0,-1 0 1 0 0,1 0 0 0 0,0 0-1 0 0,0 0 1 0 0,0 1-1 0 0,0-1 1 0 0,0 0 0 0 0,0 0-1 0 0,0 0 1 0 0,0 1-1 0 0,0-1 1 0 0,0 0 0 0 0,0 1-1 0 0,0-1 1 0 0,0 1-1 0 0,1 0 1 0 0,-1-1 0 0 0,0 1-1 0 0,0 0 1 0 0,1 0-1 0 0,-1 0 1 0 0,0-1 0 0 0,0 1-1 0 0,1 1 1 0 0,-1-1-1 0 0,0 0 1 0 0,2 0 0 0 0,7 2-17 0 0,-9-2 14 0 0,0 1-1 0 0,0-1 1 0 0,0 1 0 0 0,0 0 0 0 0,0 0 0 0 0,0-1-1 0 0,0 1 1 0 0,0 0 0 0 0,0 0 0 0 0,0 0-1 0 0,-1 0 1 0 0,1 0 0 0 0,0 0 0 0 0,-1 0 0 0 0,1 0-1 0 0,0 0 1 0 0,-1 0 0 0 0,0 1 0 0 0,1-1 0 0 0,-1 0-1 0 0,1 2 1 0 0,7 27-6 0 0,-7-16-15 0 0,0 0-1 0 0,-1 1 0 0 0,-1-1 1 0 0,0 1-1 0 0,-1-1 1 0 0,0 0-1 0 0,-2 0 0 0 0,1 0 1 0 0,-2 0-1 0 0,1-1 1 0 0,-10 18-1 0 0,5-21-81 0 0,6-15 62 0 0,5-16 64 0 0,3 4 6 0 0,1 0 0 0 0,1 1 1 0 0,1 0-1 0 0,13-22 0 0 0,-11 22 105 0 0,0 0 0 0 0,2 1 0 0 0,15-16-1 0 0,-22 26-63 0 0,1 0 0 0 0,0 0 0 0 0,0 0 0 0 0,0 1 0 0 0,0 0 0 0 0,1 0-1 0 0,0 0 1 0 0,-1 1 0 0 0,1 0 0 0 0,10-2 0 0 0,-14 4-40 0 0,19 11-3 0 0,-19-4-50 0 0,1 0 1 0 0,-1 0-1 0 0,0 1 1 0 0,0-1-1 0 0,-1 1 1 0 0,1-1-1 0 0,-1 1 1 0 0,-1 0-1 0 0,0 0 1 0 0,1 9-1 0 0,-1 10-306 0 0,-3 40 0 0 0,0-40-1231 0 0,3 43 0 0 0,0-57 485 0 0</inkml:trace>
+  <inkml:trace contextRef="#ctx0" brushRef="#br0" timeOffset="36052.01">1437 2211 0 0 0,'0'0'2708'0'0,"12"-14"-2115"0"0,19-5-506 0 0,0 2 0 0 0,2 1 0 0 0,0 2 0 0 0,51-16 0 0 0,-81 29-84 0 0,0 0 1 0 0,0 1-1 0 0,0-1 1 0 0,0 1-1 0 0,0 0 0 0 0,0 0 1 0 0,0 0-1 0 0,4 0 0 0 0,-6 1-3 0 0,0-1 0 0 0,0 0-1 0 0,0 0 1 0 0,0 0-1 0 0,0 1 1 0 0,0-1-1 0 0,0 0 1 0 0,0 1-1 0 0,0-1 1 0 0,-1 1-1 0 0,1-1 1 0 0,0 1 0 0 0,0 0-1 0 0,0-1 1 0 0,-1 1-1 0 0,1 0 1 0 0,0-1-1 0 0,-1 1 1 0 0,1 0-1 0 0,0 0 1 0 0,-1 0 0 0 0,1 0-1 0 0,-1-1 1 0 0,1 1-1 0 0,0 2 1 0 0,0 9-2 0 0,1 0 0 0 0,-2 0 1 0 0,0 0-1 0 0,0 0 0 0 0,-1 0 1 0 0,0 0-1 0 0,-1 0 0 0 0,-6 22 1 0 0,-3 2 2 0 0,-25 56 0 0 0,24-67 34 0 0,8-17 185 0 0,13-24-69 0 0,18-34 34 0 0,62-85 0 0 0,-56 104-136 0 0,-32 29-49 0 0,0 1-1 0 0,-1 0 1 0 0,1 0 0 0 0,0 0-1 0 0,0 0 1 0 0,0 1-1 0 0,0-1 1 0 0,0 0 0 0 0,0 0-1 0 0,0 0 1 0 0,0 1-1 0 0,0-1 1 0 0,0 0 0 0 0,0 1-1 0 0,0-1 1 0 0,0 1-1 0 0,1 0 1 0 0,-1-1 0 0 0,0 1-1 0 0,0 0 1 0 0,1 0-1 0 0,-1 0 1 0 0,0-1 0 0 0,0 1-1 0 0,1 1 1 0 0,-1-1-1 0 0,0 0 1 0 0,2 0 0 0 0,7 2-17 0 0,-9-2 14 0 0,0 1-1 0 0,0-1 1 0 0,0 1 0 0 0,0 0 0 0 0,0 0 0 0 0,0-1-1 0 0,0 1 1 0 0,0 0 0 0 0,0 0 0 0 0,0 0-1 0 0,-1 0 1 0 0,1 0 0 0 0,0 0 0 0 0,-1 0 0 0 0,1 0-1 0 0,0 0 1 0 0,-1 0 0 0 0,0 1 0 0 0,1-1 0 0 0,-1 0-1 0 0,1 2 1 0 0,7 27-6 0 0,-7-16-15 0 0,0 0-1 0 0,-1 1 0 0 0,-1-1 1 0 0,0 1-1 0 0,-1-1 1 0 0,0 0-1 0 0,-2 0 0 0 0,1 0 1 0 0,-2 0-1 0 0,1-1 1 0 0,-10 18-1 0 0,5-21-81 0 0,6-15 62 0 0,5-16 64 0 0,3 4 6 0 0,1 0 0 0 0,1 1 1 0 0,1 0-1 0 0,13-22 0 0 0,-11 22 105 0 0,0 0 0 0 0,2 1 0 0 0,15-16-1 0 0,-22 26-63 0 0,1 0 0 0 0,0 0 0 0 0,0 0 0 0 0,0 1 0 0 0,0 0 0 0 0,1 0-1 0 0,0 0 1 0 0,-1 1 0 0 0,1 0 0 0 0,10-2 0 0 0,-14 4-40 0 0,19 11-3 0 0,-19-4-50 0 0,1 0 1 0 0,-1 0-1 0 0,0 1 1 0 0,0-1-1 0 0,-1 1 1 0 0,1-1-1 0 0,-1 1 1 0 0,-1 0-1 0 0,0 0 1 0 0,1 9-1 0 0,-1 10-306 0 0,-3 40 0 0 0,0-40-1231 0 0,3 43 0 0 0,0-57 485 0 0</inkml:trace>
   <inkml:trace contextRef="#ctx0" brushRef="#br0" timeOffset="36502.48">2298 2192 0 0 0,'1'-3'951'0'0,"-1"2"-854"0"0,0 0 1 0 0,1 0-1 0 0,-1-1 0 0 0,0 1 1 0 0,1 0-1 0 0,-1 0 0 0 0,0 0 1 0 0,0-1-1 0 0,0 1 0 0 0,0 0 1 0 0,0-1-1 0 0,0 1 0 0 0,-1 0 1 0 0,1-2-1 0 0,-1 3-67 0 0,0 0 0 0 0,0-1 0 0 0,0 1-1 0 0,0 0 1 0 0,0 0 0 0 0,0 0 0 0 0,0 0 0 0 0,0 0 0 0 0,0 0-1 0 0,0 1 1 0 0,0-1 0 0 0,0 0 0 0 0,0 0 0 0 0,1 1 0 0 0,-1-1-1 0 0,0 0 1 0 0,0 1 0 0 0,0-1 0 0 0,0 1 0 0 0,0-1 0 0 0,1 1-1 0 0,-1-1 1 0 0,0 1 0 0 0,1 0 0 0 0,-2 0 0 0 0,-9 8-8 0 0,0 1 0 0 0,1 0 0 0 0,0 0 0 0 0,1 1 0 0 0,0 0 0 0 0,-12 21 0 0 0,-2 0 2 0 0,-91 121-712 0 0,113-153 670 0 0,1 1 1 0 0,0-1-1 0 0,-1 0 1 0 0,1 1 0 0 0,0-1-1 0 0,-1 0 1 0 0,1 1-1 0 0,0-1 1 0 0,0 0-1 0 0,-1 1 1 0 0,1-1-1 0 0,0 1 1 0 0,0-1 0 0 0,0 1-1 0 0,-1-1 1 0 0,1 0-1 0 0,0 1 1 0 0,0-1-1 0 0,0 1 1 0 0,0-1-1 0 0,0 1 1 0 0,0-1 0 0 0,0 1-1 0 0,0-1 1 0 0,0 1-1 0 0,0-1 1 0 0,0 1-1 0 0,1-1 1 0 0,-1 0-1 0 0,0 1 1 0 0,0-1 0 0 0,0 1-1 0 0,0-1 1 0 0,1 1-1 0 0,0 0 1 0 0,17 3-287 0 0,18-8 87 0 0,-26 1 201 0 0,0-1 0 0 0,0 0-1 0 0,0 0 1 0 0,-1 0 0 0 0,1-2-1 0 0,-1 1 1 0 0,11-9 0 0 0,1-3 218 0 0,29-31-1 0 0,-28 21 243 0 0,-21 25 31 0 0,3-5 253 0 0,-14 56-784 0 0,-3 65 0 0 0,13-113-23 0 0,-1 0 0 0 0,1-1 1 0 0,0 1-1 0 0,0 0 0 0 0,0 0 1 0 0,0-1-1 0 0,0 1 0 0 0,0 0 0 0 0,1-1 1 0 0,-1 1-1 0 0,0 0 0 0 0,0 0 1 0 0,0-1-1 0 0,1 1 0 0 0,-1 0 1 0 0,0-1-1 0 0,1 1 0 0 0,-1-1 0 0 0,1 1 1 0 0,-1 0-1 0 0,0-1 0 0 0,1 1 1 0 0,-1-1-1 0 0,1 1 0 0 0,0-1 0 0 0,-1 1 1 0 0,1-1-1 0 0,1 1 0 0 0,15-2-648 0 0</inkml:trace>
-  <inkml:trace contextRef="#ctx0" brushRef="#br0" timeOffset="36662.76">2551 2303 0 0 0,'0'0'1343'0'0,"0"18"117"0"0,-9-1-1441 0 0,-1 0-1 0 0,-1-1 1 0 0,-1-1 0 0 0,0 0-1 0 0,-1-1 1 0 0,-1 0 0 0 0,0-1-1 0 0,-1 0 1 0 0,0-2-1 0 0,-20 13 1 0 0,34-24-86 0 0,0 1 0 0 0,0-1 0 0 0,1 1 0 0 0,-1-1 0 0 0,0 0 1 0 0,0 1-1 0 0,0-1 0 0 0,0 0 0 0 0,1 0 0 0 0,-1 0 0 0 0,0 0 0 0 0,0 0 0 0 0,0 0 0 0 0,0 0 0 0 0,0 0 0 0 0,-1 0 0 0 0,0-1-231 0 0,-2 2-948 0 0</inkml:trace>
+  <inkml:trace contextRef="#ctx0" brushRef="#br0" timeOffset="36662.75">2551 2303 0 0 0,'0'0'1343'0'0,"0"18"117"0"0,-9-1-1441 0 0,-1 0-1 0 0,-1-1 1 0 0,-1-1 0 0 0,0 0-1 0 0,-1-1 1 0 0,-1 0 0 0 0,0-1-1 0 0,-1 0 1 0 0,0-2-1 0 0,-20 13 1 0 0,34-24-86 0 0,0 1 0 0 0,0-1 0 0 0,1 1 0 0 0,-1-1 0 0 0,0 0 1 0 0,0 1-1 0 0,0-1 0 0 0,0 0 0 0 0,1 0 0 0 0,-1 0 0 0 0,0 0 0 0 0,0 0 0 0 0,0 0 0 0 0,0 0 0 0 0,0 0 0 0 0,-1 0 0 0 0,0-1-231 0 0,-2 2-948 0 0</inkml:trace>
   <inkml:trace contextRef="#ctx0" brushRef="#br0" timeOffset="36825.14">2381 2256 0 0 0,'0'0'1374'0'0,"14"7"-302"0"0,-7 5-626 0 0,-3 1-92 0 0,1-1-74 0 0,-2 2-52 0 0,4 2-46 0 0,-5 3-162 0 0,0-2-4 0 0,1-1-4 0 0,1 0 0 0 0,0 1-404 0 0,3-2 82 0 0,-1 0 60 0 0,2-3 52 0 0,-1-2-1028 0 0,3-4-68 0 0</inkml:trace>
-  <inkml:trace contextRef="#ctx0" brushRef="#br0" timeOffset="37189.79">2951 2242 0 0 0,'17'-20'4081'0'0,"-33"18"-3708"0"0,8 5-349 0 0,-1 1 0 0 0,0 0 0 0 0,1 0 0 0 0,0 1 0 0 0,0 0 0 0 0,0 1 0 0 0,1 0 0 0 0,0 0 0 0 0,-10 11 0 0 0,-7 9-23 0 0,-23 36 0 0 0,42-56 1 0 0,1 0-9 0 0,0 0 0 0 0,0 0 0 0 0,0 1 0 0 0,1-1 0 0 0,0 1 0 0 0,0 0 0 0 0,1 0 0 0 0,0 0 0 0 0,0 0 0 0 0,-1 8 0 0 0,3-14 3 0 0,1 0 0 0 0,-1 0 0 0 0,0 0-1 0 0,1 0 1 0 0,-1 0 0 0 0,1 0 0 0 0,-1-1-1 0 0,1 1 1 0 0,0 0 0 0 0,-1 0-1 0 0,1 0 1 0 0,0 0 0 0 0,-1-1 0 0 0,1 1-1 0 0,0 0 1 0 0,0 0 0 0 0,0-1-1 0 0,0 1 1 0 0,0-1 0 0 0,0 1 0 0 0,0-1-1 0 0,0 1 1 0 0,0-1 0 0 0,1 1-1 0 0,32 6-118 0 0,-19-6-181 0 0,-1-1 0 0 0,1 0 0 0 0,0-1 0 0 0,-1-1 0 0 0,1 0 0 0 0,-1-1 0 0 0,1 0 0 0 0,-1-2 0 0 0,26-10 0 0 0,-24 5-721 0 0</inkml:trace>
-  <inkml:trace contextRef="#ctx0" brushRef="#br0" timeOffset="37523.73">3070 2402 0 0 0,'0'0'4045'0'0,"10"-26"-3061"0"0,-1 15-870 0 0,0 1 0 0 0,0-1-1 0 0,12-8 1 0 0,-16 16-109 0 0,-1-1 1 0 0,0 1-1 0 0,1 0 0 0 0,-1 1 1 0 0,1-1-1 0 0,0 1 0 0 0,0 0 1 0 0,0 0-1 0 0,0 0 0 0 0,0 1 1 0 0,0 0-1 0 0,7-1 1 0 0,-11 2-7 0 0,1-1-1 0 0,0 1 0 0 0,1 0-1 0 0,-1 0 1 0 0,0 0-1 0 0,0 0 1 0 0,0 0-1 0 0,1 0 1 0 0,-1 1-1 0 0,0-1 1 0 0,0 1 0 0 0,0-1-1 0 0,0 1 1 0 0,1 0-1 0 0,-1 0 1 0 0,0 0-1 0 0,-1 0 1 0 0,1 0 0 0 0,0 0-1 0 0,0 1 1 0 0,0-1-1 0 0,2 3 1 0 0,-1 2-8 0 0,0 1 1 0 0,0-1 0 0 0,-1 0-1 0 0,0 1 1 0 0,0-1-1 0 0,-1 1 1 0 0,0-1-1 0 0,0 1 1 0 0,0 0 0 0 0,-1 0-1 0 0,0-1 1 0 0,0 1-1 0 0,-1 0 1 0 0,0 0-1 0 0,0-1 1 0 0,-1 1 0 0 0,-2 6-1 0 0,3-7-4 0 0,-2-1-1 0 0,1 1 1 0 0,-1-1-1 0 0,1 1 1 0 0,-1-1 0 0 0,-1 0-1 0 0,1 0 1 0 0,-1-1-1 0 0,0 1 1 0 0,0-1-1 0 0,0 1 1 0 0,-1-1 0 0 0,1-1-1 0 0,-1 1 1 0 0,0-1-1 0 0,0 1 1 0 0,-1-1-1 0 0,1-1 1 0 0,-8 4-1 0 0,10-5 8 0 0,0 0-1 0 0,0-1 0 0 0,0 1 1 0 0,0 0-1 0 0,0-1 0 0 0,0 0 0 0 0,0 0 1 0 0,0 0-1 0 0,0 0 0 0 0,0 0 0 0 0,0-1 1 0 0,1 1-1 0 0,-1-1 0 0 0,0 1 0 0 0,0-1 1 0 0,0 0-1 0 0,0-1 0 0 0,1 1 0 0 0,-1 0 1 0 0,0-1-1 0 0,1 1 0 0 0,-1-1 1 0 0,1 0-1 0 0,0 0 0 0 0,-4-3 0 0 0,4 2-56 0 0,-1 0 0 0 0,1-1 0 0 0,0 1 0 0 0,0-1 0 0 0,0 1 0 0 0,0-1 0 0 0,1 1 0 0 0,-1-1 0 0 0,1 0 0 0 0,0 0 0 0 0,0 0 0 0 0,0 0-1 0 0,1 0 1 0 0,-1 0 0 0 0,1 0 0 0 0,0 0 0 0 0,1-7 0 0 0,5-26-1685 0 0,0 19 137 0 0</inkml:trace>
+  <inkml:trace contextRef="#ctx0" brushRef="#br0" timeOffset="37189.78">2951 2242 0 0 0,'17'-20'4081'0'0,"-33"18"-3708"0"0,8 5-349 0 0,-1 1 0 0 0,0 0 0 0 0,1 0 0 0 0,0 1 0 0 0,0 0 0 0 0,0 1 0 0 0,1 0 0 0 0,0 0 0 0 0,-10 11 0 0 0,-7 9-23 0 0,-23 36 0 0 0,42-56 1 0 0,1 0-9 0 0,0 0 0 0 0,0 0 0 0 0,0 1 0 0 0,1-1 0 0 0,0 1 0 0 0,0 0 0 0 0,1 0 0 0 0,0 0 0 0 0,0 0 0 0 0,-1 8 0 0 0,3-14 3 0 0,1 0 0 0 0,-1 0 0 0 0,0 0-1 0 0,1 0 1 0 0,-1 0 0 0 0,1 0 0 0 0,-1-1-1 0 0,1 1 1 0 0,0 0 0 0 0,-1 0-1 0 0,1 0 1 0 0,0 0 0 0 0,-1-1 0 0 0,1 1-1 0 0,0 0 1 0 0,0 0 0 0 0,0-1-1 0 0,0 1 1 0 0,0-1 0 0 0,0 1 0 0 0,0-1-1 0 0,0 1 1 0 0,0-1 0 0 0,1 1-1 0 0,32 6-118 0 0,-19-6-181 0 0,-1-1 0 0 0,1 0 0 0 0,0-1 0 0 0,-1-1 0 0 0,1 0 0 0 0,-1-1 0 0 0,1 0 0 0 0,-1-2 0 0 0,26-10 0 0 0,-24 5-721 0 0</inkml:trace>
+  <inkml:trace contextRef="#ctx0" brushRef="#br0" timeOffset="37523.72">3070 2402 0 0 0,'0'0'4045'0'0,"10"-26"-3061"0"0,-1 15-870 0 0,0 1 0 0 0,0-1-1 0 0,12-8 1 0 0,-16 16-109 0 0,-1-1 1 0 0,0 1-1 0 0,1 0 0 0 0,-1 1 1 0 0,1-1-1 0 0,0 1 0 0 0,0 0 1 0 0,0 0-1 0 0,0 0 0 0 0,0 1 1 0 0,0 0-1 0 0,7-1 1 0 0,-11 2-7 0 0,1-1-1 0 0,0 1 0 0 0,1 0-1 0 0,-1 0 1 0 0,0 0-1 0 0,0 0 1 0 0,0 0-1 0 0,1 0 1 0 0,-1 1-1 0 0,0-1 1 0 0,0 1 0 0 0,0-1-1 0 0,0 1 1 0 0,1 0-1 0 0,-1 0 1 0 0,0 0-1 0 0,-1 0 1 0 0,1 0 0 0 0,0 0-1 0 0,0 1 1 0 0,0-1-1 0 0,2 3 1 0 0,-1 2-8 0 0,0 1 1 0 0,0-1 0 0 0,-1 0-1 0 0,0 1 1 0 0,0-1-1 0 0,-1 1 1 0 0,0-1-1 0 0,0 1 1 0 0,0 0 0 0 0,-1 0-1 0 0,0-1 1 0 0,0 1-1 0 0,-1 0 1 0 0,0 0-1 0 0,0-1 1 0 0,-1 1 0 0 0,-2 6-1 0 0,3-7-4 0 0,-2-1-1 0 0,1 1 1 0 0,-1-1-1 0 0,1 1 1 0 0,-1-1 0 0 0,-1 0-1 0 0,1 0 1 0 0,-1-1-1 0 0,0 1 1 0 0,0-1-1 0 0,0 1 1 0 0,-1-1 0 0 0,1-1-1 0 0,-1 1 1 0 0,0-1-1 0 0,0 1 1 0 0,-1-1-1 0 0,1-1 1 0 0,-8 4-1 0 0,10-5 8 0 0,0 0-1 0 0,0-1 0 0 0,0 1 1 0 0,0 0-1 0 0,0-1 0 0 0,0 0 0 0 0,0 0 1 0 0,0 0-1 0 0,0 0 0 0 0,0 0 0 0 0,0-1 1 0 0,1 1-1 0 0,-1-1 0 0 0,0 1 0 0 0,0-1 1 0 0,0 0-1 0 0,0-1 0 0 0,1 1 0 0 0,-1 0 1 0 0,0-1-1 0 0,1 1 0 0 0,-1-1 1 0 0,1 0-1 0 0,0 0 0 0 0,-4-3 0 0 0,4 2-56 0 0,-1 0 0 0 0,1-1 0 0 0,0 1 0 0 0,0-1 0 0 0,0 1 0 0 0,0-1 0 0 0,1 1 0 0 0,-1-1 0 0 0,1 0 0 0 0,0 0 0 0 0,0 0 0 0 0,0 0-1 0 0,1 0 1 0 0,-1 0 0 0 0,1 0 0 0 0,0 0 0 0 0,1-7 0 0 0,5-26-1685 0 0,0 19 137 0 0</inkml:trace>
   <inkml:trace contextRef="#ctx0" brushRef="#br0" timeOffset="37954.47">3329 2262 0 0 0,'11'-17'5977'0'0,"-17"33"-5919"0"0,-20 59-30 0 0,-6 23-252 0 0,31-97 190 0 0,1 0-1 0 0,-1 1 1 0 0,1-1 0 0 0,0 0-1 0 0,-1 0 1 0 0,1 0 0 0 0,0 1-1 0 0,0-1 1 0 0,0 0 0 0 0,0 0-1 0 0,0 1 1 0 0,0-1 0 0 0,0 0-1 0 0,0 0 1 0 0,1 1 0 0 0,-1-1-1 0 0,0 0 1 0 0,1 0 0 0 0,-1 0 0 0 0,1 0-1 0 0,-1 1 1 0 0,1-1 0 0 0,0 0-1 0 0,-1 0 1 0 0,1 0 0 0 0,0 0-1 0 0,1 1 1 0 0,0-1-4 0 0,0-1 1 0 0,0 1-1 0 0,0-1 1 0 0,0 0-1 0 0,0 1 1 0 0,-1-1-1 0 0,1 0 1 0 0,0 0-1 0 0,0 0 1 0 0,0-1-1 0 0,0 1 1 0 0,0 0-1 0 0,0-1 0 0 0,0 1 1 0 0,3-2-1 0 0,6-3-92 0 0,1 0-1 0 0,-1-1 0 0 0,0 0 0 0 0,14-11 0 0 0,-8 2 110 0 0,-2 0 0 0 0,0-1 0 0 0,-1 0-1 0 0,0-1 1 0 0,-1-1 0 0 0,15-27 0 0 0,-27 43 856 0 0,-12 29-780 0 0,-2 18-128 0 0,6-25-325 0 0,1 0 0 0 0,1 0 0 0 0,1 0 0 0 0,-1 26 0 0 0,5-43-524 0 0</inkml:trace>
   <inkml:trace contextRef="#ctx0" brushRef="#br0" timeOffset="38442.67">3549 2360 0 0 0,'0'-3'243'0'0,"1"0"0"0"0,-1 0 1 0 0,1-1-1 0 0,-1 1 0 0 0,1 0 0 0 0,0 0 0 0 0,0 0 0 0 0,1 1 1 0 0,-1-1-1 0 0,1 0 0 0 0,-1 0 0 0 0,1 1 0 0 0,0-1 1 0 0,0 1-1 0 0,0-1 0 0 0,0 1 0 0 0,0 0 0 0 0,1 0 1 0 0,4-3-1 0 0,1-1-290 0 0,2 0-1 0 0,-1 1 1 0 0,1 0 0 0 0,11-4 0 0 0,-14 7 44 0 0,-4 2-1 0 0,0-1 0 0 0,1 0 1 0 0,-1 1-1 0 0,0 0 0 0 0,1 0 0 0 0,-1 0 0 0 0,1 0 0 0 0,-1 1 0 0 0,0-1 0 0 0,1 1 1 0 0,-1 0-1 0 0,0 0 0 0 0,6 2 0 0 0,-8-1 0 0 0,-1-1 0 0 0,1 1 0 0 0,0-1 0 0 0,0 1 0 0 0,-1-1 0 0 0,1 1 0 0 0,-1 0 0 0 0,0-1 0 0 0,1 1 0 0 0,-1 0 1 0 0,0 0-1 0 0,0-1 0 0 0,0 1 0 0 0,0 0 0 0 0,0-1 0 0 0,0 1 0 0 0,-1 0 0 0 0,0 2 0 0 0,1-1-1 0 0,-2 10-22 0 0,-1-1 1 0 0,-1 1-1 0 0,0-1 0 0 0,0 0 1 0 0,-2 0-1 0 0,1-1 0 0 0,-1 1 1 0 0,-1-1-1 0 0,0 0 0 0 0,-14 16 0 0 0,19-25-47 0 0,0 4-70 0 0,4-21 151 0 0,0 3-4 0 0,2 0 0 0 0,-1 1 0 0 0,1 0 0 0 0,1 0-1 0 0,0 0 1 0 0,1 0 0 0 0,0 1 0 0 0,1 0 0 0 0,0 0 0 0 0,0 1 0 0 0,1 0 0 0 0,0 0 0 0 0,1 1 0 0 0,0-1 0 0 0,10-6 0 0 0,-16 14 81 0 0,-3 0-78 0 0,1 1 0 0 0,-1 0 0 0 0,0-1 0 0 0,1 1 0 0 0,-1 0 0 0 0,1 0-1 0 0,-1 0 1 0 0,1-1 0 0 0,-1 1 0 0 0,1 0 0 0 0,-1 0 0 0 0,1 0 0 0 0,-1 0 0 0 0,1 0 0 0 0,-1 0 0 0 0,1 0-1 0 0,-1 0 1 0 0,1 0 0 0 0,-1 0 0 0 0,1 0 0 0 0,-1 0 0 0 0,1 0 0 0 0,-1 1 0 0 0,0-1 0 0 0,1 0 0 0 0,-1 0-1 0 0,1 0 1 0 0,-1 1 0 0 0,1-1 0 0 0,-1 0 0 0 0,0 1 0 0 0,1-1 0 0 0,-1 0 0 0 0,0 1 0 0 0,1-1 0 0 0,-1 0 0 0 0,0 1-1 0 0,1-1 1 0 0,-1 1 0 0 0,0-1 0 0 0,0 0 0 0 0,1 1 0 0 0,-1-1 0 0 0,0 1 0 0 0,0-1 0 0 0,0 1 0 0 0,0-1-1 0 0,0 1 1 0 0,0-1 0 0 0,0 2 0 0 0,1 31-11 0 0,-1 0 1 0 0,-8 46-1 0 0,4-40-62 0 0,4-38 65 0 0,-1 2-84 0 0,1-1-1 0 0,-1 1 0 0 0,1 0 0 0 0,0 0 1 0 0,-1 0-1 0 0,2 0 0 0 0,-1 0 1 0 0,0 0-1 0 0,0 0 0 0 0,1 0 0 0 0,0 0 1 0 0,0 0-1 0 0,0 0 0 0 0,0 0 1 0 0,0-1-1 0 0,0 1 0 0 0,2 3 0 0 0,-1-5-346 0 0,1-1-501 0 0,15-4-147 0 0</inkml:trace>
   <inkml:trace contextRef="#ctx0" brushRef="#br0" timeOffset="38594.04">3947 2242 0 0 0,'0'0'2568'0'0,"-4"13"-1775"0"0,-71 239-525 0 0,74-247-622 0 0,1-2 133 0 0,0-1 0 0 0,-1 1 0 0 0,0-1 0 0 0,1 1 1 0 0,-1-1-1 0 0,0 1 0 0 0,0-1 0 0 0,-3 5 0 0 0</inkml:trace>
@@ -9748,7 +9906,7 @@
   <inkml:trace contextRef="#ctx0" brushRef="#br0">292 56 0 0 0,'15'-34'2008'0'0,"-14"32"-1770"0"0,-1-16 1268 0 0,-2 17-1466 0 0,1 2-35 0 0,0-1 1 0 0,-1 1-1 0 0,1 0 0 0 0,0 0 1 0 0,-1-1-1 0 0,1 1 0 0 0,-1-1 0 0 0,1 0 1 0 0,-1 1-1 0 0,1-1 0 0 0,-1 0 0 0 0,1 0 1 0 0,-3 0-1 0 0,-13 3-13 0 0,0 2 0 0 0,0 1 1 0 0,0 0-1 0 0,0 2 0 0 0,1 0 1 0 0,0 0-1 0 0,1 2 0 0 0,0 0 1 0 0,0 1-1 0 0,-15 14 0 0 0,3 19-84 0 0,26-42 62 0 0,4 36-170 0 0,-2-35 185 0 0,18 17 5 0 0,-11-17 12 0 0,0 1 0 0 0,1-1 1 0 0,-1-1-1 0 0,1 0 0 0 0,0 0 1 0 0,-1-1-1 0 0,1 1 0 0 0,0-2 1 0 0,0 0-1 0 0,14-1 0 0 0,40 3-13 0 0,-61-2 8 0 0,0 0 1 0 0,0 1-1 0 0,0-1 1 0 0,0 0 0 0 0,0 1-1 0 0,0-1 1 0 0,0 1-1 0 0,0 0 1 0 0,0 0 0 0 0,-1 0-1 0 0,1 0 1 0 0,0 0-1 0 0,0 0 1 0 0,-1 0-1 0 0,1 0 1 0 0,-1 1 0 0 0,1-1-1 0 0,-1 0 1 0 0,2 3-1 0 0,2 3-2 0 0,-2 0-1 0 0,1 0 0 0 0,-1 1 0 0 0,4 10 1 0 0,-5-13 1 0 0,0 5-9 0 0,1-1 0 0 0,-1 0-1 0 0,-1 1 1 0 0,0-1 0 0 0,0 1 0 0 0,-1-1 0 0 0,0 1 0 0 0,0-1 0 0 0,-1 1 0 0 0,-1-1-1 0 0,1 1 1 0 0,-1-1 0 0 0,-4 10 0 0 0,1-12 19 0 0,0 0-1 0 0,0-1 1 0 0,0 1-1 0 0,-1-1 1 0 0,0-1-1 0 0,0 1 1 0 0,0-1-1 0 0,-1 0 1 0 0,0-1 0 0 0,0 1-1 0 0,0-1 1 0 0,-1-1-1 0 0,1 1 1 0 0,-1-1-1 0 0,-10 2 1 0 0,9-3 17 0 0,-1 0 1 0 0,1-1-1 0 0,0-1 1 0 0,0 0-1 0 0,-1 0 1 0 0,1 0-1 0 0,0-1 1 0 0,-13-3 0 0 0,11 2-2 0 0,-4-1-100 0 0,0 0 0 0 0,1 0-1 0 0,-1-2 1 0 0,-17-7 0 0 0,32 11 39 0 0,-1 1 0 0 0,1 0 1 0 0,-1 0-1 0 0,1 0 0 0 0,0-1 0 0 0,-1 1 0 0 0,1 0 0 0 0,0-1 0 0 0,-1 1 1 0 0,1 0-1 0 0,0-1 0 0 0,-1 1 0 0 0,1 0 0 0 0,0-1 0 0 0,0 1 0 0 0,-1-1 1 0 0,1 1-1 0 0,0-1 0 0 0,0 1 0 0 0,0 0 0 0 0,0-1 0 0 0,0 1 0 0 0,0-1 0 0 0,0 1 1 0 0,0-1-1 0 0,0 1 0 0 0,0-1 0 0 0,0 1 0 0 0,0-1 0 0 0,0 1 0 0 0,0 0 1 0 0,0-1-1 0 0,0 1 0 0 0,0-1 0 0 0,0 1 0 0 0,1-1 0 0 0,-1 1 0 0 0,0 0 1 0 0,0-1-1 0 0,1 1 0 0 0,-1-1 0 0 0,0 1 0 0 0,0 0 0 0 0,1-1 0 0 0,-1 1 1 0 0,0 0-1 0 0,1 0 0 0 0,-1-1 0 0 0,1 1 0 0 0,-1 0 0 0 0,0 0 0 0 0,1-1 1 0 0,-1 1-1 0 0,1 0 0 0 0,-1 0 0 0 0,1 0 0 0 0,0-1 83 0 0,2-2-662 0 0</inkml:trace>
   <inkml:trace contextRef="#ctx0" brushRef="#br0" timeOffset="414.29">578 210 0 0 0,'20'-31'3661'0'0,"-19"29"-2563"0"0,-8 14-1092 0 0,-102 271-441 0 0,106-275 355 0 0,0-1 0 0 0,0 1 0 0 0,1 0 0 0 0,0 0 0 0 0,0 0 0 0 0,0 0 0 0 0,1 1 0 0 0,1 14-1 0 0,0-22 69 0 0,0-1 0 0 0,0 1 0 0 0,0 0 0 0 0,1-1 0 0 0,-1 1 0 0 0,0 0 0 0 0,1 0 0 0 0,-1-1 0 0 0,1 1 0 0 0,-1-1 0 0 0,1 1 0 0 0,-1 0 0 0 0,1-1 0 0 0,-1 1 0 0 0,1-1 0 0 0,-1 1 0 0 0,1-1 0 0 0,0 1 0 0 0,-1-1 0 0 0,1 0 0 0 0,0 1 0 0 0,0-1 0 0 0,-1 0 0 0 0,1 1 0 0 0,0-1 0 0 0,0 0 0 0 0,-1 0 0 0 0,1 0 0 0 0,0 0 0 0 0,0 0 0 0 0,1 0 0 0 0,24-2-53 0 0,-24 2 33 0 0,9-1-79 0 0,1-1 1 0 0,-1-1 0 0 0,-1 1-1 0 0,1-2 1 0 0,0 0-1 0 0,-1 0 1 0 0,0 0 0 0 0,0-2-1 0 0,17-10 1 0 0,-9-5-857 0 0,-11 12 236 0 0</inkml:trace>
   <inkml:trace contextRef="#ctx0" brushRef="#br0" timeOffset="617.13">421 352 0 0 0,'9'-15'1241'0'0,"-4"12"-1191"0"0,1 2 0 0 0,-1-1 0 0 0,1 1 0 0 0,-1-1 0 0 0,1 1 1 0 0,-1 1-1 0 0,1-1 0 0 0,-1 1 0 0 0,1 0 0 0 0,6 1 0 0 0,57 10-603 0 0,-52-7 343 0 0,-9-4-169 0 0,11-3 55 0 0</inkml:trace>
-  <inkml:trace contextRef="#ctx0" brushRef="#br0" timeOffset="1073.14">815 275 0 0 0,'0'0'2861'0'0,"-4"1"-2782"0"0,-4 1-85 0 0,0 0 0 0 0,0 1 0 0 0,0 0 0 0 0,0 0 1 0 0,1 1-1 0 0,0 0 0 0 0,0 1 0 0 0,0-1 0 0 0,0 1 0 0 0,0 1 0 0 0,1-1 0 0 0,0 1 0 0 0,0 0 1 0 0,1 0-1 0 0,0 1 0 0 0,0 0 0 0 0,0 0 0 0 0,1 0 0 0 0,0 0 0 0 0,0 1 0 0 0,1-1 0 0 0,0 1 0 0 0,0 0 1 0 0,1 0-1 0 0,-2 11 0 0 0,4-17-23 0 0,-1 0 0 0 0,1 0 0 0 0,0 0 0 0 0,0 0 0 0 0,0 0 0 0 0,1 0-1 0 0,-1 1 1 0 0,0-1 0 0 0,1 0 0 0 0,-1 0 0 0 0,1 0 0 0 0,0 0 0 0 0,-1-1 0 0 0,1 1 0 0 0,0 0 0 0 0,0 0 0 0 0,1 0 0 0 0,-1-1 0 0 0,0 1 0 0 0,0 0 0 0 0,1-1 0 0 0,-1 1 0 0 0,1-1 0 0 0,0 0 0 0 0,-1 0 0 0 0,1 1 0 0 0,0-1 0 0 0,-1 0 0 0 0,1 0 0 0 0,0 0 0 0 0,0-1 0 0 0,0 1 0 0 0,4 1-1 0 0,1-1-33 0 0,-1 0-1 0 0,1 0 0 0 0,0 0 0 0 0,0-1 0 0 0,-1 0 0 0 0,1-1 0 0 0,0 1 1 0 0,12-4-1 0 0,-8 1 104 0 0,0-1 0 0 0,-1 0 0 0 0,0-1 0 0 0,1 0 0 0 0,-2-1 0 0 0,1 0 0 0 0,-1 0 0 0 0,0-1 0 0 0,0 0 0 0 0,-1-1 0 0 0,0 0 0 0 0,0 0 0 0 0,-1-1 0 0 0,0 0 0 0 0,0 0 0 0 0,-1 0 0 0 0,7-15 0 0 0,-12 22 139 0 0,1-6 374 0 0,-5 7-402 0 0,-3 9-254 0 0,3 0-2 0 0,0 1-1 0 0,0-1 1 0 0,1 1 0 0 0,0 0-1 0 0,0 0 1 0 0,1 0 0 0 0,1 0-1 0 0,-1 0 1 0 0,1 0 0 0 0,1 0-1 0 0,0 0 1 0 0,0 0-1 0 0,0 0 1 0 0,1 0 0 0 0,1 0-1 0 0,0-1 1 0 0,6 15 0 0 0,-5-13-398 0 0</inkml:trace>
+  <inkml:trace contextRef="#ctx0" brushRef="#br0" timeOffset="1073.13">815 275 0 0 0,'0'0'2861'0'0,"-4"1"-2782"0"0,-4 1-85 0 0,0 0 0 0 0,0 1 0 0 0,0 0 0 0 0,0 0 1 0 0,1 1-1 0 0,0 0 0 0 0,0 1 0 0 0,0-1 0 0 0,0 1 0 0 0,0 1 0 0 0,1-1 0 0 0,0 1 0 0 0,0 0 1 0 0,1 0-1 0 0,0 1 0 0 0,0 0 0 0 0,0 0 0 0 0,1 0 0 0 0,0 0 0 0 0,0 1 0 0 0,1-1 0 0 0,0 1 0 0 0,0 0 1 0 0,1 0-1 0 0,-2 11 0 0 0,4-17-23 0 0,-1 0 0 0 0,1 0 0 0 0,0 0 0 0 0,0 0 0 0 0,0 0 0 0 0,1 0-1 0 0,-1 1 1 0 0,0-1 0 0 0,1 0 0 0 0,-1 0 0 0 0,1 0 0 0 0,0 0 0 0 0,-1-1 0 0 0,1 1 0 0 0,0 0 0 0 0,0 0 0 0 0,1 0 0 0 0,-1-1 0 0 0,0 1 0 0 0,0 0 0 0 0,1-1 0 0 0,-1 1 0 0 0,1-1 0 0 0,0 0 0 0 0,-1 0 0 0 0,1 1 0 0 0,0-1 0 0 0,-1 0 0 0 0,1 0 0 0 0,0 0 0 0 0,0-1 0 0 0,0 1 0 0 0,4 1-1 0 0,1-1-33 0 0,-1 0-1 0 0,1 0 0 0 0,0 0 0 0 0,0-1 0 0 0,-1 0 0 0 0,1-1 0 0 0,0 1 1 0 0,12-4-1 0 0,-8 1 104 0 0,0-1 0 0 0,-1 0 0 0 0,0-1 0 0 0,1 0 0 0 0,-2-1 0 0 0,1 0 0 0 0,-1 0 0 0 0,0-1 0 0 0,0 0 0 0 0,-1-1 0 0 0,0 0 0 0 0,0 0 0 0 0,-1-1 0 0 0,0 0 0 0 0,0 0 0 0 0,-1 0 0 0 0,7-15 0 0 0,-12 22 139 0 0,1-6 374 0 0,-5 7-402 0 0,-3 9-254 0 0,3 0-2 0 0,0 1-1 0 0,0-1 1 0 0,1 1 0 0 0,0 0-1 0 0,0 0 1 0 0,1 0 0 0 0,1 0-1 0 0,-1 0 1 0 0,1 0 0 0 0,1 0-1 0 0,0 0 1 0 0,0 0-1 0 0,0 0 1 0 0,1 0 0 0 0,1 0-1 0 0,0-1 1 0 0,6 15 0 0 0,-5-13-398 0 0</inkml:trace>
   <inkml:trace contextRef="#ctx0" brushRef="#br0" timeOffset="1639.39">1091 423 0 0 0,'0'0'2043'0'0,"3"-15"-1469"0"0,3 5-549 0 0,1 2 1 0 0,0-1 0 0 0,1 1-1 0 0,0 0 1 0 0,1 0-1 0 0,-1 1 1 0 0,16-10 0 0 0,-17 12-82 0 0,1 0 0 0 0,0 1 1 0 0,0 0-1 0 0,0 0 0 0 0,0 1 0 0 0,0 0 1 0 0,1 1-1 0 0,-1-1 0 0 0,1 1 0 0 0,13 0 1 0 0,-20 2 37 0 0,0 0 0 0 0,-1 0 0 0 0,1 0 1 0 0,-1 0-1 0 0,1 1 0 0 0,0-1 0 0 0,-1 0 0 0 0,1 1 1 0 0,-1 0-1 0 0,1-1 0 0 0,-1 1 0 0 0,1 0 0 0 0,-1 0 1 0 0,0 0-1 0 0,1-1 0 0 0,-1 2 0 0 0,0-1 0 0 0,0 0 1 0 0,0 0-1 0 0,2 2 0 0 0,-1 0-2 0 0,-1 0 0 0 0,1 0 0 0 0,0 0 1 0 0,-1 0-1 0 0,0 0 0 0 0,0 1 0 0 0,0-1 0 0 0,1 7 0 0 0,0 3-37 0 0,-2 1-1 0 0,1-1 0 0 0,-4 23 0 0 0,2-29 28 0 0,1 0-1 0 0,-2 1 0 0 0,1-1 0 0 0,-1-1 0 0 0,0 1 0 0 0,0 0 1 0 0,-1 0-1 0 0,0-1 0 0 0,-4 8 0 0 0,5-13 14 0 0,-2 1 49 0 0,-1 1 254 0 0,1-14 123 0 0,4 2-384 0 0,0 1 1 0 0,1 0-1 0 0,0 0 1 0 0,0 0-1 0 0,1 0 0 0 0,0 0 1 0 0,0 0-1 0 0,1 0 0 0 0,0 0 1 0 0,0 1-1 0 0,1-1 1 0 0,0 1-1 0 0,0 0 0 0 0,0 0 1 0 0,11-11-1 0 0,-10 13-37 0 0,0 0-1 0 0,0 0 0 0 0,0 0 1 0 0,1 1-1 0 0,-1 0 1 0 0,1 0-1 0 0,0 0 0 0 0,0 1 1 0 0,0 0-1 0 0,1 0 1 0 0,-1 1-1 0 0,1 0 0 0 0,0 0 1 0 0,-1 0-1 0 0,1 1 0 0 0,0 0 1 0 0,0 0-1 0 0,0 0 1 0 0,9 2-1 0 0,-15-1 9 0 0,1 0 0 0 0,0 1 0 0 0,0 0-1 0 0,0-1 1 0 0,-1 1 0 0 0,1 0 0 0 0,0 0 0 0 0,-1 0 0 0 0,1 0-1 0 0,0 0 1 0 0,-1 0 0 0 0,0 0 0 0 0,1 1 0 0 0,-1-1 0 0 0,0 1 0 0 0,1-1-1 0 0,-1 1 1 0 0,0-1 0 0 0,0 1 0 0 0,0-1 0 0 0,-1 1 0 0 0,1 0-1 0 0,0 0 1 0 0,0 0 0 0 0,-1-1 0 0 0,1 1 0 0 0,-1 0 0 0 0,0 0-1 0 0,1 3 1 0 0,0 4 0 0 0,0 1 0 0 0,-1 0 1 0 0,0 0-1 0 0,-1 9 0 0 0,-2 0-66 0 0,2-1 1 0 0,0 1 0 0 0,1-1-1 0 0,1 1 1 0 0,5 31-1 0 0,4-33-671 0 0</inkml:trace>
   <inkml:trace contextRef="#ctx0" brushRef="#br0" timeOffset="1999.2">1733 301 0 0 0,'5'-5'2291'0'0,"-6"25"-2188"0"0,3 36-1 0 0,-1 16-38 0 0,-2-52-53 0 0,0-4-43 0 0,0 0-1 0 0,0 0 0 0 0,-1-1 1 0 0,-1 1-1 0 0,-1-1 0 0 0,0 1 1 0 0,-10 22-1 0 0,13-38 33 0 0,1 1-1 0 0,0-1 0 0 0,-1 1 1 0 0,1 0-1 0 0,-1-1 1 0 0,1 1-1 0 0,-1-1 1 0 0,1 1-1 0 0,-1-1 1 0 0,1 0-1 0 0,-1 1 1 0 0,1-1-1 0 0,-1 1 1 0 0,1-1-1 0 0,-1 0 1 0 0,0 1-1 0 0,1-1 1 0 0,-1 0-1 0 0,0 0 1 0 0,1 0-1 0 0,-1 0 0 0 0,0 1 1 0 0,1-1-1 0 0,-1 0 1 0 0,0 0-1 0 0,1 0 1 0 0,-1 0-1 0 0,0 0 1 0 0,-1-1-1 0 0,0 0 22 0 0,0 0 0 0 0,0 1 0 0 0,0-2 0 0 0,0 1 0 0 0,0 0 0 0 0,0 0-1 0 0,0-1 1 0 0,0 1 0 0 0,-2-3 0 0 0,-1-1 41 0 0,0-1 0 0 0,0 1-1 0 0,1-1 1 0 0,0 0 0 0 0,-5-9 0 0 0,4 4-49 0 0,1 1-1 0 0,1 0 1 0 0,0-1 0 0 0,0 0 0 0 0,1 1 0 0 0,1-1 0 0 0,0 0 0 0 0,0 0-1 0 0,1 0 1 0 0,1-16 0 0 0,-1 25-48 0 0,1 1 3 0 0,-1 1 0 0 0,0-1 0 0 0,1 0 1 0 0,-1 1-1 0 0,0-1 0 0 0,1 1 0 0 0,-1-1 1 0 0,1 1-1 0 0,-1 0 0 0 0,1-1 0 0 0,-1 1 1 0 0,1-1-1 0 0,-1 1 0 0 0,1 0 0 0 0,-1-1 1 0 0,1 1-1 0 0,0 0 0 0 0,-1 0 0 0 0,1 0 1 0 0,0-1-1 0 0,-1 1 0 0 0,1 0 0 0 0,-1 0 1 0 0,1 0-1 0 0,0 0 0 0 0,-1 0 0 0 0,1 0 1 0 0,0 0-1 0 0,-1 0 0 0 0,1 0 0 0 0,0 0 0 0 0,-1 1 1 0 0,1-1-1 0 0,-1 0 0 0 0,1 0 0 0 0,0 1 1 0 0,0-1-1 0 0,20 7-677 0 0,-10-5 303 0 0,-8-1 74 0 0</inkml:trace>
   <inkml:trace contextRef="#ctx0" brushRef="#br0" timeOffset="2484.35">2011 355 0 0 0,'2'-5'395'0'0,"2"-10"2117"0"0,-6 14-1531 0 0,-5 9-1119 0 0,-20 25 148 0 0,16-22-113 0 0,0 2 1 0 0,1-1-1 0 0,1 1 0 0 0,0 1 1 0 0,1-1-1 0 0,0 2 1 0 0,1-1-1 0 0,-9 29 0 0 0,15-42 81 0 0,1 0-1 0 0,0-1 0 0 0,0 1 0 0 0,-1 0 0 0 0,1 0 0 0 0,0 0 1 0 0,0 0-1 0 0,0 0 0 0 0,0 0 0 0 0,0 0 0 0 0,0 0 0 0 0,0 0 1 0 0,0-1-1 0 0,1 1 0 0 0,-1 0 0 0 0,0 0 0 0 0,0 0 1 0 0,1 0-1 0 0,-1 0 0 0 0,1-1 0 0 0,-1 1 0 0 0,1 0 0 0 0,-1 0 1 0 0,1-1-1 0 0,-1 1 0 0 0,2 1 0 0 0,-1-2 5 0 0,0 1 0 0 0,1-1 1 0 0,-1 1-1 0 0,0-1 0 0 0,1 1 0 0 0,-1-1 0 0 0,1 0 1 0 0,-1 0-1 0 0,1 0 0 0 0,-1 0 0 0 0,0 0 0 0 0,1 0 1 0 0,-1 0-1 0 0,1 0 0 0 0,0-1 0 0 0,5 0 3 0 0,-1-1-1 0 0,0 0 0 0 0,0 0 1 0 0,0-1-1 0 0,0 0 1 0 0,7-4-1 0 0,-7 2 33 0 0,-1 0-1 0 0,0 0 1 0 0,0-1 0 0 0,0 1-1 0 0,-1-1 1 0 0,1 0 0 0 0,-1 0-1 0 0,4-9 1 0 0,-1-1 44 0 0,0 0 1 0 0,6-21-1 0 0,-12 35-6 0 0,-3 4-80 0 0,-4 7 23 0 0,3-4 1 0 0,0 0-1 0 0,1 0 1 0 0,0 1-1 0 0,0-1 0 0 0,0 0 1 0 0,1 1-1 0 0,0-1 1 0 0,0 1-1 0 0,0 0 1 0 0,0-1-1 0 0,1 1 0 0 0,0 0 1 0 0,1 5-1 0 0,-1 3-71 0 0,0-8-38 0 0,0-4 50 0 0,0 0 0 0 0,0 0 0 0 0,0 1 0 0 0,0-1 0 0 0,0 0 0 0 0,0 0 0 0 0,1 1 0 0 0,-1-1 0 0 0,1 0 0 0 0,0 0 0 0 0,-1 0 0 0 0,1 0 0 0 0,0 1 0 0 0,2 1 0 0 0,5 6-680 0 0</inkml:trace>
@@ -10020,7 +10178,7 @@
   <inkml:trace contextRef="#ctx0" brushRef="#br0">62 21 0 0 0,'0'0'392'0'0,"12"-8"-142"0"0,1 3-198 0 0,0-3-420 0 0</inkml:trace>
   <inkml:trace contextRef="#ctx0" brushRef="#br0" timeOffset="5814.62">1221 55 0 0 0,'0'0'943'0'0,"5"-22"3141"0"0,-7 29-4016 0 0,0 0 1 0 0,0 0-1 0 0,0 0 0 0 0,1 0 1 0 0,0 1-1 0 0,1 13 0 0 0,4 57 546 0 0,-1-39-309 0 0,16 286 1372 0 0,-10-202-1259 0 0,19 251 971 0 0,-14-220-1097 0 0,6 48 70 0 0,-8-72 187 0 0,-6 149 0 0 0,-6-274-549 0 0,-8 169 152 0 0,5-124-134 0 0,-4 213 3 0 0,7-257-20 0 0,2 4-2 0 0,-1 0 0 0 0,0 0 1 0 0,-1 0-1 0 0,0 0 0 0 0,-2 16 0 0 0,0-10 14 0 0,-2 67 29 0 0,4-80-37 0 0,-1 27-2 0 0,6 16 105 0 0,-5-35-125 0 0,0-1 1 0 0,1 1-1 0 0,1 0 0 0 0,5 20 1 0 0,-6-29 21 0 0,12 96-7 0 0,-5 8-56 0 0,-8-80 110 0 0,0 9 49 0 0,0-33-79 0 0,3 12 12 0 0,-3 4-37 0 0,0-17 4 0 0,6 32-8 0 0,-5-31 7 0 0,0 0-1 0 0,-1 0 0 0 0,1 0 0 0 0,-1 0 0 0 0,0 0 1 0 0,0 0-1 0 0,0 0 0 0 0,0-1 0 0 0,0 1 0 0 0,0 0 1 0 0,0 0-1 0 0,0 0 0 0 0,-1 0 0 0 0,1 0 0 0 0,-1 0 1 0 0,1 0-1 0 0,-2 1 0 0 0,0 0 0 0 0,2 0-2 0 0,-2 5-370 0 0,-10-51-1967 0 0,3 1 1 0 0,-4-48-1 0 0,4 26 251 0 0,2 14-166 0 0</inkml:trace>
   <inkml:trace contextRef="#ctx0" brushRef="#br0" timeOffset="6693.94">2337 9 0 0 0,'0'0'3154'0'0,"1"1"-3500"0"0,-1-1 261 0 0,1 0 1 0 0,-1 1-1 0 0,0-1 0 0 0,1 0 0 0 0,0 1 1 0 0,-1-1-1 0 0,1 0 0 0 0,-1 1 0 0 0,1-1 1 0 0,-1 0-1 0 0,1 0 0 0 0,-1 0 0 0 0,1 1 1 0 0,0-1-1 0 0,-1 0 0 0 0,1 0 0 0 0,-1 0 1 0 0,1 0-1 0 0,1 0 0 0 0,12-7-446 0 0</inkml:trace>
-  <inkml:trace contextRef="#ctx0" brushRef="#br0" timeOffset="9477.86">0 694 0 0 0,'0'0'5609'0'0,"17"1"-5122"0"0,-15-2-322 0 0,17-4 151 0 0,-6 3-271 0 0,-10 1-12 0 0,1 1-18 0 0,90-2 44 0 0,-11 2-114 0 0,-55 2 55 0 0,-15-1 7 0 0,182 1-49 0 0,19-16 42 0 0,18 12 197 0 0,-194 3-131 0 0,-1-1 1 0 0,50-7-1 0 0,74-4 97 0 0,-92 10-122 0 0,380-7 593 0 0,-208 14 12 0 0,-221-2-629 0 0,-19-3-17 0 0,0-1 0 0 0,0 1 1 0 0,0-1-1 0 0,0 0 0 0 0,0 0 0 0 0,0 1 1 0 0,0-1-1 0 0,0 0 0 0 0,1 0 0 0 0,-1 0 1 0 0,0 0-1 0 0,0 0 0 0 0,0 0 0 0 0,0 0 1 0 0,3-1-1 0 0,43-2 38 0 0,64 5 1 0 0,14 0-32 0 0,50 0-20 0 0,41-3-125 0 0,-183-2 139 0 0,148-3-12 0 0,38-5 209 0 0,-212 8-2204 0 0,-14 3 684 0 0</inkml:trace>
+  <inkml:trace contextRef="#ctx0" brushRef="#br0" timeOffset="9477.85">0 694 0 0 0,'0'0'5609'0'0,"17"1"-5122"0"0,-15-2-322 0 0,17-4 151 0 0,-6 3-271 0 0,-10 1-12 0 0,1 1-18 0 0,90-2 44 0 0,-11 2-114 0 0,-55 2 55 0 0,-15-1 7 0 0,182 1-49 0 0,19-16 42 0 0,18 12 197 0 0,-194 3-131 0 0,-1-1 1 0 0,50-7-1 0 0,74-4 97 0 0,-92 10-122 0 0,380-7 593 0 0,-208 14 12 0 0,-221-2-629 0 0,-19-3-17 0 0,0-1 0 0 0,0 1 1 0 0,0-1-1 0 0,0 0 0 0 0,0 0 0 0 0,0 1 1 0 0,0-1-1 0 0,0 0 0 0 0,1 0 0 0 0,-1 0 1 0 0,0 0-1 0 0,0 0 0 0 0,0 0 0 0 0,0 0 1 0 0,3-1-1 0 0,43-2 38 0 0,64 5 1 0 0,14 0-32 0 0,50 0-20 0 0,41-3-125 0 0,-183-2 139 0 0,148-3-12 0 0,38-5 209 0 0,-212 8-2204 0 0,-14 3 684 0 0</inkml:trace>
   <inkml:trace contextRef="#ctx0" brushRef="#br0" timeOffset="10886.47">179 268 0 0 0,'0'0'3602'0'0,"4"0"-3491"0"0,55-2 173 0 0,45 0-149 0 0,-52 7-177 0 0,52 4-2691 0 0</inkml:trace>
   <inkml:trace contextRef="#ctx0" brushRef="#br0" timeOffset="11576.14">380 296 0 0 0,'0'0'2149'0'0,"-14"16"-2085"0"0,-9 60 19 0 0,9-36-63 0 0,3-14-10 0 0,3-1 12 0 0,3-6 34 0 0,-17 35 0 0 0,21-52-48 0 0,-3 3 23 0 0,4-3-32 0 0,-1-1 0 0 0,1 0 1 0 0,-1 0-1 0 0,0 0 0 0 0,1 0 0 0 0,-1 0 0 0 0,0 0 1 0 0,0-1-1 0 0,0 1 0 0 0,0 0 0 0 0,0 0 0 0 0,0 0 1 0 0,0-1-1 0 0,0 1 0 0 0,0 0 0 0 0,0-1 1 0 0,-2 1-1 0 0,-59 9 66 0 0,59-9-54 0 0,-9 0 480 0 0,7 0 932 0 0,12-5-876 0 0,-5 3-446 0 0,49-7 341 0 0,27 13-126 0 0,-19 0-490 0 0,-55-4 79 0 0,28 6-2382 0 0,-29-7 1214 0 0,14 0-283 0 0</inkml:trace>
   <inkml:trace contextRef="#ctx0" brushRef="#br0" timeOffset="12297.93">657 409 0 0 0,'0'0'1187'0'0,"0"-27"1410"0"0,2 24-2546 0 0,0-1 0 0 0,0 1 0 0 0,1-1 0 0 0,-1 1 0 0 0,1 0 0 0 0,0 0 0 0 0,0 0 0 0 0,0 0 0 0 0,0 1 0 0 0,1-1 0 0 0,-1 1 0 0 0,1 0 0 0 0,-1 0 0 0 0,1 0 0 0 0,0 0 0 0 0,0 1 0 0 0,0-1 0 0 0,8-1 0 0 0,4 0-63 0 0,0 1 0 0 0,1 0 0 0 0,28 0 0 0 0,24 11 43 0 0,-68-8-33 0 0,0-1-1 0 0,1 0 0 0 0,-1 1 1 0 0,1 0-1 0 0,-1-1 0 0 0,0 1 1 0 0,0 0-1 0 0,1-1 1 0 0,-1 1-1 0 0,0 0 0 0 0,0 0 1 0 0,0 0-1 0 0,0 0 0 0 0,0 0 1 0 0,0 0-1 0 0,0 0 1 0 0,0 0-1 0 0,0 1 0 0 0,-1-1 1 0 0,1 0-1 0 0,0 1 1 0 0,-1-1-1 0 0,1 0 0 0 0,-1 1 1 0 0,1-1-1 0 0,-1 0 0 0 0,0 1 1 0 0,0-1-1 0 0,0 1 1 0 0,1 1-1 0 0,-1 3-7 0 0,0 0-1 0 0,0 0 1 0 0,0 0-1 0 0,0 1 1 0 0,-3 7-1 0 0,1-4 9 0 0,0-1-1 0 0,-2 1 1 0 0,1-1-1 0 0,-1 0 0 0 0,0 0 1 0 0,-1-1-1 0 0,0 1 1 0 0,0-1-1 0 0,-1 0 0 0 0,0 0 1 0 0,0-1-1 0 0,-1 0 0 0 0,0 0 1 0 0,0 0-1 0 0,-1-1 1 0 0,0 0-1 0 0,0-1 0 0 0,0 1 1 0 0,-1-2-1 0 0,1 1 1 0 0,-1-1-1 0 0,0 0 0 0 0,-1-1 1 0 0,-16 4-1 0 0,18-6 0 0 0,0 0 0 0 0,0 0 0 0 0,0 0 0 0 0,0-1 0 0 0,0-1 0 0 0,0 1 0 0 0,0-1 0 0 0,0-1 0 0 0,1 1 0 0 0,-1-1 0 0 0,0-1 0 0 0,-8-3 0 0 0,10 2 7 0 0,1 0 0 0 0,0 0 0 0 0,1 0 0 0 0,-1 0 0 0 0,1-1 0 0 0,0 0 0 0 0,0 0 0 0 0,0 0 0 0 0,0 0 0 0 0,1-1 0 0 0,0 1 0 0 0,0-1 0 0 0,1 0 0 0 0,0 0 0 0 0,-3-10 0 0 0,6 12-2 0 0,4-5 2 0 0,-4 2 12 0 0,-1 4-13 0 0,9-8 18 0 0,-7 10-38 0 0,1 1-1 0 0,4 1 10 0 0,-1 0 1 0 0,0 1 0 0 0,1-1-1 0 0,-1 1 1 0 0,0 1 0 0 0,0-1-1 0 0,0 1 1 0 0,0 0 0 0 0,-1 0-1 0 0,1 1 1 0 0,-1 0 0 0 0,0 0-1 0 0,0 0 1 0 0,0 1 0 0 0,0-1-1 0 0,5 9 1 0 0,36 28 15 0 0,-24-12 24 0 0,-2 2-1 0 0,-1 0 1 0 0,16 34-1 0 0,-18-37-575 0 0,-17-27 471 0 0,0-1 0 0 0,1 1 0 0 0,-1 0 0 0 0,0-1 0 0 0,1 1 0 0 0,-1-1 0 0 0,1 1 0 0 0,-1 0 0 0 0,1-1 0 0 0,-1 1 0 0 0,1-1 0 0 0,-1 1 0 0 0,1-1 0 0 0,-1 1 0 0 0,1-1 0 0 0,0 0 0 0 0,-1 1 0 0 0,1-1-1 0 0,0 0 1 0 0,-1 1 0 0 0,1-1 0 0 0,0 0 0 0 0,-1 0 0 0 0,1 0 0 0 0,0 0 0 0 0,0 1 0 0 0,-1-1 0 0 0,1 0 0 0 0,0 0 0 0 0,0-1 0 0 0,-1 1 0 0 0,1 0 0 0 0,0 0 0 0 0,-1 0 0 0 0,2-1 0 0 0</inkml:trace>
@@ -10028,7 +10186,7 @@
   <inkml:trace contextRef="#ctx0" brushRef="#br0" timeOffset="20794.94">2059 282 0 0 0,'1'-3'187'0'0,"0"1"88"0"0,0-1-1 0 0,0 1 1 0 0,0-1 0 0 0,0 0-1 0 0,0 0 1 0 0,-1 0 0 0 0,1 1-1 0 0,-1-1 1 0 0,0 0 0 0 0,0 0-1 0 0,0 0 1 0 0,-1-5 744 0 0,-2 7-961 0 0,-3-1-52 0 0,-1 1-1 0 0,0 0 1 0 0,1 0-1 0 0,-1 0 1 0 0,0 1-1 0 0,1 0 1 0 0,-1 1-1 0 0,0-1 1 0 0,1 1-1 0 0,-1 0 1 0 0,0 1-1 0 0,1-1 1 0 0,-1 1-1 0 0,1 1 1 0 0,0-1-1 0 0,0 1 1 0 0,0 0-1 0 0,0 1 1 0 0,-9 6-1 0 0,9-5 1 0 0,-6 6-3 0 0,1 3-2 0 0,-9 14-64 0 0,18-18 11 0 0,1-5 48 0 0,1-2-37 0 0,14 16-494 0 0,-5-15 471 0 0,-1-1-1 0 0,0 0 1 0 0,1 0-1 0 0,0-1 0 0 0,0 0 1 0 0,0-1-1 0 0,0 0 1 0 0,0 0-1 0 0,0-1 0 0 0,0 0 1 0 0,0-1-1 0 0,-1 0 1 0 0,1 0-1 0 0,10-3 0 0 0,48-13-254 0 0,-65 16 300 0 0,5-4-16 0 0,-6 5 68 0 0,-1 0 0 0 0,1 0 0 0 0,0-1 0 0 0,0 1 0 0 0,-1 0 0 0 0,1-1 0 0 0,0 1 0 0 0,-1 0 0 0 0,1-1 0 0 0,-1 1 0 0 0,1-1 0 0 0,-1 1 0 0 0,1-1 0 0 0,-1 1 0 0 0,1-1 0 0 0,-1 0 0 0 0,1 1 0 0 0,-1-1 0 0 0,1 0 0 0 0,-1 1 0 0 0,0-1 0 0 0,0 0 0 0 0,1 1 0 0 0,-1-2 0 0 0,-1-1 220 0 0,-1 11-163 0 0,-4 25-157 0 0,0-4 49 0 0,-44 155 60 0 0,44-167-39 0 0,-1 1-1 0 0,-13 24 1 0 0,18-37-24 0 0,-1 0 0 0 0,-1 0 0 0 0,1 0 0 0 0,-1 0 0 0 0,0 0 0 0 0,0-1 1 0 0,0 1-1 0 0,0-1 0 0 0,-1 0 0 0 0,-10 6 0 0 0,13-9 13 0 0,-1 0 0 0 0,0 0 0 0 0,1-1 0 0 0,-1 1-1 0 0,0-1 1 0 0,0 1 0 0 0,0-1 0 0 0,1 0 0 0 0,-1 0 0 0 0,0-1 0 0 0,0 1 0 0 0,0 0-1 0 0,1-1 1 0 0,-1 0 0 0 0,0 0 0 0 0,1 0 0 0 0,-1 0 0 0 0,0 0 0 0 0,1 0 0 0 0,-1 0-1 0 0,-3-4 1 0 0,3 3 12 0 0,0 0-1 0 0,0 0 1 0 0,0 0-1 0 0,1-1 0 0 0,-1 1 1 0 0,1-1-1 0 0,-1 0 1 0 0,1 0-1 0 0,0 0 1 0 0,0 0-1 0 0,0 0 0 0 0,0-1 1 0 0,1 1-1 0 0,-1 0 1 0 0,1-1-1 0 0,-2-5 0 0 0,3 6-3 0 0,-1 1 0 0 0,1-1-1 0 0,0 0 1 0 0,0 0 0 0 0,0 0-1 0 0,0 0 1 0 0,0 0 0 0 0,0 0-1 0 0,1 1 1 0 0,-1-1 0 0 0,1 0-1 0 0,0 0 1 0 0,0 1 0 0 0,0-1-1 0 0,0 0 1 0 0,1 1-1 0 0,-1-1 1 0 0,1 1 0 0 0,-1-1-1 0 0,1 1 1 0 0,0 0 0 0 0,0 0-1 0 0,0 0 1 0 0,0 0 0 0 0,0 0-1 0 0,1 0 1 0 0,-1 0 0 0 0,0 1-1 0 0,1-1 1 0 0,-1 1 0 0 0,1 0-1 0 0,0 0 1 0 0,-1 0 0 0 0,1 0-1 0 0,0 0 1 0 0,0 1-1 0 0,0-1 1 0 0,3 0 0 0 0,4 1-109 0 0,0 0 0 0 0,0 1 0 0 0,18 3 1 0 0,34 3-1563 0 0,-36-7 691 0 0</inkml:trace>
   <inkml:trace contextRef="#ctx0" brushRef="#br0" timeOffset="21362.56">2376 536 0 0 0,'7'-6'3159'0'0,"-12"32"-3078"0"0,1 1 1 0 0,2-1-1 0 0,1 41 0 0 0,1-64-83 0 0,0 7-88 0 0,3-8 29 0 0,2-11 44 0 0,3-20 3 0 0,-1 0 0 0 0,-2-1 0 0 0,-1 0 0 0 0,1-49-1 0 0,-4 45 25 0 0,2 0-1 0 0,1 0 0 0 0,12-45 0 0 0,-15 76-12 0 0,0 0-1 0 0,0 0 1 0 0,0 0 0 0 0,1 0-1 0 0,-1 0 1 0 0,1 0 0 0 0,-1 0-1 0 0,1 0 1 0 0,0 1 0 0 0,0-1-1 0 0,0 1 1 0 0,1 0 0 0 0,-1-1-1 0 0,0 1 1 0 0,1 0 0 0 0,0 0-1 0 0,-1 1 1 0 0,1-1 0 0 0,0 0-1 0 0,0 1 1 0 0,0 0 0 0 0,0 0-1 0 0,0 0 1 0 0,0 0 0 0 0,0 0-1 0 0,6 0 1 0 0,-8 0-2 0 0,2 1-17 0 0,5 0-41 0 0,0 0 0 0 0,-1 1 0 0 0,1 0 0 0 0,0 1 0 0 0,11 3 1 0 0,-17-4 38 0 0,1 0 0 0 0,0 0 1 0 0,-1 0-1 0 0,1 0 1 0 0,-1 1-1 0 0,1-1 0 0 0,-1 1 1 0 0,0-1-1 0 0,1 1 1 0 0,-1 0-1 0 0,0 0 0 0 0,0 0 1 0 0,0 0-1 0 0,-1 0 1 0 0,1 1-1 0 0,0-1 0 0 0,1 4 1 0 0,-2-4-8 0 0,-1 0 25 0 0,0 0 0 0 0,0 0 0 0 0,0-1 1 0 0,0 1-1 0 0,0 0 0 0 0,0 0 0 0 0,-1-1 0 0 0,1 1 1 0 0,-1 0-1 0 0,1-1 0 0 0,-1 1 0 0 0,0 0 0 0 0,1-1 0 0 0,-1 1 1 0 0,0-1-1 0 0,0 1 0 0 0,0-1 0 0 0,-1 1 0 0 0,1-1 1 0 0,0 0-1 0 0,-3 2 0 0 0,-3 2-13 0 0,0-1 0 0 0,-1-1 0 0 0,1 1 0 0 0,-1-1 0 0 0,0-1 0 0 0,0 0-1 0 0,-11 2 1 0 0,17-3-44 0 0,-17 2-1168 0 0</inkml:trace>
   <inkml:trace contextRef="#ctx0" brushRef="#br0" timeOffset="21930.1">2995 323 0 0 0,'1'-1'135'0'0,"-1"0"-1"0"0,1 0 1 0 0,-1-1 0 0 0,0 1 0 0 0,1 0-1 0 0,-1 0 1 0 0,0 0 0 0 0,0 0 0 0 0,0 0-1 0 0,0-1 1 0 0,0 1 0 0 0,0 0 0 0 0,0 0-1 0 0,0 0 1 0 0,0 0 0 0 0,-1 0-1 0 0,1 0 1 0 0,0-1 0 0 0,-1 1 0 0 0,1 0-1 0 0,-1 0 1 0 0,1 0 0 0 0,-1 0 0 0 0,0 0-1 0 0,1 0 1 0 0,-2 0 0 0 0,1-1-56 0 0,0 4-71 0 0,0-1-1 0 0,0 0 0 0 0,-1 1 1 0 0,1-1-1 0 0,0 0 0 0 0,0 0 1 0 0,-1 0-1 0 0,1 0 0 0 0,-1 0 1 0 0,1 0-1 0 0,-1-1 0 0 0,1 1 1 0 0,-1 0-1 0 0,-3 0 0 0 0,-11 7 28 0 0,7-1-52 0 0,0-1-1 0 0,0 1 1 0 0,1 0 0 0 0,0 1 0 0 0,1 0 0 0 0,-1 0 0 0 0,2 1-1 0 0,-1 0 1 0 0,1 0 0 0 0,0 1 0 0 0,1-1 0 0 0,0 1 0 0 0,1 0-1 0 0,0 1 1 0 0,0-1 0 0 0,1 1 0 0 0,-3 20 0 0 0,6-30 2 0 0,0 0-1 0 0,0 1 1 0 0,0-1 0 0 0,0 0 0 0 0,0 0-1 0 0,0 0 1 0 0,0 0 0 0 0,0 0 0 0 0,1 0-1 0 0,-1 0 1 0 0,0 0 0 0 0,1 0 0 0 0,-1 0-1 0 0,0 0 1 0 0,1 0 0 0 0,0 0 0 0 0,-1-1-1 0 0,1 1 1 0 0,-1 0 0 0 0,1 0 0 0 0,0 0-1 0 0,0-1 1 0 0,-1 1 0 0 0,3 1 0 0 0,-1-1-6 0 0,0 0 1 0 0,0 0 0 0 0,0-1 0 0 0,0 1-1 0 0,1 0 1 0 0,-1-1 0 0 0,0 0 0 0 0,1 1-1 0 0,-1-1 1 0 0,5 0 0 0 0,1-1-19 0 0,1 0 0 0 0,-1 0 0 0 0,1-1-1 0 0,13-5 1 0 0,-11 4 41 0 0,1-1-1 0 0,-1 0 1 0 0,-1-1 0 0 0,1-1-1 0 0,-1 1 1 0 0,0-2-1 0 0,0 1 1 0 0,0-1-1 0 0,-1-1 1 0 0,0 0-1 0 0,-1 0 1 0 0,8-10-1 0 0,-14 16 47 0 0,13-17 463 0 0,-15 19-493 0 0,0 0-1 0 0,-1 0 1 0 0,1 0 0 0 0,0 0 0 0 0,0 1-1 0 0,0-1 1 0 0,-1 0 0 0 0,1 0 0 0 0,0 0-1 0 0,0 0 1 0 0,-1 0 0 0 0,1 0 0 0 0,0 0-1 0 0,0-1 1 0 0,0 1 0 0 0,-1 0 0 0 0,1 0-1 0 0,0 0 1 0 0,0 0 0 0 0,-1 0 0 0 0,1 0-1 0 0,0 0 1 0 0,0 0 0 0 0,0-1 0 0 0,0 1-1 0 0,-1 0 1 0 0,1 0 0 0 0,0 0 0 0 0,0 0-1 0 0,0 0 1 0 0,0-1 0 0 0,0 1 0 0 0,-1 0-1 0 0,1 0 1 0 0,0 0 0 0 0,0-1 0 0 0,0 1-1 0 0,0 0 1 0 0,0 0 0 0 0,0 0 0 0 0,0-1-1 0 0,0 1 1 0 0,0 0 0 0 0,0 0 0 0 0,0-1-1 0 0,0 1 1 0 0,0 0 0 0 0,0 0 0 0 0,0 0-1 0 0,0-1 1 0 0,0 1 0 0 0,0 0 0 0 0,0 0-1 0 0,0-1 1 0 0,-3 4-21 0 0,-1 1 1 0 0,1-1-1 0 0,0 1 0 0 0,0-1 1 0 0,0 1-1 0 0,0 0 0 0 0,1 0 0 0 0,0 0 1 0 0,0 1-1 0 0,0-1 0 0 0,-2 8 0 0 0,3-10 0 0 0,-6 14-34 0 0,3-6-23 0 0,0 0 0 0 0,0 0 0 0 0,-3 18 0 0 0,7-25 28 0 0,-1 0 1 0 0,1 0-1 0 0,0 1 1 0 0,0-1-1 0 0,0 0 1 0 0,0 0-1 0 0,1 1 1 0 0,-1-1-1 0 0,1 0 0 0 0,0 0 1 0 0,0 0-1 0 0,0 0 1 0 0,0 0-1 0 0,1 0 1 0 0,-1 0-1 0 0,3 4 1 0 0,-2-5-17 0 0,1 0 0 0 0,-1 1 1 0 0,0-1-1 0 0,1 0 0 0 0,-1 0 1 0 0,1-1-1 0 0,-1 1 0 0 0,1 0 0 0 0,0-1 1 0 0,0 0-1 0 0,0 1 0 0 0,0-1 1 0 0,0 0-1 0 0,0-1 0 0 0,6 2 0 0 0,-2-1-188 0 0,0 0 0 0 0,0-1 0 0 0,0 0 0 0 0,0 0-1 0 0,12-2 1 0 0,-3-2-716 0 0</inkml:trace>
-  <inkml:trace contextRef="#ctx0" brushRef="#br0" timeOffset="23217.13">357 1020 0 0 0,'2'-25'4112'0'0,"-1"44"-4109"0"0,1 1 6 0 0,-1 0 1 0 0,-1 0-1 0 0,-1 1 0 0 0,-3 20 1 0 0,-2-13-88 0 0,3-18-106 0 0,1 1 1 0 0,0-1-1 0 0,1 1 0 0 0,0-1 1 0 0,0 1-1 0 0,1 0 0 0 0,2 15 1 0 0</inkml:trace>
+  <inkml:trace contextRef="#ctx0" brushRef="#br0" timeOffset="23217.12">357 1020 0 0 0,'2'-25'4112'0'0,"-1"44"-4109"0"0,1 1 6 0 0,-1 0 1 0 0,-1 0-1 0 0,-1 1 0 0 0,-3 20 1 0 0,-2-13-88 0 0,3-18-106 0 0,1 1 1 0 0,0-1-1 0 0,1 1 0 0 0,0-1 1 0 0,0 1-1 0 0,1 0 0 0 0,2 15 1 0 0</inkml:trace>
 </inkml:ink>
 </file>
 
